--- a/output/tables/GEO/GSE39582/GSE39582_cox_OS_pMMR.docx
+++ b/output/tables/GEO/GSE39582/GSE39582_cox_OS_pMMR.docx
@@ -40,7 +40,7 @@
         <w:gridCol w:w="1145"/>
         <w:gridCol w:w="681"/>
         <w:gridCol w:w="931"/>
-        <w:gridCol w:w="1701"/>
+        <w:gridCol w:w="1611"/>
         <w:gridCol w:w="917"/>
         <w:gridCol w:w="1136"/>
       </w:tblGrid>
@@ -2600,62 +2600,62 @@
                 <w:szCs w:val="18"/>
                 <w:color w:val="000000"/>
               </w:rPr>
-              <w:t xml:space="preserve">0.73 (0.53–1.01)</w:t>
-            </w:r>
-          </w:p>
-        </w:tc>
-        <w:tc>
-          <w:tcPr>
-            <w:tcBorders>
-              <w:bottom w:val="none" w:sz="0" w:space="0" w:color="000000"/>
-              <w:top w:val="none" w:sz="0" w:space="0" w:color="000000"/>
-              <w:left w:val="none" w:sz="0" w:space="0" w:color="000000"/>
-              <w:right w:val="none" w:sz="0" w:space="0" w:color="000000"/>
-            </w:tcBorders>
-            <w:shd w:val="clear" w:color="auto" w:fill="FFFFFF"/>
-            <w:tcMar>
-              <w:top w:w="0" w:type="dxa"/>
-              <w:bottom w:w="0" w:type="dxa"/>
-              <w:left w:w="0" w:type="dxa"/>
-              <w:right w:w="0" w:type="dxa"/>
-            </w:tcMar>
-            <w:vAlign w:val="center"/>
-          </w:tcPr>
-          <w:p>
-            <w:pPr>
-              <w:pStyle w:val="Normal"/>
-              <w:jc w:val="left"/>
-              <w:pBdr>
-                <w:bottom w:val="none" w:sz="0" w:space="0" w:color="000000"/>
-                <w:top w:val="none" w:sz="0" w:space="0" w:color="000000"/>
-                <w:left w:val="none" w:sz="0" w:space="0" w:color="000000"/>
-                <w:right w:val="none" w:sz="0" w:space="0" w:color="000000"/>
-              </w:pBdr>
-              <w:spacing w:after="100" w:before="100" w:line="240"/>
-              <w:ind w:left="100" w:right="100" w:firstLine="0" w:firstLineChars="0"/>
-              <w:rPr>
-                <w:rFonts w:ascii="Times New Roman" w:hAnsi="Times New Roman" w:eastAsia="Times New Roman" w:cs="Times New Roman"/>
-                <w:i w:val="false"/>
-                <w:b w:val="false"/>
-                <w:u w:val="none"/>
-                <w:strike w:val="false"/>
-                <w:sz w:val="18"/>
-                <w:szCs w:val="18"/>
-                <w:color w:val="000000"/>
-              </w:rPr>
-            </w:pPr>
-            <w:r>
-              <w:rPr>
-                <w:rFonts w:ascii="Times New Roman" w:hAnsi="Times New Roman" w:eastAsia="Times New Roman" w:cs="Times New Roman"/>
-                <w:i w:val="false"/>
-                <w:b w:val="false"/>
-                <w:u w:val="none"/>
-                <w:strike w:val="false"/>
-                <w:sz w:val="18"/>
-                <w:szCs w:val="18"/>
-                <w:color w:val="000000"/>
-              </w:rPr>
-              <w:t xml:space="preserve">0.058</w:t>
+              <w:t xml:space="preserve">0.76 (0.56–1.05)</w:t>
+            </w:r>
+          </w:p>
+        </w:tc>
+        <w:tc>
+          <w:tcPr>
+            <w:tcBorders>
+              <w:bottom w:val="none" w:sz="0" w:space="0" w:color="000000"/>
+              <w:top w:val="none" w:sz="0" w:space="0" w:color="000000"/>
+              <w:left w:val="none" w:sz="0" w:space="0" w:color="000000"/>
+              <w:right w:val="none" w:sz="0" w:space="0" w:color="000000"/>
+            </w:tcBorders>
+            <w:shd w:val="clear" w:color="auto" w:fill="FFFFFF"/>
+            <w:tcMar>
+              <w:top w:w="0" w:type="dxa"/>
+              <w:bottom w:w="0" w:type="dxa"/>
+              <w:left w:w="0" w:type="dxa"/>
+              <w:right w:w="0" w:type="dxa"/>
+            </w:tcMar>
+            <w:vAlign w:val="center"/>
+          </w:tcPr>
+          <w:p>
+            <w:pPr>
+              <w:pStyle w:val="Normal"/>
+              <w:jc w:val="left"/>
+              <w:pBdr>
+                <w:bottom w:val="none" w:sz="0" w:space="0" w:color="000000"/>
+                <w:top w:val="none" w:sz="0" w:space="0" w:color="000000"/>
+                <w:left w:val="none" w:sz="0" w:space="0" w:color="000000"/>
+                <w:right w:val="none" w:sz="0" w:space="0" w:color="000000"/>
+              </w:pBdr>
+              <w:spacing w:after="100" w:before="100" w:line="240"/>
+              <w:ind w:left="100" w:right="100" w:firstLine="0" w:firstLineChars="0"/>
+              <w:rPr>
+                <w:rFonts w:ascii="Times New Roman" w:hAnsi="Times New Roman" w:eastAsia="Times New Roman" w:cs="Times New Roman"/>
+                <w:i w:val="false"/>
+                <w:b w:val="false"/>
+                <w:u w:val="none"/>
+                <w:strike w:val="false"/>
+                <w:sz w:val="18"/>
+                <w:szCs w:val="18"/>
+                <w:color w:val="000000"/>
+              </w:rPr>
+            </w:pPr>
+            <w:r>
+              <w:rPr>
+                <w:rFonts w:ascii="Times New Roman" w:hAnsi="Times New Roman" w:eastAsia="Times New Roman" w:cs="Times New Roman"/>
+                <w:i w:val="false"/>
+                <w:b w:val="false"/>
+                <w:u w:val="none"/>
+                <w:strike w:val="false"/>
+                <w:sz w:val="18"/>
+                <w:szCs w:val="18"/>
+                <w:color w:val="000000"/>
+              </w:rPr>
+              <w:t xml:space="preserve">0.097</w:t>
             </w:r>
           </w:p>
         </w:tc>
@@ -3045,7 +3045,7 @@
                 <w:szCs w:val="18"/>
                 <w:color w:val="000000"/>
               </w:rPr>
-              <w:t xml:space="preserve">1.38 (1.21–1.58)</w:t>
+              <w:t xml:space="preserve">1.03 (1.01–1.04)</w:t>
             </w:r>
           </w:p>
         </w:tc>
@@ -3935,62 +3935,62 @@
                 <w:szCs w:val="18"/>
                 <w:color w:val="000000"/>
               </w:rPr>
-              <w:t xml:space="preserve">0.85 (0.62–1.17)</w:t>
-            </w:r>
-          </w:p>
-        </w:tc>
-        <w:tc>
-          <w:tcPr>
-            <w:tcBorders>
-              <w:bottom w:val="none" w:sz="0" w:space="0" w:color="000000"/>
-              <w:top w:val="none" w:sz="0" w:space="0" w:color="000000"/>
-              <w:left w:val="none" w:sz="0" w:space="0" w:color="000000"/>
-              <w:right w:val="none" w:sz="0" w:space="0" w:color="000000"/>
-            </w:tcBorders>
-            <w:shd w:val="clear" w:color="auto" w:fill="FFFFFF"/>
-            <w:tcMar>
-              <w:top w:w="0" w:type="dxa"/>
-              <w:bottom w:w="0" w:type="dxa"/>
-              <w:left w:w="0" w:type="dxa"/>
-              <w:right w:w="0" w:type="dxa"/>
-            </w:tcMar>
-            <w:vAlign w:val="center"/>
-          </w:tcPr>
-          <w:p>
-            <w:pPr>
-              <w:pStyle w:val="Normal"/>
-              <w:jc w:val="left"/>
-              <w:pBdr>
-                <w:bottom w:val="none" w:sz="0" w:space="0" w:color="000000"/>
-                <w:top w:val="none" w:sz="0" w:space="0" w:color="000000"/>
-                <w:left w:val="none" w:sz="0" w:space="0" w:color="000000"/>
-                <w:right w:val="none" w:sz="0" w:space="0" w:color="000000"/>
-              </w:pBdr>
-              <w:spacing w:after="100" w:before="100" w:line="240"/>
-              <w:ind w:left="100" w:right="100" w:firstLine="0" w:firstLineChars="0"/>
-              <w:rPr>
-                <w:rFonts w:ascii="Times New Roman" w:hAnsi="Times New Roman" w:eastAsia="Times New Roman" w:cs="Times New Roman"/>
-                <w:i w:val="false"/>
-                <w:b w:val="false"/>
-                <w:u w:val="none"/>
-                <w:strike w:val="false"/>
-                <w:sz w:val="18"/>
-                <w:szCs w:val="18"/>
-                <w:color w:val="000000"/>
-              </w:rPr>
-            </w:pPr>
-            <w:r>
-              <w:rPr>
-                <w:rFonts w:ascii="Times New Roman" w:hAnsi="Times New Roman" w:eastAsia="Times New Roman" w:cs="Times New Roman"/>
-                <w:i w:val="false"/>
-                <w:b w:val="false"/>
-                <w:u w:val="none"/>
-                <w:strike w:val="false"/>
-                <w:sz w:val="18"/>
-                <w:szCs w:val="18"/>
-                <w:color w:val="000000"/>
-              </w:rPr>
-              <w:t xml:space="preserve">0.319</w:t>
+              <w:t xml:space="preserve">0.86 (0.62–1.18)</w:t>
+            </w:r>
+          </w:p>
+        </w:tc>
+        <w:tc>
+          <w:tcPr>
+            <w:tcBorders>
+              <w:bottom w:val="none" w:sz="0" w:space="0" w:color="000000"/>
+              <w:top w:val="none" w:sz="0" w:space="0" w:color="000000"/>
+              <w:left w:val="none" w:sz="0" w:space="0" w:color="000000"/>
+              <w:right w:val="none" w:sz="0" w:space="0" w:color="000000"/>
+            </w:tcBorders>
+            <w:shd w:val="clear" w:color="auto" w:fill="FFFFFF"/>
+            <w:tcMar>
+              <w:top w:w="0" w:type="dxa"/>
+              <w:bottom w:w="0" w:type="dxa"/>
+              <w:left w:w="0" w:type="dxa"/>
+              <w:right w:w="0" w:type="dxa"/>
+            </w:tcMar>
+            <w:vAlign w:val="center"/>
+          </w:tcPr>
+          <w:p>
+            <w:pPr>
+              <w:pStyle w:val="Normal"/>
+              <w:jc w:val="left"/>
+              <w:pBdr>
+                <w:bottom w:val="none" w:sz="0" w:space="0" w:color="000000"/>
+                <w:top w:val="none" w:sz="0" w:space="0" w:color="000000"/>
+                <w:left w:val="none" w:sz="0" w:space="0" w:color="000000"/>
+                <w:right w:val="none" w:sz="0" w:space="0" w:color="000000"/>
+              </w:pBdr>
+              <w:spacing w:after="100" w:before="100" w:line="240"/>
+              <w:ind w:left="100" w:right="100" w:firstLine="0" w:firstLineChars="0"/>
+              <w:rPr>
+                <w:rFonts w:ascii="Times New Roman" w:hAnsi="Times New Roman" w:eastAsia="Times New Roman" w:cs="Times New Roman"/>
+                <w:i w:val="false"/>
+                <w:b w:val="false"/>
+                <w:u w:val="none"/>
+                <w:strike w:val="false"/>
+                <w:sz w:val="18"/>
+                <w:szCs w:val="18"/>
+                <w:color w:val="000000"/>
+              </w:rPr>
+            </w:pPr>
+            <w:r>
+              <w:rPr>
+                <w:rFonts w:ascii="Times New Roman" w:hAnsi="Times New Roman" w:eastAsia="Times New Roman" w:cs="Times New Roman"/>
+                <w:i w:val="false"/>
+                <w:b w:val="false"/>
+                <w:u w:val="none"/>
+                <w:strike w:val="false"/>
+                <w:sz w:val="18"/>
+                <w:szCs w:val="18"/>
+                <w:color w:val="000000"/>
+              </w:rPr>
+              <w:t xml:space="preserve">0.349</w:t>
             </w:r>
           </w:p>
         </w:tc>
@@ -4160,62 +4160,62 @@
                 <w:szCs w:val="18"/>
                 <w:color w:val="000000"/>
               </w:rPr>
-              <w:t xml:space="preserve">Pathologic stage</w:t>
-            </w:r>
-          </w:p>
-        </w:tc>
-        <w:tc>
-          <w:tcPr>
-            <w:tcBorders>
-              <w:bottom w:val="none" w:sz="0" w:space="0" w:color="000000"/>
-              <w:top w:val="none" w:sz="0" w:space="0" w:color="000000"/>
-              <w:left w:val="none" w:sz="0" w:space="0" w:color="000000"/>
-              <w:right w:val="none" w:sz="0" w:space="0" w:color="000000"/>
-            </w:tcBorders>
-            <w:shd w:val="clear" w:color="auto" w:fill="FFFFFF"/>
-            <w:tcMar>
-              <w:top w:w="0" w:type="dxa"/>
-              <w:bottom w:w="0" w:type="dxa"/>
-              <w:left w:w="0" w:type="dxa"/>
-              <w:right w:w="0" w:type="dxa"/>
-            </w:tcMar>
-            <w:vAlign w:val="center"/>
-          </w:tcPr>
-          <w:p>
-            <w:pPr>
-              <w:pStyle w:val="Normal"/>
-              <w:jc w:val="left"/>
-              <w:pBdr>
-                <w:bottom w:val="none" w:sz="0" w:space="0" w:color="000000"/>
-                <w:top w:val="none" w:sz="0" w:space="0" w:color="000000"/>
-                <w:left w:val="none" w:sz="0" w:space="0" w:color="000000"/>
-                <w:right w:val="none" w:sz="0" w:space="0" w:color="000000"/>
-              </w:pBdr>
-              <w:spacing w:after="100" w:before="100" w:line="240"/>
-              <w:ind w:left="100" w:right="100" w:firstLine="0" w:firstLineChars="0"/>
-              <w:rPr>
-                <w:rFonts w:ascii="Times New Roman" w:hAnsi="Times New Roman" w:eastAsia="Times New Roman" w:cs="Times New Roman"/>
-                <w:i w:val="false"/>
-                <w:b w:val="false"/>
-                <w:u w:val="none"/>
-                <w:strike w:val="false"/>
-                <w:sz w:val="18"/>
-                <w:szCs w:val="18"/>
-                <w:color w:val="000000"/>
-              </w:rPr>
-            </w:pPr>
-            <w:r>
-              <w:rPr>
-                <w:rFonts w:ascii="Times New Roman" w:hAnsi="Times New Roman" w:eastAsia="Times New Roman" w:cs="Times New Roman"/>
-                <w:i w:val="false"/>
-                <w:b w:val="false"/>
-                <w:u w:val="none"/>
-                <w:strike w:val="false"/>
-                <w:sz w:val="18"/>
-                <w:szCs w:val="18"/>
-                <w:color w:val="000000"/>
-              </w:rPr>
-              <w:t xml:space="preserve">I (ref)</w:t>
+              <w:t xml:space="preserve">Pathologic stage group</w:t>
+            </w:r>
+          </w:p>
+        </w:tc>
+        <w:tc>
+          <w:tcPr>
+            <w:tcBorders>
+              <w:bottom w:val="none" w:sz="0" w:space="0" w:color="000000"/>
+              <w:top w:val="none" w:sz="0" w:space="0" w:color="000000"/>
+              <w:left w:val="none" w:sz="0" w:space="0" w:color="000000"/>
+              <w:right w:val="none" w:sz="0" w:space="0" w:color="000000"/>
+            </w:tcBorders>
+            <w:shd w:val="clear" w:color="auto" w:fill="FFFFFF"/>
+            <w:tcMar>
+              <w:top w:w="0" w:type="dxa"/>
+              <w:bottom w:w="0" w:type="dxa"/>
+              <w:left w:w="0" w:type="dxa"/>
+              <w:right w:w="0" w:type="dxa"/>
+            </w:tcMar>
+            <w:vAlign w:val="center"/>
+          </w:tcPr>
+          <w:p>
+            <w:pPr>
+              <w:pStyle w:val="Normal"/>
+              <w:jc w:val="left"/>
+              <w:pBdr>
+                <w:bottom w:val="none" w:sz="0" w:space="0" w:color="000000"/>
+                <w:top w:val="none" w:sz="0" w:space="0" w:color="000000"/>
+                <w:left w:val="none" w:sz="0" w:space="0" w:color="000000"/>
+                <w:right w:val="none" w:sz="0" w:space="0" w:color="000000"/>
+              </w:pBdr>
+              <w:spacing w:after="100" w:before="100" w:line="240"/>
+              <w:ind w:left="100" w:right="100" w:firstLine="0" w:firstLineChars="0"/>
+              <w:rPr>
+                <w:rFonts w:ascii="Times New Roman" w:hAnsi="Times New Roman" w:eastAsia="Times New Roman" w:cs="Times New Roman"/>
+                <w:i w:val="false"/>
+                <w:b w:val="false"/>
+                <w:u w:val="none"/>
+                <w:strike w:val="false"/>
+                <w:sz w:val="18"/>
+                <w:szCs w:val="18"/>
+                <w:color w:val="000000"/>
+              </w:rPr>
+            </w:pPr>
+            <w:r>
+              <w:rPr>
+                <w:rFonts w:ascii="Times New Roman" w:hAnsi="Times New Roman" w:eastAsia="Times New Roman" w:cs="Times New Roman"/>
+                <w:i w:val="false"/>
+                <w:b w:val="false"/>
+                <w:u w:val="none"/>
+                <w:strike w:val="false"/>
+                <w:sz w:val="18"/>
+                <w:szCs w:val="18"/>
+                <w:color w:val="000000"/>
+              </w:rPr>
+              <w:t xml:space="preserve">I–II (ref)</w:t>
             </w:r>
           </w:p>
         </w:tc>
@@ -4270,7 +4270,7 @@
                 <w:szCs w:val="18"/>
                 <w:color w:val="000000"/>
               </w:rPr>
-              <w:t xml:space="preserve">23</w:t>
+              <w:t xml:space="preserve">207</w:t>
             </w:r>
           </w:p>
         </w:tc>
@@ -4325,7 +4325,7 @@
                 <w:szCs w:val="18"/>
                 <w:color w:val="000000"/>
               </w:rPr>
-              <w:t xml:space="preserve">5</w:t>
+              <w:t xml:space="preserve">59</w:t>
             </w:r>
           </w:p>
         </w:tc>
@@ -4436,896 +4436,6 @@
                 <w:color w:val="000000"/>
               </w:rPr>
               <w:t xml:space="preserve"/>
-            </w:r>
-          </w:p>
-        </w:tc>
-        <w:tc>
-          <w:tcPr>
-            <w:tcBorders>
-              <w:bottom w:val="none" w:sz="0" w:space="0" w:color="000000"/>
-              <w:top w:val="none" w:sz="0" w:space="0" w:color="000000"/>
-              <w:left w:val="none" w:sz="0" w:space="0" w:color="000000"/>
-              <w:right w:val="none" w:sz="0" w:space="0" w:color="000000"/>
-            </w:tcBorders>
-            <w:shd w:val="clear" w:color="auto" w:fill="FFFFFF"/>
-            <w:tcMar>
-              <w:top w:w="0" w:type="dxa"/>
-              <w:bottom w:w="0" w:type="dxa"/>
-              <w:left w:w="0" w:type="dxa"/>
-              <w:right w:w="0" w:type="dxa"/>
-            </w:tcMar>
-            <w:vAlign w:val="center"/>
-          </w:tcPr>
-          <w:p>
-            <w:pPr>
-              <w:pStyle w:val="Normal"/>
-              <w:jc w:val="left"/>
-              <w:pBdr>
-                <w:bottom w:val="none" w:sz="0" w:space="0" w:color="000000"/>
-                <w:top w:val="none" w:sz="0" w:space="0" w:color="000000"/>
-                <w:left w:val="none" w:sz="0" w:space="0" w:color="000000"/>
-                <w:right w:val="none" w:sz="0" w:space="0" w:color="000000"/>
-              </w:pBdr>
-              <w:spacing w:after="100" w:before="100" w:line="240"/>
-              <w:ind w:left="100" w:right="100" w:firstLine="0" w:firstLineChars="0"/>
-              <w:rPr>
-                <w:rFonts w:ascii="Times New Roman" w:hAnsi="Times New Roman" w:eastAsia="Times New Roman" w:cs="Times New Roman"/>
-                <w:i w:val="false"/>
-                <w:b w:val="false"/>
-                <w:u w:val="none"/>
-                <w:strike w:val="false"/>
-                <w:sz w:val="18"/>
-                <w:szCs w:val="18"/>
-                <w:color w:val="000000"/>
-              </w:rPr>
-            </w:pPr>
-            <w:r>
-              <w:rPr>
-                <w:rFonts w:ascii="Times New Roman" w:hAnsi="Times New Roman" w:eastAsia="Times New Roman" w:cs="Times New Roman"/>
-                <w:i w:val="false"/>
-                <w:b w:val="false"/>
-                <w:u w:val="none"/>
-                <w:strike w:val="false"/>
-                <w:sz w:val="18"/>
-                <w:szCs w:val="18"/>
-                <w:color w:val="000000"/>
-              </w:rPr>
-              <w:t xml:space="preserve">&lt;0.001</w:t>
-            </w:r>
-          </w:p>
-        </w:tc>
-      </w:tr>
-      <w:tr>
-        <w:trPr>
-          <w:trHeight w:val="560" w:hRule="auto"/>
-        </w:trPr>
-        <w:tc>
-          <w:tcPr>
-            <w:tcBorders>
-              <w:bottom w:val="none" w:sz="0" w:space="0" w:color="000000"/>
-              <w:top w:val="none" w:sz="0" w:space="0" w:color="000000"/>
-              <w:left w:val="none" w:sz="0" w:space="0" w:color="000000"/>
-              <w:right w:val="none" w:sz="0" w:space="0" w:color="000000"/>
-            </w:tcBorders>
-            <w:shd w:val="clear" w:color="auto" w:fill="FFFFFF"/>
-            <w:tcMar>
-              <w:top w:w="0" w:type="dxa"/>
-              <w:bottom w:w="0" w:type="dxa"/>
-              <w:left w:w="0" w:type="dxa"/>
-              <w:right w:w="0" w:type="dxa"/>
-            </w:tcMar>
-            <w:vAlign w:val="center"/>
-          </w:tcPr>
-          <w:p>
-            <w:pPr>
-              <w:pStyle w:val="Normal"/>
-              <w:jc w:val="left"/>
-              <w:pBdr>
-                <w:bottom w:val="none" w:sz="0" w:space="0" w:color="000000"/>
-                <w:top w:val="none" w:sz="0" w:space="0" w:color="000000"/>
-                <w:left w:val="none" w:sz="0" w:space="0" w:color="000000"/>
-                <w:right w:val="none" w:sz="0" w:space="0" w:color="000000"/>
-              </w:pBdr>
-              <w:spacing w:after="100" w:before="100" w:line="240"/>
-              <w:ind w:left="100" w:right="100" w:firstLine="0" w:firstLineChars="0"/>
-              <w:rPr>
-                <w:rFonts w:ascii="Times New Roman" w:hAnsi="Times New Roman" w:eastAsia="Times New Roman" w:cs="Times New Roman"/>
-                <w:i w:val="false"/>
-                <w:b w:val="false"/>
-                <w:u w:val="none"/>
-                <w:strike w:val="false"/>
-                <w:sz w:val="18"/>
-                <w:szCs w:val="18"/>
-                <w:color w:val="000000"/>
-              </w:rPr>
-            </w:pPr>
-            <w:r>
-              <w:rPr>
-                <w:rFonts w:ascii="Times New Roman" w:hAnsi="Times New Roman" w:eastAsia="Times New Roman" w:cs="Times New Roman"/>
-                <w:i w:val="false"/>
-                <w:b w:val="false"/>
-                <w:u w:val="none"/>
-                <w:strike w:val="false"/>
-                <w:sz w:val="18"/>
-                <w:szCs w:val="18"/>
-                <w:color w:val="000000"/>
-              </w:rPr>
-              <w:t xml:space="preserve">Multivariable</w:t>
-            </w:r>
-          </w:p>
-        </w:tc>
-        <w:tc>
-          <w:tcPr>
-            <w:tcBorders>
-              <w:bottom w:val="none" w:sz="0" w:space="0" w:color="000000"/>
-              <w:top w:val="none" w:sz="0" w:space="0" w:color="000000"/>
-              <w:left w:val="none" w:sz="0" w:space="0" w:color="000000"/>
-              <w:right w:val="none" w:sz="0" w:space="0" w:color="000000"/>
-            </w:tcBorders>
-            <w:shd w:val="clear" w:color="auto" w:fill="FFFFFF"/>
-            <w:tcMar>
-              <w:top w:w="0" w:type="dxa"/>
-              <w:bottom w:w="0" w:type="dxa"/>
-              <w:left w:w="0" w:type="dxa"/>
-              <w:right w:w="0" w:type="dxa"/>
-            </w:tcMar>
-            <w:vAlign w:val="center"/>
-          </w:tcPr>
-          <w:p>
-            <w:pPr>
-              <w:pStyle w:val="Normal"/>
-              <w:jc w:val="left"/>
-              <w:pBdr>
-                <w:bottom w:val="none" w:sz="0" w:space="0" w:color="000000"/>
-                <w:top w:val="none" w:sz="0" w:space="0" w:color="000000"/>
-                <w:left w:val="none" w:sz="0" w:space="0" w:color="000000"/>
-                <w:right w:val="none" w:sz="0" w:space="0" w:color="000000"/>
-              </w:pBdr>
-              <w:spacing w:after="100" w:before="100" w:line="240"/>
-              <w:ind w:left="100" w:right="100" w:firstLine="0" w:firstLineChars="0"/>
-              <w:rPr>
-                <w:rFonts w:ascii="Times New Roman" w:hAnsi="Times New Roman" w:eastAsia="Times New Roman" w:cs="Times New Roman"/>
-                <w:i w:val="false"/>
-                <w:b w:val="false"/>
-                <w:u w:val="none"/>
-                <w:strike w:val="false"/>
-                <w:sz w:val="18"/>
-                <w:szCs w:val="18"/>
-                <w:color w:val="000000"/>
-              </w:rPr>
-            </w:pPr>
-            <w:r>
-              <w:rPr>
-                <w:rFonts w:ascii="Times New Roman" w:hAnsi="Times New Roman" w:eastAsia="Times New Roman" w:cs="Times New Roman"/>
-                <w:i w:val="false"/>
-                <w:b w:val="false"/>
-                <w:u w:val="none"/>
-                <w:strike w:val="false"/>
-                <w:sz w:val="18"/>
-                <w:szCs w:val="18"/>
-                <w:color w:val="000000"/>
-              </w:rPr>
-              <w:t xml:space="preserve"/>
-            </w:r>
-          </w:p>
-        </w:tc>
-        <w:tc>
-          <w:tcPr>
-            <w:tcBorders>
-              <w:bottom w:val="none" w:sz="0" w:space="0" w:color="000000"/>
-              <w:top w:val="none" w:sz="0" w:space="0" w:color="000000"/>
-              <w:left w:val="none" w:sz="0" w:space="0" w:color="000000"/>
-              <w:right w:val="none" w:sz="0" w:space="0" w:color="000000"/>
-            </w:tcBorders>
-            <w:shd w:val="clear" w:color="auto" w:fill="FFFFFF"/>
-            <w:tcMar>
-              <w:top w:w="0" w:type="dxa"/>
-              <w:bottom w:w="0" w:type="dxa"/>
-              <w:left w:w="0" w:type="dxa"/>
-              <w:right w:w="0" w:type="dxa"/>
-            </w:tcMar>
-            <w:vAlign w:val="center"/>
-          </w:tcPr>
-          <w:p>
-            <w:pPr>
-              <w:pStyle w:val="Normal"/>
-              <w:jc w:val="left"/>
-              <w:pBdr>
-                <w:bottom w:val="none" w:sz="0" w:space="0" w:color="000000"/>
-                <w:top w:val="none" w:sz="0" w:space="0" w:color="000000"/>
-                <w:left w:val="none" w:sz="0" w:space="0" w:color="000000"/>
-                <w:right w:val="none" w:sz="0" w:space="0" w:color="000000"/>
-              </w:pBdr>
-              <w:spacing w:after="100" w:before="100" w:line="240"/>
-              <w:ind w:left="100" w:right="100" w:firstLine="0" w:firstLineChars="0"/>
-              <w:rPr>
-                <w:rFonts w:ascii="Times New Roman" w:hAnsi="Times New Roman" w:eastAsia="Times New Roman" w:cs="Times New Roman"/>
-                <w:i w:val="false"/>
-                <w:b w:val="false"/>
-                <w:u w:val="none"/>
-                <w:strike w:val="false"/>
-                <w:sz w:val="18"/>
-                <w:szCs w:val="18"/>
-                <w:color w:val="000000"/>
-              </w:rPr>
-            </w:pPr>
-            <w:r>
-              <w:rPr>
-                <w:rFonts w:ascii="Times New Roman" w:hAnsi="Times New Roman" w:eastAsia="Times New Roman" w:cs="Times New Roman"/>
-                <w:i w:val="false"/>
-                <w:b w:val="false"/>
-                <w:u w:val="none"/>
-                <w:strike w:val="false"/>
-                <w:sz w:val="18"/>
-                <w:szCs w:val="18"/>
-                <w:color w:val="000000"/>
-              </w:rPr>
-              <w:t xml:space="preserve">II</w:t>
-            </w:r>
-          </w:p>
-        </w:tc>
-        <w:tc>
-          <w:tcPr>
-            <w:tcBorders>
-              <w:bottom w:val="none" w:sz="0" w:space="0" w:color="000000"/>
-              <w:top w:val="none" w:sz="0" w:space="0" w:color="000000"/>
-              <w:left w:val="none" w:sz="0" w:space="0" w:color="000000"/>
-              <w:right w:val="none" w:sz="0" w:space="0" w:color="000000"/>
-            </w:tcBorders>
-            <w:shd w:val="clear" w:color="auto" w:fill="FFFFFF"/>
-            <w:tcMar>
-              <w:top w:w="0" w:type="dxa"/>
-              <w:bottom w:w="0" w:type="dxa"/>
-              <w:left w:w="0" w:type="dxa"/>
-              <w:right w:w="0" w:type="dxa"/>
-            </w:tcMar>
-            <w:vAlign w:val="center"/>
-          </w:tcPr>
-          <w:p>
-            <w:pPr>
-              <w:pStyle w:val="Normal"/>
-              <w:jc w:val="right"/>
-              <w:pBdr>
-                <w:bottom w:val="none" w:sz="0" w:space="0" w:color="000000"/>
-                <w:top w:val="none" w:sz="0" w:space="0" w:color="000000"/>
-                <w:left w:val="none" w:sz="0" w:space="0" w:color="000000"/>
-                <w:right w:val="none" w:sz="0" w:space="0" w:color="000000"/>
-              </w:pBdr>
-              <w:spacing w:after="100" w:before="100" w:line="240"/>
-              <w:ind w:left="100" w:right="100" w:firstLine="0" w:firstLineChars="0"/>
-              <w:rPr>
-                <w:rFonts w:ascii="Times New Roman" w:hAnsi="Times New Roman" w:eastAsia="Times New Roman" w:cs="Times New Roman"/>
-                <w:i w:val="false"/>
-                <w:b w:val="false"/>
-                <w:u w:val="none"/>
-                <w:strike w:val="false"/>
-                <w:sz w:val="18"/>
-                <w:szCs w:val="18"/>
-                <w:color w:val="000000"/>
-              </w:rPr>
-            </w:pPr>
-            <w:r>
-              <w:rPr>
-                <w:rFonts w:ascii="Times New Roman" w:hAnsi="Times New Roman" w:eastAsia="Times New Roman" w:cs="Times New Roman"/>
-                <w:i w:val="false"/>
-                <w:b w:val="false"/>
-                <w:u w:val="none"/>
-                <w:strike w:val="false"/>
-                <w:sz w:val="18"/>
-                <w:szCs w:val="18"/>
-                <w:color w:val="000000"/>
-              </w:rPr>
-              <w:t xml:space="preserve">184</w:t>
-            </w:r>
-          </w:p>
-        </w:tc>
-        <w:tc>
-          <w:tcPr>
-            <w:tcBorders>
-              <w:bottom w:val="none" w:sz="0" w:space="0" w:color="000000"/>
-              <w:top w:val="none" w:sz="0" w:space="0" w:color="000000"/>
-              <w:left w:val="none" w:sz="0" w:space="0" w:color="000000"/>
-              <w:right w:val="none" w:sz="0" w:space="0" w:color="000000"/>
-            </w:tcBorders>
-            <w:shd w:val="clear" w:color="auto" w:fill="FFFFFF"/>
-            <w:tcMar>
-              <w:top w:w="0" w:type="dxa"/>
-              <w:bottom w:w="0" w:type="dxa"/>
-              <w:left w:w="0" w:type="dxa"/>
-              <w:right w:w="0" w:type="dxa"/>
-            </w:tcMar>
-            <w:vAlign w:val="center"/>
-          </w:tcPr>
-          <w:p>
-            <w:pPr>
-              <w:pStyle w:val="Normal"/>
-              <w:jc w:val="right"/>
-              <w:pBdr>
-                <w:bottom w:val="none" w:sz="0" w:space="0" w:color="000000"/>
-                <w:top w:val="none" w:sz="0" w:space="0" w:color="000000"/>
-                <w:left w:val="none" w:sz="0" w:space="0" w:color="000000"/>
-                <w:right w:val="none" w:sz="0" w:space="0" w:color="000000"/>
-              </w:pBdr>
-              <w:spacing w:after="100" w:before="100" w:line="240"/>
-              <w:ind w:left="100" w:right="100" w:firstLine="0" w:firstLineChars="0"/>
-              <w:rPr>
-                <w:rFonts w:ascii="Times New Roman" w:hAnsi="Times New Roman" w:eastAsia="Times New Roman" w:cs="Times New Roman"/>
-                <w:i w:val="false"/>
-                <w:b w:val="false"/>
-                <w:u w:val="none"/>
-                <w:strike w:val="false"/>
-                <w:sz w:val="18"/>
-                <w:szCs w:val="18"/>
-                <w:color w:val="000000"/>
-              </w:rPr>
-            </w:pPr>
-            <w:r>
-              <w:rPr>
-                <w:rFonts w:ascii="Times New Roman" w:hAnsi="Times New Roman" w:eastAsia="Times New Roman" w:cs="Times New Roman"/>
-                <w:i w:val="false"/>
-                <w:b w:val="false"/>
-                <w:u w:val="none"/>
-                <w:strike w:val="false"/>
-                <w:sz w:val="18"/>
-                <w:szCs w:val="18"/>
-                <w:color w:val="000000"/>
-              </w:rPr>
-              <w:t xml:space="preserve">54</w:t>
-            </w:r>
-          </w:p>
-        </w:tc>
-        <w:tc>
-          <w:tcPr>
-            <w:tcBorders>
-              <w:bottom w:val="none" w:sz="0" w:space="0" w:color="000000"/>
-              <w:top w:val="none" w:sz="0" w:space="0" w:color="000000"/>
-              <w:left w:val="none" w:sz="0" w:space="0" w:color="000000"/>
-              <w:right w:val="none" w:sz="0" w:space="0" w:color="000000"/>
-            </w:tcBorders>
-            <w:shd w:val="clear" w:color="auto" w:fill="FFFFFF"/>
-            <w:tcMar>
-              <w:top w:w="0" w:type="dxa"/>
-              <w:bottom w:w="0" w:type="dxa"/>
-              <w:left w:w="0" w:type="dxa"/>
-              <w:right w:w="0" w:type="dxa"/>
-            </w:tcMar>
-            <w:vAlign w:val="center"/>
-          </w:tcPr>
-          <w:p>
-            <w:pPr>
-              <w:pStyle w:val="Normal"/>
-              <w:jc w:val="left"/>
-              <w:pBdr>
-                <w:bottom w:val="none" w:sz="0" w:space="0" w:color="000000"/>
-                <w:top w:val="none" w:sz="0" w:space="0" w:color="000000"/>
-                <w:left w:val="none" w:sz="0" w:space="0" w:color="000000"/>
-                <w:right w:val="none" w:sz="0" w:space="0" w:color="000000"/>
-              </w:pBdr>
-              <w:spacing w:after="100" w:before="100" w:line="240"/>
-              <w:ind w:left="100" w:right="100" w:firstLine="0" w:firstLineChars="0"/>
-              <w:rPr>
-                <w:rFonts w:ascii="Times New Roman" w:hAnsi="Times New Roman" w:eastAsia="Times New Roman" w:cs="Times New Roman"/>
-                <w:i w:val="false"/>
-                <w:b w:val="false"/>
-                <w:u w:val="none"/>
-                <w:strike w:val="false"/>
-                <w:sz w:val="18"/>
-                <w:szCs w:val="18"/>
-                <w:color w:val="000000"/>
-              </w:rPr>
-            </w:pPr>
-            <w:r>
-              <w:rPr>
-                <w:rFonts w:ascii="Times New Roman" w:hAnsi="Times New Roman" w:eastAsia="Times New Roman" w:cs="Times New Roman"/>
-                <w:i w:val="false"/>
-                <w:b w:val="false"/>
-                <w:u w:val="none"/>
-                <w:strike w:val="false"/>
-                <w:sz w:val="18"/>
-                <w:szCs w:val="18"/>
-                <w:color w:val="000000"/>
-              </w:rPr>
-              <w:t xml:space="preserve">1.14 (0.46–2.87)</w:t>
-            </w:r>
-          </w:p>
-        </w:tc>
-        <w:tc>
-          <w:tcPr>
-            <w:tcBorders>
-              <w:bottom w:val="none" w:sz="0" w:space="0" w:color="000000"/>
-              <w:top w:val="none" w:sz="0" w:space="0" w:color="000000"/>
-              <w:left w:val="none" w:sz="0" w:space="0" w:color="000000"/>
-              <w:right w:val="none" w:sz="0" w:space="0" w:color="000000"/>
-            </w:tcBorders>
-            <w:shd w:val="clear" w:color="auto" w:fill="FFFFFF"/>
-            <w:tcMar>
-              <w:top w:w="0" w:type="dxa"/>
-              <w:bottom w:w="0" w:type="dxa"/>
-              <w:left w:w="0" w:type="dxa"/>
-              <w:right w:w="0" w:type="dxa"/>
-            </w:tcMar>
-            <w:vAlign w:val="center"/>
-          </w:tcPr>
-          <w:p>
-            <w:pPr>
-              <w:pStyle w:val="Normal"/>
-              <w:jc w:val="left"/>
-              <w:pBdr>
-                <w:bottom w:val="none" w:sz="0" w:space="0" w:color="000000"/>
-                <w:top w:val="none" w:sz="0" w:space="0" w:color="000000"/>
-                <w:left w:val="none" w:sz="0" w:space="0" w:color="000000"/>
-                <w:right w:val="none" w:sz="0" w:space="0" w:color="000000"/>
-              </w:pBdr>
-              <w:spacing w:after="100" w:before="100" w:line="240"/>
-              <w:ind w:left="100" w:right="100" w:firstLine="0" w:firstLineChars="0"/>
-              <w:rPr>
-                <w:rFonts w:ascii="Times New Roman" w:hAnsi="Times New Roman" w:eastAsia="Times New Roman" w:cs="Times New Roman"/>
-                <w:i w:val="false"/>
-                <w:b w:val="false"/>
-                <w:u w:val="none"/>
-                <w:strike w:val="false"/>
-                <w:sz w:val="18"/>
-                <w:szCs w:val="18"/>
-                <w:color w:val="000000"/>
-              </w:rPr>
-            </w:pPr>
-            <w:r>
-              <w:rPr>
-                <w:rFonts w:ascii="Times New Roman" w:hAnsi="Times New Roman" w:eastAsia="Times New Roman" w:cs="Times New Roman"/>
-                <w:i w:val="false"/>
-                <w:b w:val="false"/>
-                <w:u w:val="none"/>
-                <w:strike w:val="false"/>
-                <w:sz w:val="18"/>
-                <w:szCs w:val="18"/>
-                <w:color w:val="000000"/>
-              </w:rPr>
-              <w:t xml:space="preserve">0.774</w:t>
-            </w:r>
-          </w:p>
-        </w:tc>
-        <w:tc>
-          <w:tcPr>
-            <w:tcBorders>
-              <w:bottom w:val="none" w:sz="0" w:space="0" w:color="000000"/>
-              <w:top w:val="none" w:sz="0" w:space="0" w:color="000000"/>
-              <w:left w:val="none" w:sz="0" w:space="0" w:color="000000"/>
-              <w:right w:val="none" w:sz="0" w:space="0" w:color="000000"/>
-            </w:tcBorders>
-            <w:shd w:val="clear" w:color="auto" w:fill="FFFFFF"/>
-            <w:tcMar>
-              <w:top w:w="0" w:type="dxa"/>
-              <w:bottom w:w="0" w:type="dxa"/>
-              <w:left w:w="0" w:type="dxa"/>
-              <w:right w:w="0" w:type="dxa"/>
-            </w:tcMar>
-            <w:vAlign w:val="center"/>
-          </w:tcPr>
-          <w:p>
-            <w:pPr>
-              <w:pStyle w:val="Normal"/>
-              <w:jc w:val="left"/>
-              <w:pBdr>
-                <w:bottom w:val="none" w:sz="0" w:space="0" w:color="000000"/>
-                <w:top w:val="none" w:sz="0" w:space="0" w:color="000000"/>
-                <w:left w:val="none" w:sz="0" w:space="0" w:color="000000"/>
-                <w:right w:val="none" w:sz="0" w:space="0" w:color="000000"/>
-              </w:pBdr>
-              <w:spacing w:after="100" w:before="100" w:line="240"/>
-              <w:ind w:left="100" w:right="100" w:firstLine="0" w:firstLineChars="0"/>
-              <w:rPr>
-                <w:rFonts w:ascii="Times New Roman" w:hAnsi="Times New Roman" w:eastAsia="Times New Roman" w:cs="Times New Roman"/>
-                <w:i w:val="false"/>
-                <w:b w:val="false"/>
-                <w:u w:val="none"/>
-                <w:strike w:val="false"/>
-                <w:sz w:val="18"/>
-                <w:szCs w:val="18"/>
-                <w:color w:val="000000"/>
-              </w:rPr>
-            </w:pPr>
-            <w:r>
-              <w:rPr>
-                <w:rFonts w:ascii="Times New Roman" w:hAnsi="Times New Roman" w:eastAsia="Times New Roman" w:cs="Times New Roman"/>
-                <w:i w:val="false"/>
-                <w:b w:val="false"/>
-                <w:u w:val="none"/>
-                <w:strike w:val="false"/>
-                <w:sz w:val="18"/>
-                <w:szCs w:val="18"/>
-                <w:color w:val="000000"/>
-              </w:rPr>
-              <w:t xml:space="preserve"/>
-            </w:r>
-          </w:p>
-        </w:tc>
-      </w:tr>
-      <w:tr>
-        <w:trPr>
-          <w:trHeight w:val="560" w:hRule="auto"/>
-        </w:trPr>
-        <w:tc>
-          <w:tcPr>
-            <w:tcBorders>
-              <w:bottom w:val="none" w:sz="0" w:space="0" w:color="000000"/>
-              <w:top w:val="none" w:sz="0" w:space="0" w:color="000000"/>
-              <w:left w:val="none" w:sz="0" w:space="0" w:color="000000"/>
-              <w:right w:val="none" w:sz="0" w:space="0" w:color="000000"/>
-            </w:tcBorders>
-            <w:shd w:val="clear" w:color="auto" w:fill="FFFFFF"/>
-            <w:tcMar>
-              <w:top w:w="0" w:type="dxa"/>
-              <w:bottom w:w="0" w:type="dxa"/>
-              <w:left w:w="0" w:type="dxa"/>
-              <w:right w:w="0" w:type="dxa"/>
-            </w:tcMar>
-            <w:vAlign w:val="center"/>
-          </w:tcPr>
-          <w:p>
-            <w:pPr>
-              <w:pStyle w:val="Normal"/>
-              <w:jc w:val="left"/>
-              <w:pBdr>
-                <w:bottom w:val="none" w:sz="0" w:space="0" w:color="000000"/>
-                <w:top w:val="none" w:sz="0" w:space="0" w:color="000000"/>
-                <w:left w:val="none" w:sz="0" w:space="0" w:color="000000"/>
-                <w:right w:val="none" w:sz="0" w:space="0" w:color="000000"/>
-              </w:pBdr>
-              <w:spacing w:after="100" w:before="100" w:line="240"/>
-              <w:ind w:left="100" w:right="100" w:firstLine="0" w:firstLineChars="0"/>
-              <w:rPr>
-                <w:rFonts w:ascii="Times New Roman" w:hAnsi="Times New Roman" w:eastAsia="Times New Roman" w:cs="Times New Roman"/>
-                <w:i w:val="false"/>
-                <w:b w:val="false"/>
-                <w:u w:val="none"/>
-                <w:strike w:val="false"/>
-                <w:sz w:val="18"/>
-                <w:szCs w:val="18"/>
-                <w:color w:val="000000"/>
-              </w:rPr>
-            </w:pPr>
-            <w:r>
-              <w:rPr>
-                <w:rFonts w:ascii="Times New Roman" w:hAnsi="Times New Roman" w:eastAsia="Times New Roman" w:cs="Times New Roman"/>
-                <w:i w:val="false"/>
-                <w:b w:val="false"/>
-                <w:u w:val="none"/>
-                <w:strike w:val="false"/>
-                <w:sz w:val="18"/>
-                <w:szCs w:val="18"/>
-                <w:color w:val="000000"/>
-              </w:rPr>
-              <w:t xml:space="preserve">Multivariable</w:t>
-            </w:r>
-          </w:p>
-        </w:tc>
-        <w:tc>
-          <w:tcPr>
-            <w:tcBorders>
-              <w:bottom w:val="none" w:sz="0" w:space="0" w:color="000000"/>
-              <w:top w:val="none" w:sz="0" w:space="0" w:color="000000"/>
-              <w:left w:val="none" w:sz="0" w:space="0" w:color="000000"/>
-              <w:right w:val="none" w:sz="0" w:space="0" w:color="000000"/>
-            </w:tcBorders>
-            <w:shd w:val="clear" w:color="auto" w:fill="FFFFFF"/>
-            <w:tcMar>
-              <w:top w:w="0" w:type="dxa"/>
-              <w:bottom w:w="0" w:type="dxa"/>
-              <w:left w:w="0" w:type="dxa"/>
-              <w:right w:w="0" w:type="dxa"/>
-            </w:tcMar>
-            <w:vAlign w:val="center"/>
-          </w:tcPr>
-          <w:p>
-            <w:pPr>
-              <w:pStyle w:val="Normal"/>
-              <w:jc w:val="left"/>
-              <w:pBdr>
-                <w:bottom w:val="none" w:sz="0" w:space="0" w:color="000000"/>
-                <w:top w:val="none" w:sz="0" w:space="0" w:color="000000"/>
-                <w:left w:val="none" w:sz="0" w:space="0" w:color="000000"/>
-                <w:right w:val="none" w:sz="0" w:space="0" w:color="000000"/>
-              </w:pBdr>
-              <w:spacing w:after="100" w:before="100" w:line="240"/>
-              <w:ind w:left="100" w:right="100" w:firstLine="0" w:firstLineChars="0"/>
-              <w:rPr>
-                <w:rFonts w:ascii="Times New Roman" w:hAnsi="Times New Roman" w:eastAsia="Times New Roman" w:cs="Times New Roman"/>
-                <w:i w:val="false"/>
-                <w:b w:val="false"/>
-                <w:u w:val="none"/>
-                <w:strike w:val="false"/>
-                <w:sz w:val="18"/>
-                <w:szCs w:val="18"/>
-                <w:color w:val="000000"/>
-              </w:rPr>
-            </w:pPr>
-            <w:r>
-              <w:rPr>
-                <w:rFonts w:ascii="Times New Roman" w:hAnsi="Times New Roman" w:eastAsia="Times New Roman" w:cs="Times New Roman"/>
-                <w:i w:val="false"/>
-                <w:b w:val="false"/>
-                <w:u w:val="none"/>
-                <w:strike w:val="false"/>
-                <w:sz w:val="18"/>
-                <w:szCs w:val="18"/>
-                <w:color w:val="000000"/>
-              </w:rPr>
-              <w:t xml:space="preserve"/>
-            </w:r>
-          </w:p>
-        </w:tc>
-        <w:tc>
-          <w:tcPr>
-            <w:tcBorders>
-              <w:bottom w:val="none" w:sz="0" w:space="0" w:color="000000"/>
-              <w:top w:val="none" w:sz="0" w:space="0" w:color="000000"/>
-              <w:left w:val="none" w:sz="0" w:space="0" w:color="000000"/>
-              <w:right w:val="none" w:sz="0" w:space="0" w:color="000000"/>
-            </w:tcBorders>
-            <w:shd w:val="clear" w:color="auto" w:fill="FFFFFF"/>
-            <w:tcMar>
-              <w:top w:w="0" w:type="dxa"/>
-              <w:bottom w:w="0" w:type="dxa"/>
-              <w:left w:w="0" w:type="dxa"/>
-              <w:right w:w="0" w:type="dxa"/>
-            </w:tcMar>
-            <w:vAlign w:val="center"/>
-          </w:tcPr>
-          <w:p>
-            <w:pPr>
-              <w:pStyle w:val="Normal"/>
-              <w:jc w:val="left"/>
-              <w:pBdr>
-                <w:bottom w:val="none" w:sz="0" w:space="0" w:color="000000"/>
-                <w:top w:val="none" w:sz="0" w:space="0" w:color="000000"/>
-                <w:left w:val="none" w:sz="0" w:space="0" w:color="000000"/>
-                <w:right w:val="none" w:sz="0" w:space="0" w:color="000000"/>
-              </w:pBdr>
-              <w:spacing w:after="100" w:before="100" w:line="240"/>
-              <w:ind w:left="100" w:right="100" w:firstLine="0" w:firstLineChars="0"/>
-              <w:rPr>
-                <w:rFonts w:ascii="Times New Roman" w:hAnsi="Times New Roman" w:eastAsia="Times New Roman" w:cs="Times New Roman"/>
-                <w:i w:val="false"/>
-                <w:b w:val="false"/>
-                <w:u w:val="none"/>
-                <w:strike w:val="false"/>
-                <w:sz w:val="18"/>
-                <w:szCs w:val="18"/>
-                <w:color w:val="000000"/>
-              </w:rPr>
-            </w:pPr>
-            <w:r>
-              <w:rPr>
-                <w:rFonts w:ascii="Times New Roman" w:hAnsi="Times New Roman" w:eastAsia="Times New Roman" w:cs="Times New Roman"/>
-                <w:i w:val="false"/>
-                <w:b w:val="false"/>
-                <w:u w:val="none"/>
-                <w:strike w:val="false"/>
-                <w:sz w:val="18"/>
-                <w:szCs w:val="18"/>
-                <w:color w:val="000000"/>
-              </w:rPr>
-              <w:t xml:space="preserve">III</w:t>
-            </w:r>
-          </w:p>
-        </w:tc>
-        <w:tc>
-          <w:tcPr>
-            <w:tcBorders>
-              <w:bottom w:val="none" w:sz="0" w:space="0" w:color="000000"/>
-              <w:top w:val="none" w:sz="0" w:space="0" w:color="000000"/>
-              <w:left w:val="none" w:sz="0" w:space="0" w:color="000000"/>
-              <w:right w:val="none" w:sz="0" w:space="0" w:color="000000"/>
-            </w:tcBorders>
-            <w:shd w:val="clear" w:color="auto" w:fill="FFFFFF"/>
-            <w:tcMar>
-              <w:top w:w="0" w:type="dxa"/>
-              <w:bottom w:w="0" w:type="dxa"/>
-              <w:left w:w="0" w:type="dxa"/>
-              <w:right w:w="0" w:type="dxa"/>
-            </w:tcMar>
-            <w:vAlign w:val="center"/>
-          </w:tcPr>
-          <w:p>
-            <w:pPr>
-              <w:pStyle w:val="Normal"/>
-              <w:jc w:val="right"/>
-              <w:pBdr>
-                <w:bottom w:val="none" w:sz="0" w:space="0" w:color="000000"/>
-                <w:top w:val="none" w:sz="0" w:space="0" w:color="000000"/>
-                <w:left w:val="none" w:sz="0" w:space="0" w:color="000000"/>
-                <w:right w:val="none" w:sz="0" w:space="0" w:color="000000"/>
-              </w:pBdr>
-              <w:spacing w:after="100" w:before="100" w:line="240"/>
-              <w:ind w:left="100" w:right="100" w:firstLine="0" w:firstLineChars="0"/>
-              <w:rPr>
-                <w:rFonts w:ascii="Times New Roman" w:hAnsi="Times New Roman" w:eastAsia="Times New Roman" w:cs="Times New Roman"/>
-                <w:i w:val="false"/>
-                <w:b w:val="false"/>
-                <w:u w:val="none"/>
-                <w:strike w:val="false"/>
-                <w:sz w:val="18"/>
-                <w:szCs w:val="18"/>
-                <w:color w:val="000000"/>
-              </w:rPr>
-            </w:pPr>
-            <w:r>
-              <w:rPr>
-                <w:rFonts w:ascii="Times New Roman" w:hAnsi="Times New Roman" w:eastAsia="Times New Roman" w:cs="Times New Roman"/>
-                <w:i w:val="false"/>
-                <w:b w:val="false"/>
-                <w:u w:val="none"/>
-                <w:strike w:val="false"/>
-                <w:sz w:val="18"/>
-                <w:szCs w:val="18"/>
-                <w:color w:val="000000"/>
-              </w:rPr>
-              <w:t xml:space="preserve">177</w:t>
-            </w:r>
-          </w:p>
-        </w:tc>
-        <w:tc>
-          <w:tcPr>
-            <w:tcBorders>
-              <w:bottom w:val="none" w:sz="0" w:space="0" w:color="000000"/>
-              <w:top w:val="none" w:sz="0" w:space="0" w:color="000000"/>
-              <w:left w:val="none" w:sz="0" w:space="0" w:color="000000"/>
-              <w:right w:val="none" w:sz="0" w:space="0" w:color="000000"/>
-            </w:tcBorders>
-            <w:shd w:val="clear" w:color="auto" w:fill="FFFFFF"/>
-            <w:tcMar>
-              <w:top w:w="0" w:type="dxa"/>
-              <w:bottom w:w="0" w:type="dxa"/>
-              <w:left w:w="0" w:type="dxa"/>
-              <w:right w:w="0" w:type="dxa"/>
-            </w:tcMar>
-            <w:vAlign w:val="center"/>
-          </w:tcPr>
-          <w:p>
-            <w:pPr>
-              <w:pStyle w:val="Normal"/>
-              <w:jc w:val="right"/>
-              <w:pBdr>
-                <w:bottom w:val="none" w:sz="0" w:space="0" w:color="000000"/>
-                <w:top w:val="none" w:sz="0" w:space="0" w:color="000000"/>
-                <w:left w:val="none" w:sz="0" w:space="0" w:color="000000"/>
-                <w:right w:val="none" w:sz="0" w:space="0" w:color="000000"/>
-              </w:pBdr>
-              <w:spacing w:after="100" w:before="100" w:line="240"/>
-              <w:ind w:left="100" w:right="100" w:firstLine="0" w:firstLineChars="0"/>
-              <w:rPr>
-                <w:rFonts w:ascii="Times New Roman" w:hAnsi="Times New Roman" w:eastAsia="Times New Roman" w:cs="Times New Roman"/>
-                <w:i w:val="false"/>
-                <w:b w:val="false"/>
-                <w:u w:val="none"/>
-                <w:strike w:val="false"/>
-                <w:sz w:val="18"/>
-                <w:szCs w:val="18"/>
-                <w:color w:val="000000"/>
-              </w:rPr>
-            </w:pPr>
-            <w:r>
-              <w:rPr>
-                <w:rFonts w:ascii="Times New Roman" w:hAnsi="Times New Roman" w:eastAsia="Times New Roman" w:cs="Times New Roman"/>
-                <w:i w:val="false"/>
-                <w:b w:val="false"/>
-                <w:u w:val="none"/>
-                <w:strike w:val="false"/>
-                <w:sz w:val="18"/>
-                <w:szCs w:val="18"/>
-                <w:color w:val="000000"/>
-              </w:rPr>
-              <w:t xml:space="preserve">60</w:t>
-            </w:r>
-          </w:p>
-        </w:tc>
-        <w:tc>
-          <w:tcPr>
-            <w:tcBorders>
-              <w:bottom w:val="none" w:sz="0" w:space="0" w:color="000000"/>
-              <w:top w:val="none" w:sz="0" w:space="0" w:color="000000"/>
-              <w:left w:val="none" w:sz="0" w:space="0" w:color="000000"/>
-              <w:right w:val="none" w:sz="0" w:space="0" w:color="000000"/>
-            </w:tcBorders>
-            <w:shd w:val="clear" w:color="auto" w:fill="FFFFFF"/>
-            <w:tcMar>
-              <w:top w:w="0" w:type="dxa"/>
-              <w:bottom w:w="0" w:type="dxa"/>
-              <w:left w:w="0" w:type="dxa"/>
-              <w:right w:w="0" w:type="dxa"/>
-            </w:tcMar>
-            <w:vAlign w:val="center"/>
-          </w:tcPr>
-          <w:p>
-            <w:pPr>
-              <w:pStyle w:val="Normal"/>
-              <w:jc w:val="left"/>
-              <w:pBdr>
-                <w:bottom w:val="none" w:sz="0" w:space="0" w:color="000000"/>
-                <w:top w:val="none" w:sz="0" w:space="0" w:color="000000"/>
-                <w:left w:val="none" w:sz="0" w:space="0" w:color="000000"/>
-                <w:right w:val="none" w:sz="0" w:space="0" w:color="000000"/>
-              </w:pBdr>
-              <w:spacing w:after="100" w:before="100" w:line="240"/>
-              <w:ind w:left="100" w:right="100" w:firstLine="0" w:firstLineChars="0"/>
-              <w:rPr>
-                <w:rFonts w:ascii="Times New Roman" w:hAnsi="Times New Roman" w:eastAsia="Times New Roman" w:cs="Times New Roman"/>
-                <w:i w:val="false"/>
-                <w:b w:val="false"/>
-                <w:u w:val="none"/>
-                <w:strike w:val="false"/>
-                <w:sz w:val="18"/>
-                <w:szCs w:val="18"/>
-                <w:color w:val="000000"/>
-              </w:rPr>
-            </w:pPr>
-            <w:r>
-              <w:rPr>
-                <w:rFonts w:ascii="Times New Roman" w:hAnsi="Times New Roman" w:eastAsia="Times New Roman" w:cs="Times New Roman"/>
-                <w:i w:val="false"/>
-                <w:b w:val="false"/>
-                <w:u w:val="none"/>
-                <w:strike w:val="false"/>
-                <w:sz w:val="18"/>
-                <w:szCs w:val="18"/>
-                <w:color w:val="000000"/>
-              </w:rPr>
-              <w:t xml:space="preserve">1.52 (0.61–3.80)</w:t>
-            </w:r>
-          </w:p>
-        </w:tc>
-        <w:tc>
-          <w:tcPr>
-            <w:tcBorders>
-              <w:bottom w:val="none" w:sz="0" w:space="0" w:color="000000"/>
-              <w:top w:val="none" w:sz="0" w:space="0" w:color="000000"/>
-              <w:left w:val="none" w:sz="0" w:space="0" w:color="000000"/>
-              <w:right w:val="none" w:sz="0" w:space="0" w:color="000000"/>
-            </w:tcBorders>
-            <w:shd w:val="clear" w:color="auto" w:fill="FFFFFF"/>
-            <w:tcMar>
-              <w:top w:w="0" w:type="dxa"/>
-              <w:bottom w:w="0" w:type="dxa"/>
-              <w:left w:w="0" w:type="dxa"/>
-              <w:right w:w="0" w:type="dxa"/>
-            </w:tcMar>
-            <w:vAlign w:val="center"/>
-          </w:tcPr>
-          <w:p>
-            <w:pPr>
-              <w:pStyle w:val="Normal"/>
-              <w:jc w:val="left"/>
-              <w:pBdr>
-                <w:bottom w:val="none" w:sz="0" w:space="0" w:color="000000"/>
-                <w:top w:val="none" w:sz="0" w:space="0" w:color="000000"/>
-                <w:left w:val="none" w:sz="0" w:space="0" w:color="000000"/>
-                <w:right w:val="none" w:sz="0" w:space="0" w:color="000000"/>
-              </w:pBdr>
-              <w:spacing w:after="100" w:before="100" w:line="240"/>
-              <w:ind w:left="100" w:right="100" w:firstLine="0" w:firstLineChars="0"/>
-              <w:rPr>
-                <w:rFonts w:ascii="Times New Roman" w:hAnsi="Times New Roman" w:eastAsia="Times New Roman" w:cs="Times New Roman"/>
-                <w:i w:val="false"/>
-                <w:b w:val="false"/>
-                <w:u w:val="none"/>
-                <w:strike w:val="false"/>
-                <w:sz w:val="18"/>
-                <w:szCs w:val="18"/>
-                <w:color w:val="000000"/>
-              </w:rPr>
-            </w:pPr>
-            <w:r>
-              <w:rPr>
-                <w:rFonts w:ascii="Times New Roman" w:hAnsi="Times New Roman" w:eastAsia="Times New Roman" w:cs="Times New Roman"/>
-                <w:i w:val="false"/>
-                <w:b w:val="false"/>
-                <w:u w:val="none"/>
-                <w:strike w:val="false"/>
-                <w:sz w:val="18"/>
-                <w:szCs w:val="18"/>
-                <w:color w:val="000000"/>
-              </w:rPr>
-              <w:t xml:space="preserve">0.369</w:t>
             </w:r>
           </w:p>
         </w:tc>
@@ -5550,7 +4660,7 @@
                 <w:szCs w:val="18"/>
                 <w:color w:val="000000"/>
               </w:rPr>
-              <w:t xml:space="preserve">IV</w:t>
+              <w:t xml:space="preserve">III–IV</w:t>
             </w:r>
           </w:p>
         </w:tc>
@@ -5605,7 +4715,7 @@
                 <w:szCs w:val="18"/>
                 <w:color w:val="000000"/>
               </w:rPr>
-              <w:t xml:space="preserve">56</w:t>
+              <w:t xml:space="preserve">233</w:t>
             </w:r>
           </w:p>
         </w:tc>
@@ -5660,7 +4770,7 @@
                 <w:szCs w:val="18"/>
                 <w:color w:val="000000"/>
               </w:rPr>
-              <w:t xml:space="preserve">38</w:t>
+              <w:t xml:space="preserve">98</w:t>
             </w:r>
           </w:p>
         </w:tc>
@@ -5715,7 +4825,7 @@
                 <w:szCs w:val="18"/>
                 <w:color w:val="000000"/>
               </w:rPr>
-              <w:t xml:space="preserve">7.26 (2.84–18.58)</w:t>
+              <w:t xml:space="preserve">1.91 (1.38–2.65)</w:t>
             </w:r>
           </w:p>
         </w:tc>

--- a/output/tables/GEO/GSE39582/GSE39582_cox_OS_pMMR.docx
+++ b/output/tables/GEO/GSE39582/GSE39582_cox_OS_pMMR.docx
@@ -25,7 +25,7 @@
         <w:ind w:left="60" w:right="60" w:firstLine="0" w:firstLineChars="0"/>
       </w:pPr>
       <w:r>
-        <w:t xml:space="preserve">Cox regression for overall survival: ROCK2 expression, GSE39582 (CIT, colon), pMMR only</w:t>
+        <w:t xml:space="preserve">Cox regression for overall survival: HIST1H2AC expression, GSE39582 (CIT, colon), pMMR only</w:t>
       </w:r>
     </w:p>
     <w:tbl xmlns:a="http://schemas.openxmlformats.org/drawingml/2006/main" xmlns:pic="http://schemas.openxmlformats.org/drawingml/2006/picture">
@@ -36,7 +36,7 @@
       </w:tblPr>
       <w:tblGrid>
         <w:gridCol w:w="3360"/>
-        <w:gridCol w:w="3080"/>
+        <w:gridCol w:w="3450"/>
         <w:gridCol w:w="1145"/>
         <w:gridCol w:w="681"/>
         <w:gridCol w:w="931"/>
@@ -600,7 +600,7 @@
                 <w:szCs w:val="18"/>
                 <w:color w:val="000000"/>
               </w:rPr>
-              <w:t xml:space="preserve">ROCK2 expression</w:t>
+              <w:t xml:space="preserve">HIST1H2AC expression</w:t>
             </w:r>
           </w:p>
         </w:tc>
@@ -710,7 +710,7 @@
                 <w:szCs w:val="18"/>
                 <w:color w:val="000000"/>
               </w:rPr>
-              <w:t xml:space="preserve">192</w:t>
+              <w:t xml:space="preserve">204</w:t>
             </w:r>
           </w:p>
         </w:tc>
@@ -1155,7 +1155,7 @@
                 <w:szCs w:val="18"/>
                 <w:color w:val="000000"/>
               </w:rPr>
-              <w:t xml:space="preserve">252</w:t>
+              <w:t xml:space="preserve">240</w:t>
             </w:r>
           </w:p>
         </w:tc>
@@ -1265,7 +1265,7 @@
                 <w:szCs w:val="18"/>
                 <w:color w:val="000000"/>
               </w:rPr>
-              <w:t xml:space="preserve">0.77 (0.57–1.06)</w:t>
+              <w:t xml:space="preserve">0.98 (0.72–1.34)</w:t>
             </w:r>
           </w:p>
         </w:tc>
@@ -1320,7 +1320,7 @@
                 <w:szCs w:val="18"/>
                 <w:color w:val="000000"/>
               </w:rPr>
-              <w:t xml:space="preserve">0.109</w:t>
+              <w:t xml:space="preserve">0.913</w:t>
             </w:r>
           </w:p>
         </w:tc>
@@ -1490,7 +1490,7 @@
                 <w:szCs w:val="18"/>
                 <w:color w:val="000000"/>
               </w:rPr>
-              <w:t xml:space="preserve">ROCK2 expression, log2 (per 1 unit)</w:t>
+              <w:t xml:space="preserve">HIST1H2AC expression, log2 (per 1 unit)</w:t>
             </w:r>
           </w:p>
         </w:tc>
@@ -1710,7 +1710,7 @@
                 <w:szCs w:val="18"/>
                 <w:color w:val="000000"/>
               </w:rPr>
-              <w:t xml:space="preserve">0.76 (0.60–0.97)</w:t>
+              <w:t xml:space="preserve">1.08 (0.93–1.27)</w:t>
             </w:r>
           </w:p>
         </w:tc>
@@ -1765,7 +1765,7 @@
                 <w:szCs w:val="18"/>
                 <w:color w:val="000000"/>
               </w:rPr>
-              <w:t xml:space="preserve">0.030</w:t>
+              <w:t xml:space="preserve">0.315</w:t>
             </w:r>
           </w:p>
         </w:tc>
@@ -1935,7 +1935,7 @@
                 <w:szCs w:val="18"/>
                 <w:color w:val="000000"/>
               </w:rPr>
-              <w:t xml:space="preserve">ROCK2 expression</w:t>
+              <w:t xml:space="preserve">HIST1H2AC expression, log2 (per 1 unit)</w:t>
             </w:r>
           </w:p>
         </w:tc>
@@ -1990,7 +1990,7 @@
                 <w:szCs w:val="18"/>
                 <w:color w:val="000000"/>
               </w:rPr>
-              <w:t xml:space="preserve">Low (ref)</w:t>
+              <w:t xml:space="preserve"/>
             </w:r>
           </w:p>
         </w:tc>
@@ -2045,7 +2045,7 @@
                 <w:szCs w:val="18"/>
                 <w:color w:val="000000"/>
               </w:rPr>
-              <w:t xml:space="preserve">189</w:t>
+              <w:t xml:space="preserve">441</w:t>
             </w:r>
           </w:p>
         </w:tc>
@@ -2100,7 +2100,7 @@
                 <w:szCs w:val="18"/>
                 <w:color w:val="000000"/>
               </w:rPr>
-              <w:t xml:space="preserve">72</w:t>
+              <w:t xml:space="preserve">157</w:t>
             </w:r>
           </w:p>
         </w:tc>
@@ -2155,7 +2155,7 @@
                 <w:szCs w:val="18"/>
                 <w:color w:val="000000"/>
               </w:rPr>
-              <w:t xml:space="preserve">Reference</w:t>
+              <w:t xml:space="preserve">1.06 (0.91–1.25)</w:t>
             </w:r>
           </w:p>
         </w:tc>
@@ -2210,7 +2210,7 @@
                 <w:szCs w:val="18"/>
                 <w:color w:val="000000"/>
               </w:rPr>
-              <w:t xml:space="preserve"/>
+              <w:t xml:space="preserve">0.448</w:t>
             </w:r>
           </w:p>
         </w:tc>
@@ -2380,282 +2380,282 @@
                 <w:szCs w:val="18"/>
                 <w:color w:val="000000"/>
               </w:rPr>
+              <w:t xml:space="preserve">Sex</w:t>
+            </w:r>
+          </w:p>
+        </w:tc>
+        <w:tc>
+          <w:tcPr>
+            <w:tcBorders>
+              <w:bottom w:val="none" w:sz="0" w:space="0" w:color="000000"/>
+              <w:top w:val="none" w:sz="0" w:space="0" w:color="000000"/>
+              <w:left w:val="none" w:sz="0" w:space="0" w:color="000000"/>
+              <w:right w:val="none" w:sz="0" w:space="0" w:color="000000"/>
+            </w:tcBorders>
+            <w:shd w:val="clear" w:color="auto" w:fill="FFFFFF"/>
+            <w:tcMar>
+              <w:top w:w="0" w:type="dxa"/>
+              <w:bottom w:w="0" w:type="dxa"/>
+              <w:left w:w="0" w:type="dxa"/>
+              <w:right w:w="0" w:type="dxa"/>
+            </w:tcMar>
+            <w:vAlign w:val="center"/>
+          </w:tcPr>
+          <w:p>
+            <w:pPr>
+              <w:pStyle w:val="Normal"/>
+              <w:jc w:val="left"/>
+              <w:pBdr>
+                <w:bottom w:val="none" w:sz="0" w:space="0" w:color="000000"/>
+                <w:top w:val="none" w:sz="0" w:space="0" w:color="000000"/>
+                <w:left w:val="none" w:sz="0" w:space="0" w:color="000000"/>
+                <w:right w:val="none" w:sz="0" w:space="0" w:color="000000"/>
+              </w:pBdr>
+              <w:spacing w:after="100" w:before="100" w:line="240"/>
+              <w:ind w:left="100" w:right="100" w:firstLine="0" w:firstLineChars="0"/>
+              <w:rPr>
+                <w:rFonts w:ascii="Times New Roman" w:hAnsi="Times New Roman" w:eastAsia="Times New Roman" w:cs="Times New Roman"/>
+                <w:i w:val="false"/>
+                <w:b w:val="false"/>
+                <w:u w:val="none"/>
+                <w:strike w:val="false"/>
+                <w:sz w:val="18"/>
+                <w:szCs w:val="18"/>
+                <w:color w:val="000000"/>
+              </w:rPr>
+            </w:pPr>
+            <w:r>
+              <w:rPr>
+                <w:rFonts w:ascii="Times New Roman" w:hAnsi="Times New Roman" w:eastAsia="Times New Roman" w:cs="Times New Roman"/>
+                <w:i w:val="false"/>
+                <w:b w:val="false"/>
+                <w:u w:val="none"/>
+                <w:strike w:val="false"/>
+                <w:sz w:val="18"/>
+                <w:szCs w:val="18"/>
+                <w:color w:val="000000"/>
+              </w:rPr>
+              <w:t xml:space="preserve">Male (ref)</w:t>
+            </w:r>
+          </w:p>
+        </w:tc>
+        <w:tc>
+          <w:tcPr>
+            <w:tcBorders>
+              <w:bottom w:val="none" w:sz="0" w:space="0" w:color="000000"/>
+              <w:top w:val="none" w:sz="0" w:space="0" w:color="000000"/>
+              <w:left w:val="none" w:sz="0" w:space="0" w:color="000000"/>
+              <w:right w:val="none" w:sz="0" w:space="0" w:color="000000"/>
+            </w:tcBorders>
+            <w:shd w:val="clear" w:color="auto" w:fill="FFFFFF"/>
+            <w:tcMar>
+              <w:top w:w="0" w:type="dxa"/>
+              <w:bottom w:w="0" w:type="dxa"/>
+              <w:left w:w="0" w:type="dxa"/>
+              <w:right w:w="0" w:type="dxa"/>
+            </w:tcMar>
+            <w:vAlign w:val="center"/>
+          </w:tcPr>
+          <w:p>
+            <w:pPr>
+              <w:pStyle w:val="Normal"/>
+              <w:jc w:val="right"/>
+              <w:pBdr>
+                <w:bottom w:val="none" w:sz="0" w:space="0" w:color="000000"/>
+                <w:top w:val="none" w:sz="0" w:space="0" w:color="000000"/>
+                <w:left w:val="none" w:sz="0" w:space="0" w:color="000000"/>
+                <w:right w:val="none" w:sz="0" w:space="0" w:color="000000"/>
+              </w:pBdr>
+              <w:spacing w:after="100" w:before="100" w:line="240"/>
+              <w:ind w:left="100" w:right="100" w:firstLine="0" w:firstLineChars="0"/>
+              <w:rPr>
+                <w:rFonts w:ascii="Times New Roman" w:hAnsi="Times New Roman" w:eastAsia="Times New Roman" w:cs="Times New Roman"/>
+                <w:i w:val="false"/>
+                <w:b w:val="false"/>
+                <w:u w:val="none"/>
+                <w:strike w:val="false"/>
+                <w:sz w:val="18"/>
+                <w:szCs w:val="18"/>
+                <w:color w:val="000000"/>
+              </w:rPr>
+            </w:pPr>
+            <w:r>
+              <w:rPr>
+                <w:rFonts w:ascii="Times New Roman" w:hAnsi="Times New Roman" w:eastAsia="Times New Roman" w:cs="Times New Roman"/>
+                <w:i w:val="false"/>
+                <w:b w:val="false"/>
+                <w:u w:val="none"/>
+                <w:strike w:val="false"/>
+                <w:sz w:val="18"/>
+                <w:szCs w:val="18"/>
+                <w:color w:val="000000"/>
+              </w:rPr>
+              <w:t xml:space="preserve">250</w:t>
+            </w:r>
+          </w:p>
+        </w:tc>
+        <w:tc>
+          <w:tcPr>
+            <w:tcBorders>
+              <w:bottom w:val="none" w:sz="0" w:space="0" w:color="000000"/>
+              <w:top w:val="none" w:sz="0" w:space="0" w:color="000000"/>
+              <w:left w:val="none" w:sz="0" w:space="0" w:color="000000"/>
+              <w:right w:val="none" w:sz="0" w:space="0" w:color="000000"/>
+            </w:tcBorders>
+            <w:shd w:val="clear" w:color="auto" w:fill="FFFFFF"/>
+            <w:tcMar>
+              <w:top w:w="0" w:type="dxa"/>
+              <w:bottom w:w="0" w:type="dxa"/>
+              <w:left w:w="0" w:type="dxa"/>
+              <w:right w:w="0" w:type="dxa"/>
+            </w:tcMar>
+            <w:vAlign w:val="center"/>
+          </w:tcPr>
+          <w:p>
+            <w:pPr>
+              <w:pStyle w:val="Normal"/>
+              <w:jc w:val="right"/>
+              <w:pBdr>
+                <w:bottom w:val="none" w:sz="0" w:space="0" w:color="000000"/>
+                <w:top w:val="none" w:sz="0" w:space="0" w:color="000000"/>
+                <w:left w:val="none" w:sz="0" w:space="0" w:color="000000"/>
+                <w:right w:val="none" w:sz="0" w:space="0" w:color="000000"/>
+              </w:pBdr>
+              <w:spacing w:after="100" w:before="100" w:line="240"/>
+              <w:ind w:left="100" w:right="100" w:firstLine="0" w:firstLineChars="0"/>
+              <w:rPr>
+                <w:rFonts w:ascii="Times New Roman" w:hAnsi="Times New Roman" w:eastAsia="Times New Roman" w:cs="Times New Roman"/>
+                <w:i w:val="false"/>
+                <w:b w:val="false"/>
+                <w:u w:val="none"/>
+                <w:strike w:val="false"/>
+                <w:sz w:val="18"/>
+                <w:szCs w:val="18"/>
+                <w:color w:val="000000"/>
+              </w:rPr>
+            </w:pPr>
+            <w:r>
+              <w:rPr>
+                <w:rFonts w:ascii="Times New Roman" w:hAnsi="Times New Roman" w:eastAsia="Times New Roman" w:cs="Times New Roman"/>
+                <w:i w:val="false"/>
+                <w:b w:val="false"/>
+                <w:u w:val="none"/>
+                <w:strike w:val="false"/>
+                <w:sz w:val="18"/>
+                <w:szCs w:val="18"/>
+                <w:color w:val="000000"/>
+              </w:rPr>
+              <w:t xml:space="preserve">92</w:t>
+            </w:r>
+          </w:p>
+        </w:tc>
+        <w:tc>
+          <w:tcPr>
+            <w:tcBorders>
+              <w:bottom w:val="none" w:sz="0" w:space="0" w:color="000000"/>
+              <w:top w:val="none" w:sz="0" w:space="0" w:color="000000"/>
+              <w:left w:val="none" w:sz="0" w:space="0" w:color="000000"/>
+              <w:right w:val="none" w:sz="0" w:space="0" w:color="000000"/>
+            </w:tcBorders>
+            <w:shd w:val="clear" w:color="auto" w:fill="FFFFFF"/>
+            <w:tcMar>
+              <w:top w:w="0" w:type="dxa"/>
+              <w:bottom w:w="0" w:type="dxa"/>
+              <w:left w:w="0" w:type="dxa"/>
+              <w:right w:w="0" w:type="dxa"/>
+            </w:tcMar>
+            <w:vAlign w:val="center"/>
+          </w:tcPr>
+          <w:p>
+            <w:pPr>
+              <w:pStyle w:val="Normal"/>
+              <w:jc w:val="left"/>
+              <w:pBdr>
+                <w:bottom w:val="none" w:sz="0" w:space="0" w:color="000000"/>
+                <w:top w:val="none" w:sz="0" w:space="0" w:color="000000"/>
+                <w:left w:val="none" w:sz="0" w:space="0" w:color="000000"/>
+                <w:right w:val="none" w:sz="0" w:space="0" w:color="000000"/>
+              </w:pBdr>
+              <w:spacing w:after="100" w:before="100" w:line="240"/>
+              <w:ind w:left="100" w:right="100" w:firstLine="0" w:firstLineChars="0"/>
+              <w:rPr>
+                <w:rFonts w:ascii="Times New Roman" w:hAnsi="Times New Roman" w:eastAsia="Times New Roman" w:cs="Times New Roman"/>
+                <w:i w:val="false"/>
+                <w:b w:val="false"/>
+                <w:u w:val="none"/>
+                <w:strike w:val="false"/>
+                <w:sz w:val="18"/>
+                <w:szCs w:val="18"/>
+                <w:color w:val="000000"/>
+              </w:rPr>
+            </w:pPr>
+            <w:r>
+              <w:rPr>
+                <w:rFonts w:ascii="Times New Roman" w:hAnsi="Times New Roman" w:eastAsia="Times New Roman" w:cs="Times New Roman"/>
+                <w:i w:val="false"/>
+                <w:b w:val="false"/>
+                <w:u w:val="none"/>
+                <w:strike w:val="false"/>
+                <w:sz w:val="18"/>
+                <w:szCs w:val="18"/>
+                <w:color w:val="000000"/>
+              </w:rPr>
+              <w:t xml:space="preserve">Reference</w:t>
+            </w:r>
+          </w:p>
+        </w:tc>
+        <w:tc>
+          <w:tcPr>
+            <w:tcBorders>
+              <w:bottom w:val="none" w:sz="0" w:space="0" w:color="000000"/>
+              <w:top w:val="none" w:sz="0" w:space="0" w:color="000000"/>
+              <w:left w:val="none" w:sz="0" w:space="0" w:color="000000"/>
+              <w:right w:val="none" w:sz="0" w:space="0" w:color="000000"/>
+            </w:tcBorders>
+            <w:shd w:val="clear" w:color="auto" w:fill="FFFFFF"/>
+            <w:tcMar>
+              <w:top w:w="0" w:type="dxa"/>
+              <w:bottom w:w="0" w:type="dxa"/>
+              <w:left w:w="0" w:type="dxa"/>
+              <w:right w:w="0" w:type="dxa"/>
+            </w:tcMar>
+            <w:vAlign w:val="center"/>
+          </w:tcPr>
+          <w:p>
+            <w:pPr>
+              <w:pStyle w:val="Normal"/>
+              <w:jc w:val="left"/>
+              <w:pBdr>
+                <w:bottom w:val="none" w:sz="0" w:space="0" w:color="000000"/>
+                <w:top w:val="none" w:sz="0" w:space="0" w:color="000000"/>
+                <w:left w:val="none" w:sz="0" w:space="0" w:color="000000"/>
+                <w:right w:val="none" w:sz="0" w:space="0" w:color="000000"/>
+              </w:pBdr>
+              <w:spacing w:after="100" w:before="100" w:line="240"/>
+              <w:ind w:left="100" w:right="100" w:firstLine="0" w:firstLineChars="0"/>
+              <w:rPr>
+                <w:rFonts w:ascii="Times New Roman" w:hAnsi="Times New Roman" w:eastAsia="Times New Roman" w:cs="Times New Roman"/>
+                <w:i w:val="false"/>
+                <w:b w:val="false"/>
+                <w:u w:val="none"/>
+                <w:strike w:val="false"/>
+                <w:sz w:val="18"/>
+                <w:szCs w:val="18"/>
+                <w:color w:val="000000"/>
+              </w:rPr>
+            </w:pPr>
+            <w:r>
+              <w:rPr>
+                <w:rFonts w:ascii="Times New Roman" w:hAnsi="Times New Roman" w:eastAsia="Times New Roman" w:cs="Times New Roman"/>
+                <w:i w:val="false"/>
+                <w:b w:val="false"/>
+                <w:u w:val="none"/>
+                <w:strike w:val="false"/>
+                <w:sz w:val="18"/>
+                <w:szCs w:val="18"/>
+                <w:color w:val="000000"/>
+              </w:rPr>
               <w:t xml:space="preserve"/>
-            </w:r>
-          </w:p>
-        </w:tc>
-        <w:tc>
-          <w:tcPr>
-            <w:tcBorders>
-              <w:bottom w:val="none" w:sz="0" w:space="0" w:color="000000"/>
-              <w:top w:val="none" w:sz="0" w:space="0" w:color="000000"/>
-              <w:left w:val="none" w:sz="0" w:space="0" w:color="000000"/>
-              <w:right w:val="none" w:sz="0" w:space="0" w:color="000000"/>
-            </w:tcBorders>
-            <w:shd w:val="clear" w:color="auto" w:fill="FFFFFF"/>
-            <w:tcMar>
-              <w:top w:w="0" w:type="dxa"/>
-              <w:bottom w:w="0" w:type="dxa"/>
-              <w:left w:w="0" w:type="dxa"/>
-              <w:right w:w="0" w:type="dxa"/>
-            </w:tcMar>
-            <w:vAlign w:val="center"/>
-          </w:tcPr>
-          <w:p>
-            <w:pPr>
-              <w:pStyle w:val="Normal"/>
-              <w:jc w:val="left"/>
-              <w:pBdr>
-                <w:bottom w:val="none" w:sz="0" w:space="0" w:color="000000"/>
-                <w:top w:val="none" w:sz="0" w:space="0" w:color="000000"/>
-                <w:left w:val="none" w:sz="0" w:space="0" w:color="000000"/>
-                <w:right w:val="none" w:sz="0" w:space="0" w:color="000000"/>
-              </w:pBdr>
-              <w:spacing w:after="100" w:before="100" w:line="240"/>
-              <w:ind w:left="100" w:right="100" w:firstLine="0" w:firstLineChars="0"/>
-              <w:rPr>
-                <w:rFonts w:ascii="Times New Roman" w:hAnsi="Times New Roman" w:eastAsia="Times New Roman" w:cs="Times New Roman"/>
-                <w:i w:val="false"/>
-                <w:b w:val="false"/>
-                <w:u w:val="none"/>
-                <w:strike w:val="false"/>
-                <w:sz w:val="18"/>
-                <w:szCs w:val="18"/>
-                <w:color w:val="000000"/>
-              </w:rPr>
-            </w:pPr>
-            <w:r>
-              <w:rPr>
-                <w:rFonts w:ascii="Times New Roman" w:hAnsi="Times New Roman" w:eastAsia="Times New Roman" w:cs="Times New Roman"/>
-                <w:i w:val="false"/>
-                <w:b w:val="false"/>
-                <w:u w:val="none"/>
-                <w:strike w:val="false"/>
-                <w:sz w:val="18"/>
-                <w:szCs w:val="18"/>
-                <w:color w:val="000000"/>
-              </w:rPr>
-              <w:t xml:space="preserve">High</w:t>
-            </w:r>
-          </w:p>
-        </w:tc>
-        <w:tc>
-          <w:tcPr>
-            <w:tcBorders>
-              <w:bottom w:val="none" w:sz="0" w:space="0" w:color="000000"/>
-              <w:top w:val="none" w:sz="0" w:space="0" w:color="000000"/>
-              <w:left w:val="none" w:sz="0" w:space="0" w:color="000000"/>
-              <w:right w:val="none" w:sz="0" w:space="0" w:color="000000"/>
-            </w:tcBorders>
-            <w:shd w:val="clear" w:color="auto" w:fill="FFFFFF"/>
-            <w:tcMar>
-              <w:top w:w="0" w:type="dxa"/>
-              <w:bottom w:w="0" w:type="dxa"/>
-              <w:left w:w="0" w:type="dxa"/>
-              <w:right w:w="0" w:type="dxa"/>
-            </w:tcMar>
-            <w:vAlign w:val="center"/>
-          </w:tcPr>
-          <w:p>
-            <w:pPr>
-              <w:pStyle w:val="Normal"/>
-              <w:jc w:val="right"/>
-              <w:pBdr>
-                <w:bottom w:val="none" w:sz="0" w:space="0" w:color="000000"/>
-                <w:top w:val="none" w:sz="0" w:space="0" w:color="000000"/>
-                <w:left w:val="none" w:sz="0" w:space="0" w:color="000000"/>
-                <w:right w:val="none" w:sz="0" w:space="0" w:color="000000"/>
-              </w:pBdr>
-              <w:spacing w:after="100" w:before="100" w:line="240"/>
-              <w:ind w:left="100" w:right="100" w:firstLine="0" w:firstLineChars="0"/>
-              <w:rPr>
-                <w:rFonts w:ascii="Times New Roman" w:hAnsi="Times New Roman" w:eastAsia="Times New Roman" w:cs="Times New Roman"/>
-                <w:i w:val="false"/>
-                <w:b w:val="false"/>
-                <w:u w:val="none"/>
-                <w:strike w:val="false"/>
-                <w:sz w:val="18"/>
-                <w:szCs w:val="18"/>
-                <w:color w:val="000000"/>
-              </w:rPr>
-            </w:pPr>
-            <w:r>
-              <w:rPr>
-                <w:rFonts w:ascii="Times New Roman" w:hAnsi="Times New Roman" w:eastAsia="Times New Roman" w:cs="Times New Roman"/>
-                <w:i w:val="false"/>
-                <w:b w:val="false"/>
-                <w:u w:val="none"/>
-                <w:strike w:val="false"/>
-                <w:sz w:val="18"/>
-                <w:szCs w:val="18"/>
-                <w:color w:val="000000"/>
-              </w:rPr>
-              <w:t xml:space="preserve">251</w:t>
-            </w:r>
-          </w:p>
-        </w:tc>
-        <w:tc>
-          <w:tcPr>
-            <w:tcBorders>
-              <w:bottom w:val="none" w:sz="0" w:space="0" w:color="000000"/>
-              <w:top w:val="none" w:sz="0" w:space="0" w:color="000000"/>
-              <w:left w:val="none" w:sz="0" w:space="0" w:color="000000"/>
-              <w:right w:val="none" w:sz="0" w:space="0" w:color="000000"/>
-            </w:tcBorders>
-            <w:shd w:val="clear" w:color="auto" w:fill="FFFFFF"/>
-            <w:tcMar>
-              <w:top w:w="0" w:type="dxa"/>
-              <w:bottom w:w="0" w:type="dxa"/>
-              <w:left w:w="0" w:type="dxa"/>
-              <w:right w:w="0" w:type="dxa"/>
-            </w:tcMar>
-            <w:vAlign w:val="center"/>
-          </w:tcPr>
-          <w:p>
-            <w:pPr>
-              <w:pStyle w:val="Normal"/>
-              <w:jc w:val="right"/>
-              <w:pBdr>
-                <w:bottom w:val="none" w:sz="0" w:space="0" w:color="000000"/>
-                <w:top w:val="none" w:sz="0" w:space="0" w:color="000000"/>
-                <w:left w:val="none" w:sz="0" w:space="0" w:color="000000"/>
-                <w:right w:val="none" w:sz="0" w:space="0" w:color="000000"/>
-              </w:pBdr>
-              <w:spacing w:after="100" w:before="100" w:line="240"/>
-              <w:ind w:left="100" w:right="100" w:firstLine="0" w:firstLineChars="0"/>
-              <w:rPr>
-                <w:rFonts w:ascii="Times New Roman" w:hAnsi="Times New Roman" w:eastAsia="Times New Roman" w:cs="Times New Roman"/>
-                <w:i w:val="false"/>
-                <w:b w:val="false"/>
-                <w:u w:val="none"/>
-                <w:strike w:val="false"/>
-                <w:sz w:val="18"/>
-                <w:szCs w:val="18"/>
-                <w:color w:val="000000"/>
-              </w:rPr>
-            </w:pPr>
-            <w:r>
-              <w:rPr>
-                <w:rFonts w:ascii="Times New Roman" w:hAnsi="Times New Roman" w:eastAsia="Times New Roman" w:cs="Times New Roman"/>
-                <w:i w:val="false"/>
-                <w:b w:val="false"/>
-                <w:u w:val="none"/>
-                <w:strike w:val="false"/>
-                <w:sz w:val="18"/>
-                <w:szCs w:val="18"/>
-                <w:color w:val="000000"/>
-              </w:rPr>
-              <w:t xml:space="preserve">85</w:t>
-            </w:r>
-          </w:p>
-        </w:tc>
-        <w:tc>
-          <w:tcPr>
-            <w:tcBorders>
-              <w:bottom w:val="none" w:sz="0" w:space="0" w:color="000000"/>
-              <w:top w:val="none" w:sz="0" w:space="0" w:color="000000"/>
-              <w:left w:val="none" w:sz="0" w:space="0" w:color="000000"/>
-              <w:right w:val="none" w:sz="0" w:space="0" w:color="000000"/>
-            </w:tcBorders>
-            <w:shd w:val="clear" w:color="auto" w:fill="FFFFFF"/>
-            <w:tcMar>
-              <w:top w:w="0" w:type="dxa"/>
-              <w:bottom w:w="0" w:type="dxa"/>
-              <w:left w:w="0" w:type="dxa"/>
-              <w:right w:w="0" w:type="dxa"/>
-            </w:tcMar>
-            <w:vAlign w:val="center"/>
-          </w:tcPr>
-          <w:p>
-            <w:pPr>
-              <w:pStyle w:val="Normal"/>
-              <w:jc w:val="left"/>
-              <w:pBdr>
-                <w:bottom w:val="none" w:sz="0" w:space="0" w:color="000000"/>
-                <w:top w:val="none" w:sz="0" w:space="0" w:color="000000"/>
-                <w:left w:val="none" w:sz="0" w:space="0" w:color="000000"/>
-                <w:right w:val="none" w:sz="0" w:space="0" w:color="000000"/>
-              </w:pBdr>
-              <w:spacing w:after="100" w:before="100" w:line="240"/>
-              <w:ind w:left="100" w:right="100" w:firstLine="0" w:firstLineChars="0"/>
-              <w:rPr>
-                <w:rFonts w:ascii="Times New Roman" w:hAnsi="Times New Roman" w:eastAsia="Times New Roman" w:cs="Times New Roman"/>
-                <w:i w:val="false"/>
-                <w:b w:val="false"/>
-                <w:u w:val="none"/>
-                <w:strike w:val="false"/>
-                <w:sz w:val="18"/>
-                <w:szCs w:val="18"/>
-                <w:color w:val="000000"/>
-              </w:rPr>
-            </w:pPr>
-            <w:r>
-              <w:rPr>
-                <w:rFonts w:ascii="Times New Roman" w:hAnsi="Times New Roman" w:eastAsia="Times New Roman" w:cs="Times New Roman"/>
-                <w:i w:val="false"/>
-                <w:b w:val="false"/>
-                <w:u w:val="none"/>
-                <w:strike w:val="false"/>
-                <w:sz w:val="18"/>
-                <w:szCs w:val="18"/>
-                <w:color w:val="000000"/>
-              </w:rPr>
-              <w:t xml:space="preserve">0.76 (0.56–1.05)</w:t>
-            </w:r>
-          </w:p>
-        </w:tc>
-        <w:tc>
-          <w:tcPr>
-            <w:tcBorders>
-              <w:bottom w:val="none" w:sz="0" w:space="0" w:color="000000"/>
-              <w:top w:val="none" w:sz="0" w:space="0" w:color="000000"/>
-              <w:left w:val="none" w:sz="0" w:space="0" w:color="000000"/>
-              <w:right w:val="none" w:sz="0" w:space="0" w:color="000000"/>
-            </w:tcBorders>
-            <w:shd w:val="clear" w:color="auto" w:fill="FFFFFF"/>
-            <w:tcMar>
-              <w:top w:w="0" w:type="dxa"/>
-              <w:bottom w:w="0" w:type="dxa"/>
-              <w:left w:w="0" w:type="dxa"/>
-              <w:right w:w="0" w:type="dxa"/>
-            </w:tcMar>
-            <w:vAlign w:val="center"/>
-          </w:tcPr>
-          <w:p>
-            <w:pPr>
-              <w:pStyle w:val="Normal"/>
-              <w:jc w:val="left"/>
-              <w:pBdr>
-                <w:bottom w:val="none" w:sz="0" w:space="0" w:color="000000"/>
-                <w:top w:val="none" w:sz="0" w:space="0" w:color="000000"/>
-                <w:left w:val="none" w:sz="0" w:space="0" w:color="000000"/>
-                <w:right w:val="none" w:sz="0" w:space="0" w:color="000000"/>
-              </w:pBdr>
-              <w:spacing w:after="100" w:before="100" w:line="240"/>
-              <w:ind w:left="100" w:right="100" w:firstLine="0" w:firstLineChars="0"/>
-              <w:rPr>
-                <w:rFonts w:ascii="Times New Roman" w:hAnsi="Times New Roman" w:eastAsia="Times New Roman" w:cs="Times New Roman"/>
-                <w:i w:val="false"/>
-                <w:b w:val="false"/>
-                <w:u w:val="none"/>
-                <w:strike w:val="false"/>
-                <w:sz w:val="18"/>
-                <w:szCs w:val="18"/>
-                <w:color w:val="000000"/>
-              </w:rPr>
-            </w:pPr>
-            <w:r>
-              <w:rPr>
-                <w:rFonts w:ascii="Times New Roman" w:hAnsi="Times New Roman" w:eastAsia="Times New Roman" w:cs="Times New Roman"/>
-                <w:i w:val="false"/>
-                <w:b w:val="false"/>
-                <w:u w:val="none"/>
-                <w:strike w:val="false"/>
-                <w:sz w:val="18"/>
-                <w:szCs w:val="18"/>
-                <w:color w:val="000000"/>
-              </w:rPr>
-              <w:t xml:space="preserve">0.097</w:t>
             </w:r>
           </w:p>
         </w:tc>
@@ -2825,7 +2825,7 @@
                 <w:szCs w:val="18"/>
                 <w:color w:val="000000"/>
               </w:rPr>
-              <w:t xml:space="preserve">Age (per 10 years)</w:t>
+              <w:t xml:space="preserve"/>
             </w:r>
           </w:p>
         </w:tc>
@@ -2880,7 +2880,7 @@
                 <w:szCs w:val="18"/>
                 <w:color w:val="000000"/>
               </w:rPr>
-              <w:t xml:space="preserve"/>
+              <w:t xml:space="preserve">Female</w:t>
             </w:r>
           </w:p>
         </w:tc>
@@ -2935,7 +2935,7 @@
                 <w:szCs w:val="18"/>
                 <w:color w:val="000000"/>
               </w:rPr>
-              <w:t xml:space="preserve">440</w:t>
+              <w:t xml:space="preserve">191</w:t>
             </w:r>
           </w:p>
         </w:tc>
@@ -2990,7 +2990,7 @@
                 <w:szCs w:val="18"/>
                 <w:color w:val="000000"/>
               </w:rPr>
-              <w:t xml:space="preserve">157</w:t>
+              <w:t xml:space="preserve">65</w:t>
             </w:r>
           </w:p>
         </w:tc>
@@ -3045,7 +3045,7 @@
                 <w:szCs w:val="18"/>
                 <w:color w:val="000000"/>
               </w:rPr>
-              <w:t xml:space="preserve">1.03 (1.01–1.04)</w:t>
+              <w:t xml:space="preserve">0.88 (0.64–1.21)</w:t>
             </w:r>
           </w:p>
         </w:tc>
@@ -3100,7 +3100,7 @@
                 <w:szCs w:val="18"/>
                 <w:color w:val="000000"/>
               </w:rPr>
-              <w:t xml:space="preserve">&lt;0.001</w:t>
+              <w:t xml:space="preserve">0.419</w:t>
             </w:r>
           </w:p>
         </w:tc>
@@ -3270,7 +3270,7 @@
                 <w:szCs w:val="18"/>
                 <w:color w:val="000000"/>
               </w:rPr>
-              <w:t xml:space="preserve">Sex</w:t>
+              <w:t xml:space="preserve">Pathologic stage group</w:t>
             </w:r>
           </w:p>
         </w:tc>
@@ -3325,7 +3325,7 @@
                 <w:szCs w:val="18"/>
                 <w:color w:val="000000"/>
               </w:rPr>
-              <w:t xml:space="preserve">Male (ref)</w:t>
+              <w:t xml:space="preserve">I–II (ref)</w:t>
             </w:r>
           </w:p>
         </w:tc>
@@ -3380,897 +3380,7 @@
                 <w:szCs w:val="18"/>
                 <w:color w:val="000000"/>
               </w:rPr>
-              <w:t xml:space="preserve">249</w:t>
-            </w:r>
-          </w:p>
-        </w:tc>
-        <w:tc>
-          <w:tcPr>
-            <w:tcBorders>
-              <w:bottom w:val="none" w:sz="0" w:space="0" w:color="000000"/>
-              <w:top w:val="none" w:sz="0" w:space="0" w:color="000000"/>
-              <w:left w:val="none" w:sz="0" w:space="0" w:color="000000"/>
-              <w:right w:val="none" w:sz="0" w:space="0" w:color="000000"/>
-            </w:tcBorders>
-            <w:shd w:val="clear" w:color="auto" w:fill="FFFFFF"/>
-            <w:tcMar>
-              <w:top w:w="0" w:type="dxa"/>
-              <w:bottom w:w="0" w:type="dxa"/>
-              <w:left w:w="0" w:type="dxa"/>
-              <w:right w:w="0" w:type="dxa"/>
-            </w:tcMar>
-            <w:vAlign w:val="center"/>
-          </w:tcPr>
-          <w:p>
-            <w:pPr>
-              <w:pStyle w:val="Normal"/>
-              <w:jc w:val="right"/>
-              <w:pBdr>
-                <w:bottom w:val="none" w:sz="0" w:space="0" w:color="000000"/>
-                <w:top w:val="none" w:sz="0" w:space="0" w:color="000000"/>
-                <w:left w:val="none" w:sz="0" w:space="0" w:color="000000"/>
-                <w:right w:val="none" w:sz="0" w:space="0" w:color="000000"/>
-              </w:pBdr>
-              <w:spacing w:after="100" w:before="100" w:line="240"/>
-              <w:ind w:left="100" w:right="100" w:firstLine="0" w:firstLineChars="0"/>
-              <w:rPr>
-                <w:rFonts w:ascii="Times New Roman" w:hAnsi="Times New Roman" w:eastAsia="Times New Roman" w:cs="Times New Roman"/>
-                <w:i w:val="false"/>
-                <w:b w:val="false"/>
-                <w:u w:val="none"/>
-                <w:strike w:val="false"/>
-                <w:sz w:val="18"/>
-                <w:szCs w:val="18"/>
-                <w:color w:val="000000"/>
-              </w:rPr>
-            </w:pPr>
-            <w:r>
-              <w:rPr>
-                <w:rFonts w:ascii="Times New Roman" w:hAnsi="Times New Roman" w:eastAsia="Times New Roman" w:cs="Times New Roman"/>
-                <w:i w:val="false"/>
-                <w:b w:val="false"/>
-                <w:u w:val="none"/>
-                <w:strike w:val="false"/>
-                <w:sz w:val="18"/>
-                <w:szCs w:val="18"/>
-                <w:color w:val="000000"/>
-              </w:rPr>
-              <w:t xml:space="preserve">92</w:t>
-            </w:r>
-          </w:p>
-        </w:tc>
-        <w:tc>
-          <w:tcPr>
-            <w:tcBorders>
-              <w:bottom w:val="none" w:sz="0" w:space="0" w:color="000000"/>
-              <w:top w:val="none" w:sz="0" w:space="0" w:color="000000"/>
-              <w:left w:val="none" w:sz="0" w:space="0" w:color="000000"/>
-              <w:right w:val="none" w:sz="0" w:space="0" w:color="000000"/>
-            </w:tcBorders>
-            <w:shd w:val="clear" w:color="auto" w:fill="FFFFFF"/>
-            <w:tcMar>
-              <w:top w:w="0" w:type="dxa"/>
-              <w:bottom w:w="0" w:type="dxa"/>
-              <w:left w:w="0" w:type="dxa"/>
-              <w:right w:w="0" w:type="dxa"/>
-            </w:tcMar>
-            <w:vAlign w:val="center"/>
-          </w:tcPr>
-          <w:p>
-            <w:pPr>
-              <w:pStyle w:val="Normal"/>
-              <w:jc w:val="left"/>
-              <w:pBdr>
-                <w:bottom w:val="none" w:sz="0" w:space="0" w:color="000000"/>
-                <w:top w:val="none" w:sz="0" w:space="0" w:color="000000"/>
-                <w:left w:val="none" w:sz="0" w:space="0" w:color="000000"/>
-                <w:right w:val="none" w:sz="0" w:space="0" w:color="000000"/>
-              </w:pBdr>
-              <w:spacing w:after="100" w:before="100" w:line="240"/>
-              <w:ind w:left="100" w:right="100" w:firstLine="0" w:firstLineChars="0"/>
-              <w:rPr>
-                <w:rFonts w:ascii="Times New Roman" w:hAnsi="Times New Roman" w:eastAsia="Times New Roman" w:cs="Times New Roman"/>
-                <w:i w:val="false"/>
-                <w:b w:val="false"/>
-                <w:u w:val="none"/>
-                <w:strike w:val="false"/>
-                <w:sz w:val="18"/>
-                <w:szCs w:val="18"/>
-                <w:color w:val="000000"/>
-              </w:rPr>
-            </w:pPr>
-            <w:r>
-              <w:rPr>
-                <w:rFonts w:ascii="Times New Roman" w:hAnsi="Times New Roman" w:eastAsia="Times New Roman" w:cs="Times New Roman"/>
-                <w:i w:val="false"/>
-                <w:b w:val="false"/>
-                <w:u w:val="none"/>
-                <w:strike w:val="false"/>
-                <w:sz w:val="18"/>
-                <w:szCs w:val="18"/>
-                <w:color w:val="000000"/>
-              </w:rPr>
-              <w:t xml:space="preserve">Reference</w:t>
-            </w:r>
-          </w:p>
-        </w:tc>
-        <w:tc>
-          <w:tcPr>
-            <w:tcBorders>
-              <w:bottom w:val="none" w:sz="0" w:space="0" w:color="000000"/>
-              <w:top w:val="none" w:sz="0" w:space="0" w:color="000000"/>
-              <w:left w:val="none" w:sz="0" w:space="0" w:color="000000"/>
-              <w:right w:val="none" w:sz="0" w:space="0" w:color="000000"/>
-            </w:tcBorders>
-            <w:shd w:val="clear" w:color="auto" w:fill="FFFFFF"/>
-            <w:tcMar>
-              <w:top w:w="0" w:type="dxa"/>
-              <w:bottom w:w="0" w:type="dxa"/>
-              <w:left w:w="0" w:type="dxa"/>
-              <w:right w:w="0" w:type="dxa"/>
-            </w:tcMar>
-            <w:vAlign w:val="center"/>
-          </w:tcPr>
-          <w:p>
-            <w:pPr>
-              <w:pStyle w:val="Normal"/>
-              <w:jc w:val="left"/>
-              <w:pBdr>
-                <w:bottom w:val="none" w:sz="0" w:space="0" w:color="000000"/>
-                <w:top w:val="none" w:sz="0" w:space="0" w:color="000000"/>
-                <w:left w:val="none" w:sz="0" w:space="0" w:color="000000"/>
-                <w:right w:val="none" w:sz="0" w:space="0" w:color="000000"/>
-              </w:pBdr>
-              <w:spacing w:after="100" w:before="100" w:line="240"/>
-              <w:ind w:left="100" w:right="100" w:firstLine="0" w:firstLineChars="0"/>
-              <w:rPr>
-                <w:rFonts w:ascii="Times New Roman" w:hAnsi="Times New Roman" w:eastAsia="Times New Roman" w:cs="Times New Roman"/>
-                <w:i w:val="false"/>
-                <w:b w:val="false"/>
-                <w:u w:val="none"/>
-                <w:strike w:val="false"/>
-                <w:sz w:val="18"/>
-                <w:szCs w:val="18"/>
-                <w:color w:val="000000"/>
-              </w:rPr>
-            </w:pPr>
-            <w:r>
-              <w:rPr>
-                <w:rFonts w:ascii="Times New Roman" w:hAnsi="Times New Roman" w:eastAsia="Times New Roman" w:cs="Times New Roman"/>
-                <w:i w:val="false"/>
-                <w:b w:val="false"/>
-                <w:u w:val="none"/>
-                <w:strike w:val="false"/>
-                <w:sz w:val="18"/>
-                <w:szCs w:val="18"/>
-                <w:color w:val="000000"/>
-              </w:rPr>
-              <w:t xml:space="preserve"/>
-            </w:r>
-          </w:p>
-        </w:tc>
-        <w:tc>
-          <w:tcPr>
-            <w:tcBorders>
-              <w:bottom w:val="none" w:sz="0" w:space="0" w:color="000000"/>
-              <w:top w:val="none" w:sz="0" w:space="0" w:color="000000"/>
-              <w:left w:val="none" w:sz="0" w:space="0" w:color="000000"/>
-              <w:right w:val="none" w:sz="0" w:space="0" w:color="000000"/>
-            </w:tcBorders>
-            <w:shd w:val="clear" w:color="auto" w:fill="FFFFFF"/>
-            <w:tcMar>
-              <w:top w:w="0" w:type="dxa"/>
-              <w:bottom w:w="0" w:type="dxa"/>
-              <w:left w:w="0" w:type="dxa"/>
-              <w:right w:w="0" w:type="dxa"/>
-            </w:tcMar>
-            <w:vAlign w:val="center"/>
-          </w:tcPr>
-          <w:p>
-            <w:pPr>
-              <w:pStyle w:val="Normal"/>
-              <w:jc w:val="left"/>
-              <w:pBdr>
-                <w:bottom w:val="none" w:sz="0" w:space="0" w:color="000000"/>
-                <w:top w:val="none" w:sz="0" w:space="0" w:color="000000"/>
-                <w:left w:val="none" w:sz="0" w:space="0" w:color="000000"/>
-                <w:right w:val="none" w:sz="0" w:space="0" w:color="000000"/>
-              </w:pBdr>
-              <w:spacing w:after="100" w:before="100" w:line="240"/>
-              <w:ind w:left="100" w:right="100" w:firstLine="0" w:firstLineChars="0"/>
-              <w:rPr>
-                <w:rFonts w:ascii="Times New Roman" w:hAnsi="Times New Roman" w:eastAsia="Times New Roman" w:cs="Times New Roman"/>
-                <w:i w:val="false"/>
-                <w:b w:val="false"/>
-                <w:u w:val="none"/>
-                <w:strike w:val="false"/>
-                <w:sz w:val="18"/>
-                <w:szCs w:val="18"/>
-                <w:color w:val="000000"/>
-              </w:rPr>
-            </w:pPr>
-            <w:r>
-              <w:rPr>
-                <w:rFonts w:ascii="Times New Roman" w:hAnsi="Times New Roman" w:eastAsia="Times New Roman" w:cs="Times New Roman"/>
-                <w:i w:val="false"/>
-                <w:b w:val="false"/>
-                <w:u w:val="none"/>
-                <w:strike w:val="false"/>
-                <w:sz w:val="18"/>
-                <w:szCs w:val="18"/>
-                <w:color w:val="000000"/>
-              </w:rPr>
-              <w:t xml:space="preserve"/>
-            </w:r>
-          </w:p>
-        </w:tc>
-      </w:tr>
-      <w:tr>
-        <w:trPr>
-          <w:trHeight w:val="560" w:hRule="auto"/>
-        </w:trPr>
-        <w:tc>
-          <w:tcPr>
-            <w:tcBorders>
-              <w:bottom w:val="none" w:sz="0" w:space="0" w:color="000000"/>
-              <w:top w:val="none" w:sz="0" w:space="0" w:color="000000"/>
-              <w:left w:val="none" w:sz="0" w:space="0" w:color="000000"/>
-              <w:right w:val="none" w:sz="0" w:space="0" w:color="000000"/>
-            </w:tcBorders>
-            <w:shd w:val="clear" w:color="auto" w:fill="FFFFFF"/>
-            <w:tcMar>
-              <w:top w:w="0" w:type="dxa"/>
-              <w:bottom w:w="0" w:type="dxa"/>
-              <w:left w:w="0" w:type="dxa"/>
-              <w:right w:w="0" w:type="dxa"/>
-            </w:tcMar>
-            <w:vAlign w:val="center"/>
-          </w:tcPr>
-          <w:p>
-            <w:pPr>
-              <w:pStyle w:val="Normal"/>
-              <w:jc w:val="left"/>
-              <w:pBdr>
-                <w:bottom w:val="none" w:sz="0" w:space="0" w:color="000000"/>
-                <w:top w:val="none" w:sz="0" w:space="0" w:color="000000"/>
-                <w:left w:val="none" w:sz="0" w:space="0" w:color="000000"/>
-                <w:right w:val="none" w:sz="0" w:space="0" w:color="000000"/>
-              </w:pBdr>
-              <w:spacing w:after="100" w:before="100" w:line="240"/>
-              <w:ind w:left="100" w:right="100" w:firstLine="0" w:firstLineChars="0"/>
-              <w:rPr>
-                <w:rFonts w:ascii="Times New Roman" w:hAnsi="Times New Roman" w:eastAsia="Times New Roman" w:cs="Times New Roman"/>
-                <w:i w:val="false"/>
-                <w:b w:val="false"/>
-                <w:u w:val="none"/>
-                <w:strike w:val="false"/>
-                <w:sz w:val="18"/>
-                <w:szCs w:val="18"/>
-                <w:color w:val="000000"/>
-              </w:rPr>
-            </w:pPr>
-            <w:r>
-              <w:rPr>
-                <w:rFonts w:ascii="Times New Roman" w:hAnsi="Times New Roman" w:eastAsia="Times New Roman" w:cs="Times New Roman"/>
-                <w:i w:val="false"/>
-                <w:b w:val="false"/>
-                <w:u w:val="none"/>
-                <w:strike w:val="false"/>
-                <w:sz w:val="18"/>
-                <w:szCs w:val="18"/>
-                <w:color w:val="000000"/>
-              </w:rPr>
-              <w:t xml:space="preserve">Multivariable</w:t>
-            </w:r>
-          </w:p>
-        </w:tc>
-        <w:tc>
-          <w:tcPr>
-            <w:tcBorders>
-              <w:bottom w:val="none" w:sz="0" w:space="0" w:color="000000"/>
-              <w:top w:val="none" w:sz="0" w:space="0" w:color="000000"/>
-              <w:left w:val="none" w:sz="0" w:space="0" w:color="000000"/>
-              <w:right w:val="none" w:sz="0" w:space="0" w:color="000000"/>
-            </w:tcBorders>
-            <w:shd w:val="clear" w:color="auto" w:fill="FFFFFF"/>
-            <w:tcMar>
-              <w:top w:w="0" w:type="dxa"/>
-              <w:bottom w:w="0" w:type="dxa"/>
-              <w:left w:w="0" w:type="dxa"/>
-              <w:right w:w="0" w:type="dxa"/>
-            </w:tcMar>
-            <w:vAlign w:val="center"/>
-          </w:tcPr>
-          <w:p>
-            <w:pPr>
-              <w:pStyle w:val="Normal"/>
-              <w:jc w:val="left"/>
-              <w:pBdr>
-                <w:bottom w:val="none" w:sz="0" w:space="0" w:color="000000"/>
-                <w:top w:val="none" w:sz="0" w:space="0" w:color="000000"/>
-                <w:left w:val="none" w:sz="0" w:space="0" w:color="000000"/>
-                <w:right w:val="none" w:sz="0" w:space="0" w:color="000000"/>
-              </w:pBdr>
-              <w:spacing w:after="100" w:before="100" w:line="240"/>
-              <w:ind w:left="100" w:right="100" w:firstLine="0" w:firstLineChars="0"/>
-              <w:rPr>
-                <w:rFonts w:ascii="Times New Roman" w:hAnsi="Times New Roman" w:eastAsia="Times New Roman" w:cs="Times New Roman"/>
-                <w:i w:val="false"/>
-                <w:b w:val="false"/>
-                <w:u w:val="none"/>
-                <w:strike w:val="false"/>
-                <w:sz w:val="18"/>
-                <w:szCs w:val="18"/>
-                <w:color w:val="000000"/>
-              </w:rPr>
-            </w:pPr>
-            <w:r>
-              <w:rPr>
-                <w:rFonts w:ascii="Times New Roman" w:hAnsi="Times New Roman" w:eastAsia="Times New Roman" w:cs="Times New Roman"/>
-                <w:i w:val="false"/>
-                <w:b w:val="false"/>
-                <w:u w:val="none"/>
-                <w:strike w:val="false"/>
-                <w:sz w:val="18"/>
-                <w:szCs w:val="18"/>
-                <w:color w:val="000000"/>
-              </w:rPr>
-              <w:t xml:space="preserve"/>
-            </w:r>
-          </w:p>
-        </w:tc>
-        <w:tc>
-          <w:tcPr>
-            <w:tcBorders>
-              <w:bottom w:val="none" w:sz="0" w:space="0" w:color="000000"/>
-              <w:top w:val="none" w:sz="0" w:space="0" w:color="000000"/>
-              <w:left w:val="none" w:sz="0" w:space="0" w:color="000000"/>
-              <w:right w:val="none" w:sz="0" w:space="0" w:color="000000"/>
-            </w:tcBorders>
-            <w:shd w:val="clear" w:color="auto" w:fill="FFFFFF"/>
-            <w:tcMar>
-              <w:top w:w="0" w:type="dxa"/>
-              <w:bottom w:w="0" w:type="dxa"/>
-              <w:left w:w="0" w:type="dxa"/>
-              <w:right w:w="0" w:type="dxa"/>
-            </w:tcMar>
-            <w:vAlign w:val="center"/>
-          </w:tcPr>
-          <w:p>
-            <w:pPr>
-              <w:pStyle w:val="Normal"/>
-              <w:jc w:val="left"/>
-              <w:pBdr>
-                <w:bottom w:val="none" w:sz="0" w:space="0" w:color="000000"/>
-                <w:top w:val="none" w:sz="0" w:space="0" w:color="000000"/>
-                <w:left w:val="none" w:sz="0" w:space="0" w:color="000000"/>
-                <w:right w:val="none" w:sz="0" w:space="0" w:color="000000"/>
-              </w:pBdr>
-              <w:spacing w:after="100" w:before="100" w:line="240"/>
-              <w:ind w:left="100" w:right="100" w:firstLine="0" w:firstLineChars="0"/>
-              <w:rPr>
-                <w:rFonts w:ascii="Times New Roman" w:hAnsi="Times New Roman" w:eastAsia="Times New Roman" w:cs="Times New Roman"/>
-                <w:i w:val="false"/>
-                <w:b w:val="false"/>
-                <w:u w:val="none"/>
-                <w:strike w:val="false"/>
-                <w:sz w:val="18"/>
-                <w:szCs w:val="18"/>
-                <w:color w:val="000000"/>
-              </w:rPr>
-            </w:pPr>
-            <w:r>
-              <w:rPr>
-                <w:rFonts w:ascii="Times New Roman" w:hAnsi="Times New Roman" w:eastAsia="Times New Roman" w:cs="Times New Roman"/>
-                <w:i w:val="false"/>
-                <w:b w:val="false"/>
-                <w:u w:val="none"/>
-                <w:strike w:val="false"/>
-                <w:sz w:val="18"/>
-                <w:szCs w:val="18"/>
-                <w:color w:val="000000"/>
-              </w:rPr>
-              <w:t xml:space="preserve">Female</w:t>
-            </w:r>
-          </w:p>
-        </w:tc>
-        <w:tc>
-          <w:tcPr>
-            <w:tcBorders>
-              <w:bottom w:val="none" w:sz="0" w:space="0" w:color="000000"/>
-              <w:top w:val="none" w:sz="0" w:space="0" w:color="000000"/>
-              <w:left w:val="none" w:sz="0" w:space="0" w:color="000000"/>
-              <w:right w:val="none" w:sz="0" w:space="0" w:color="000000"/>
-            </w:tcBorders>
-            <w:shd w:val="clear" w:color="auto" w:fill="FFFFFF"/>
-            <w:tcMar>
-              <w:top w:w="0" w:type="dxa"/>
-              <w:bottom w:w="0" w:type="dxa"/>
-              <w:left w:w="0" w:type="dxa"/>
-              <w:right w:w="0" w:type="dxa"/>
-            </w:tcMar>
-            <w:vAlign w:val="center"/>
-          </w:tcPr>
-          <w:p>
-            <w:pPr>
-              <w:pStyle w:val="Normal"/>
-              <w:jc w:val="right"/>
-              <w:pBdr>
-                <w:bottom w:val="none" w:sz="0" w:space="0" w:color="000000"/>
-                <w:top w:val="none" w:sz="0" w:space="0" w:color="000000"/>
-                <w:left w:val="none" w:sz="0" w:space="0" w:color="000000"/>
-                <w:right w:val="none" w:sz="0" w:space="0" w:color="000000"/>
-              </w:pBdr>
-              <w:spacing w:after="100" w:before="100" w:line="240"/>
-              <w:ind w:left="100" w:right="100" w:firstLine="0" w:firstLineChars="0"/>
-              <w:rPr>
-                <w:rFonts w:ascii="Times New Roman" w:hAnsi="Times New Roman" w:eastAsia="Times New Roman" w:cs="Times New Roman"/>
-                <w:i w:val="false"/>
-                <w:b w:val="false"/>
-                <w:u w:val="none"/>
-                <w:strike w:val="false"/>
-                <w:sz w:val="18"/>
-                <w:szCs w:val="18"/>
-                <w:color w:val="000000"/>
-              </w:rPr>
-            </w:pPr>
-            <w:r>
-              <w:rPr>
-                <w:rFonts w:ascii="Times New Roman" w:hAnsi="Times New Roman" w:eastAsia="Times New Roman" w:cs="Times New Roman"/>
-                <w:i w:val="false"/>
-                <w:b w:val="false"/>
-                <w:u w:val="none"/>
-                <w:strike w:val="false"/>
-                <w:sz w:val="18"/>
-                <w:szCs w:val="18"/>
-                <w:color w:val="000000"/>
-              </w:rPr>
-              <w:t xml:space="preserve">191</w:t>
-            </w:r>
-          </w:p>
-        </w:tc>
-        <w:tc>
-          <w:tcPr>
-            <w:tcBorders>
-              <w:bottom w:val="none" w:sz="0" w:space="0" w:color="000000"/>
-              <w:top w:val="none" w:sz="0" w:space="0" w:color="000000"/>
-              <w:left w:val="none" w:sz="0" w:space="0" w:color="000000"/>
-              <w:right w:val="none" w:sz="0" w:space="0" w:color="000000"/>
-            </w:tcBorders>
-            <w:shd w:val="clear" w:color="auto" w:fill="FFFFFF"/>
-            <w:tcMar>
-              <w:top w:w="0" w:type="dxa"/>
-              <w:bottom w:w="0" w:type="dxa"/>
-              <w:left w:w="0" w:type="dxa"/>
-              <w:right w:w="0" w:type="dxa"/>
-            </w:tcMar>
-            <w:vAlign w:val="center"/>
-          </w:tcPr>
-          <w:p>
-            <w:pPr>
-              <w:pStyle w:val="Normal"/>
-              <w:jc w:val="right"/>
-              <w:pBdr>
-                <w:bottom w:val="none" w:sz="0" w:space="0" w:color="000000"/>
-                <w:top w:val="none" w:sz="0" w:space="0" w:color="000000"/>
-                <w:left w:val="none" w:sz="0" w:space="0" w:color="000000"/>
-                <w:right w:val="none" w:sz="0" w:space="0" w:color="000000"/>
-              </w:pBdr>
-              <w:spacing w:after="100" w:before="100" w:line="240"/>
-              <w:ind w:left="100" w:right="100" w:firstLine="0" w:firstLineChars="0"/>
-              <w:rPr>
-                <w:rFonts w:ascii="Times New Roman" w:hAnsi="Times New Roman" w:eastAsia="Times New Roman" w:cs="Times New Roman"/>
-                <w:i w:val="false"/>
-                <w:b w:val="false"/>
-                <w:u w:val="none"/>
-                <w:strike w:val="false"/>
-                <w:sz w:val="18"/>
-                <w:szCs w:val="18"/>
-                <w:color w:val="000000"/>
-              </w:rPr>
-            </w:pPr>
-            <w:r>
-              <w:rPr>
-                <w:rFonts w:ascii="Times New Roman" w:hAnsi="Times New Roman" w:eastAsia="Times New Roman" w:cs="Times New Roman"/>
-                <w:i w:val="false"/>
-                <w:b w:val="false"/>
-                <w:u w:val="none"/>
-                <w:strike w:val="false"/>
-                <w:sz w:val="18"/>
-                <w:szCs w:val="18"/>
-                <w:color w:val="000000"/>
-              </w:rPr>
-              <w:t xml:space="preserve">65</w:t>
-            </w:r>
-          </w:p>
-        </w:tc>
-        <w:tc>
-          <w:tcPr>
-            <w:tcBorders>
-              <w:bottom w:val="none" w:sz="0" w:space="0" w:color="000000"/>
-              <w:top w:val="none" w:sz="0" w:space="0" w:color="000000"/>
-              <w:left w:val="none" w:sz="0" w:space="0" w:color="000000"/>
-              <w:right w:val="none" w:sz="0" w:space="0" w:color="000000"/>
-            </w:tcBorders>
-            <w:shd w:val="clear" w:color="auto" w:fill="FFFFFF"/>
-            <w:tcMar>
-              <w:top w:w="0" w:type="dxa"/>
-              <w:bottom w:w="0" w:type="dxa"/>
-              <w:left w:w="0" w:type="dxa"/>
-              <w:right w:w="0" w:type="dxa"/>
-            </w:tcMar>
-            <w:vAlign w:val="center"/>
-          </w:tcPr>
-          <w:p>
-            <w:pPr>
-              <w:pStyle w:val="Normal"/>
-              <w:jc w:val="left"/>
-              <w:pBdr>
-                <w:bottom w:val="none" w:sz="0" w:space="0" w:color="000000"/>
-                <w:top w:val="none" w:sz="0" w:space="0" w:color="000000"/>
-                <w:left w:val="none" w:sz="0" w:space="0" w:color="000000"/>
-                <w:right w:val="none" w:sz="0" w:space="0" w:color="000000"/>
-              </w:pBdr>
-              <w:spacing w:after="100" w:before="100" w:line="240"/>
-              <w:ind w:left="100" w:right="100" w:firstLine="0" w:firstLineChars="0"/>
-              <w:rPr>
-                <w:rFonts w:ascii="Times New Roman" w:hAnsi="Times New Roman" w:eastAsia="Times New Roman" w:cs="Times New Roman"/>
-                <w:i w:val="false"/>
-                <w:b w:val="false"/>
-                <w:u w:val="none"/>
-                <w:strike w:val="false"/>
-                <w:sz w:val="18"/>
-                <w:szCs w:val="18"/>
-                <w:color w:val="000000"/>
-              </w:rPr>
-            </w:pPr>
-            <w:r>
-              <w:rPr>
-                <w:rFonts w:ascii="Times New Roman" w:hAnsi="Times New Roman" w:eastAsia="Times New Roman" w:cs="Times New Roman"/>
-                <w:i w:val="false"/>
-                <w:b w:val="false"/>
-                <w:u w:val="none"/>
-                <w:strike w:val="false"/>
-                <w:sz w:val="18"/>
-                <w:szCs w:val="18"/>
-                <w:color w:val="000000"/>
-              </w:rPr>
-              <w:t xml:space="preserve">0.86 (0.62–1.18)</w:t>
-            </w:r>
-          </w:p>
-        </w:tc>
-        <w:tc>
-          <w:tcPr>
-            <w:tcBorders>
-              <w:bottom w:val="none" w:sz="0" w:space="0" w:color="000000"/>
-              <w:top w:val="none" w:sz="0" w:space="0" w:color="000000"/>
-              <w:left w:val="none" w:sz="0" w:space="0" w:color="000000"/>
-              <w:right w:val="none" w:sz="0" w:space="0" w:color="000000"/>
-            </w:tcBorders>
-            <w:shd w:val="clear" w:color="auto" w:fill="FFFFFF"/>
-            <w:tcMar>
-              <w:top w:w="0" w:type="dxa"/>
-              <w:bottom w:w="0" w:type="dxa"/>
-              <w:left w:w="0" w:type="dxa"/>
-              <w:right w:w="0" w:type="dxa"/>
-            </w:tcMar>
-            <w:vAlign w:val="center"/>
-          </w:tcPr>
-          <w:p>
-            <w:pPr>
-              <w:pStyle w:val="Normal"/>
-              <w:jc w:val="left"/>
-              <w:pBdr>
-                <w:bottom w:val="none" w:sz="0" w:space="0" w:color="000000"/>
-                <w:top w:val="none" w:sz="0" w:space="0" w:color="000000"/>
-                <w:left w:val="none" w:sz="0" w:space="0" w:color="000000"/>
-                <w:right w:val="none" w:sz="0" w:space="0" w:color="000000"/>
-              </w:pBdr>
-              <w:spacing w:after="100" w:before="100" w:line="240"/>
-              <w:ind w:left="100" w:right="100" w:firstLine="0" w:firstLineChars="0"/>
-              <w:rPr>
-                <w:rFonts w:ascii="Times New Roman" w:hAnsi="Times New Roman" w:eastAsia="Times New Roman" w:cs="Times New Roman"/>
-                <w:i w:val="false"/>
-                <w:b w:val="false"/>
-                <w:u w:val="none"/>
-                <w:strike w:val="false"/>
-                <w:sz w:val="18"/>
-                <w:szCs w:val="18"/>
-                <w:color w:val="000000"/>
-              </w:rPr>
-            </w:pPr>
-            <w:r>
-              <w:rPr>
-                <w:rFonts w:ascii="Times New Roman" w:hAnsi="Times New Roman" w:eastAsia="Times New Roman" w:cs="Times New Roman"/>
-                <w:i w:val="false"/>
-                <w:b w:val="false"/>
-                <w:u w:val="none"/>
-                <w:strike w:val="false"/>
-                <w:sz w:val="18"/>
-                <w:szCs w:val="18"/>
-                <w:color w:val="000000"/>
-              </w:rPr>
-              <w:t xml:space="preserve">0.349</w:t>
-            </w:r>
-          </w:p>
-        </w:tc>
-        <w:tc>
-          <w:tcPr>
-            <w:tcBorders>
-              <w:bottom w:val="none" w:sz="0" w:space="0" w:color="000000"/>
-              <w:top w:val="none" w:sz="0" w:space="0" w:color="000000"/>
-              <w:left w:val="none" w:sz="0" w:space="0" w:color="000000"/>
-              <w:right w:val="none" w:sz="0" w:space="0" w:color="000000"/>
-            </w:tcBorders>
-            <w:shd w:val="clear" w:color="auto" w:fill="FFFFFF"/>
-            <w:tcMar>
-              <w:top w:w="0" w:type="dxa"/>
-              <w:bottom w:w="0" w:type="dxa"/>
-              <w:left w:w="0" w:type="dxa"/>
-              <w:right w:w="0" w:type="dxa"/>
-            </w:tcMar>
-            <w:vAlign w:val="center"/>
-          </w:tcPr>
-          <w:p>
-            <w:pPr>
-              <w:pStyle w:val="Normal"/>
-              <w:jc w:val="left"/>
-              <w:pBdr>
-                <w:bottom w:val="none" w:sz="0" w:space="0" w:color="000000"/>
-                <w:top w:val="none" w:sz="0" w:space="0" w:color="000000"/>
-                <w:left w:val="none" w:sz="0" w:space="0" w:color="000000"/>
-                <w:right w:val="none" w:sz="0" w:space="0" w:color="000000"/>
-              </w:pBdr>
-              <w:spacing w:after="100" w:before="100" w:line="240"/>
-              <w:ind w:left="100" w:right="100" w:firstLine="0" w:firstLineChars="0"/>
-              <w:rPr>
-                <w:rFonts w:ascii="Times New Roman" w:hAnsi="Times New Roman" w:eastAsia="Times New Roman" w:cs="Times New Roman"/>
-                <w:i w:val="false"/>
-                <w:b w:val="false"/>
-                <w:u w:val="none"/>
-                <w:strike w:val="false"/>
-                <w:sz w:val="18"/>
-                <w:szCs w:val="18"/>
-                <w:color w:val="000000"/>
-              </w:rPr>
-            </w:pPr>
-            <w:r>
-              <w:rPr>
-                <w:rFonts w:ascii="Times New Roman" w:hAnsi="Times New Roman" w:eastAsia="Times New Roman" w:cs="Times New Roman"/>
-                <w:i w:val="false"/>
-                <w:b w:val="false"/>
-                <w:u w:val="none"/>
-                <w:strike w:val="false"/>
-                <w:sz w:val="18"/>
-                <w:szCs w:val="18"/>
-                <w:color w:val="000000"/>
-              </w:rPr>
-              <w:t xml:space="preserve"/>
-            </w:r>
-          </w:p>
-        </w:tc>
-      </w:tr>
-      <w:tr>
-        <w:trPr>
-          <w:trHeight w:val="560" w:hRule="auto"/>
-        </w:trPr>
-        <w:tc>
-          <w:tcPr>
-            <w:tcBorders>
-              <w:bottom w:val="none" w:sz="0" w:space="0" w:color="000000"/>
-              <w:top w:val="none" w:sz="0" w:space="0" w:color="000000"/>
-              <w:left w:val="none" w:sz="0" w:space="0" w:color="000000"/>
-              <w:right w:val="none" w:sz="0" w:space="0" w:color="000000"/>
-            </w:tcBorders>
-            <w:shd w:val="clear" w:color="auto" w:fill="FFFFFF"/>
-            <w:tcMar>
-              <w:top w:w="0" w:type="dxa"/>
-              <w:bottom w:w="0" w:type="dxa"/>
-              <w:left w:w="0" w:type="dxa"/>
-              <w:right w:w="0" w:type="dxa"/>
-            </w:tcMar>
-            <w:vAlign w:val="center"/>
-          </w:tcPr>
-          <w:p>
-            <w:pPr>
-              <w:pStyle w:val="Normal"/>
-              <w:jc w:val="left"/>
-              <w:pBdr>
-                <w:bottom w:val="none" w:sz="0" w:space="0" w:color="000000"/>
-                <w:top w:val="none" w:sz="0" w:space="0" w:color="000000"/>
-                <w:left w:val="none" w:sz="0" w:space="0" w:color="000000"/>
-                <w:right w:val="none" w:sz="0" w:space="0" w:color="000000"/>
-              </w:pBdr>
-              <w:spacing w:after="100" w:before="100" w:line="240"/>
-              <w:ind w:left="100" w:right="100" w:firstLine="0" w:firstLineChars="0"/>
-              <w:rPr>
-                <w:rFonts w:ascii="Times New Roman" w:hAnsi="Times New Roman" w:eastAsia="Times New Roman" w:cs="Times New Roman"/>
-                <w:i w:val="false"/>
-                <w:b w:val="false"/>
-                <w:u w:val="none"/>
-                <w:strike w:val="false"/>
-                <w:sz w:val="18"/>
-                <w:szCs w:val="18"/>
-                <w:color w:val="000000"/>
-              </w:rPr>
-            </w:pPr>
-            <w:r>
-              <w:rPr>
-                <w:rFonts w:ascii="Times New Roman" w:hAnsi="Times New Roman" w:eastAsia="Times New Roman" w:cs="Times New Roman"/>
-                <w:i w:val="false"/>
-                <w:b w:val="false"/>
-                <w:u w:val="none"/>
-                <w:strike w:val="false"/>
-                <w:sz w:val="18"/>
-                <w:szCs w:val="18"/>
-                <w:color w:val="000000"/>
-              </w:rPr>
-              <w:t xml:space="preserve">Multivariable</w:t>
-            </w:r>
-          </w:p>
-        </w:tc>
-        <w:tc>
-          <w:tcPr>
-            <w:tcBorders>
-              <w:bottom w:val="none" w:sz="0" w:space="0" w:color="000000"/>
-              <w:top w:val="none" w:sz="0" w:space="0" w:color="000000"/>
-              <w:left w:val="none" w:sz="0" w:space="0" w:color="000000"/>
-              <w:right w:val="none" w:sz="0" w:space="0" w:color="000000"/>
-            </w:tcBorders>
-            <w:shd w:val="clear" w:color="auto" w:fill="FFFFFF"/>
-            <w:tcMar>
-              <w:top w:w="0" w:type="dxa"/>
-              <w:bottom w:w="0" w:type="dxa"/>
-              <w:left w:w="0" w:type="dxa"/>
-              <w:right w:w="0" w:type="dxa"/>
-            </w:tcMar>
-            <w:vAlign w:val="center"/>
-          </w:tcPr>
-          <w:p>
-            <w:pPr>
-              <w:pStyle w:val="Normal"/>
-              <w:jc w:val="left"/>
-              <w:pBdr>
-                <w:bottom w:val="none" w:sz="0" w:space="0" w:color="000000"/>
-                <w:top w:val="none" w:sz="0" w:space="0" w:color="000000"/>
-                <w:left w:val="none" w:sz="0" w:space="0" w:color="000000"/>
-                <w:right w:val="none" w:sz="0" w:space="0" w:color="000000"/>
-              </w:pBdr>
-              <w:spacing w:after="100" w:before="100" w:line="240"/>
-              <w:ind w:left="100" w:right="100" w:firstLine="0" w:firstLineChars="0"/>
-              <w:rPr>
-                <w:rFonts w:ascii="Times New Roman" w:hAnsi="Times New Roman" w:eastAsia="Times New Roman" w:cs="Times New Roman"/>
-                <w:i w:val="false"/>
-                <w:b w:val="false"/>
-                <w:u w:val="none"/>
-                <w:strike w:val="false"/>
-                <w:sz w:val="18"/>
-                <w:szCs w:val="18"/>
-                <w:color w:val="000000"/>
-              </w:rPr>
-            </w:pPr>
-            <w:r>
-              <w:rPr>
-                <w:rFonts w:ascii="Times New Roman" w:hAnsi="Times New Roman" w:eastAsia="Times New Roman" w:cs="Times New Roman"/>
-                <w:i w:val="false"/>
-                <w:b w:val="false"/>
-                <w:u w:val="none"/>
-                <w:strike w:val="false"/>
-                <w:sz w:val="18"/>
-                <w:szCs w:val="18"/>
-                <w:color w:val="000000"/>
-              </w:rPr>
-              <w:t xml:space="preserve">Pathologic stage group</w:t>
-            </w:r>
-          </w:p>
-        </w:tc>
-        <w:tc>
-          <w:tcPr>
-            <w:tcBorders>
-              <w:bottom w:val="none" w:sz="0" w:space="0" w:color="000000"/>
-              <w:top w:val="none" w:sz="0" w:space="0" w:color="000000"/>
-              <w:left w:val="none" w:sz="0" w:space="0" w:color="000000"/>
-              <w:right w:val="none" w:sz="0" w:space="0" w:color="000000"/>
-            </w:tcBorders>
-            <w:shd w:val="clear" w:color="auto" w:fill="FFFFFF"/>
-            <w:tcMar>
-              <w:top w:w="0" w:type="dxa"/>
-              <w:bottom w:w="0" w:type="dxa"/>
-              <w:left w:w="0" w:type="dxa"/>
-              <w:right w:w="0" w:type="dxa"/>
-            </w:tcMar>
-            <w:vAlign w:val="center"/>
-          </w:tcPr>
-          <w:p>
-            <w:pPr>
-              <w:pStyle w:val="Normal"/>
-              <w:jc w:val="left"/>
-              <w:pBdr>
-                <w:bottom w:val="none" w:sz="0" w:space="0" w:color="000000"/>
-                <w:top w:val="none" w:sz="0" w:space="0" w:color="000000"/>
-                <w:left w:val="none" w:sz="0" w:space="0" w:color="000000"/>
-                <w:right w:val="none" w:sz="0" w:space="0" w:color="000000"/>
-              </w:pBdr>
-              <w:spacing w:after="100" w:before="100" w:line="240"/>
-              <w:ind w:left="100" w:right="100" w:firstLine="0" w:firstLineChars="0"/>
-              <w:rPr>
-                <w:rFonts w:ascii="Times New Roman" w:hAnsi="Times New Roman" w:eastAsia="Times New Roman" w:cs="Times New Roman"/>
-                <w:i w:val="false"/>
-                <w:b w:val="false"/>
-                <w:u w:val="none"/>
-                <w:strike w:val="false"/>
-                <w:sz w:val="18"/>
-                <w:szCs w:val="18"/>
-                <w:color w:val="000000"/>
-              </w:rPr>
-            </w:pPr>
-            <w:r>
-              <w:rPr>
-                <w:rFonts w:ascii="Times New Roman" w:hAnsi="Times New Roman" w:eastAsia="Times New Roman" w:cs="Times New Roman"/>
-                <w:i w:val="false"/>
-                <w:b w:val="false"/>
-                <w:u w:val="none"/>
-                <w:strike w:val="false"/>
-                <w:sz w:val="18"/>
-                <w:szCs w:val="18"/>
-                <w:color w:val="000000"/>
-              </w:rPr>
-              <w:t xml:space="preserve">I–II (ref)</w:t>
-            </w:r>
-          </w:p>
-        </w:tc>
-        <w:tc>
-          <w:tcPr>
-            <w:tcBorders>
-              <w:bottom w:val="none" w:sz="0" w:space="0" w:color="000000"/>
-              <w:top w:val="none" w:sz="0" w:space="0" w:color="000000"/>
-              <w:left w:val="none" w:sz="0" w:space="0" w:color="000000"/>
-              <w:right w:val="none" w:sz="0" w:space="0" w:color="000000"/>
-            </w:tcBorders>
-            <w:shd w:val="clear" w:color="auto" w:fill="FFFFFF"/>
-            <w:tcMar>
-              <w:top w:w="0" w:type="dxa"/>
-              <w:bottom w:w="0" w:type="dxa"/>
-              <w:left w:w="0" w:type="dxa"/>
-              <w:right w:w="0" w:type="dxa"/>
-            </w:tcMar>
-            <w:vAlign w:val="center"/>
-          </w:tcPr>
-          <w:p>
-            <w:pPr>
-              <w:pStyle w:val="Normal"/>
-              <w:jc w:val="right"/>
-              <w:pBdr>
-                <w:bottom w:val="none" w:sz="0" w:space="0" w:color="000000"/>
-                <w:top w:val="none" w:sz="0" w:space="0" w:color="000000"/>
-                <w:left w:val="none" w:sz="0" w:space="0" w:color="000000"/>
-                <w:right w:val="none" w:sz="0" w:space="0" w:color="000000"/>
-              </w:pBdr>
-              <w:spacing w:after="100" w:before="100" w:line="240"/>
-              <w:ind w:left="100" w:right="100" w:firstLine="0" w:firstLineChars="0"/>
-              <w:rPr>
-                <w:rFonts w:ascii="Times New Roman" w:hAnsi="Times New Roman" w:eastAsia="Times New Roman" w:cs="Times New Roman"/>
-                <w:i w:val="false"/>
-                <w:b w:val="false"/>
-                <w:u w:val="none"/>
-                <w:strike w:val="false"/>
-                <w:sz w:val="18"/>
-                <w:szCs w:val="18"/>
-                <w:color w:val="000000"/>
-              </w:rPr>
-            </w:pPr>
-            <w:r>
-              <w:rPr>
-                <w:rFonts w:ascii="Times New Roman" w:hAnsi="Times New Roman" w:eastAsia="Times New Roman" w:cs="Times New Roman"/>
-                <w:i w:val="false"/>
-                <w:b w:val="false"/>
-                <w:u w:val="none"/>
-                <w:strike w:val="false"/>
-                <w:sz w:val="18"/>
-                <w:szCs w:val="18"/>
-                <w:color w:val="000000"/>
-              </w:rPr>
-              <w:t xml:space="preserve">207</w:t>
+              <w:t xml:space="preserve">208</w:t>
             </w:r>
           </w:p>
         </w:tc>
@@ -4825,7 +3935,7 @@
                 <w:szCs w:val="18"/>
                 <w:color w:val="000000"/>
               </w:rPr>
-              <w:t xml:space="preserve">1.91 (1.38–2.65)</w:t>
+              <w:t xml:space="preserve">1.80 (1.30–2.50)</w:t>
             </w:r>
           </w:p>
         </w:tc>

--- a/output/tables/GEO/GSE39582/GSE39582_cox_OS_pMMR.docx
+++ b/output/tables/GEO/GSE39582/GSE39582_cox_OS_pMMR.docx
@@ -25,7 +25,7 @@
         <w:ind w:left="60" w:right="60" w:firstLine="0" w:firstLineChars="0"/>
       </w:pPr>
       <w:r>
-        <w:t xml:space="preserve">Cox regression for overall survival: HIST1H2AC expression, GSE39582 (CIT, colon), pMMR only</w:t>
+        <w:t xml:space="preserve">Cox regression for overall survival: MAD2L1 expression, GSE39582 (CIT, colon), pMMR only</w:t>
       </w:r>
     </w:p>
     <w:tbl xmlns:a="http://schemas.openxmlformats.org/drawingml/2006/main" xmlns:pic="http://schemas.openxmlformats.org/drawingml/2006/picture">
@@ -36,7 +36,7 @@
       </w:tblPr>
       <w:tblGrid>
         <w:gridCol w:w="3360"/>
-        <w:gridCol w:w="3450"/>
+        <w:gridCol w:w="3200"/>
         <w:gridCol w:w="1145"/>
         <w:gridCol w:w="681"/>
         <w:gridCol w:w="931"/>
@@ -600,7 +600,7 @@
                 <w:szCs w:val="18"/>
                 <w:color w:val="000000"/>
               </w:rPr>
-              <w:t xml:space="preserve">HIST1H2AC expression</w:t>
+              <w:t xml:space="preserve">MAD2L1 expression</w:t>
             </w:r>
           </w:p>
         </w:tc>
@@ -710,7 +710,7 @@
                 <w:szCs w:val="18"/>
                 <w:color w:val="000000"/>
               </w:rPr>
-              <w:t xml:space="preserve">204</w:t>
+              <w:t xml:space="preserve">231</w:t>
             </w:r>
           </w:p>
         </w:tc>
@@ -765,7 +765,7 @@
                 <w:szCs w:val="18"/>
                 <w:color w:val="000000"/>
               </w:rPr>
-              <w:t xml:space="preserve">73</w:t>
+              <w:t xml:space="preserve">82</w:t>
             </w:r>
           </w:p>
         </w:tc>
@@ -1155,7 +1155,7 @@
                 <w:szCs w:val="18"/>
                 <w:color w:val="000000"/>
               </w:rPr>
-              <w:t xml:space="preserve">240</w:t>
+              <w:t xml:space="preserve">213</w:t>
             </w:r>
           </w:p>
         </w:tc>
@@ -1210,7 +1210,7 @@
                 <w:szCs w:val="18"/>
                 <w:color w:val="000000"/>
               </w:rPr>
-              <w:t xml:space="preserve">85</w:t>
+              <w:t xml:space="preserve">76</w:t>
             </w:r>
           </w:p>
         </w:tc>
@@ -1265,7 +1265,7 @@
                 <w:szCs w:val="18"/>
                 <w:color w:val="000000"/>
               </w:rPr>
-              <w:t xml:space="preserve">0.98 (0.72–1.34)</w:t>
+              <w:t xml:space="preserve">0.97 (0.71–1.33)</w:t>
             </w:r>
           </w:p>
         </w:tc>
@@ -1320,7 +1320,7 @@
                 <w:szCs w:val="18"/>
                 <w:color w:val="000000"/>
               </w:rPr>
-              <w:t xml:space="preserve">0.913</w:t>
+              <w:t xml:space="preserve">0.865</w:t>
             </w:r>
           </w:p>
         </w:tc>
@@ -1490,7 +1490,7 @@
                 <w:szCs w:val="18"/>
                 <w:color w:val="000000"/>
               </w:rPr>
-              <w:t xml:space="preserve">HIST1H2AC expression, log2 (per 1 unit)</w:t>
+              <w:t xml:space="preserve">MAD2L1 expression, log2 (per 1 unit)</w:t>
             </w:r>
           </w:p>
         </w:tc>
@@ -1710,7 +1710,7 @@
                 <w:szCs w:val="18"/>
                 <w:color w:val="000000"/>
               </w:rPr>
-              <w:t xml:space="preserve">1.08 (0.93–1.27)</w:t>
+              <w:t xml:space="preserve">0.88 (0.74–1.05)</w:t>
             </w:r>
           </w:p>
         </w:tc>
@@ -1765,7 +1765,7 @@
                 <w:szCs w:val="18"/>
                 <w:color w:val="000000"/>
               </w:rPr>
-              <w:t xml:space="preserve">0.315</w:t>
+              <w:t xml:space="preserve">0.160</w:t>
             </w:r>
           </w:p>
         </w:tc>
@@ -1935,7 +1935,7 @@
                 <w:szCs w:val="18"/>
                 <w:color w:val="000000"/>
               </w:rPr>
-              <w:t xml:space="preserve">HIST1H2AC expression, log2 (per 1 unit)</w:t>
+              <w:t xml:space="preserve">MAD2L1 expression, log2 (per 1 unit)</w:t>
             </w:r>
           </w:p>
         </w:tc>
@@ -2155,7 +2155,7 @@
                 <w:szCs w:val="18"/>
                 <w:color w:val="000000"/>
               </w:rPr>
-              <w:t xml:space="preserve">1.06 (0.91–1.25)</w:t>
+              <w:t xml:space="preserve">0.90 (0.75–1.07)</w:t>
             </w:r>
           </w:p>
         </w:tc>
@@ -2210,7 +2210,7 @@
                 <w:szCs w:val="18"/>
                 <w:color w:val="000000"/>
               </w:rPr>
-              <w:t xml:space="preserve">0.448</w:t>
+              <w:t xml:space="preserve">0.239</w:t>
             </w:r>
           </w:p>
         </w:tc>
@@ -3045,7 +3045,7 @@
                 <w:szCs w:val="18"/>
                 <w:color w:val="000000"/>
               </w:rPr>
-              <w:t xml:space="preserve">0.88 (0.64–1.21)</w:t>
+              <w:t xml:space="preserve">0.87 (0.63–1.19)</w:t>
             </w:r>
           </w:p>
         </w:tc>
@@ -3100,7 +3100,7 @@
                 <w:szCs w:val="18"/>
                 <w:color w:val="000000"/>
               </w:rPr>
-              <w:t xml:space="preserve">0.419</w:t>
+              <w:t xml:space="preserve">0.377</w:t>
             </w:r>
           </w:p>
         </w:tc>
@@ -3935,7 +3935,7 @@
                 <w:szCs w:val="18"/>
                 <w:color w:val="000000"/>
               </w:rPr>
-              <w:t xml:space="preserve">1.80 (1.30–2.50)</w:t>
+              <w:t xml:space="preserve">1.80 (1.30–2.49)</w:t>
             </w:r>
           </w:p>
         </w:tc>

--- a/output/tables/GEO/GSE39582/GSE39582_cox_OS_pMMR.docx
+++ b/output/tables/GEO/GSE39582/GSE39582_cox_OS_pMMR.docx
@@ -2045,7 +2045,7 @@
                 <w:szCs w:val="18"/>
                 <w:color w:val="000000"/>
               </w:rPr>
-              <w:t xml:space="preserve">441</w:t>
+              <w:t xml:space="preserve">440</w:t>
             </w:r>
           </w:p>
         </w:tc>
@@ -2155,62 +2155,62 @@
                 <w:szCs w:val="18"/>
                 <w:color w:val="000000"/>
               </w:rPr>
-              <w:t xml:space="preserve">0.90 (0.75–1.07)</w:t>
-            </w:r>
-          </w:p>
-        </w:tc>
-        <w:tc>
-          <w:tcPr>
-            <w:tcBorders>
-              <w:bottom w:val="none" w:sz="0" w:space="0" w:color="000000"/>
-              <w:top w:val="none" w:sz="0" w:space="0" w:color="000000"/>
-              <w:left w:val="none" w:sz="0" w:space="0" w:color="000000"/>
-              <w:right w:val="none" w:sz="0" w:space="0" w:color="000000"/>
-            </w:tcBorders>
-            <w:shd w:val="clear" w:color="auto" w:fill="FFFFFF"/>
-            <w:tcMar>
-              <w:top w:w="0" w:type="dxa"/>
-              <w:bottom w:w="0" w:type="dxa"/>
-              <w:left w:w="0" w:type="dxa"/>
-              <w:right w:w="0" w:type="dxa"/>
-            </w:tcMar>
-            <w:vAlign w:val="center"/>
-          </w:tcPr>
-          <w:p>
-            <w:pPr>
-              <w:pStyle w:val="Normal"/>
-              <w:jc w:val="left"/>
-              <w:pBdr>
-                <w:bottom w:val="none" w:sz="0" w:space="0" w:color="000000"/>
-                <w:top w:val="none" w:sz="0" w:space="0" w:color="000000"/>
-                <w:left w:val="none" w:sz="0" w:space="0" w:color="000000"/>
-                <w:right w:val="none" w:sz="0" w:space="0" w:color="000000"/>
-              </w:pBdr>
-              <w:spacing w:after="100" w:before="100" w:line="240"/>
-              <w:ind w:left="100" w:right="100" w:firstLine="0" w:firstLineChars="0"/>
-              <w:rPr>
-                <w:rFonts w:ascii="Times New Roman" w:hAnsi="Times New Roman" w:eastAsia="Times New Roman" w:cs="Times New Roman"/>
-                <w:i w:val="false"/>
-                <w:b w:val="false"/>
-                <w:u w:val="none"/>
-                <w:strike w:val="false"/>
-                <w:sz w:val="18"/>
-                <w:szCs w:val="18"/>
-                <w:color w:val="000000"/>
-              </w:rPr>
-            </w:pPr>
-            <w:r>
-              <w:rPr>
-                <w:rFonts w:ascii="Times New Roman" w:hAnsi="Times New Roman" w:eastAsia="Times New Roman" w:cs="Times New Roman"/>
-                <w:i w:val="false"/>
-                <w:b w:val="false"/>
-                <w:u w:val="none"/>
-                <w:strike w:val="false"/>
-                <w:sz w:val="18"/>
-                <w:szCs w:val="18"/>
-                <w:color w:val="000000"/>
-              </w:rPr>
-              <w:t xml:space="preserve">0.239</w:t>
+              <w:t xml:space="preserve">0.89 (0.74–1.07)</w:t>
+            </w:r>
+          </w:p>
+        </w:tc>
+        <w:tc>
+          <w:tcPr>
+            <w:tcBorders>
+              <w:bottom w:val="none" w:sz="0" w:space="0" w:color="000000"/>
+              <w:top w:val="none" w:sz="0" w:space="0" w:color="000000"/>
+              <w:left w:val="none" w:sz="0" w:space="0" w:color="000000"/>
+              <w:right w:val="none" w:sz="0" w:space="0" w:color="000000"/>
+            </w:tcBorders>
+            <w:shd w:val="clear" w:color="auto" w:fill="FFFFFF"/>
+            <w:tcMar>
+              <w:top w:w="0" w:type="dxa"/>
+              <w:bottom w:w="0" w:type="dxa"/>
+              <w:left w:w="0" w:type="dxa"/>
+              <w:right w:w="0" w:type="dxa"/>
+            </w:tcMar>
+            <w:vAlign w:val="center"/>
+          </w:tcPr>
+          <w:p>
+            <w:pPr>
+              <w:pStyle w:val="Normal"/>
+              <w:jc w:val="left"/>
+              <w:pBdr>
+                <w:bottom w:val="none" w:sz="0" w:space="0" w:color="000000"/>
+                <w:top w:val="none" w:sz="0" w:space="0" w:color="000000"/>
+                <w:left w:val="none" w:sz="0" w:space="0" w:color="000000"/>
+                <w:right w:val="none" w:sz="0" w:space="0" w:color="000000"/>
+              </w:pBdr>
+              <w:spacing w:after="100" w:before="100" w:line="240"/>
+              <w:ind w:left="100" w:right="100" w:firstLine="0" w:firstLineChars="0"/>
+              <w:rPr>
+                <w:rFonts w:ascii="Times New Roman" w:hAnsi="Times New Roman" w:eastAsia="Times New Roman" w:cs="Times New Roman"/>
+                <w:i w:val="false"/>
+                <w:b w:val="false"/>
+                <w:u w:val="none"/>
+                <w:strike w:val="false"/>
+                <w:sz w:val="18"/>
+                <w:szCs w:val="18"/>
+                <w:color w:val="000000"/>
+              </w:rPr>
+            </w:pPr>
+            <w:r>
+              <w:rPr>
+                <w:rFonts w:ascii="Times New Roman" w:hAnsi="Times New Roman" w:eastAsia="Times New Roman" w:cs="Times New Roman"/>
+                <w:i w:val="false"/>
+                <w:b w:val="false"/>
+                <w:u w:val="none"/>
+                <w:strike w:val="false"/>
+                <w:sz w:val="18"/>
+                <w:szCs w:val="18"/>
+                <w:color w:val="000000"/>
+              </w:rPr>
+              <w:t xml:space="preserve">0.218</w:t>
             </w:r>
           </w:p>
         </w:tc>
@@ -2380,62 +2380,62 @@
                 <w:szCs w:val="18"/>
                 <w:color w:val="000000"/>
               </w:rPr>
-              <w:t xml:space="preserve">Sex</w:t>
-            </w:r>
-          </w:p>
-        </w:tc>
-        <w:tc>
-          <w:tcPr>
-            <w:tcBorders>
-              <w:bottom w:val="none" w:sz="0" w:space="0" w:color="000000"/>
-              <w:top w:val="none" w:sz="0" w:space="0" w:color="000000"/>
-              <w:left w:val="none" w:sz="0" w:space="0" w:color="000000"/>
-              <w:right w:val="none" w:sz="0" w:space="0" w:color="000000"/>
-            </w:tcBorders>
-            <w:shd w:val="clear" w:color="auto" w:fill="FFFFFF"/>
-            <w:tcMar>
-              <w:top w:w="0" w:type="dxa"/>
-              <w:bottom w:w="0" w:type="dxa"/>
-              <w:left w:w="0" w:type="dxa"/>
-              <w:right w:w="0" w:type="dxa"/>
-            </w:tcMar>
-            <w:vAlign w:val="center"/>
-          </w:tcPr>
-          <w:p>
-            <w:pPr>
-              <w:pStyle w:val="Normal"/>
-              <w:jc w:val="left"/>
-              <w:pBdr>
-                <w:bottom w:val="none" w:sz="0" w:space="0" w:color="000000"/>
-                <w:top w:val="none" w:sz="0" w:space="0" w:color="000000"/>
-                <w:left w:val="none" w:sz="0" w:space="0" w:color="000000"/>
-                <w:right w:val="none" w:sz="0" w:space="0" w:color="000000"/>
-              </w:pBdr>
-              <w:spacing w:after="100" w:before="100" w:line="240"/>
-              <w:ind w:left="100" w:right="100" w:firstLine="0" w:firstLineChars="0"/>
-              <w:rPr>
-                <w:rFonts w:ascii="Times New Roman" w:hAnsi="Times New Roman" w:eastAsia="Times New Roman" w:cs="Times New Roman"/>
-                <w:i w:val="false"/>
-                <w:b w:val="false"/>
-                <w:u w:val="none"/>
-                <w:strike w:val="false"/>
-                <w:sz w:val="18"/>
-                <w:szCs w:val="18"/>
-                <w:color w:val="000000"/>
-              </w:rPr>
-            </w:pPr>
-            <w:r>
-              <w:rPr>
-                <w:rFonts w:ascii="Times New Roman" w:hAnsi="Times New Roman" w:eastAsia="Times New Roman" w:cs="Times New Roman"/>
-                <w:i w:val="false"/>
-                <w:b w:val="false"/>
-                <w:u w:val="none"/>
-                <w:strike w:val="false"/>
-                <w:sz w:val="18"/>
-                <w:szCs w:val="18"/>
-                <w:color w:val="000000"/>
-              </w:rPr>
-              <w:t xml:space="preserve">Male (ref)</w:t>
+              <w:t xml:space="preserve">Age group, years</w:t>
+            </w:r>
+          </w:p>
+        </w:tc>
+        <w:tc>
+          <w:tcPr>
+            <w:tcBorders>
+              <w:bottom w:val="none" w:sz="0" w:space="0" w:color="000000"/>
+              <w:top w:val="none" w:sz="0" w:space="0" w:color="000000"/>
+              <w:left w:val="none" w:sz="0" w:space="0" w:color="000000"/>
+              <w:right w:val="none" w:sz="0" w:space="0" w:color="000000"/>
+            </w:tcBorders>
+            <w:shd w:val="clear" w:color="auto" w:fill="FFFFFF"/>
+            <w:tcMar>
+              <w:top w:w="0" w:type="dxa"/>
+              <w:bottom w:w="0" w:type="dxa"/>
+              <w:left w:w="0" w:type="dxa"/>
+              <w:right w:w="0" w:type="dxa"/>
+            </w:tcMar>
+            <w:vAlign w:val="center"/>
+          </w:tcPr>
+          <w:p>
+            <w:pPr>
+              <w:pStyle w:val="Normal"/>
+              <w:jc w:val="left"/>
+              <w:pBdr>
+                <w:bottom w:val="none" w:sz="0" w:space="0" w:color="000000"/>
+                <w:top w:val="none" w:sz="0" w:space="0" w:color="000000"/>
+                <w:left w:val="none" w:sz="0" w:space="0" w:color="000000"/>
+                <w:right w:val="none" w:sz="0" w:space="0" w:color="000000"/>
+              </w:pBdr>
+              <w:spacing w:after="100" w:before="100" w:line="240"/>
+              <w:ind w:left="100" w:right="100" w:firstLine="0" w:firstLineChars="0"/>
+              <w:rPr>
+                <w:rFonts w:ascii="Times New Roman" w:hAnsi="Times New Roman" w:eastAsia="Times New Roman" w:cs="Times New Roman"/>
+                <w:i w:val="false"/>
+                <w:b w:val="false"/>
+                <w:u w:val="none"/>
+                <w:strike w:val="false"/>
+                <w:sz w:val="18"/>
+                <w:szCs w:val="18"/>
+                <w:color w:val="000000"/>
+              </w:rPr>
+            </w:pPr>
+            <w:r>
+              <w:rPr>
+                <w:rFonts w:ascii="Times New Roman" w:hAnsi="Times New Roman" w:eastAsia="Times New Roman" w:cs="Times New Roman"/>
+                <w:i w:val="false"/>
+                <w:b w:val="false"/>
+                <w:u w:val="none"/>
+                <w:strike w:val="false"/>
+                <w:sz w:val="18"/>
+                <w:szCs w:val="18"/>
+                <w:color w:val="000000"/>
+              </w:rPr>
+              <w:t xml:space="preserve">≤65 (ref)</w:t>
             </w:r>
           </w:p>
         </w:tc>
@@ -2490,7 +2490,7 @@
                 <w:szCs w:val="18"/>
                 <w:color w:val="000000"/>
               </w:rPr>
-              <w:t xml:space="preserve">250</w:t>
+              <w:t xml:space="preserve">183</w:t>
             </w:r>
           </w:p>
         </w:tc>
@@ -2545,7 +2545,7 @@
                 <w:szCs w:val="18"/>
                 <w:color w:val="000000"/>
               </w:rPr>
-              <w:t xml:space="preserve">92</w:t>
+              <w:t xml:space="preserve">54</w:t>
             </w:r>
           </w:p>
         </w:tc>
@@ -2880,7 +2880,7 @@
                 <w:szCs w:val="18"/>
                 <w:color w:val="000000"/>
               </w:rPr>
-              <w:t xml:space="preserve">Female</w:t>
+              <w:t xml:space="preserve">≥66</w:t>
             </w:r>
           </w:p>
         </w:tc>
@@ -2935,7 +2935,7 @@
                 <w:szCs w:val="18"/>
                 <w:color w:val="000000"/>
               </w:rPr>
-              <w:t xml:space="preserve">191</w:t>
+              <w:t xml:space="preserve">257</w:t>
             </w:r>
           </w:p>
         </w:tc>
@@ -2990,117 +2990,117 @@
                 <w:szCs w:val="18"/>
                 <w:color w:val="000000"/>
               </w:rPr>
-              <w:t xml:space="preserve">65</w:t>
-            </w:r>
-          </w:p>
-        </w:tc>
-        <w:tc>
-          <w:tcPr>
-            <w:tcBorders>
-              <w:bottom w:val="none" w:sz="0" w:space="0" w:color="000000"/>
-              <w:top w:val="none" w:sz="0" w:space="0" w:color="000000"/>
-              <w:left w:val="none" w:sz="0" w:space="0" w:color="000000"/>
-              <w:right w:val="none" w:sz="0" w:space="0" w:color="000000"/>
-            </w:tcBorders>
-            <w:shd w:val="clear" w:color="auto" w:fill="FFFFFF"/>
-            <w:tcMar>
-              <w:top w:w="0" w:type="dxa"/>
-              <w:bottom w:w="0" w:type="dxa"/>
-              <w:left w:w="0" w:type="dxa"/>
-              <w:right w:w="0" w:type="dxa"/>
-            </w:tcMar>
-            <w:vAlign w:val="center"/>
-          </w:tcPr>
-          <w:p>
-            <w:pPr>
-              <w:pStyle w:val="Normal"/>
-              <w:jc w:val="left"/>
-              <w:pBdr>
-                <w:bottom w:val="none" w:sz="0" w:space="0" w:color="000000"/>
-                <w:top w:val="none" w:sz="0" w:space="0" w:color="000000"/>
-                <w:left w:val="none" w:sz="0" w:space="0" w:color="000000"/>
-                <w:right w:val="none" w:sz="0" w:space="0" w:color="000000"/>
-              </w:pBdr>
-              <w:spacing w:after="100" w:before="100" w:line="240"/>
-              <w:ind w:left="100" w:right="100" w:firstLine="0" w:firstLineChars="0"/>
-              <w:rPr>
-                <w:rFonts w:ascii="Times New Roman" w:hAnsi="Times New Roman" w:eastAsia="Times New Roman" w:cs="Times New Roman"/>
-                <w:i w:val="false"/>
-                <w:b w:val="false"/>
-                <w:u w:val="none"/>
-                <w:strike w:val="false"/>
-                <w:sz w:val="18"/>
-                <w:szCs w:val="18"/>
-                <w:color w:val="000000"/>
-              </w:rPr>
-            </w:pPr>
-            <w:r>
-              <w:rPr>
-                <w:rFonts w:ascii="Times New Roman" w:hAnsi="Times New Roman" w:eastAsia="Times New Roman" w:cs="Times New Roman"/>
-                <w:i w:val="false"/>
-                <w:b w:val="false"/>
-                <w:u w:val="none"/>
-                <w:strike w:val="false"/>
-                <w:sz w:val="18"/>
-                <w:szCs w:val="18"/>
-                <w:color w:val="000000"/>
-              </w:rPr>
-              <w:t xml:space="preserve">0.87 (0.63–1.19)</w:t>
-            </w:r>
-          </w:p>
-        </w:tc>
-        <w:tc>
-          <w:tcPr>
-            <w:tcBorders>
-              <w:bottom w:val="none" w:sz="0" w:space="0" w:color="000000"/>
-              <w:top w:val="none" w:sz="0" w:space="0" w:color="000000"/>
-              <w:left w:val="none" w:sz="0" w:space="0" w:color="000000"/>
-              <w:right w:val="none" w:sz="0" w:space="0" w:color="000000"/>
-            </w:tcBorders>
-            <w:shd w:val="clear" w:color="auto" w:fill="FFFFFF"/>
-            <w:tcMar>
-              <w:top w:w="0" w:type="dxa"/>
-              <w:bottom w:w="0" w:type="dxa"/>
-              <w:left w:w="0" w:type="dxa"/>
-              <w:right w:w="0" w:type="dxa"/>
-            </w:tcMar>
-            <w:vAlign w:val="center"/>
-          </w:tcPr>
-          <w:p>
-            <w:pPr>
-              <w:pStyle w:val="Normal"/>
-              <w:jc w:val="left"/>
-              <w:pBdr>
-                <w:bottom w:val="none" w:sz="0" w:space="0" w:color="000000"/>
-                <w:top w:val="none" w:sz="0" w:space="0" w:color="000000"/>
-                <w:left w:val="none" w:sz="0" w:space="0" w:color="000000"/>
-                <w:right w:val="none" w:sz="0" w:space="0" w:color="000000"/>
-              </w:pBdr>
-              <w:spacing w:after="100" w:before="100" w:line="240"/>
-              <w:ind w:left="100" w:right="100" w:firstLine="0" w:firstLineChars="0"/>
-              <w:rPr>
-                <w:rFonts w:ascii="Times New Roman" w:hAnsi="Times New Roman" w:eastAsia="Times New Roman" w:cs="Times New Roman"/>
-                <w:i w:val="false"/>
-                <w:b w:val="false"/>
-                <w:u w:val="none"/>
-                <w:strike w:val="false"/>
-                <w:sz w:val="18"/>
-                <w:szCs w:val="18"/>
-                <w:color w:val="000000"/>
-              </w:rPr>
-            </w:pPr>
-            <w:r>
-              <w:rPr>
-                <w:rFonts w:ascii="Times New Roman" w:hAnsi="Times New Roman" w:eastAsia="Times New Roman" w:cs="Times New Roman"/>
-                <w:i w:val="false"/>
-                <w:b w:val="false"/>
-                <w:u w:val="none"/>
-                <w:strike w:val="false"/>
-                <w:sz w:val="18"/>
-                <w:szCs w:val="18"/>
-                <w:color w:val="000000"/>
-              </w:rPr>
-              <w:t xml:space="preserve">0.377</w:t>
+              <w:t xml:space="preserve">103</w:t>
+            </w:r>
+          </w:p>
+        </w:tc>
+        <w:tc>
+          <w:tcPr>
+            <w:tcBorders>
+              <w:bottom w:val="none" w:sz="0" w:space="0" w:color="000000"/>
+              <w:top w:val="none" w:sz="0" w:space="0" w:color="000000"/>
+              <w:left w:val="none" w:sz="0" w:space="0" w:color="000000"/>
+              <w:right w:val="none" w:sz="0" w:space="0" w:color="000000"/>
+            </w:tcBorders>
+            <w:shd w:val="clear" w:color="auto" w:fill="FFFFFF"/>
+            <w:tcMar>
+              <w:top w:w="0" w:type="dxa"/>
+              <w:bottom w:w="0" w:type="dxa"/>
+              <w:left w:w="0" w:type="dxa"/>
+              <w:right w:w="0" w:type="dxa"/>
+            </w:tcMar>
+            <w:vAlign w:val="center"/>
+          </w:tcPr>
+          <w:p>
+            <w:pPr>
+              <w:pStyle w:val="Normal"/>
+              <w:jc w:val="left"/>
+              <w:pBdr>
+                <w:bottom w:val="none" w:sz="0" w:space="0" w:color="000000"/>
+                <w:top w:val="none" w:sz="0" w:space="0" w:color="000000"/>
+                <w:left w:val="none" w:sz="0" w:space="0" w:color="000000"/>
+                <w:right w:val="none" w:sz="0" w:space="0" w:color="000000"/>
+              </w:pBdr>
+              <w:spacing w:after="100" w:before="100" w:line="240"/>
+              <w:ind w:left="100" w:right="100" w:firstLine="0" w:firstLineChars="0"/>
+              <w:rPr>
+                <w:rFonts w:ascii="Times New Roman" w:hAnsi="Times New Roman" w:eastAsia="Times New Roman" w:cs="Times New Roman"/>
+                <w:i w:val="false"/>
+                <w:b w:val="false"/>
+                <w:u w:val="none"/>
+                <w:strike w:val="false"/>
+                <w:sz w:val="18"/>
+                <w:szCs w:val="18"/>
+                <w:color w:val="000000"/>
+              </w:rPr>
+            </w:pPr>
+            <w:r>
+              <w:rPr>
+                <w:rFonts w:ascii="Times New Roman" w:hAnsi="Times New Roman" w:eastAsia="Times New Roman" w:cs="Times New Roman"/>
+                <w:i w:val="false"/>
+                <w:b w:val="false"/>
+                <w:u w:val="none"/>
+                <w:strike w:val="false"/>
+                <w:sz w:val="18"/>
+                <w:szCs w:val="18"/>
+                <w:color w:val="000000"/>
+              </w:rPr>
+              <w:t xml:space="preserve">1.62 (1.16–2.25)</w:t>
+            </w:r>
+          </w:p>
+        </w:tc>
+        <w:tc>
+          <w:tcPr>
+            <w:tcBorders>
+              <w:bottom w:val="none" w:sz="0" w:space="0" w:color="000000"/>
+              <w:top w:val="none" w:sz="0" w:space="0" w:color="000000"/>
+              <w:left w:val="none" w:sz="0" w:space="0" w:color="000000"/>
+              <w:right w:val="none" w:sz="0" w:space="0" w:color="000000"/>
+            </w:tcBorders>
+            <w:shd w:val="clear" w:color="auto" w:fill="FFFFFF"/>
+            <w:tcMar>
+              <w:top w:w="0" w:type="dxa"/>
+              <w:bottom w:w="0" w:type="dxa"/>
+              <w:left w:w="0" w:type="dxa"/>
+              <w:right w:w="0" w:type="dxa"/>
+            </w:tcMar>
+            <w:vAlign w:val="center"/>
+          </w:tcPr>
+          <w:p>
+            <w:pPr>
+              <w:pStyle w:val="Normal"/>
+              <w:jc w:val="left"/>
+              <w:pBdr>
+                <w:bottom w:val="none" w:sz="0" w:space="0" w:color="000000"/>
+                <w:top w:val="none" w:sz="0" w:space="0" w:color="000000"/>
+                <w:left w:val="none" w:sz="0" w:space="0" w:color="000000"/>
+                <w:right w:val="none" w:sz="0" w:space="0" w:color="000000"/>
+              </w:pBdr>
+              <w:spacing w:after="100" w:before="100" w:line="240"/>
+              <w:ind w:left="100" w:right="100" w:firstLine="0" w:firstLineChars="0"/>
+              <w:rPr>
+                <w:rFonts w:ascii="Times New Roman" w:hAnsi="Times New Roman" w:eastAsia="Times New Roman" w:cs="Times New Roman"/>
+                <w:i w:val="false"/>
+                <w:b w:val="false"/>
+                <w:u w:val="none"/>
+                <w:strike w:val="false"/>
+                <w:sz w:val="18"/>
+                <w:szCs w:val="18"/>
+                <w:color w:val="000000"/>
+              </w:rPr>
+            </w:pPr>
+            <w:r>
+              <w:rPr>
+                <w:rFonts w:ascii="Times New Roman" w:hAnsi="Times New Roman" w:eastAsia="Times New Roman" w:cs="Times New Roman"/>
+                <w:i w:val="false"/>
+                <w:b w:val="false"/>
+                <w:u w:val="none"/>
+                <w:strike w:val="false"/>
+                <w:sz w:val="18"/>
+                <w:szCs w:val="18"/>
+                <w:color w:val="000000"/>
+              </w:rPr>
+              <w:t xml:space="preserve">0.005</w:t>
             </w:r>
           </w:p>
         </w:tc>
@@ -3270,6 +3270,896 @@
                 <w:szCs w:val="18"/>
                 <w:color w:val="000000"/>
               </w:rPr>
+              <w:t xml:space="preserve">Sex</w:t>
+            </w:r>
+          </w:p>
+        </w:tc>
+        <w:tc>
+          <w:tcPr>
+            <w:tcBorders>
+              <w:bottom w:val="none" w:sz="0" w:space="0" w:color="000000"/>
+              <w:top w:val="none" w:sz="0" w:space="0" w:color="000000"/>
+              <w:left w:val="none" w:sz="0" w:space="0" w:color="000000"/>
+              <w:right w:val="none" w:sz="0" w:space="0" w:color="000000"/>
+            </w:tcBorders>
+            <w:shd w:val="clear" w:color="auto" w:fill="FFFFFF"/>
+            <w:tcMar>
+              <w:top w:w="0" w:type="dxa"/>
+              <w:bottom w:w="0" w:type="dxa"/>
+              <w:left w:w="0" w:type="dxa"/>
+              <w:right w:w="0" w:type="dxa"/>
+            </w:tcMar>
+            <w:vAlign w:val="center"/>
+          </w:tcPr>
+          <w:p>
+            <w:pPr>
+              <w:pStyle w:val="Normal"/>
+              <w:jc w:val="left"/>
+              <w:pBdr>
+                <w:bottom w:val="none" w:sz="0" w:space="0" w:color="000000"/>
+                <w:top w:val="none" w:sz="0" w:space="0" w:color="000000"/>
+                <w:left w:val="none" w:sz="0" w:space="0" w:color="000000"/>
+                <w:right w:val="none" w:sz="0" w:space="0" w:color="000000"/>
+              </w:pBdr>
+              <w:spacing w:after="100" w:before="100" w:line="240"/>
+              <w:ind w:left="100" w:right="100" w:firstLine="0" w:firstLineChars="0"/>
+              <w:rPr>
+                <w:rFonts w:ascii="Times New Roman" w:hAnsi="Times New Roman" w:eastAsia="Times New Roman" w:cs="Times New Roman"/>
+                <w:i w:val="false"/>
+                <w:b w:val="false"/>
+                <w:u w:val="none"/>
+                <w:strike w:val="false"/>
+                <w:sz w:val="18"/>
+                <w:szCs w:val="18"/>
+                <w:color w:val="000000"/>
+              </w:rPr>
+            </w:pPr>
+            <w:r>
+              <w:rPr>
+                <w:rFonts w:ascii="Times New Roman" w:hAnsi="Times New Roman" w:eastAsia="Times New Roman" w:cs="Times New Roman"/>
+                <w:i w:val="false"/>
+                <w:b w:val="false"/>
+                <w:u w:val="none"/>
+                <w:strike w:val="false"/>
+                <w:sz w:val="18"/>
+                <w:szCs w:val="18"/>
+                <w:color w:val="000000"/>
+              </w:rPr>
+              <w:t xml:space="preserve">Male (ref)</w:t>
+            </w:r>
+          </w:p>
+        </w:tc>
+        <w:tc>
+          <w:tcPr>
+            <w:tcBorders>
+              <w:bottom w:val="none" w:sz="0" w:space="0" w:color="000000"/>
+              <w:top w:val="none" w:sz="0" w:space="0" w:color="000000"/>
+              <w:left w:val="none" w:sz="0" w:space="0" w:color="000000"/>
+              <w:right w:val="none" w:sz="0" w:space="0" w:color="000000"/>
+            </w:tcBorders>
+            <w:shd w:val="clear" w:color="auto" w:fill="FFFFFF"/>
+            <w:tcMar>
+              <w:top w:w="0" w:type="dxa"/>
+              <w:bottom w:w="0" w:type="dxa"/>
+              <w:left w:w="0" w:type="dxa"/>
+              <w:right w:w="0" w:type="dxa"/>
+            </w:tcMar>
+            <w:vAlign w:val="center"/>
+          </w:tcPr>
+          <w:p>
+            <w:pPr>
+              <w:pStyle w:val="Normal"/>
+              <w:jc w:val="right"/>
+              <w:pBdr>
+                <w:bottom w:val="none" w:sz="0" w:space="0" w:color="000000"/>
+                <w:top w:val="none" w:sz="0" w:space="0" w:color="000000"/>
+                <w:left w:val="none" w:sz="0" w:space="0" w:color="000000"/>
+                <w:right w:val="none" w:sz="0" w:space="0" w:color="000000"/>
+              </w:pBdr>
+              <w:spacing w:after="100" w:before="100" w:line="240"/>
+              <w:ind w:left="100" w:right="100" w:firstLine="0" w:firstLineChars="0"/>
+              <w:rPr>
+                <w:rFonts w:ascii="Times New Roman" w:hAnsi="Times New Roman" w:eastAsia="Times New Roman" w:cs="Times New Roman"/>
+                <w:i w:val="false"/>
+                <w:b w:val="false"/>
+                <w:u w:val="none"/>
+                <w:strike w:val="false"/>
+                <w:sz w:val="18"/>
+                <w:szCs w:val="18"/>
+                <w:color w:val="000000"/>
+              </w:rPr>
+            </w:pPr>
+            <w:r>
+              <w:rPr>
+                <w:rFonts w:ascii="Times New Roman" w:hAnsi="Times New Roman" w:eastAsia="Times New Roman" w:cs="Times New Roman"/>
+                <w:i w:val="false"/>
+                <w:b w:val="false"/>
+                <w:u w:val="none"/>
+                <w:strike w:val="false"/>
+                <w:sz w:val="18"/>
+                <w:szCs w:val="18"/>
+                <w:color w:val="000000"/>
+              </w:rPr>
+              <w:t xml:space="preserve">249</w:t>
+            </w:r>
+          </w:p>
+        </w:tc>
+        <w:tc>
+          <w:tcPr>
+            <w:tcBorders>
+              <w:bottom w:val="none" w:sz="0" w:space="0" w:color="000000"/>
+              <w:top w:val="none" w:sz="0" w:space="0" w:color="000000"/>
+              <w:left w:val="none" w:sz="0" w:space="0" w:color="000000"/>
+              <w:right w:val="none" w:sz="0" w:space="0" w:color="000000"/>
+            </w:tcBorders>
+            <w:shd w:val="clear" w:color="auto" w:fill="FFFFFF"/>
+            <w:tcMar>
+              <w:top w:w="0" w:type="dxa"/>
+              <w:bottom w:w="0" w:type="dxa"/>
+              <w:left w:w="0" w:type="dxa"/>
+              <w:right w:w="0" w:type="dxa"/>
+            </w:tcMar>
+            <w:vAlign w:val="center"/>
+          </w:tcPr>
+          <w:p>
+            <w:pPr>
+              <w:pStyle w:val="Normal"/>
+              <w:jc w:val="right"/>
+              <w:pBdr>
+                <w:bottom w:val="none" w:sz="0" w:space="0" w:color="000000"/>
+                <w:top w:val="none" w:sz="0" w:space="0" w:color="000000"/>
+                <w:left w:val="none" w:sz="0" w:space="0" w:color="000000"/>
+                <w:right w:val="none" w:sz="0" w:space="0" w:color="000000"/>
+              </w:pBdr>
+              <w:spacing w:after="100" w:before="100" w:line="240"/>
+              <w:ind w:left="100" w:right="100" w:firstLine="0" w:firstLineChars="0"/>
+              <w:rPr>
+                <w:rFonts w:ascii="Times New Roman" w:hAnsi="Times New Roman" w:eastAsia="Times New Roman" w:cs="Times New Roman"/>
+                <w:i w:val="false"/>
+                <w:b w:val="false"/>
+                <w:u w:val="none"/>
+                <w:strike w:val="false"/>
+                <w:sz w:val="18"/>
+                <w:szCs w:val="18"/>
+                <w:color w:val="000000"/>
+              </w:rPr>
+            </w:pPr>
+            <w:r>
+              <w:rPr>
+                <w:rFonts w:ascii="Times New Roman" w:hAnsi="Times New Roman" w:eastAsia="Times New Roman" w:cs="Times New Roman"/>
+                <w:i w:val="false"/>
+                <w:b w:val="false"/>
+                <w:u w:val="none"/>
+                <w:strike w:val="false"/>
+                <w:sz w:val="18"/>
+                <w:szCs w:val="18"/>
+                <w:color w:val="000000"/>
+              </w:rPr>
+              <w:t xml:space="preserve">92</w:t>
+            </w:r>
+          </w:p>
+        </w:tc>
+        <w:tc>
+          <w:tcPr>
+            <w:tcBorders>
+              <w:bottom w:val="none" w:sz="0" w:space="0" w:color="000000"/>
+              <w:top w:val="none" w:sz="0" w:space="0" w:color="000000"/>
+              <w:left w:val="none" w:sz="0" w:space="0" w:color="000000"/>
+              <w:right w:val="none" w:sz="0" w:space="0" w:color="000000"/>
+            </w:tcBorders>
+            <w:shd w:val="clear" w:color="auto" w:fill="FFFFFF"/>
+            <w:tcMar>
+              <w:top w:w="0" w:type="dxa"/>
+              <w:bottom w:w="0" w:type="dxa"/>
+              <w:left w:w="0" w:type="dxa"/>
+              <w:right w:w="0" w:type="dxa"/>
+            </w:tcMar>
+            <w:vAlign w:val="center"/>
+          </w:tcPr>
+          <w:p>
+            <w:pPr>
+              <w:pStyle w:val="Normal"/>
+              <w:jc w:val="left"/>
+              <w:pBdr>
+                <w:bottom w:val="none" w:sz="0" w:space="0" w:color="000000"/>
+                <w:top w:val="none" w:sz="0" w:space="0" w:color="000000"/>
+                <w:left w:val="none" w:sz="0" w:space="0" w:color="000000"/>
+                <w:right w:val="none" w:sz="0" w:space="0" w:color="000000"/>
+              </w:pBdr>
+              <w:spacing w:after="100" w:before="100" w:line="240"/>
+              <w:ind w:left="100" w:right="100" w:firstLine="0" w:firstLineChars="0"/>
+              <w:rPr>
+                <w:rFonts w:ascii="Times New Roman" w:hAnsi="Times New Roman" w:eastAsia="Times New Roman" w:cs="Times New Roman"/>
+                <w:i w:val="false"/>
+                <w:b w:val="false"/>
+                <w:u w:val="none"/>
+                <w:strike w:val="false"/>
+                <w:sz w:val="18"/>
+                <w:szCs w:val="18"/>
+                <w:color w:val="000000"/>
+              </w:rPr>
+            </w:pPr>
+            <w:r>
+              <w:rPr>
+                <w:rFonts w:ascii="Times New Roman" w:hAnsi="Times New Roman" w:eastAsia="Times New Roman" w:cs="Times New Roman"/>
+                <w:i w:val="false"/>
+                <w:b w:val="false"/>
+                <w:u w:val="none"/>
+                <w:strike w:val="false"/>
+                <w:sz w:val="18"/>
+                <w:szCs w:val="18"/>
+                <w:color w:val="000000"/>
+              </w:rPr>
+              <w:t xml:space="preserve">Reference</w:t>
+            </w:r>
+          </w:p>
+        </w:tc>
+        <w:tc>
+          <w:tcPr>
+            <w:tcBorders>
+              <w:bottom w:val="none" w:sz="0" w:space="0" w:color="000000"/>
+              <w:top w:val="none" w:sz="0" w:space="0" w:color="000000"/>
+              <w:left w:val="none" w:sz="0" w:space="0" w:color="000000"/>
+              <w:right w:val="none" w:sz="0" w:space="0" w:color="000000"/>
+            </w:tcBorders>
+            <w:shd w:val="clear" w:color="auto" w:fill="FFFFFF"/>
+            <w:tcMar>
+              <w:top w:w="0" w:type="dxa"/>
+              <w:bottom w:w="0" w:type="dxa"/>
+              <w:left w:w="0" w:type="dxa"/>
+              <w:right w:w="0" w:type="dxa"/>
+            </w:tcMar>
+            <w:vAlign w:val="center"/>
+          </w:tcPr>
+          <w:p>
+            <w:pPr>
+              <w:pStyle w:val="Normal"/>
+              <w:jc w:val="left"/>
+              <w:pBdr>
+                <w:bottom w:val="none" w:sz="0" w:space="0" w:color="000000"/>
+                <w:top w:val="none" w:sz="0" w:space="0" w:color="000000"/>
+                <w:left w:val="none" w:sz="0" w:space="0" w:color="000000"/>
+                <w:right w:val="none" w:sz="0" w:space="0" w:color="000000"/>
+              </w:pBdr>
+              <w:spacing w:after="100" w:before="100" w:line="240"/>
+              <w:ind w:left="100" w:right="100" w:firstLine="0" w:firstLineChars="0"/>
+              <w:rPr>
+                <w:rFonts w:ascii="Times New Roman" w:hAnsi="Times New Roman" w:eastAsia="Times New Roman" w:cs="Times New Roman"/>
+                <w:i w:val="false"/>
+                <w:b w:val="false"/>
+                <w:u w:val="none"/>
+                <w:strike w:val="false"/>
+                <w:sz w:val="18"/>
+                <w:szCs w:val="18"/>
+                <w:color w:val="000000"/>
+              </w:rPr>
+            </w:pPr>
+            <w:r>
+              <w:rPr>
+                <w:rFonts w:ascii="Times New Roman" w:hAnsi="Times New Roman" w:eastAsia="Times New Roman" w:cs="Times New Roman"/>
+                <w:i w:val="false"/>
+                <w:b w:val="false"/>
+                <w:u w:val="none"/>
+                <w:strike w:val="false"/>
+                <w:sz w:val="18"/>
+                <w:szCs w:val="18"/>
+                <w:color w:val="000000"/>
+              </w:rPr>
+              <w:t xml:space="preserve"/>
+            </w:r>
+          </w:p>
+        </w:tc>
+        <w:tc>
+          <w:tcPr>
+            <w:tcBorders>
+              <w:bottom w:val="none" w:sz="0" w:space="0" w:color="000000"/>
+              <w:top w:val="none" w:sz="0" w:space="0" w:color="000000"/>
+              <w:left w:val="none" w:sz="0" w:space="0" w:color="000000"/>
+              <w:right w:val="none" w:sz="0" w:space="0" w:color="000000"/>
+            </w:tcBorders>
+            <w:shd w:val="clear" w:color="auto" w:fill="FFFFFF"/>
+            <w:tcMar>
+              <w:top w:w="0" w:type="dxa"/>
+              <w:bottom w:w="0" w:type="dxa"/>
+              <w:left w:w="0" w:type="dxa"/>
+              <w:right w:w="0" w:type="dxa"/>
+            </w:tcMar>
+            <w:vAlign w:val="center"/>
+          </w:tcPr>
+          <w:p>
+            <w:pPr>
+              <w:pStyle w:val="Normal"/>
+              <w:jc w:val="left"/>
+              <w:pBdr>
+                <w:bottom w:val="none" w:sz="0" w:space="0" w:color="000000"/>
+                <w:top w:val="none" w:sz="0" w:space="0" w:color="000000"/>
+                <w:left w:val="none" w:sz="0" w:space="0" w:color="000000"/>
+                <w:right w:val="none" w:sz="0" w:space="0" w:color="000000"/>
+              </w:pBdr>
+              <w:spacing w:after="100" w:before="100" w:line="240"/>
+              <w:ind w:left="100" w:right="100" w:firstLine="0" w:firstLineChars="0"/>
+              <w:rPr>
+                <w:rFonts w:ascii="Times New Roman" w:hAnsi="Times New Roman" w:eastAsia="Times New Roman" w:cs="Times New Roman"/>
+                <w:i w:val="false"/>
+                <w:b w:val="false"/>
+                <w:u w:val="none"/>
+                <w:strike w:val="false"/>
+                <w:sz w:val="18"/>
+                <w:szCs w:val="18"/>
+                <w:color w:val="000000"/>
+              </w:rPr>
+            </w:pPr>
+            <w:r>
+              <w:rPr>
+                <w:rFonts w:ascii="Times New Roman" w:hAnsi="Times New Roman" w:eastAsia="Times New Roman" w:cs="Times New Roman"/>
+                <w:i w:val="false"/>
+                <w:b w:val="false"/>
+                <w:u w:val="none"/>
+                <w:strike w:val="false"/>
+                <w:sz w:val="18"/>
+                <w:szCs w:val="18"/>
+                <w:color w:val="000000"/>
+              </w:rPr>
+              <w:t xml:space="preserve"/>
+            </w:r>
+          </w:p>
+        </w:tc>
+      </w:tr>
+      <w:tr>
+        <w:trPr>
+          <w:trHeight w:val="560" w:hRule="auto"/>
+        </w:trPr>
+        <w:tc>
+          <w:tcPr>
+            <w:tcBorders>
+              <w:bottom w:val="none" w:sz="0" w:space="0" w:color="000000"/>
+              <w:top w:val="none" w:sz="0" w:space="0" w:color="000000"/>
+              <w:left w:val="none" w:sz="0" w:space="0" w:color="000000"/>
+              <w:right w:val="none" w:sz="0" w:space="0" w:color="000000"/>
+            </w:tcBorders>
+            <w:shd w:val="clear" w:color="auto" w:fill="FFFFFF"/>
+            <w:tcMar>
+              <w:top w:w="0" w:type="dxa"/>
+              <w:bottom w:w="0" w:type="dxa"/>
+              <w:left w:w="0" w:type="dxa"/>
+              <w:right w:w="0" w:type="dxa"/>
+            </w:tcMar>
+            <w:vAlign w:val="center"/>
+          </w:tcPr>
+          <w:p>
+            <w:pPr>
+              <w:pStyle w:val="Normal"/>
+              <w:jc w:val="left"/>
+              <w:pBdr>
+                <w:bottom w:val="none" w:sz="0" w:space="0" w:color="000000"/>
+                <w:top w:val="none" w:sz="0" w:space="0" w:color="000000"/>
+                <w:left w:val="none" w:sz="0" w:space="0" w:color="000000"/>
+                <w:right w:val="none" w:sz="0" w:space="0" w:color="000000"/>
+              </w:pBdr>
+              <w:spacing w:after="100" w:before="100" w:line="240"/>
+              <w:ind w:left="100" w:right="100" w:firstLine="0" w:firstLineChars="0"/>
+              <w:rPr>
+                <w:rFonts w:ascii="Times New Roman" w:hAnsi="Times New Roman" w:eastAsia="Times New Roman" w:cs="Times New Roman"/>
+                <w:i w:val="false"/>
+                <w:b w:val="false"/>
+                <w:u w:val="none"/>
+                <w:strike w:val="false"/>
+                <w:sz w:val="18"/>
+                <w:szCs w:val="18"/>
+                <w:color w:val="000000"/>
+              </w:rPr>
+            </w:pPr>
+            <w:r>
+              <w:rPr>
+                <w:rFonts w:ascii="Times New Roman" w:hAnsi="Times New Roman" w:eastAsia="Times New Roman" w:cs="Times New Roman"/>
+                <w:i w:val="false"/>
+                <w:b w:val="false"/>
+                <w:u w:val="none"/>
+                <w:strike w:val="false"/>
+                <w:sz w:val="18"/>
+                <w:szCs w:val="18"/>
+                <w:color w:val="000000"/>
+              </w:rPr>
+              <w:t xml:space="preserve">Multivariable</w:t>
+            </w:r>
+          </w:p>
+        </w:tc>
+        <w:tc>
+          <w:tcPr>
+            <w:tcBorders>
+              <w:bottom w:val="none" w:sz="0" w:space="0" w:color="000000"/>
+              <w:top w:val="none" w:sz="0" w:space="0" w:color="000000"/>
+              <w:left w:val="none" w:sz="0" w:space="0" w:color="000000"/>
+              <w:right w:val="none" w:sz="0" w:space="0" w:color="000000"/>
+            </w:tcBorders>
+            <w:shd w:val="clear" w:color="auto" w:fill="FFFFFF"/>
+            <w:tcMar>
+              <w:top w:w="0" w:type="dxa"/>
+              <w:bottom w:w="0" w:type="dxa"/>
+              <w:left w:w="0" w:type="dxa"/>
+              <w:right w:w="0" w:type="dxa"/>
+            </w:tcMar>
+            <w:vAlign w:val="center"/>
+          </w:tcPr>
+          <w:p>
+            <w:pPr>
+              <w:pStyle w:val="Normal"/>
+              <w:jc w:val="left"/>
+              <w:pBdr>
+                <w:bottom w:val="none" w:sz="0" w:space="0" w:color="000000"/>
+                <w:top w:val="none" w:sz="0" w:space="0" w:color="000000"/>
+                <w:left w:val="none" w:sz="0" w:space="0" w:color="000000"/>
+                <w:right w:val="none" w:sz="0" w:space="0" w:color="000000"/>
+              </w:pBdr>
+              <w:spacing w:after="100" w:before="100" w:line="240"/>
+              <w:ind w:left="100" w:right="100" w:firstLine="0" w:firstLineChars="0"/>
+              <w:rPr>
+                <w:rFonts w:ascii="Times New Roman" w:hAnsi="Times New Roman" w:eastAsia="Times New Roman" w:cs="Times New Roman"/>
+                <w:i w:val="false"/>
+                <w:b w:val="false"/>
+                <w:u w:val="none"/>
+                <w:strike w:val="false"/>
+                <w:sz w:val="18"/>
+                <w:szCs w:val="18"/>
+                <w:color w:val="000000"/>
+              </w:rPr>
+            </w:pPr>
+            <w:r>
+              <w:rPr>
+                <w:rFonts w:ascii="Times New Roman" w:hAnsi="Times New Roman" w:eastAsia="Times New Roman" w:cs="Times New Roman"/>
+                <w:i w:val="false"/>
+                <w:b w:val="false"/>
+                <w:u w:val="none"/>
+                <w:strike w:val="false"/>
+                <w:sz w:val="18"/>
+                <w:szCs w:val="18"/>
+                <w:color w:val="000000"/>
+              </w:rPr>
+              <w:t xml:space="preserve"/>
+            </w:r>
+          </w:p>
+        </w:tc>
+        <w:tc>
+          <w:tcPr>
+            <w:tcBorders>
+              <w:bottom w:val="none" w:sz="0" w:space="0" w:color="000000"/>
+              <w:top w:val="none" w:sz="0" w:space="0" w:color="000000"/>
+              <w:left w:val="none" w:sz="0" w:space="0" w:color="000000"/>
+              <w:right w:val="none" w:sz="0" w:space="0" w:color="000000"/>
+            </w:tcBorders>
+            <w:shd w:val="clear" w:color="auto" w:fill="FFFFFF"/>
+            <w:tcMar>
+              <w:top w:w="0" w:type="dxa"/>
+              <w:bottom w:w="0" w:type="dxa"/>
+              <w:left w:w="0" w:type="dxa"/>
+              <w:right w:w="0" w:type="dxa"/>
+            </w:tcMar>
+            <w:vAlign w:val="center"/>
+          </w:tcPr>
+          <w:p>
+            <w:pPr>
+              <w:pStyle w:val="Normal"/>
+              <w:jc w:val="left"/>
+              <w:pBdr>
+                <w:bottom w:val="none" w:sz="0" w:space="0" w:color="000000"/>
+                <w:top w:val="none" w:sz="0" w:space="0" w:color="000000"/>
+                <w:left w:val="none" w:sz="0" w:space="0" w:color="000000"/>
+                <w:right w:val="none" w:sz="0" w:space="0" w:color="000000"/>
+              </w:pBdr>
+              <w:spacing w:after="100" w:before="100" w:line="240"/>
+              <w:ind w:left="100" w:right="100" w:firstLine="0" w:firstLineChars="0"/>
+              <w:rPr>
+                <w:rFonts w:ascii="Times New Roman" w:hAnsi="Times New Roman" w:eastAsia="Times New Roman" w:cs="Times New Roman"/>
+                <w:i w:val="false"/>
+                <w:b w:val="false"/>
+                <w:u w:val="none"/>
+                <w:strike w:val="false"/>
+                <w:sz w:val="18"/>
+                <w:szCs w:val="18"/>
+                <w:color w:val="000000"/>
+              </w:rPr>
+            </w:pPr>
+            <w:r>
+              <w:rPr>
+                <w:rFonts w:ascii="Times New Roman" w:hAnsi="Times New Roman" w:eastAsia="Times New Roman" w:cs="Times New Roman"/>
+                <w:i w:val="false"/>
+                <w:b w:val="false"/>
+                <w:u w:val="none"/>
+                <w:strike w:val="false"/>
+                <w:sz w:val="18"/>
+                <w:szCs w:val="18"/>
+                <w:color w:val="000000"/>
+              </w:rPr>
+              <w:t xml:space="preserve">Female</w:t>
+            </w:r>
+          </w:p>
+        </w:tc>
+        <w:tc>
+          <w:tcPr>
+            <w:tcBorders>
+              <w:bottom w:val="none" w:sz="0" w:space="0" w:color="000000"/>
+              <w:top w:val="none" w:sz="0" w:space="0" w:color="000000"/>
+              <w:left w:val="none" w:sz="0" w:space="0" w:color="000000"/>
+              <w:right w:val="none" w:sz="0" w:space="0" w:color="000000"/>
+            </w:tcBorders>
+            <w:shd w:val="clear" w:color="auto" w:fill="FFFFFF"/>
+            <w:tcMar>
+              <w:top w:w="0" w:type="dxa"/>
+              <w:bottom w:w="0" w:type="dxa"/>
+              <w:left w:w="0" w:type="dxa"/>
+              <w:right w:w="0" w:type="dxa"/>
+            </w:tcMar>
+            <w:vAlign w:val="center"/>
+          </w:tcPr>
+          <w:p>
+            <w:pPr>
+              <w:pStyle w:val="Normal"/>
+              <w:jc w:val="right"/>
+              <w:pBdr>
+                <w:bottom w:val="none" w:sz="0" w:space="0" w:color="000000"/>
+                <w:top w:val="none" w:sz="0" w:space="0" w:color="000000"/>
+                <w:left w:val="none" w:sz="0" w:space="0" w:color="000000"/>
+                <w:right w:val="none" w:sz="0" w:space="0" w:color="000000"/>
+              </w:pBdr>
+              <w:spacing w:after="100" w:before="100" w:line="240"/>
+              <w:ind w:left="100" w:right="100" w:firstLine="0" w:firstLineChars="0"/>
+              <w:rPr>
+                <w:rFonts w:ascii="Times New Roman" w:hAnsi="Times New Roman" w:eastAsia="Times New Roman" w:cs="Times New Roman"/>
+                <w:i w:val="false"/>
+                <w:b w:val="false"/>
+                <w:u w:val="none"/>
+                <w:strike w:val="false"/>
+                <w:sz w:val="18"/>
+                <w:szCs w:val="18"/>
+                <w:color w:val="000000"/>
+              </w:rPr>
+            </w:pPr>
+            <w:r>
+              <w:rPr>
+                <w:rFonts w:ascii="Times New Roman" w:hAnsi="Times New Roman" w:eastAsia="Times New Roman" w:cs="Times New Roman"/>
+                <w:i w:val="false"/>
+                <w:b w:val="false"/>
+                <w:u w:val="none"/>
+                <w:strike w:val="false"/>
+                <w:sz w:val="18"/>
+                <w:szCs w:val="18"/>
+                <w:color w:val="000000"/>
+              </w:rPr>
+              <w:t xml:space="preserve">191</w:t>
+            </w:r>
+          </w:p>
+        </w:tc>
+        <w:tc>
+          <w:tcPr>
+            <w:tcBorders>
+              <w:bottom w:val="none" w:sz="0" w:space="0" w:color="000000"/>
+              <w:top w:val="none" w:sz="0" w:space="0" w:color="000000"/>
+              <w:left w:val="none" w:sz="0" w:space="0" w:color="000000"/>
+              <w:right w:val="none" w:sz="0" w:space="0" w:color="000000"/>
+            </w:tcBorders>
+            <w:shd w:val="clear" w:color="auto" w:fill="FFFFFF"/>
+            <w:tcMar>
+              <w:top w:w="0" w:type="dxa"/>
+              <w:bottom w:w="0" w:type="dxa"/>
+              <w:left w:w="0" w:type="dxa"/>
+              <w:right w:w="0" w:type="dxa"/>
+            </w:tcMar>
+            <w:vAlign w:val="center"/>
+          </w:tcPr>
+          <w:p>
+            <w:pPr>
+              <w:pStyle w:val="Normal"/>
+              <w:jc w:val="right"/>
+              <w:pBdr>
+                <w:bottom w:val="none" w:sz="0" w:space="0" w:color="000000"/>
+                <w:top w:val="none" w:sz="0" w:space="0" w:color="000000"/>
+                <w:left w:val="none" w:sz="0" w:space="0" w:color="000000"/>
+                <w:right w:val="none" w:sz="0" w:space="0" w:color="000000"/>
+              </w:pBdr>
+              <w:spacing w:after="100" w:before="100" w:line="240"/>
+              <w:ind w:left="100" w:right="100" w:firstLine="0" w:firstLineChars="0"/>
+              <w:rPr>
+                <w:rFonts w:ascii="Times New Roman" w:hAnsi="Times New Roman" w:eastAsia="Times New Roman" w:cs="Times New Roman"/>
+                <w:i w:val="false"/>
+                <w:b w:val="false"/>
+                <w:u w:val="none"/>
+                <w:strike w:val="false"/>
+                <w:sz w:val="18"/>
+                <w:szCs w:val="18"/>
+                <w:color w:val="000000"/>
+              </w:rPr>
+            </w:pPr>
+            <w:r>
+              <w:rPr>
+                <w:rFonts w:ascii="Times New Roman" w:hAnsi="Times New Roman" w:eastAsia="Times New Roman" w:cs="Times New Roman"/>
+                <w:i w:val="false"/>
+                <w:b w:val="false"/>
+                <w:u w:val="none"/>
+                <w:strike w:val="false"/>
+                <w:sz w:val="18"/>
+                <w:szCs w:val="18"/>
+                <w:color w:val="000000"/>
+              </w:rPr>
+              <w:t xml:space="preserve">65</w:t>
+            </w:r>
+          </w:p>
+        </w:tc>
+        <w:tc>
+          <w:tcPr>
+            <w:tcBorders>
+              <w:bottom w:val="none" w:sz="0" w:space="0" w:color="000000"/>
+              <w:top w:val="none" w:sz="0" w:space="0" w:color="000000"/>
+              <w:left w:val="none" w:sz="0" w:space="0" w:color="000000"/>
+              <w:right w:val="none" w:sz="0" w:space="0" w:color="000000"/>
+            </w:tcBorders>
+            <w:shd w:val="clear" w:color="auto" w:fill="FFFFFF"/>
+            <w:tcMar>
+              <w:top w:w="0" w:type="dxa"/>
+              <w:bottom w:w="0" w:type="dxa"/>
+              <w:left w:w="0" w:type="dxa"/>
+              <w:right w:w="0" w:type="dxa"/>
+            </w:tcMar>
+            <w:vAlign w:val="center"/>
+          </w:tcPr>
+          <w:p>
+            <w:pPr>
+              <w:pStyle w:val="Normal"/>
+              <w:jc w:val="left"/>
+              <w:pBdr>
+                <w:bottom w:val="none" w:sz="0" w:space="0" w:color="000000"/>
+                <w:top w:val="none" w:sz="0" w:space="0" w:color="000000"/>
+                <w:left w:val="none" w:sz="0" w:space="0" w:color="000000"/>
+                <w:right w:val="none" w:sz="0" w:space="0" w:color="000000"/>
+              </w:pBdr>
+              <w:spacing w:after="100" w:before="100" w:line="240"/>
+              <w:ind w:left="100" w:right="100" w:firstLine="0" w:firstLineChars="0"/>
+              <w:rPr>
+                <w:rFonts w:ascii="Times New Roman" w:hAnsi="Times New Roman" w:eastAsia="Times New Roman" w:cs="Times New Roman"/>
+                <w:i w:val="false"/>
+                <w:b w:val="false"/>
+                <w:u w:val="none"/>
+                <w:strike w:val="false"/>
+                <w:sz w:val="18"/>
+                <w:szCs w:val="18"/>
+                <w:color w:val="000000"/>
+              </w:rPr>
+            </w:pPr>
+            <w:r>
+              <w:rPr>
+                <w:rFonts w:ascii="Times New Roman" w:hAnsi="Times New Roman" w:eastAsia="Times New Roman" w:cs="Times New Roman"/>
+                <w:i w:val="false"/>
+                <w:b w:val="false"/>
+                <w:u w:val="none"/>
+                <w:strike w:val="false"/>
+                <w:sz w:val="18"/>
+                <w:szCs w:val="18"/>
+                <w:color w:val="000000"/>
+              </w:rPr>
+              <w:t xml:space="preserve">0.85 (0.62–1.18)</w:t>
+            </w:r>
+          </w:p>
+        </w:tc>
+        <w:tc>
+          <w:tcPr>
+            <w:tcBorders>
+              <w:bottom w:val="none" w:sz="0" w:space="0" w:color="000000"/>
+              <w:top w:val="none" w:sz="0" w:space="0" w:color="000000"/>
+              <w:left w:val="none" w:sz="0" w:space="0" w:color="000000"/>
+              <w:right w:val="none" w:sz="0" w:space="0" w:color="000000"/>
+            </w:tcBorders>
+            <w:shd w:val="clear" w:color="auto" w:fill="FFFFFF"/>
+            <w:tcMar>
+              <w:top w:w="0" w:type="dxa"/>
+              <w:bottom w:w="0" w:type="dxa"/>
+              <w:left w:w="0" w:type="dxa"/>
+              <w:right w:w="0" w:type="dxa"/>
+            </w:tcMar>
+            <w:vAlign w:val="center"/>
+          </w:tcPr>
+          <w:p>
+            <w:pPr>
+              <w:pStyle w:val="Normal"/>
+              <w:jc w:val="left"/>
+              <w:pBdr>
+                <w:bottom w:val="none" w:sz="0" w:space="0" w:color="000000"/>
+                <w:top w:val="none" w:sz="0" w:space="0" w:color="000000"/>
+                <w:left w:val="none" w:sz="0" w:space="0" w:color="000000"/>
+                <w:right w:val="none" w:sz="0" w:space="0" w:color="000000"/>
+              </w:pBdr>
+              <w:spacing w:after="100" w:before="100" w:line="240"/>
+              <w:ind w:left="100" w:right="100" w:firstLine="0" w:firstLineChars="0"/>
+              <w:rPr>
+                <w:rFonts w:ascii="Times New Roman" w:hAnsi="Times New Roman" w:eastAsia="Times New Roman" w:cs="Times New Roman"/>
+                <w:i w:val="false"/>
+                <w:b w:val="false"/>
+                <w:u w:val="none"/>
+                <w:strike w:val="false"/>
+                <w:sz w:val="18"/>
+                <w:szCs w:val="18"/>
+                <w:color w:val="000000"/>
+              </w:rPr>
+            </w:pPr>
+            <w:r>
+              <w:rPr>
+                <w:rFonts w:ascii="Times New Roman" w:hAnsi="Times New Roman" w:eastAsia="Times New Roman" w:cs="Times New Roman"/>
+                <w:i w:val="false"/>
+                <w:b w:val="false"/>
+                <w:u w:val="none"/>
+                <w:strike w:val="false"/>
+                <w:sz w:val="18"/>
+                <w:szCs w:val="18"/>
+                <w:color w:val="000000"/>
+              </w:rPr>
+              <w:t xml:space="preserve">0.335</w:t>
+            </w:r>
+          </w:p>
+        </w:tc>
+        <w:tc>
+          <w:tcPr>
+            <w:tcBorders>
+              <w:bottom w:val="none" w:sz="0" w:space="0" w:color="000000"/>
+              <w:top w:val="none" w:sz="0" w:space="0" w:color="000000"/>
+              <w:left w:val="none" w:sz="0" w:space="0" w:color="000000"/>
+              <w:right w:val="none" w:sz="0" w:space="0" w:color="000000"/>
+            </w:tcBorders>
+            <w:shd w:val="clear" w:color="auto" w:fill="FFFFFF"/>
+            <w:tcMar>
+              <w:top w:w="0" w:type="dxa"/>
+              <w:bottom w:w="0" w:type="dxa"/>
+              <w:left w:w="0" w:type="dxa"/>
+              <w:right w:w="0" w:type="dxa"/>
+            </w:tcMar>
+            <w:vAlign w:val="center"/>
+          </w:tcPr>
+          <w:p>
+            <w:pPr>
+              <w:pStyle w:val="Normal"/>
+              <w:jc w:val="left"/>
+              <w:pBdr>
+                <w:bottom w:val="none" w:sz="0" w:space="0" w:color="000000"/>
+                <w:top w:val="none" w:sz="0" w:space="0" w:color="000000"/>
+                <w:left w:val="none" w:sz="0" w:space="0" w:color="000000"/>
+                <w:right w:val="none" w:sz="0" w:space="0" w:color="000000"/>
+              </w:pBdr>
+              <w:spacing w:after="100" w:before="100" w:line="240"/>
+              <w:ind w:left="100" w:right="100" w:firstLine="0" w:firstLineChars="0"/>
+              <w:rPr>
+                <w:rFonts w:ascii="Times New Roman" w:hAnsi="Times New Roman" w:eastAsia="Times New Roman" w:cs="Times New Roman"/>
+                <w:i w:val="false"/>
+                <w:b w:val="false"/>
+                <w:u w:val="none"/>
+                <w:strike w:val="false"/>
+                <w:sz w:val="18"/>
+                <w:szCs w:val="18"/>
+                <w:color w:val="000000"/>
+              </w:rPr>
+            </w:pPr>
+            <w:r>
+              <w:rPr>
+                <w:rFonts w:ascii="Times New Roman" w:hAnsi="Times New Roman" w:eastAsia="Times New Roman" w:cs="Times New Roman"/>
+                <w:i w:val="false"/>
+                <w:b w:val="false"/>
+                <w:u w:val="none"/>
+                <w:strike w:val="false"/>
+                <w:sz w:val="18"/>
+                <w:szCs w:val="18"/>
+                <w:color w:val="000000"/>
+              </w:rPr>
+              <w:t xml:space="preserve"/>
+            </w:r>
+          </w:p>
+        </w:tc>
+      </w:tr>
+      <w:tr>
+        <w:trPr>
+          <w:trHeight w:val="560" w:hRule="auto"/>
+        </w:trPr>
+        <w:tc>
+          <w:tcPr>
+            <w:tcBorders>
+              <w:bottom w:val="none" w:sz="0" w:space="0" w:color="000000"/>
+              <w:top w:val="none" w:sz="0" w:space="0" w:color="000000"/>
+              <w:left w:val="none" w:sz="0" w:space="0" w:color="000000"/>
+              <w:right w:val="none" w:sz="0" w:space="0" w:color="000000"/>
+            </w:tcBorders>
+            <w:shd w:val="clear" w:color="auto" w:fill="FFFFFF"/>
+            <w:tcMar>
+              <w:top w:w="0" w:type="dxa"/>
+              <w:bottom w:w="0" w:type="dxa"/>
+              <w:left w:w="0" w:type="dxa"/>
+              <w:right w:w="0" w:type="dxa"/>
+            </w:tcMar>
+            <w:vAlign w:val="center"/>
+          </w:tcPr>
+          <w:p>
+            <w:pPr>
+              <w:pStyle w:val="Normal"/>
+              <w:jc w:val="left"/>
+              <w:pBdr>
+                <w:bottom w:val="none" w:sz="0" w:space="0" w:color="000000"/>
+                <w:top w:val="none" w:sz="0" w:space="0" w:color="000000"/>
+                <w:left w:val="none" w:sz="0" w:space="0" w:color="000000"/>
+                <w:right w:val="none" w:sz="0" w:space="0" w:color="000000"/>
+              </w:pBdr>
+              <w:spacing w:after="100" w:before="100" w:line="240"/>
+              <w:ind w:left="100" w:right="100" w:firstLine="0" w:firstLineChars="0"/>
+              <w:rPr>
+                <w:rFonts w:ascii="Times New Roman" w:hAnsi="Times New Roman" w:eastAsia="Times New Roman" w:cs="Times New Roman"/>
+                <w:i w:val="false"/>
+                <w:b w:val="false"/>
+                <w:u w:val="none"/>
+                <w:strike w:val="false"/>
+                <w:sz w:val="18"/>
+                <w:szCs w:val="18"/>
+                <w:color w:val="000000"/>
+              </w:rPr>
+            </w:pPr>
+            <w:r>
+              <w:rPr>
+                <w:rFonts w:ascii="Times New Roman" w:hAnsi="Times New Roman" w:eastAsia="Times New Roman" w:cs="Times New Roman"/>
+                <w:i w:val="false"/>
+                <w:b w:val="false"/>
+                <w:u w:val="none"/>
+                <w:strike w:val="false"/>
+                <w:sz w:val="18"/>
+                <w:szCs w:val="18"/>
+                <w:color w:val="000000"/>
+              </w:rPr>
+              <w:t xml:space="preserve">Multivariable</w:t>
+            </w:r>
+          </w:p>
+        </w:tc>
+        <w:tc>
+          <w:tcPr>
+            <w:tcBorders>
+              <w:bottom w:val="none" w:sz="0" w:space="0" w:color="000000"/>
+              <w:top w:val="none" w:sz="0" w:space="0" w:color="000000"/>
+              <w:left w:val="none" w:sz="0" w:space="0" w:color="000000"/>
+              <w:right w:val="none" w:sz="0" w:space="0" w:color="000000"/>
+            </w:tcBorders>
+            <w:shd w:val="clear" w:color="auto" w:fill="FFFFFF"/>
+            <w:tcMar>
+              <w:top w:w="0" w:type="dxa"/>
+              <w:bottom w:w="0" w:type="dxa"/>
+              <w:left w:w="0" w:type="dxa"/>
+              <w:right w:w="0" w:type="dxa"/>
+            </w:tcMar>
+            <w:vAlign w:val="center"/>
+          </w:tcPr>
+          <w:p>
+            <w:pPr>
+              <w:pStyle w:val="Normal"/>
+              <w:jc w:val="left"/>
+              <w:pBdr>
+                <w:bottom w:val="none" w:sz="0" w:space="0" w:color="000000"/>
+                <w:top w:val="none" w:sz="0" w:space="0" w:color="000000"/>
+                <w:left w:val="none" w:sz="0" w:space="0" w:color="000000"/>
+                <w:right w:val="none" w:sz="0" w:space="0" w:color="000000"/>
+              </w:pBdr>
+              <w:spacing w:after="100" w:before="100" w:line="240"/>
+              <w:ind w:left="100" w:right="100" w:firstLine="0" w:firstLineChars="0"/>
+              <w:rPr>
+                <w:rFonts w:ascii="Times New Roman" w:hAnsi="Times New Roman" w:eastAsia="Times New Roman" w:cs="Times New Roman"/>
+                <w:i w:val="false"/>
+                <w:b w:val="false"/>
+                <w:u w:val="none"/>
+                <w:strike w:val="false"/>
+                <w:sz w:val="18"/>
+                <w:szCs w:val="18"/>
+                <w:color w:val="000000"/>
+              </w:rPr>
+            </w:pPr>
+            <w:r>
+              <w:rPr>
+                <w:rFonts w:ascii="Times New Roman" w:hAnsi="Times New Roman" w:eastAsia="Times New Roman" w:cs="Times New Roman"/>
+                <w:i w:val="false"/>
+                <w:b w:val="false"/>
+                <w:u w:val="none"/>
+                <w:strike w:val="false"/>
+                <w:sz w:val="18"/>
+                <w:szCs w:val="18"/>
+                <w:color w:val="000000"/>
+              </w:rPr>
               <w:t xml:space="preserve">Pathologic stage group</w:t>
             </w:r>
           </w:p>
@@ -3380,7 +4270,7 @@
                 <w:szCs w:val="18"/>
                 <w:color w:val="000000"/>
               </w:rPr>
-              <w:t xml:space="preserve">208</w:t>
+              <w:t xml:space="preserve">207</w:t>
             </w:r>
           </w:p>
         </w:tc>
@@ -3935,7 +4825,7 @@
                 <w:szCs w:val="18"/>
                 <w:color w:val="000000"/>
               </w:rPr>
-              <w:t xml:space="preserve">1.80 (1.30–2.49)</w:t>
+              <w:t xml:space="preserve">1.89 (1.36–2.62)</w:t>
             </w:r>
           </w:p>
         </w:tc>

--- a/output/tables/GEO/GSE39582/GSE39582_cox_OS_pMMR.docx
+++ b/output/tables/GEO/GSE39582/GSE39582_cox_OS_pMMR.docx
@@ -1766,6 +1766,2676 @@
                 <w:color w:val="000000"/>
               </w:rPr>
               <w:t xml:space="preserve">0.160</w:t>
+            </w:r>
+          </w:p>
+        </w:tc>
+        <w:tc>
+          <w:tcPr>
+            <w:tcBorders>
+              <w:bottom w:val="none" w:sz="0" w:space="0" w:color="000000"/>
+              <w:top w:val="none" w:sz="0" w:space="0" w:color="000000"/>
+              <w:left w:val="none" w:sz="0" w:space="0" w:color="000000"/>
+              <w:right w:val="none" w:sz="0" w:space="0" w:color="000000"/>
+            </w:tcBorders>
+            <w:shd w:val="clear" w:color="auto" w:fill="FFFFFF"/>
+            <w:tcMar>
+              <w:top w:w="0" w:type="dxa"/>
+              <w:bottom w:w="0" w:type="dxa"/>
+              <w:left w:w="0" w:type="dxa"/>
+              <w:right w:w="0" w:type="dxa"/>
+            </w:tcMar>
+            <w:vAlign w:val="center"/>
+          </w:tcPr>
+          <w:p>
+            <w:pPr>
+              <w:pStyle w:val="Normal"/>
+              <w:jc w:val="left"/>
+              <w:pBdr>
+                <w:bottom w:val="none" w:sz="0" w:space="0" w:color="000000"/>
+                <w:top w:val="none" w:sz="0" w:space="0" w:color="000000"/>
+                <w:left w:val="none" w:sz="0" w:space="0" w:color="000000"/>
+                <w:right w:val="none" w:sz="0" w:space="0" w:color="000000"/>
+              </w:pBdr>
+              <w:spacing w:after="100" w:before="100" w:line="240"/>
+              <w:ind w:left="100" w:right="100" w:firstLine="0" w:firstLineChars="0"/>
+              <w:rPr>
+                <w:rFonts w:ascii="Times New Roman" w:hAnsi="Times New Roman" w:eastAsia="Times New Roman" w:cs="Times New Roman"/>
+                <w:i w:val="false"/>
+                <w:b w:val="false"/>
+                <w:u w:val="none"/>
+                <w:strike w:val="false"/>
+                <w:sz w:val="18"/>
+                <w:szCs w:val="18"/>
+                <w:color w:val="000000"/>
+              </w:rPr>
+            </w:pPr>
+            <w:r>
+              <w:rPr>
+                <w:rFonts w:ascii="Times New Roman" w:hAnsi="Times New Roman" w:eastAsia="Times New Roman" w:cs="Times New Roman"/>
+                <w:i w:val="false"/>
+                <w:b w:val="false"/>
+                <w:u w:val="none"/>
+                <w:strike w:val="false"/>
+                <w:sz w:val="18"/>
+                <w:szCs w:val="18"/>
+                <w:color w:val="000000"/>
+              </w:rPr>
+              <w:t xml:space="preserve"/>
+            </w:r>
+          </w:p>
+        </w:tc>
+      </w:tr>
+      <w:tr>
+        <w:trPr>
+          <w:trHeight w:val="560" w:hRule="auto"/>
+        </w:trPr>
+        <w:tc>
+          <w:tcPr>
+            <w:tcBorders>
+              <w:bottom w:val="none" w:sz="0" w:space="0" w:color="000000"/>
+              <w:top w:val="none" w:sz="0" w:space="0" w:color="000000"/>
+              <w:left w:val="none" w:sz="0" w:space="0" w:color="000000"/>
+              <w:right w:val="none" w:sz="0" w:space="0" w:color="000000"/>
+            </w:tcBorders>
+            <w:shd w:val="clear" w:color="auto" w:fill="FFFFFF"/>
+            <w:tcMar>
+              <w:top w:w="0" w:type="dxa"/>
+              <w:bottom w:w="0" w:type="dxa"/>
+              <w:left w:w="0" w:type="dxa"/>
+              <w:right w:w="0" w:type="dxa"/>
+            </w:tcMar>
+            <w:vAlign w:val="center"/>
+          </w:tcPr>
+          <w:p>
+            <w:pPr>
+              <w:pStyle w:val="Normal"/>
+              <w:jc w:val="left"/>
+              <w:pBdr>
+                <w:bottom w:val="none" w:sz="0" w:space="0" w:color="000000"/>
+                <w:top w:val="none" w:sz="0" w:space="0" w:color="000000"/>
+                <w:left w:val="none" w:sz="0" w:space="0" w:color="000000"/>
+                <w:right w:val="none" w:sz="0" w:space="0" w:color="000000"/>
+              </w:pBdr>
+              <w:spacing w:after="100" w:before="100" w:line="240"/>
+              <w:ind w:left="100" w:right="100" w:firstLine="0" w:firstLineChars="0"/>
+              <w:rPr>
+                <w:rFonts w:ascii="Times New Roman" w:hAnsi="Times New Roman" w:eastAsia="Times New Roman" w:cs="Times New Roman"/>
+                <w:i w:val="false"/>
+                <w:b w:val="false"/>
+                <w:u w:val="none"/>
+                <w:strike w:val="false"/>
+                <w:sz w:val="18"/>
+                <w:szCs w:val="18"/>
+                <w:color w:val="000000"/>
+              </w:rPr>
+            </w:pPr>
+            <w:r>
+              <w:rPr>
+                <w:rFonts w:ascii="Times New Roman" w:hAnsi="Times New Roman" w:eastAsia="Times New Roman" w:cs="Times New Roman"/>
+                <w:i w:val="false"/>
+                <w:b w:val="false"/>
+                <w:u w:val="none"/>
+                <w:strike w:val="false"/>
+                <w:sz w:val="18"/>
+                <w:szCs w:val="18"/>
+                <w:color w:val="000000"/>
+              </w:rPr>
+              <w:t xml:space="preserve">Univariable</w:t>
+            </w:r>
+          </w:p>
+        </w:tc>
+        <w:tc>
+          <w:tcPr>
+            <w:tcBorders>
+              <w:bottom w:val="none" w:sz="0" w:space="0" w:color="000000"/>
+              <w:top w:val="none" w:sz="0" w:space="0" w:color="000000"/>
+              <w:left w:val="none" w:sz="0" w:space="0" w:color="000000"/>
+              <w:right w:val="none" w:sz="0" w:space="0" w:color="000000"/>
+            </w:tcBorders>
+            <w:shd w:val="clear" w:color="auto" w:fill="FFFFFF"/>
+            <w:tcMar>
+              <w:top w:w="0" w:type="dxa"/>
+              <w:bottom w:w="0" w:type="dxa"/>
+              <w:left w:w="0" w:type="dxa"/>
+              <w:right w:w="0" w:type="dxa"/>
+            </w:tcMar>
+            <w:vAlign w:val="center"/>
+          </w:tcPr>
+          <w:p>
+            <w:pPr>
+              <w:pStyle w:val="Normal"/>
+              <w:jc w:val="left"/>
+              <w:pBdr>
+                <w:bottom w:val="none" w:sz="0" w:space="0" w:color="000000"/>
+                <w:top w:val="none" w:sz="0" w:space="0" w:color="000000"/>
+                <w:left w:val="none" w:sz="0" w:space="0" w:color="000000"/>
+                <w:right w:val="none" w:sz="0" w:space="0" w:color="000000"/>
+              </w:pBdr>
+              <w:spacing w:after="100" w:before="100" w:line="240"/>
+              <w:ind w:left="100" w:right="100" w:firstLine="0" w:firstLineChars="0"/>
+              <w:rPr>
+                <w:rFonts w:ascii="Times New Roman" w:hAnsi="Times New Roman" w:eastAsia="Times New Roman" w:cs="Times New Roman"/>
+                <w:i w:val="false"/>
+                <w:b w:val="false"/>
+                <w:u w:val="none"/>
+                <w:strike w:val="false"/>
+                <w:sz w:val="18"/>
+                <w:szCs w:val="18"/>
+                <w:color w:val="000000"/>
+              </w:rPr>
+            </w:pPr>
+            <w:r>
+              <w:rPr>
+                <w:rFonts w:ascii="Times New Roman" w:hAnsi="Times New Roman" w:eastAsia="Times New Roman" w:cs="Times New Roman"/>
+                <w:i w:val="false"/>
+                <w:b w:val="false"/>
+                <w:u w:val="none"/>
+                <w:strike w:val="false"/>
+                <w:sz w:val="18"/>
+                <w:szCs w:val="18"/>
+                <w:color w:val="000000"/>
+              </w:rPr>
+              <w:t xml:space="preserve">Age group, years</w:t>
+            </w:r>
+          </w:p>
+        </w:tc>
+        <w:tc>
+          <w:tcPr>
+            <w:tcBorders>
+              <w:bottom w:val="none" w:sz="0" w:space="0" w:color="000000"/>
+              <w:top w:val="none" w:sz="0" w:space="0" w:color="000000"/>
+              <w:left w:val="none" w:sz="0" w:space="0" w:color="000000"/>
+              <w:right w:val="none" w:sz="0" w:space="0" w:color="000000"/>
+            </w:tcBorders>
+            <w:shd w:val="clear" w:color="auto" w:fill="FFFFFF"/>
+            <w:tcMar>
+              <w:top w:w="0" w:type="dxa"/>
+              <w:bottom w:w="0" w:type="dxa"/>
+              <w:left w:w="0" w:type="dxa"/>
+              <w:right w:w="0" w:type="dxa"/>
+            </w:tcMar>
+            <w:vAlign w:val="center"/>
+          </w:tcPr>
+          <w:p>
+            <w:pPr>
+              <w:pStyle w:val="Normal"/>
+              <w:jc w:val="left"/>
+              <w:pBdr>
+                <w:bottom w:val="none" w:sz="0" w:space="0" w:color="000000"/>
+                <w:top w:val="none" w:sz="0" w:space="0" w:color="000000"/>
+                <w:left w:val="none" w:sz="0" w:space="0" w:color="000000"/>
+                <w:right w:val="none" w:sz="0" w:space="0" w:color="000000"/>
+              </w:pBdr>
+              <w:spacing w:after="100" w:before="100" w:line="240"/>
+              <w:ind w:left="100" w:right="100" w:firstLine="0" w:firstLineChars="0"/>
+              <w:rPr>
+                <w:rFonts w:ascii="Times New Roman" w:hAnsi="Times New Roman" w:eastAsia="Times New Roman" w:cs="Times New Roman"/>
+                <w:i w:val="false"/>
+                <w:b w:val="false"/>
+                <w:u w:val="none"/>
+                <w:strike w:val="false"/>
+                <w:sz w:val="18"/>
+                <w:szCs w:val="18"/>
+                <w:color w:val="000000"/>
+              </w:rPr>
+            </w:pPr>
+            <w:r>
+              <w:rPr>
+                <w:rFonts w:ascii="Times New Roman" w:hAnsi="Times New Roman" w:eastAsia="Times New Roman" w:cs="Times New Roman"/>
+                <w:i w:val="false"/>
+                <w:b w:val="false"/>
+                <w:u w:val="none"/>
+                <w:strike w:val="false"/>
+                <w:sz w:val="18"/>
+                <w:szCs w:val="18"/>
+                <w:color w:val="000000"/>
+              </w:rPr>
+              <w:t xml:space="preserve">≤65 (ref)</w:t>
+            </w:r>
+          </w:p>
+        </w:tc>
+        <w:tc>
+          <w:tcPr>
+            <w:tcBorders>
+              <w:bottom w:val="none" w:sz="0" w:space="0" w:color="000000"/>
+              <w:top w:val="none" w:sz="0" w:space="0" w:color="000000"/>
+              <w:left w:val="none" w:sz="0" w:space="0" w:color="000000"/>
+              <w:right w:val="none" w:sz="0" w:space="0" w:color="000000"/>
+            </w:tcBorders>
+            <w:shd w:val="clear" w:color="auto" w:fill="FFFFFF"/>
+            <w:tcMar>
+              <w:top w:w="0" w:type="dxa"/>
+              <w:bottom w:w="0" w:type="dxa"/>
+              <w:left w:w="0" w:type="dxa"/>
+              <w:right w:w="0" w:type="dxa"/>
+            </w:tcMar>
+            <w:vAlign w:val="center"/>
+          </w:tcPr>
+          <w:p>
+            <w:pPr>
+              <w:pStyle w:val="Normal"/>
+              <w:jc w:val="right"/>
+              <w:pBdr>
+                <w:bottom w:val="none" w:sz="0" w:space="0" w:color="000000"/>
+                <w:top w:val="none" w:sz="0" w:space="0" w:color="000000"/>
+                <w:left w:val="none" w:sz="0" w:space="0" w:color="000000"/>
+                <w:right w:val="none" w:sz="0" w:space="0" w:color="000000"/>
+              </w:pBdr>
+              <w:spacing w:after="100" w:before="100" w:line="240"/>
+              <w:ind w:left="100" w:right="100" w:firstLine="0" w:firstLineChars="0"/>
+              <w:rPr>
+                <w:rFonts w:ascii="Times New Roman" w:hAnsi="Times New Roman" w:eastAsia="Times New Roman" w:cs="Times New Roman"/>
+                <w:i w:val="false"/>
+                <w:b w:val="false"/>
+                <w:u w:val="none"/>
+                <w:strike w:val="false"/>
+                <w:sz w:val="18"/>
+                <w:szCs w:val="18"/>
+                <w:color w:val="000000"/>
+              </w:rPr>
+            </w:pPr>
+            <w:r>
+              <w:rPr>
+                <w:rFonts w:ascii="Times New Roman" w:hAnsi="Times New Roman" w:eastAsia="Times New Roman" w:cs="Times New Roman"/>
+                <w:i w:val="false"/>
+                <w:b w:val="false"/>
+                <w:u w:val="none"/>
+                <w:strike w:val="false"/>
+                <w:sz w:val="18"/>
+                <w:szCs w:val="18"/>
+                <w:color w:val="000000"/>
+              </w:rPr>
+              <w:t xml:space="preserve">183</w:t>
+            </w:r>
+          </w:p>
+        </w:tc>
+        <w:tc>
+          <w:tcPr>
+            <w:tcBorders>
+              <w:bottom w:val="none" w:sz="0" w:space="0" w:color="000000"/>
+              <w:top w:val="none" w:sz="0" w:space="0" w:color="000000"/>
+              <w:left w:val="none" w:sz="0" w:space="0" w:color="000000"/>
+              <w:right w:val="none" w:sz="0" w:space="0" w:color="000000"/>
+            </w:tcBorders>
+            <w:shd w:val="clear" w:color="auto" w:fill="FFFFFF"/>
+            <w:tcMar>
+              <w:top w:w="0" w:type="dxa"/>
+              <w:bottom w:w="0" w:type="dxa"/>
+              <w:left w:w="0" w:type="dxa"/>
+              <w:right w:w="0" w:type="dxa"/>
+            </w:tcMar>
+            <w:vAlign w:val="center"/>
+          </w:tcPr>
+          <w:p>
+            <w:pPr>
+              <w:pStyle w:val="Normal"/>
+              <w:jc w:val="right"/>
+              <w:pBdr>
+                <w:bottom w:val="none" w:sz="0" w:space="0" w:color="000000"/>
+                <w:top w:val="none" w:sz="0" w:space="0" w:color="000000"/>
+                <w:left w:val="none" w:sz="0" w:space="0" w:color="000000"/>
+                <w:right w:val="none" w:sz="0" w:space="0" w:color="000000"/>
+              </w:pBdr>
+              <w:spacing w:after="100" w:before="100" w:line="240"/>
+              <w:ind w:left="100" w:right="100" w:firstLine="0" w:firstLineChars="0"/>
+              <w:rPr>
+                <w:rFonts w:ascii="Times New Roman" w:hAnsi="Times New Roman" w:eastAsia="Times New Roman" w:cs="Times New Roman"/>
+                <w:i w:val="false"/>
+                <w:b w:val="false"/>
+                <w:u w:val="none"/>
+                <w:strike w:val="false"/>
+                <w:sz w:val="18"/>
+                <w:szCs w:val="18"/>
+                <w:color w:val="000000"/>
+              </w:rPr>
+            </w:pPr>
+            <w:r>
+              <w:rPr>
+                <w:rFonts w:ascii="Times New Roman" w:hAnsi="Times New Roman" w:eastAsia="Times New Roman" w:cs="Times New Roman"/>
+                <w:i w:val="false"/>
+                <w:b w:val="false"/>
+                <w:u w:val="none"/>
+                <w:strike w:val="false"/>
+                <w:sz w:val="18"/>
+                <w:szCs w:val="18"/>
+                <w:color w:val="000000"/>
+              </w:rPr>
+              <w:t xml:space="preserve">54</w:t>
+            </w:r>
+          </w:p>
+        </w:tc>
+        <w:tc>
+          <w:tcPr>
+            <w:tcBorders>
+              <w:bottom w:val="none" w:sz="0" w:space="0" w:color="000000"/>
+              <w:top w:val="none" w:sz="0" w:space="0" w:color="000000"/>
+              <w:left w:val="none" w:sz="0" w:space="0" w:color="000000"/>
+              <w:right w:val="none" w:sz="0" w:space="0" w:color="000000"/>
+            </w:tcBorders>
+            <w:shd w:val="clear" w:color="auto" w:fill="FFFFFF"/>
+            <w:tcMar>
+              <w:top w:w="0" w:type="dxa"/>
+              <w:bottom w:w="0" w:type="dxa"/>
+              <w:left w:w="0" w:type="dxa"/>
+              <w:right w:w="0" w:type="dxa"/>
+            </w:tcMar>
+            <w:vAlign w:val="center"/>
+          </w:tcPr>
+          <w:p>
+            <w:pPr>
+              <w:pStyle w:val="Normal"/>
+              <w:jc w:val="left"/>
+              <w:pBdr>
+                <w:bottom w:val="none" w:sz="0" w:space="0" w:color="000000"/>
+                <w:top w:val="none" w:sz="0" w:space="0" w:color="000000"/>
+                <w:left w:val="none" w:sz="0" w:space="0" w:color="000000"/>
+                <w:right w:val="none" w:sz="0" w:space="0" w:color="000000"/>
+              </w:pBdr>
+              <w:spacing w:after="100" w:before="100" w:line="240"/>
+              <w:ind w:left="100" w:right="100" w:firstLine="0" w:firstLineChars="0"/>
+              <w:rPr>
+                <w:rFonts w:ascii="Times New Roman" w:hAnsi="Times New Roman" w:eastAsia="Times New Roman" w:cs="Times New Roman"/>
+                <w:i w:val="false"/>
+                <w:b w:val="false"/>
+                <w:u w:val="none"/>
+                <w:strike w:val="false"/>
+                <w:sz w:val="18"/>
+                <w:szCs w:val="18"/>
+                <w:color w:val="000000"/>
+              </w:rPr>
+            </w:pPr>
+            <w:r>
+              <w:rPr>
+                <w:rFonts w:ascii="Times New Roman" w:hAnsi="Times New Roman" w:eastAsia="Times New Roman" w:cs="Times New Roman"/>
+                <w:i w:val="false"/>
+                <w:b w:val="false"/>
+                <w:u w:val="none"/>
+                <w:strike w:val="false"/>
+                <w:sz w:val="18"/>
+                <w:szCs w:val="18"/>
+                <w:color w:val="000000"/>
+              </w:rPr>
+              <w:t xml:space="preserve">Reference</w:t>
+            </w:r>
+          </w:p>
+        </w:tc>
+        <w:tc>
+          <w:tcPr>
+            <w:tcBorders>
+              <w:bottom w:val="none" w:sz="0" w:space="0" w:color="000000"/>
+              <w:top w:val="none" w:sz="0" w:space="0" w:color="000000"/>
+              <w:left w:val="none" w:sz="0" w:space="0" w:color="000000"/>
+              <w:right w:val="none" w:sz="0" w:space="0" w:color="000000"/>
+            </w:tcBorders>
+            <w:shd w:val="clear" w:color="auto" w:fill="FFFFFF"/>
+            <w:tcMar>
+              <w:top w:w="0" w:type="dxa"/>
+              <w:bottom w:w="0" w:type="dxa"/>
+              <w:left w:w="0" w:type="dxa"/>
+              <w:right w:w="0" w:type="dxa"/>
+            </w:tcMar>
+            <w:vAlign w:val="center"/>
+          </w:tcPr>
+          <w:p>
+            <w:pPr>
+              <w:pStyle w:val="Normal"/>
+              <w:jc w:val="left"/>
+              <w:pBdr>
+                <w:bottom w:val="none" w:sz="0" w:space="0" w:color="000000"/>
+                <w:top w:val="none" w:sz="0" w:space="0" w:color="000000"/>
+                <w:left w:val="none" w:sz="0" w:space="0" w:color="000000"/>
+                <w:right w:val="none" w:sz="0" w:space="0" w:color="000000"/>
+              </w:pBdr>
+              <w:spacing w:after="100" w:before="100" w:line="240"/>
+              <w:ind w:left="100" w:right="100" w:firstLine="0" w:firstLineChars="0"/>
+              <w:rPr>
+                <w:rFonts w:ascii="Times New Roman" w:hAnsi="Times New Roman" w:eastAsia="Times New Roman" w:cs="Times New Roman"/>
+                <w:i w:val="false"/>
+                <w:b w:val="false"/>
+                <w:u w:val="none"/>
+                <w:strike w:val="false"/>
+                <w:sz w:val="18"/>
+                <w:szCs w:val="18"/>
+                <w:color w:val="000000"/>
+              </w:rPr>
+            </w:pPr>
+            <w:r>
+              <w:rPr>
+                <w:rFonts w:ascii="Times New Roman" w:hAnsi="Times New Roman" w:eastAsia="Times New Roman" w:cs="Times New Roman"/>
+                <w:i w:val="false"/>
+                <w:b w:val="false"/>
+                <w:u w:val="none"/>
+                <w:strike w:val="false"/>
+                <w:sz w:val="18"/>
+                <w:szCs w:val="18"/>
+                <w:color w:val="000000"/>
+              </w:rPr>
+              <w:t xml:space="preserve"/>
+            </w:r>
+          </w:p>
+        </w:tc>
+        <w:tc>
+          <w:tcPr>
+            <w:tcBorders>
+              <w:bottom w:val="none" w:sz="0" w:space="0" w:color="000000"/>
+              <w:top w:val="none" w:sz="0" w:space="0" w:color="000000"/>
+              <w:left w:val="none" w:sz="0" w:space="0" w:color="000000"/>
+              <w:right w:val="none" w:sz="0" w:space="0" w:color="000000"/>
+            </w:tcBorders>
+            <w:shd w:val="clear" w:color="auto" w:fill="FFFFFF"/>
+            <w:tcMar>
+              <w:top w:w="0" w:type="dxa"/>
+              <w:bottom w:w="0" w:type="dxa"/>
+              <w:left w:w="0" w:type="dxa"/>
+              <w:right w:w="0" w:type="dxa"/>
+            </w:tcMar>
+            <w:vAlign w:val="center"/>
+          </w:tcPr>
+          <w:p>
+            <w:pPr>
+              <w:pStyle w:val="Normal"/>
+              <w:jc w:val="left"/>
+              <w:pBdr>
+                <w:bottom w:val="none" w:sz="0" w:space="0" w:color="000000"/>
+                <w:top w:val="none" w:sz="0" w:space="0" w:color="000000"/>
+                <w:left w:val="none" w:sz="0" w:space="0" w:color="000000"/>
+                <w:right w:val="none" w:sz="0" w:space="0" w:color="000000"/>
+              </w:pBdr>
+              <w:spacing w:after="100" w:before="100" w:line="240"/>
+              <w:ind w:left="100" w:right="100" w:firstLine="0" w:firstLineChars="0"/>
+              <w:rPr>
+                <w:rFonts w:ascii="Times New Roman" w:hAnsi="Times New Roman" w:eastAsia="Times New Roman" w:cs="Times New Roman"/>
+                <w:i w:val="false"/>
+                <w:b w:val="false"/>
+                <w:u w:val="none"/>
+                <w:strike w:val="false"/>
+                <w:sz w:val="18"/>
+                <w:szCs w:val="18"/>
+                <w:color w:val="000000"/>
+              </w:rPr>
+            </w:pPr>
+            <w:r>
+              <w:rPr>
+                <w:rFonts w:ascii="Times New Roman" w:hAnsi="Times New Roman" w:eastAsia="Times New Roman" w:cs="Times New Roman"/>
+                <w:i w:val="false"/>
+                <w:b w:val="false"/>
+                <w:u w:val="none"/>
+                <w:strike w:val="false"/>
+                <w:sz w:val="18"/>
+                <w:szCs w:val="18"/>
+                <w:color w:val="000000"/>
+              </w:rPr>
+              <w:t xml:space="preserve"/>
+            </w:r>
+          </w:p>
+        </w:tc>
+      </w:tr>
+      <w:tr>
+        <w:trPr>
+          <w:trHeight w:val="560" w:hRule="auto"/>
+        </w:trPr>
+        <w:tc>
+          <w:tcPr>
+            <w:tcBorders>
+              <w:bottom w:val="none" w:sz="0" w:space="0" w:color="000000"/>
+              <w:top w:val="none" w:sz="0" w:space="0" w:color="000000"/>
+              <w:left w:val="none" w:sz="0" w:space="0" w:color="000000"/>
+              <w:right w:val="none" w:sz="0" w:space="0" w:color="000000"/>
+            </w:tcBorders>
+            <w:shd w:val="clear" w:color="auto" w:fill="FFFFFF"/>
+            <w:tcMar>
+              <w:top w:w="0" w:type="dxa"/>
+              <w:bottom w:w="0" w:type="dxa"/>
+              <w:left w:w="0" w:type="dxa"/>
+              <w:right w:w="0" w:type="dxa"/>
+            </w:tcMar>
+            <w:vAlign w:val="center"/>
+          </w:tcPr>
+          <w:p>
+            <w:pPr>
+              <w:pStyle w:val="Normal"/>
+              <w:jc w:val="left"/>
+              <w:pBdr>
+                <w:bottom w:val="none" w:sz="0" w:space="0" w:color="000000"/>
+                <w:top w:val="none" w:sz="0" w:space="0" w:color="000000"/>
+                <w:left w:val="none" w:sz="0" w:space="0" w:color="000000"/>
+                <w:right w:val="none" w:sz="0" w:space="0" w:color="000000"/>
+              </w:pBdr>
+              <w:spacing w:after="100" w:before="100" w:line="240"/>
+              <w:ind w:left="100" w:right="100" w:firstLine="0" w:firstLineChars="0"/>
+              <w:rPr>
+                <w:rFonts w:ascii="Times New Roman" w:hAnsi="Times New Roman" w:eastAsia="Times New Roman" w:cs="Times New Roman"/>
+                <w:i w:val="false"/>
+                <w:b w:val="false"/>
+                <w:u w:val="none"/>
+                <w:strike w:val="false"/>
+                <w:sz w:val="18"/>
+                <w:szCs w:val="18"/>
+                <w:color w:val="000000"/>
+              </w:rPr>
+            </w:pPr>
+            <w:r>
+              <w:rPr>
+                <w:rFonts w:ascii="Times New Roman" w:hAnsi="Times New Roman" w:eastAsia="Times New Roman" w:cs="Times New Roman"/>
+                <w:i w:val="false"/>
+                <w:b w:val="false"/>
+                <w:u w:val="none"/>
+                <w:strike w:val="false"/>
+                <w:sz w:val="18"/>
+                <w:szCs w:val="18"/>
+                <w:color w:val="000000"/>
+              </w:rPr>
+              <w:t xml:space="preserve">Univariable</w:t>
+            </w:r>
+          </w:p>
+        </w:tc>
+        <w:tc>
+          <w:tcPr>
+            <w:tcBorders>
+              <w:bottom w:val="none" w:sz="0" w:space="0" w:color="000000"/>
+              <w:top w:val="none" w:sz="0" w:space="0" w:color="000000"/>
+              <w:left w:val="none" w:sz="0" w:space="0" w:color="000000"/>
+              <w:right w:val="none" w:sz="0" w:space="0" w:color="000000"/>
+            </w:tcBorders>
+            <w:shd w:val="clear" w:color="auto" w:fill="FFFFFF"/>
+            <w:tcMar>
+              <w:top w:w="0" w:type="dxa"/>
+              <w:bottom w:w="0" w:type="dxa"/>
+              <w:left w:w="0" w:type="dxa"/>
+              <w:right w:w="0" w:type="dxa"/>
+            </w:tcMar>
+            <w:vAlign w:val="center"/>
+          </w:tcPr>
+          <w:p>
+            <w:pPr>
+              <w:pStyle w:val="Normal"/>
+              <w:jc w:val="left"/>
+              <w:pBdr>
+                <w:bottom w:val="none" w:sz="0" w:space="0" w:color="000000"/>
+                <w:top w:val="none" w:sz="0" w:space="0" w:color="000000"/>
+                <w:left w:val="none" w:sz="0" w:space="0" w:color="000000"/>
+                <w:right w:val="none" w:sz="0" w:space="0" w:color="000000"/>
+              </w:pBdr>
+              <w:spacing w:after="100" w:before="100" w:line="240"/>
+              <w:ind w:left="100" w:right="100" w:firstLine="0" w:firstLineChars="0"/>
+              <w:rPr>
+                <w:rFonts w:ascii="Times New Roman" w:hAnsi="Times New Roman" w:eastAsia="Times New Roman" w:cs="Times New Roman"/>
+                <w:i w:val="false"/>
+                <w:b w:val="false"/>
+                <w:u w:val="none"/>
+                <w:strike w:val="false"/>
+                <w:sz w:val="18"/>
+                <w:szCs w:val="18"/>
+                <w:color w:val="000000"/>
+              </w:rPr>
+            </w:pPr>
+            <w:r>
+              <w:rPr>
+                <w:rFonts w:ascii="Times New Roman" w:hAnsi="Times New Roman" w:eastAsia="Times New Roman" w:cs="Times New Roman"/>
+                <w:i w:val="false"/>
+                <w:b w:val="false"/>
+                <w:u w:val="none"/>
+                <w:strike w:val="false"/>
+                <w:sz w:val="18"/>
+                <w:szCs w:val="18"/>
+                <w:color w:val="000000"/>
+              </w:rPr>
+              <w:t xml:space="preserve"/>
+            </w:r>
+          </w:p>
+        </w:tc>
+        <w:tc>
+          <w:tcPr>
+            <w:tcBorders>
+              <w:bottom w:val="none" w:sz="0" w:space="0" w:color="000000"/>
+              <w:top w:val="none" w:sz="0" w:space="0" w:color="000000"/>
+              <w:left w:val="none" w:sz="0" w:space="0" w:color="000000"/>
+              <w:right w:val="none" w:sz="0" w:space="0" w:color="000000"/>
+            </w:tcBorders>
+            <w:shd w:val="clear" w:color="auto" w:fill="FFFFFF"/>
+            <w:tcMar>
+              <w:top w:w="0" w:type="dxa"/>
+              <w:bottom w:w="0" w:type="dxa"/>
+              <w:left w:w="0" w:type="dxa"/>
+              <w:right w:w="0" w:type="dxa"/>
+            </w:tcMar>
+            <w:vAlign w:val="center"/>
+          </w:tcPr>
+          <w:p>
+            <w:pPr>
+              <w:pStyle w:val="Normal"/>
+              <w:jc w:val="left"/>
+              <w:pBdr>
+                <w:bottom w:val="none" w:sz="0" w:space="0" w:color="000000"/>
+                <w:top w:val="none" w:sz="0" w:space="0" w:color="000000"/>
+                <w:left w:val="none" w:sz="0" w:space="0" w:color="000000"/>
+                <w:right w:val="none" w:sz="0" w:space="0" w:color="000000"/>
+              </w:pBdr>
+              <w:spacing w:after="100" w:before="100" w:line="240"/>
+              <w:ind w:left="100" w:right="100" w:firstLine="0" w:firstLineChars="0"/>
+              <w:rPr>
+                <w:rFonts w:ascii="Times New Roman" w:hAnsi="Times New Roman" w:eastAsia="Times New Roman" w:cs="Times New Roman"/>
+                <w:i w:val="false"/>
+                <w:b w:val="false"/>
+                <w:u w:val="none"/>
+                <w:strike w:val="false"/>
+                <w:sz w:val="18"/>
+                <w:szCs w:val="18"/>
+                <w:color w:val="000000"/>
+              </w:rPr>
+            </w:pPr>
+            <w:r>
+              <w:rPr>
+                <w:rFonts w:ascii="Times New Roman" w:hAnsi="Times New Roman" w:eastAsia="Times New Roman" w:cs="Times New Roman"/>
+                <w:i w:val="false"/>
+                <w:b w:val="false"/>
+                <w:u w:val="none"/>
+                <w:strike w:val="false"/>
+                <w:sz w:val="18"/>
+                <w:szCs w:val="18"/>
+                <w:color w:val="000000"/>
+              </w:rPr>
+              <w:t xml:space="preserve">≥66</w:t>
+            </w:r>
+          </w:p>
+        </w:tc>
+        <w:tc>
+          <w:tcPr>
+            <w:tcBorders>
+              <w:bottom w:val="none" w:sz="0" w:space="0" w:color="000000"/>
+              <w:top w:val="none" w:sz="0" w:space="0" w:color="000000"/>
+              <w:left w:val="none" w:sz="0" w:space="0" w:color="000000"/>
+              <w:right w:val="none" w:sz="0" w:space="0" w:color="000000"/>
+            </w:tcBorders>
+            <w:shd w:val="clear" w:color="auto" w:fill="FFFFFF"/>
+            <w:tcMar>
+              <w:top w:w="0" w:type="dxa"/>
+              <w:bottom w:w="0" w:type="dxa"/>
+              <w:left w:w="0" w:type="dxa"/>
+              <w:right w:w="0" w:type="dxa"/>
+            </w:tcMar>
+            <w:vAlign w:val="center"/>
+          </w:tcPr>
+          <w:p>
+            <w:pPr>
+              <w:pStyle w:val="Normal"/>
+              <w:jc w:val="right"/>
+              <w:pBdr>
+                <w:bottom w:val="none" w:sz="0" w:space="0" w:color="000000"/>
+                <w:top w:val="none" w:sz="0" w:space="0" w:color="000000"/>
+                <w:left w:val="none" w:sz="0" w:space="0" w:color="000000"/>
+                <w:right w:val="none" w:sz="0" w:space="0" w:color="000000"/>
+              </w:pBdr>
+              <w:spacing w:after="100" w:before="100" w:line="240"/>
+              <w:ind w:left="100" w:right="100" w:firstLine="0" w:firstLineChars="0"/>
+              <w:rPr>
+                <w:rFonts w:ascii="Times New Roman" w:hAnsi="Times New Roman" w:eastAsia="Times New Roman" w:cs="Times New Roman"/>
+                <w:i w:val="false"/>
+                <w:b w:val="false"/>
+                <w:u w:val="none"/>
+                <w:strike w:val="false"/>
+                <w:sz w:val="18"/>
+                <w:szCs w:val="18"/>
+                <w:color w:val="000000"/>
+              </w:rPr>
+            </w:pPr>
+            <w:r>
+              <w:rPr>
+                <w:rFonts w:ascii="Times New Roman" w:hAnsi="Times New Roman" w:eastAsia="Times New Roman" w:cs="Times New Roman"/>
+                <w:i w:val="false"/>
+                <w:b w:val="false"/>
+                <w:u w:val="none"/>
+                <w:strike w:val="false"/>
+                <w:sz w:val="18"/>
+                <w:szCs w:val="18"/>
+                <w:color w:val="000000"/>
+              </w:rPr>
+              <w:t xml:space="preserve">260</w:t>
+            </w:r>
+          </w:p>
+        </w:tc>
+        <w:tc>
+          <w:tcPr>
+            <w:tcBorders>
+              <w:bottom w:val="none" w:sz="0" w:space="0" w:color="000000"/>
+              <w:top w:val="none" w:sz="0" w:space="0" w:color="000000"/>
+              <w:left w:val="none" w:sz="0" w:space="0" w:color="000000"/>
+              <w:right w:val="none" w:sz="0" w:space="0" w:color="000000"/>
+            </w:tcBorders>
+            <w:shd w:val="clear" w:color="auto" w:fill="FFFFFF"/>
+            <w:tcMar>
+              <w:top w:w="0" w:type="dxa"/>
+              <w:bottom w:w="0" w:type="dxa"/>
+              <w:left w:w="0" w:type="dxa"/>
+              <w:right w:w="0" w:type="dxa"/>
+            </w:tcMar>
+            <w:vAlign w:val="center"/>
+          </w:tcPr>
+          <w:p>
+            <w:pPr>
+              <w:pStyle w:val="Normal"/>
+              <w:jc w:val="right"/>
+              <w:pBdr>
+                <w:bottom w:val="none" w:sz="0" w:space="0" w:color="000000"/>
+                <w:top w:val="none" w:sz="0" w:space="0" w:color="000000"/>
+                <w:left w:val="none" w:sz="0" w:space="0" w:color="000000"/>
+                <w:right w:val="none" w:sz="0" w:space="0" w:color="000000"/>
+              </w:pBdr>
+              <w:spacing w:after="100" w:before="100" w:line="240"/>
+              <w:ind w:left="100" w:right="100" w:firstLine="0" w:firstLineChars="0"/>
+              <w:rPr>
+                <w:rFonts w:ascii="Times New Roman" w:hAnsi="Times New Roman" w:eastAsia="Times New Roman" w:cs="Times New Roman"/>
+                <w:i w:val="false"/>
+                <w:b w:val="false"/>
+                <w:u w:val="none"/>
+                <w:strike w:val="false"/>
+                <w:sz w:val="18"/>
+                <w:szCs w:val="18"/>
+                <w:color w:val="000000"/>
+              </w:rPr>
+            </w:pPr>
+            <w:r>
+              <w:rPr>
+                <w:rFonts w:ascii="Times New Roman" w:hAnsi="Times New Roman" w:eastAsia="Times New Roman" w:cs="Times New Roman"/>
+                <w:i w:val="false"/>
+                <w:b w:val="false"/>
+                <w:u w:val="none"/>
+                <w:strike w:val="false"/>
+                <w:sz w:val="18"/>
+                <w:szCs w:val="18"/>
+                <w:color w:val="000000"/>
+              </w:rPr>
+              <w:t xml:space="preserve">104</w:t>
+            </w:r>
+          </w:p>
+        </w:tc>
+        <w:tc>
+          <w:tcPr>
+            <w:tcBorders>
+              <w:bottom w:val="none" w:sz="0" w:space="0" w:color="000000"/>
+              <w:top w:val="none" w:sz="0" w:space="0" w:color="000000"/>
+              <w:left w:val="none" w:sz="0" w:space="0" w:color="000000"/>
+              <w:right w:val="none" w:sz="0" w:space="0" w:color="000000"/>
+            </w:tcBorders>
+            <w:shd w:val="clear" w:color="auto" w:fill="FFFFFF"/>
+            <w:tcMar>
+              <w:top w:w="0" w:type="dxa"/>
+              <w:bottom w:w="0" w:type="dxa"/>
+              <w:left w:w="0" w:type="dxa"/>
+              <w:right w:w="0" w:type="dxa"/>
+            </w:tcMar>
+            <w:vAlign w:val="center"/>
+          </w:tcPr>
+          <w:p>
+            <w:pPr>
+              <w:pStyle w:val="Normal"/>
+              <w:jc w:val="left"/>
+              <w:pBdr>
+                <w:bottom w:val="none" w:sz="0" w:space="0" w:color="000000"/>
+                <w:top w:val="none" w:sz="0" w:space="0" w:color="000000"/>
+                <w:left w:val="none" w:sz="0" w:space="0" w:color="000000"/>
+                <w:right w:val="none" w:sz="0" w:space="0" w:color="000000"/>
+              </w:pBdr>
+              <w:spacing w:after="100" w:before="100" w:line="240"/>
+              <w:ind w:left="100" w:right="100" w:firstLine="0" w:firstLineChars="0"/>
+              <w:rPr>
+                <w:rFonts w:ascii="Times New Roman" w:hAnsi="Times New Roman" w:eastAsia="Times New Roman" w:cs="Times New Roman"/>
+                <w:i w:val="false"/>
+                <w:b w:val="false"/>
+                <w:u w:val="none"/>
+                <w:strike w:val="false"/>
+                <w:sz w:val="18"/>
+                <w:szCs w:val="18"/>
+                <w:color w:val="000000"/>
+              </w:rPr>
+            </w:pPr>
+            <w:r>
+              <w:rPr>
+                <w:rFonts w:ascii="Times New Roman" w:hAnsi="Times New Roman" w:eastAsia="Times New Roman" w:cs="Times New Roman"/>
+                <w:i w:val="false"/>
+                <w:b w:val="false"/>
+                <w:u w:val="none"/>
+                <w:strike w:val="false"/>
+                <w:sz w:val="18"/>
+                <w:szCs w:val="18"/>
+                <w:color w:val="000000"/>
+              </w:rPr>
+              <w:t xml:space="preserve">1.50 (1.08–2.09)</w:t>
+            </w:r>
+          </w:p>
+        </w:tc>
+        <w:tc>
+          <w:tcPr>
+            <w:tcBorders>
+              <w:bottom w:val="none" w:sz="0" w:space="0" w:color="000000"/>
+              <w:top w:val="none" w:sz="0" w:space="0" w:color="000000"/>
+              <w:left w:val="none" w:sz="0" w:space="0" w:color="000000"/>
+              <w:right w:val="none" w:sz="0" w:space="0" w:color="000000"/>
+            </w:tcBorders>
+            <w:shd w:val="clear" w:color="auto" w:fill="FFFFFF"/>
+            <w:tcMar>
+              <w:top w:w="0" w:type="dxa"/>
+              <w:bottom w:w="0" w:type="dxa"/>
+              <w:left w:w="0" w:type="dxa"/>
+              <w:right w:w="0" w:type="dxa"/>
+            </w:tcMar>
+            <w:vAlign w:val="center"/>
+          </w:tcPr>
+          <w:p>
+            <w:pPr>
+              <w:pStyle w:val="Normal"/>
+              <w:jc w:val="left"/>
+              <w:pBdr>
+                <w:bottom w:val="none" w:sz="0" w:space="0" w:color="000000"/>
+                <w:top w:val="none" w:sz="0" w:space="0" w:color="000000"/>
+                <w:left w:val="none" w:sz="0" w:space="0" w:color="000000"/>
+                <w:right w:val="none" w:sz="0" w:space="0" w:color="000000"/>
+              </w:pBdr>
+              <w:spacing w:after="100" w:before="100" w:line="240"/>
+              <w:ind w:left="100" w:right="100" w:firstLine="0" w:firstLineChars="0"/>
+              <w:rPr>
+                <w:rFonts w:ascii="Times New Roman" w:hAnsi="Times New Roman" w:eastAsia="Times New Roman" w:cs="Times New Roman"/>
+                <w:i w:val="false"/>
+                <w:b w:val="false"/>
+                <w:u w:val="none"/>
+                <w:strike w:val="false"/>
+                <w:sz w:val="18"/>
+                <w:szCs w:val="18"/>
+                <w:color w:val="000000"/>
+              </w:rPr>
+            </w:pPr>
+            <w:r>
+              <w:rPr>
+                <w:rFonts w:ascii="Times New Roman" w:hAnsi="Times New Roman" w:eastAsia="Times New Roman" w:cs="Times New Roman"/>
+                <w:i w:val="false"/>
+                <w:b w:val="false"/>
+                <w:u w:val="none"/>
+                <w:strike w:val="false"/>
+                <w:sz w:val="18"/>
+                <w:szCs w:val="18"/>
+                <w:color w:val="000000"/>
+              </w:rPr>
+              <w:t xml:space="preserve">0.016</w:t>
+            </w:r>
+          </w:p>
+        </w:tc>
+        <w:tc>
+          <w:tcPr>
+            <w:tcBorders>
+              <w:bottom w:val="none" w:sz="0" w:space="0" w:color="000000"/>
+              <w:top w:val="none" w:sz="0" w:space="0" w:color="000000"/>
+              <w:left w:val="none" w:sz="0" w:space="0" w:color="000000"/>
+              <w:right w:val="none" w:sz="0" w:space="0" w:color="000000"/>
+            </w:tcBorders>
+            <w:shd w:val="clear" w:color="auto" w:fill="FFFFFF"/>
+            <w:tcMar>
+              <w:top w:w="0" w:type="dxa"/>
+              <w:bottom w:w="0" w:type="dxa"/>
+              <w:left w:w="0" w:type="dxa"/>
+              <w:right w:w="0" w:type="dxa"/>
+            </w:tcMar>
+            <w:vAlign w:val="center"/>
+          </w:tcPr>
+          <w:p>
+            <w:pPr>
+              <w:pStyle w:val="Normal"/>
+              <w:jc w:val="left"/>
+              <w:pBdr>
+                <w:bottom w:val="none" w:sz="0" w:space="0" w:color="000000"/>
+                <w:top w:val="none" w:sz="0" w:space="0" w:color="000000"/>
+                <w:left w:val="none" w:sz="0" w:space="0" w:color="000000"/>
+                <w:right w:val="none" w:sz="0" w:space="0" w:color="000000"/>
+              </w:pBdr>
+              <w:spacing w:after="100" w:before="100" w:line="240"/>
+              <w:ind w:left="100" w:right="100" w:firstLine="0" w:firstLineChars="0"/>
+              <w:rPr>
+                <w:rFonts w:ascii="Times New Roman" w:hAnsi="Times New Roman" w:eastAsia="Times New Roman" w:cs="Times New Roman"/>
+                <w:i w:val="false"/>
+                <w:b w:val="false"/>
+                <w:u w:val="none"/>
+                <w:strike w:val="false"/>
+                <w:sz w:val="18"/>
+                <w:szCs w:val="18"/>
+                <w:color w:val="000000"/>
+              </w:rPr>
+            </w:pPr>
+            <w:r>
+              <w:rPr>
+                <w:rFonts w:ascii="Times New Roman" w:hAnsi="Times New Roman" w:eastAsia="Times New Roman" w:cs="Times New Roman"/>
+                <w:i w:val="false"/>
+                <w:b w:val="false"/>
+                <w:u w:val="none"/>
+                <w:strike w:val="false"/>
+                <w:sz w:val="18"/>
+                <w:szCs w:val="18"/>
+                <w:color w:val="000000"/>
+              </w:rPr>
+              <w:t xml:space="preserve"/>
+            </w:r>
+          </w:p>
+        </w:tc>
+      </w:tr>
+      <w:tr>
+        <w:trPr>
+          <w:trHeight w:val="560" w:hRule="auto"/>
+        </w:trPr>
+        <w:tc>
+          <w:tcPr>
+            <w:tcBorders>
+              <w:bottom w:val="none" w:sz="0" w:space="0" w:color="000000"/>
+              <w:top w:val="none" w:sz="0" w:space="0" w:color="000000"/>
+              <w:left w:val="none" w:sz="0" w:space="0" w:color="000000"/>
+              <w:right w:val="none" w:sz="0" w:space="0" w:color="000000"/>
+            </w:tcBorders>
+            <w:shd w:val="clear" w:color="auto" w:fill="FFFFFF"/>
+            <w:tcMar>
+              <w:top w:w="0" w:type="dxa"/>
+              <w:bottom w:w="0" w:type="dxa"/>
+              <w:left w:w="0" w:type="dxa"/>
+              <w:right w:w="0" w:type="dxa"/>
+            </w:tcMar>
+            <w:vAlign w:val="center"/>
+          </w:tcPr>
+          <w:p>
+            <w:pPr>
+              <w:pStyle w:val="Normal"/>
+              <w:jc w:val="left"/>
+              <w:pBdr>
+                <w:bottom w:val="none" w:sz="0" w:space="0" w:color="000000"/>
+                <w:top w:val="none" w:sz="0" w:space="0" w:color="000000"/>
+                <w:left w:val="none" w:sz="0" w:space="0" w:color="000000"/>
+                <w:right w:val="none" w:sz="0" w:space="0" w:color="000000"/>
+              </w:pBdr>
+              <w:spacing w:after="100" w:before="100" w:line="240"/>
+              <w:ind w:left="100" w:right="100" w:firstLine="0" w:firstLineChars="0"/>
+              <w:rPr>
+                <w:rFonts w:ascii="Times New Roman" w:hAnsi="Times New Roman" w:eastAsia="Times New Roman" w:cs="Times New Roman"/>
+                <w:i w:val="false"/>
+                <w:b w:val="false"/>
+                <w:u w:val="none"/>
+                <w:strike w:val="false"/>
+                <w:sz w:val="18"/>
+                <w:szCs w:val="18"/>
+                <w:color w:val="000000"/>
+              </w:rPr>
+            </w:pPr>
+            <w:r>
+              <w:rPr>
+                <w:rFonts w:ascii="Times New Roman" w:hAnsi="Times New Roman" w:eastAsia="Times New Roman" w:cs="Times New Roman"/>
+                <w:i w:val="false"/>
+                <w:b w:val="false"/>
+                <w:u w:val="none"/>
+                <w:strike w:val="false"/>
+                <w:sz w:val="18"/>
+                <w:szCs w:val="18"/>
+                <w:color w:val="000000"/>
+              </w:rPr>
+              <w:t xml:space="preserve">Univariable</w:t>
+            </w:r>
+          </w:p>
+        </w:tc>
+        <w:tc>
+          <w:tcPr>
+            <w:tcBorders>
+              <w:bottom w:val="none" w:sz="0" w:space="0" w:color="000000"/>
+              <w:top w:val="none" w:sz="0" w:space="0" w:color="000000"/>
+              <w:left w:val="none" w:sz="0" w:space="0" w:color="000000"/>
+              <w:right w:val="none" w:sz="0" w:space="0" w:color="000000"/>
+            </w:tcBorders>
+            <w:shd w:val="clear" w:color="auto" w:fill="FFFFFF"/>
+            <w:tcMar>
+              <w:top w:w="0" w:type="dxa"/>
+              <w:bottom w:w="0" w:type="dxa"/>
+              <w:left w:w="0" w:type="dxa"/>
+              <w:right w:w="0" w:type="dxa"/>
+            </w:tcMar>
+            <w:vAlign w:val="center"/>
+          </w:tcPr>
+          <w:p>
+            <w:pPr>
+              <w:pStyle w:val="Normal"/>
+              <w:jc w:val="left"/>
+              <w:pBdr>
+                <w:bottom w:val="none" w:sz="0" w:space="0" w:color="000000"/>
+                <w:top w:val="none" w:sz="0" w:space="0" w:color="000000"/>
+                <w:left w:val="none" w:sz="0" w:space="0" w:color="000000"/>
+                <w:right w:val="none" w:sz="0" w:space="0" w:color="000000"/>
+              </w:pBdr>
+              <w:spacing w:after="100" w:before="100" w:line="240"/>
+              <w:ind w:left="100" w:right="100" w:firstLine="0" w:firstLineChars="0"/>
+              <w:rPr>
+                <w:rFonts w:ascii="Times New Roman" w:hAnsi="Times New Roman" w:eastAsia="Times New Roman" w:cs="Times New Roman"/>
+                <w:i w:val="false"/>
+                <w:b w:val="false"/>
+                <w:u w:val="none"/>
+                <w:strike w:val="false"/>
+                <w:sz w:val="18"/>
+                <w:szCs w:val="18"/>
+                <w:color w:val="000000"/>
+              </w:rPr>
+            </w:pPr>
+            <w:r>
+              <w:rPr>
+                <w:rFonts w:ascii="Times New Roman" w:hAnsi="Times New Roman" w:eastAsia="Times New Roman" w:cs="Times New Roman"/>
+                <w:i w:val="false"/>
+                <w:b w:val="false"/>
+                <w:u w:val="none"/>
+                <w:strike w:val="false"/>
+                <w:sz w:val="18"/>
+                <w:szCs w:val="18"/>
+                <w:color w:val="000000"/>
+              </w:rPr>
+              <w:t xml:space="preserve">Sex</w:t>
+            </w:r>
+          </w:p>
+        </w:tc>
+        <w:tc>
+          <w:tcPr>
+            <w:tcBorders>
+              <w:bottom w:val="none" w:sz="0" w:space="0" w:color="000000"/>
+              <w:top w:val="none" w:sz="0" w:space="0" w:color="000000"/>
+              <w:left w:val="none" w:sz="0" w:space="0" w:color="000000"/>
+              <w:right w:val="none" w:sz="0" w:space="0" w:color="000000"/>
+            </w:tcBorders>
+            <w:shd w:val="clear" w:color="auto" w:fill="FFFFFF"/>
+            <w:tcMar>
+              <w:top w:w="0" w:type="dxa"/>
+              <w:bottom w:w="0" w:type="dxa"/>
+              <w:left w:w="0" w:type="dxa"/>
+              <w:right w:w="0" w:type="dxa"/>
+            </w:tcMar>
+            <w:vAlign w:val="center"/>
+          </w:tcPr>
+          <w:p>
+            <w:pPr>
+              <w:pStyle w:val="Normal"/>
+              <w:jc w:val="left"/>
+              <w:pBdr>
+                <w:bottom w:val="none" w:sz="0" w:space="0" w:color="000000"/>
+                <w:top w:val="none" w:sz="0" w:space="0" w:color="000000"/>
+                <w:left w:val="none" w:sz="0" w:space="0" w:color="000000"/>
+                <w:right w:val="none" w:sz="0" w:space="0" w:color="000000"/>
+              </w:pBdr>
+              <w:spacing w:after="100" w:before="100" w:line="240"/>
+              <w:ind w:left="100" w:right="100" w:firstLine="0" w:firstLineChars="0"/>
+              <w:rPr>
+                <w:rFonts w:ascii="Times New Roman" w:hAnsi="Times New Roman" w:eastAsia="Times New Roman" w:cs="Times New Roman"/>
+                <w:i w:val="false"/>
+                <w:b w:val="false"/>
+                <w:u w:val="none"/>
+                <w:strike w:val="false"/>
+                <w:sz w:val="18"/>
+                <w:szCs w:val="18"/>
+                <w:color w:val="000000"/>
+              </w:rPr>
+            </w:pPr>
+            <w:r>
+              <w:rPr>
+                <w:rFonts w:ascii="Times New Roman" w:hAnsi="Times New Roman" w:eastAsia="Times New Roman" w:cs="Times New Roman"/>
+                <w:i w:val="false"/>
+                <w:b w:val="false"/>
+                <w:u w:val="none"/>
+                <w:strike w:val="false"/>
+                <w:sz w:val="18"/>
+                <w:szCs w:val="18"/>
+                <w:color w:val="000000"/>
+              </w:rPr>
+              <w:t xml:space="preserve">Male (ref)</w:t>
+            </w:r>
+          </w:p>
+        </w:tc>
+        <w:tc>
+          <w:tcPr>
+            <w:tcBorders>
+              <w:bottom w:val="none" w:sz="0" w:space="0" w:color="000000"/>
+              <w:top w:val="none" w:sz="0" w:space="0" w:color="000000"/>
+              <w:left w:val="none" w:sz="0" w:space="0" w:color="000000"/>
+              <w:right w:val="none" w:sz="0" w:space="0" w:color="000000"/>
+            </w:tcBorders>
+            <w:shd w:val="clear" w:color="auto" w:fill="FFFFFF"/>
+            <w:tcMar>
+              <w:top w:w="0" w:type="dxa"/>
+              <w:bottom w:w="0" w:type="dxa"/>
+              <w:left w:w="0" w:type="dxa"/>
+              <w:right w:w="0" w:type="dxa"/>
+            </w:tcMar>
+            <w:vAlign w:val="center"/>
+          </w:tcPr>
+          <w:p>
+            <w:pPr>
+              <w:pStyle w:val="Normal"/>
+              <w:jc w:val="right"/>
+              <w:pBdr>
+                <w:bottom w:val="none" w:sz="0" w:space="0" w:color="000000"/>
+                <w:top w:val="none" w:sz="0" w:space="0" w:color="000000"/>
+                <w:left w:val="none" w:sz="0" w:space="0" w:color="000000"/>
+                <w:right w:val="none" w:sz="0" w:space="0" w:color="000000"/>
+              </w:pBdr>
+              <w:spacing w:after="100" w:before="100" w:line="240"/>
+              <w:ind w:left="100" w:right="100" w:firstLine="0" w:firstLineChars="0"/>
+              <w:rPr>
+                <w:rFonts w:ascii="Times New Roman" w:hAnsi="Times New Roman" w:eastAsia="Times New Roman" w:cs="Times New Roman"/>
+                <w:i w:val="false"/>
+                <w:b w:val="false"/>
+                <w:u w:val="none"/>
+                <w:strike w:val="false"/>
+                <w:sz w:val="18"/>
+                <w:szCs w:val="18"/>
+                <w:color w:val="000000"/>
+              </w:rPr>
+            </w:pPr>
+            <w:r>
+              <w:rPr>
+                <w:rFonts w:ascii="Times New Roman" w:hAnsi="Times New Roman" w:eastAsia="Times New Roman" w:cs="Times New Roman"/>
+                <w:i w:val="false"/>
+                <w:b w:val="false"/>
+                <w:u w:val="none"/>
+                <w:strike w:val="false"/>
+                <w:sz w:val="18"/>
+                <w:szCs w:val="18"/>
+                <w:color w:val="000000"/>
+              </w:rPr>
+              <w:t xml:space="preserve">253</w:t>
+            </w:r>
+          </w:p>
+        </w:tc>
+        <w:tc>
+          <w:tcPr>
+            <w:tcBorders>
+              <w:bottom w:val="none" w:sz="0" w:space="0" w:color="000000"/>
+              <w:top w:val="none" w:sz="0" w:space="0" w:color="000000"/>
+              <w:left w:val="none" w:sz="0" w:space="0" w:color="000000"/>
+              <w:right w:val="none" w:sz="0" w:space="0" w:color="000000"/>
+            </w:tcBorders>
+            <w:shd w:val="clear" w:color="auto" w:fill="FFFFFF"/>
+            <w:tcMar>
+              <w:top w:w="0" w:type="dxa"/>
+              <w:bottom w:w="0" w:type="dxa"/>
+              <w:left w:w="0" w:type="dxa"/>
+              <w:right w:w="0" w:type="dxa"/>
+            </w:tcMar>
+            <w:vAlign w:val="center"/>
+          </w:tcPr>
+          <w:p>
+            <w:pPr>
+              <w:pStyle w:val="Normal"/>
+              <w:jc w:val="right"/>
+              <w:pBdr>
+                <w:bottom w:val="none" w:sz="0" w:space="0" w:color="000000"/>
+                <w:top w:val="none" w:sz="0" w:space="0" w:color="000000"/>
+                <w:left w:val="none" w:sz="0" w:space="0" w:color="000000"/>
+                <w:right w:val="none" w:sz="0" w:space="0" w:color="000000"/>
+              </w:pBdr>
+              <w:spacing w:after="100" w:before="100" w:line="240"/>
+              <w:ind w:left="100" w:right="100" w:firstLine="0" w:firstLineChars="0"/>
+              <w:rPr>
+                <w:rFonts w:ascii="Times New Roman" w:hAnsi="Times New Roman" w:eastAsia="Times New Roman" w:cs="Times New Roman"/>
+                <w:i w:val="false"/>
+                <w:b w:val="false"/>
+                <w:u w:val="none"/>
+                <w:strike w:val="false"/>
+                <w:sz w:val="18"/>
+                <w:szCs w:val="18"/>
+                <w:color w:val="000000"/>
+              </w:rPr>
+            </w:pPr>
+            <w:r>
+              <w:rPr>
+                <w:rFonts w:ascii="Times New Roman" w:hAnsi="Times New Roman" w:eastAsia="Times New Roman" w:cs="Times New Roman"/>
+                <w:i w:val="false"/>
+                <w:b w:val="false"/>
+                <w:u w:val="none"/>
+                <w:strike w:val="false"/>
+                <w:sz w:val="18"/>
+                <w:szCs w:val="18"/>
+                <w:color w:val="000000"/>
+              </w:rPr>
+              <w:t xml:space="preserve">93</w:t>
+            </w:r>
+          </w:p>
+        </w:tc>
+        <w:tc>
+          <w:tcPr>
+            <w:tcBorders>
+              <w:bottom w:val="none" w:sz="0" w:space="0" w:color="000000"/>
+              <w:top w:val="none" w:sz="0" w:space="0" w:color="000000"/>
+              <w:left w:val="none" w:sz="0" w:space="0" w:color="000000"/>
+              <w:right w:val="none" w:sz="0" w:space="0" w:color="000000"/>
+            </w:tcBorders>
+            <w:shd w:val="clear" w:color="auto" w:fill="FFFFFF"/>
+            <w:tcMar>
+              <w:top w:w="0" w:type="dxa"/>
+              <w:bottom w:w="0" w:type="dxa"/>
+              <w:left w:w="0" w:type="dxa"/>
+              <w:right w:w="0" w:type="dxa"/>
+            </w:tcMar>
+            <w:vAlign w:val="center"/>
+          </w:tcPr>
+          <w:p>
+            <w:pPr>
+              <w:pStyle w:val="Normal"/>
+              <w:jc w:val="left"/>
+              <w:pBdr>
+                <w:bottom w:val="none" w:sz="0" w:space="0" w:color="000000"/>
+                <w:top w:val="none" w:sz="0" w:space="0" w:color="000000"/>
+                <w:left w:val="none" w:sz="0" w:space="0" w:color="000000"/>
+                <w:right w:val="none" w:sz="0" w:space="0" w:color="000000"/>
+              </w:pBdr>
+              <w:spacing w:after="100" w:before="100" w:line="240"/>
+              <w:ind w:left="100" w:right="100" w:firstLine="0" w:firstLineChars="0"/>
+              <w:rPr>
+                <w:rFonts w:ascii="Times New Roman" w:hAnsi="Times New Roman" w:eastAsia="Times New Roman" w:cs="Times New Roman"/>
+                <w:i w:val="false"/>
+                <w:b w:val="false"/>
+                <w:u w:val="none"/>
+                <w:strike w:val="false"/>
+                <w:sz w:val="18"/>
+                <w:szCs w:val="18"/>
+                <w:color w:val="000000"/>
+              </w:rPr>
+            </w:pPr>
+            <w:r>
+              <w:rPr>
+                <w:rFonts w:ascii="Times New Roman" w:hAnsi="Times New Roman" w:eastAsia="Times New Roman" w:cs="Times New Roman"/>
+                <w:i w:val="false"/>
+                <w:b w:val="false"/>
+                <w:u w:val="none"/>
+                <w:strike w:val="false"/>
+                <w:sz w:val="18"/>
+                <w:szCs w:val="18"/>
+                <w:color w:val="000000"/>
+              </w:rPr>
+              <w:t xml:space="preserve">Reference</w:t>
+            </w:r>
+          </w:p>
+        </w:tc>
+        <w:tc>
+          <w:tcPr>
+            <w:tcBorders>
+              <w:bottom w:val="none" w:sz="0" w:space="0" w:color="000000"/>
+              <w:top w:val="none" w:sz="0" w:space="0" w:color="000000"/>
+              <w:left w:val="none" w:sz="0" w:space="0" w:color="000000"/>
+              <w:right w:val="none" w:sz="0" w:space="0" w:color="000000"/>
+            </w:tcBorders>
+            <w:shd w:val="clear" w:color="auto" w:fill="FFFFFF"/>
+            <w:tcMar>
+              <w:top w:w="0" w:type="dxa"/>
+              <w:bottom w:w="0" w:type="dxa"/>
+              <w:left w:w="0" w:type="dxa"/>
+              <w:right w:w="0" w:type="dxa"/>
+            </w:tcMar>
+            <w:vAlign w:val="center"/>
+          </w:tcPr>
+          <w:p>
+            <w:pPr>
+              <w:pStyle w:val="Normal"/>
+              <w:jc w:val="left"/>
+              <w:pBdr>
+                <w:bottom w:val="none" w:sz="0" w:space="0" w:color="000000"/>
+                <w:top w:val="none" w:sz="0" w:space="0" w:color="000000"/>
+                <w:left w:val="none" w:sz="0" w:space="0" w:color="000000"/>
+                <w:right w:val="none" w:sz="0" w:space="0" w:color="000000"/>
+              </w:pBdr>
+              <w:spacing w:after="100" w:before="100" w:line="240"/>
+              <w:ind w:left="100" w:right="100" w:firstLine="0" w:firstLineChars="0"/>
+              <w:rPr>
+                <w:rFonts w:ascii="Times New Roman" w:hAnsi="Times New Roman" w:eastAsia="Times New Roman" w:cs="Times New Roman"/>
+                <w:i w:val="false"/>
+                <w:b w:val="false"/>
+                <w:u w:val="none"/>
+                <w:strike w:val="false"/>
+                <w:sz w:val="18"/>
+                <w:szCs w:val="18"/>
+                <w:color w:val="000000"/>
+              </w:rPr>
+            </w:pPr>
+            <w:r>
+              <w:rPr>
+                <w:rFonts w:ascii="Times New Roman" w:hAnsi="Times New Roman" w:eastAsia="Times New Roman" w:cs="Times New Roman"/>
+                <w:i w:val="false"/>
+                <w:b w:val="false"/>
+                <w:u w:val="none"/>
+                <w:strike w:val="false"/>
+                <w:sz w:val="18"/>
+                <w:szCs w:val="18"/>
+                <w:color w:val="000000"/>
+              </w:rPr>
+              <w:t xml:space="preserve"/>
+            </w:r>
+          </w:p>
+        </w:tc>
+        <w:tc>
+          <w:tcPr>
+            <w:tcBorders>
+              <w:bottom w:val="none" w:sz="0" w:space="0" w:color="000000"/>
+              <w:top w:val="none" w:sz="0" w:space="0" w:color="000000"/>
+              <w:left w:val="none" w:sz="0" w:space="0" w:color="000000"/>
+              <w:right w:val="none" w:sz="0" w:space="0" w:color="000000"/>
+            </w:tcBorders>
+            <w:shd w:val="clear" w:color="auto" w:fill="FFFFFF"/>
+            <w:tcMar>
+              <w:top w:w="0" w:type="dxa"/>
+              <w:bottom w:w="0" w:type="dxa"/>
+              <w:left w:w="0" w:type="dxa"/>
+              <w:right w:w="0" w:type="dxa"/>
+            </w:tcMar>
+            <w:vAlign w:val="center"/>
+          </w:tcPr>
+          <w:p>
+            <w:pPr>
+              <w:pStyle w:val="Normal"/>
+              <w:jc w:val="left"/>
+              <w:pBdr>
+                <w:bottom w:val="none" w:sz="0" w:space="0" w:color="000000"/>
+                <w:top w:val="none" w:sz="0" w:space="0" w:color="000000"/>
+                <w:left w:val="none" w:sz="0" w:space="0" w:color="000000"/>
+                <w:right w:val="none" w:sz="0" w:space="0" w:color="000000"/>
+              </w:pBdr>
+              <w:spacing w:after="100" w:before="100" w:line="240"/>
+              <w:ind w:left="100" w:right="100" w:firstLine="0" w:firstLineChars="0"/>
+              <w:rPr>
+                <w:rFonts w:ascii="Times New Roman" w:hAnsi="Times New Roman" w:eastAsia="Times New Roman" w:cs="Times New Roman"/>
+                <w:i w:val="false"/>
+                <w:b w:val="false"/>
+                <w:u w:val="none"/>
+                <w:strike w:val="false"/>
+                <w:sz w:val="18"/>
+                <w:szCs w:val="18"/>
+                <w:color w:val="000000"/>
+              </w:rPr>
+            </w:pPr>
+            <w:r>
+              <w:rPr>
+                <w:rFonts w:ascii="Times New Roman" w:hAnsi="Times New Roman" w:eastAsia="Times New Roman" w:cs="Times New Roman"/>
+                <w:i w:val="false"/>
+                <w:b w:val="false"/>
+                <w:u w:val="none"/>
+                <w:strike w:val="false"/>
+                <w:sz w:val="18"/>
+                <w:szCs w:val="18"/>
+                <w:color w:val="000000"/>
+              </w:rPr>
+              <w:t xml:space="preserve"/>
+            </w:r>
+          </w:p>
+        </w:tc>
+      </w:tr>
+      <w:tr>
+        <w:trPr>
+          <w:trHeight w:val="560" w:hRule="auto"/>
+        </w:trPr>
+        <w:tc>
+          <w:tcPr>
+            <w:tcBorders>
+              <w:bottom w:val="none" w:sz="0" w:space="0" w:color="000000"/>
+              <w:top w:val="none" w:sz="0" w:space="0" w:color="000000"/>
+              <w:left w:val="none" w:sz="0" w:space="0" w:color="000000"/>
+              <w:right w:val="none" w:sz="0" w:space="0" w:color="000000"/>
+            </w:tcBorders>
+            <w:shd w:val="clear" w:color="auto" w:fill="FFFFFF"/>
+            <w:tcMar>
+              <w:top w:w="0" w:type="dxa"/>
+              <w:bottom w:w="0" w:type="dxa"/>
+              <w:left w:w="0" w:type="dxa"/>
+              <w:right w:w="0" w:type="dxa"/>
+            </w:tcMar>
+            <w:vAlign w:val="center"/>
+          </w:tcPr>
+          <w:p>
+            <w:pPr>
+              <w:pStyle w:val="Normal"/>
+              <w:jc w:val="left"/>
+              <w:pBdr>
+                <w:bottom w:val="none" w:sz="0" w:space="0" w:color="000000"/>
+                <w:top w:val="none" w:sz="0" w:space="0" w:color="000000"/>
+                <w:left w:val="none" w:sz="0" w:space="0" w:color="000000"/>
+                <w:right w:val="none" w:sz="0" w:space="0" w:color="000000"/>
+              </w:pBdr>
+              <w:spacing w:after="100" w:before="100" w:line="240"/>
+              <w:ind w:left="100" w:right="100" w:firstLine="0" w:firstLineChars="0"/>
+              <w:rPr>
+                <w:rFonts w:ascii="Times New Roman" w:hAnsi="Times New Roman" w:eastAsia="Times New Roman" w:cs="Times New Roman"/>
+                <w:i w:val="false"/>
+                <w:b w:val="false"/>
+                <w:u w:val="none"/>
+                <w:strike w:val="false"/>
+                <w:sz w:val="18"/>
+                <w:szCs w:val="18"/>
+                <w:color w:val="000000"/>
+              </w:rPr>
+            </w:pPr>
+            <w:r>
+              <w:rPr>
+                <w:rFonts w:ascii="Times New Roman" w:hAnsi="Times New Roman" w:eastAsia="Times New Roman" w:cs="Times New Roman"/>
+                <w:i w:val="false"/>
+                <w:b w:val="false"/>
+                <w:u w:val="none"/>
+                <w:strike w:val="false"/>
+                <w:sz w:val="18"/>
+                <w:szCs w:val="18"/>
+                <w:color w:val="000000"/>
+              </w:rPr>
+              <w:t xml:space="preserve">Univariable</w:t>
+            </w:r>
+          </w:p>
+        </w:tc>
+        <w:tc>
+          <w:tcPr>
+            <w:tcBorders>
+              <w:bottom w:val="none" w:sz="0" w:space="0" w:color="000000"/>
+              <w:top w:val="none" w:sz="0" w:space="0" w:color="000000"/>
+              <w:left w:val="none" w:sz="0" w:space="0" w:color="000000"/>
+              <w:right w:val="none" w:sz="0" w:space="0" w:color="000000"/>
+            </w:tcBorders>
+            <w:shd w:val="clear" w:color="auto" w:fill="FFFFFF"/>
+            <w:tcMar>
+              <w:top w:w="0" w:type="dxa"/>
+              <w:bottom w:w="0" w:type="dxa"/>
+              <w:left w:w="0" w:type="dxa"/>
+              <w:right w:w="0" w:type="dxa"/>
+            </w:tcMar>
+            <w:vAlign w:val="center"/>
+          </w:tcPr>
+          <w:p>
+            <w:pPr>
+              <w:pStyle w:val="Normal"/>
+              <w:jc w:val="left"/>
+              <w:pBdr>
+                <w:bottom w:val="none" w:sz="0" w:space="0" w:color="000000"/>
+                <w:top w:val="none" w:sz="0" w:space="0" w:color="000000"/>
+                <w:left w:val="none" w:sz="0" w:space="0" w:color="000000"/>
+                <w:right w:val="none" w:sz="0" w:space="0" w:color="000000"/>
+              </w:pBdr>
+              <w:spacing w:after="100" w:before="100" w:line="240"/>
+              <w:ind w:left="100" w:right="100" w:firstLine="0" w:firstLineChars="0"/>
+              <w:rPr>
+                <w:rFonts w:ascii="Times New Roman" w:hAnsi="Times New Roman" w:eastAsia="Times New Roman" w:cs="Times New Roman"/>
+                <w:i w:val="false"/>
+                <w:b w:val="false"/>
+                <w:u w:val="none"/>
+                <w:strike w:val="false"/>
+                <w:sz w:val="18"/>
+                <w:szCs w:val="18"/>
+                <w:color w:val="000000"/>
+              </w:rPr>
+            </w:pPr>
+            <w:r>
+              <w:rPr>
+                <w:rFonts w:ascii="Times New Roman" w:hAnsi="Times New Roman" w:eastAsia="Times New Roman" w:cs="Times New Roman"/>
+                <w:i w:val="false"/>
+                <w:b w:val="false"/>
+                <w:u w:val="none"/>
+                <w:strike w:val="false"/>
+                <w:sz w:val="18"/>
+                <w:szCs w:val="18"/>
+                <w:color w:val="000000"/>
+              </w:rPr>
+              <w:t xml:space="preserve"/>
+            </w:r>
+          </w:p>
+        </w:tc>
+        <w:tc>
+          <w:tcPr>
+            <w:tcBorders>
+              <w:bottom w:val="none" w:sz="0" w:space="0" w:color="000000"/>
+              <w:top w:val="none" w:sz="0" w:space="0" w:color="000000"/>
+              <w:left w:val="none" w:sz="0" w:space="0" w:color="000000"/>
+              <w:right w:val="none" w:sz="0" w:space="0" w:color="000000"/>
+            </w:tcBorders>
+            <w:shd w:val="clear" w:color="auto" w:fill="FFFFFF"/>
+            <w:tcMar>
+              <w:top w:w="0" w:type="dxa"/>
+              <w:bottom w:w="0" w:type="dxa"/>
+              <w:left w:w="0" w:type="dxa"/>
+              <w:right w:w="0" w:type="dxa"/>
+            </w:tcMar>
+            <w:vAlign w:val="center"/>
+          </w:tcPr>
+          <w:p>
+            <w:pPr>
+              <w:pStyle w:val="Normal"/>
+              <w:jc w:val="left"/>
+              <w:pBdr>
+                <w:bottom w:val="none" w:sz="0" w:space="0" w:color="000000"/>
+                <w:top w:val="none" w:sz="0" w:space="0" w:color="000000"/>
+                <w:left w:val="none" w:sz="0" w:space="0" w:color="000000"/>
+                <w:right w:val="none" w:sz="0" w:space="0" w:color="000000"/>
+              </w:pBdr>
+              <w:spacing w:after="100" w:before="100" w:line="240"/>
+              <w:ind w:left="100" w:right="100" w:firstLine="0" w:firstLineChars="0"/>
+              <w:rPr>
+                <w:rFonts w:ascii="Times New Roman" w:hAnsi="Times New Roman" w:eastAsia="Times New Roman" w:cs="Times New Roman"/>
+                <w:i w:val="false"/>
+                <w:b w:val="false"/>
+                <w:u w:val="none"/>
+                <w:strike w:val="false"/>
+                <w:sz w:val="18"/>
+                <w:szCs w:val="18"/>
+                <w:color w:val="000000"/>
+              </w:rPr>
+            </w:pPr>
+            <w:r>
+              <w:rPr>
+                <w:rFonts w:ascii="Times New Roman" w:hAnsi="Times New Roman" w:eastAsia="Times New Roman" w:cs="Times New Roman"/>
+                <w:i w:val="false"/>
+                <w:b w:val="false"/>
+                <w:u w:val="none"/>
+                <w:strike w:val="false"/>
+                <w:sz w:val="18"/>
+                <w:szCs w:val="18"/>
+                <w:color w:val="000000"/>
+              </w:rPr>
+              <w:t xml:space="preserve">Female</w:t>
+            </w:r>
+          </w:p>
+        </w:tc>
+        <w:tc>
+          <w:tcPr>
+            <w:tcBorders>
+              <w:bottom w:val="none" w:sz="0" w:space="0" w:color="000000"/>
+              <w:top w:val="none" w:sz="0" w:space="0" w:color="000000"/>
+              <w:left w:val="none" w:sz="0" w:space="0" w:color="000000"/>
+              <w:right w:val="none" w:sz="0" w:space="0" w:color="000000"/>
+            </w:tcBorders>
+            <w:shd w:val="clear" w:color="auto" w:fill="FFFFFF"/>
+            <w:tcMar>
+              <w:top w:w="0" w:type="dxa"/>
+              <w:bottom w:w="0" w:type="dxa"/>
+              <w:left w:w="0" w:type="dxa"/>
+              <w:right w:w="0" w:type="dxa"/>
+            </w:tcMar>
+            <w:vAlign w:val="center"/>
+          </w:tcPr>
+          <w:p>
+            <w:pPr>
+              <w:pStyle w:val="Normal"/>
+              <w:jc w:val="right"/>
+              <w:pBdr>
+                <w:bottom w:val="none" w:sz="0" w:space="0" w:color="000000"/>
+                <w:top w:val="none" w:sz="0" w:space="0" w:color="000000"/>
+                <w:left w:val="none" w:sz="0" w:space="0" w:color="000000"/>
+                <w:right w:val="none" w:sz="0" w:space="0" w:color="000000"/>
+              </w:pBdr>
+              <w:spacing w:after="100" w:before="100" w:line="240"/>
+              <w:ind w:left="100" w:right="100" w:firstLine="0" w:firstLineChars="0"/>
+              <w:rPr>
+                <w:rFonts w:ascii="Times New Roman" w:hAnsi="Times New Roman" w:eastAsia="Times New Roman" w:cs="Times New Roman"/>
+                <w:i w:val="false"/>
+                <w:b w:val="false"/>
+                <w:u w:val="none"/>
+                <w:strike w:val="false"/>
+                <w:sz w:val="18"/>
+                <w:szCs w:val="18"/>
+                <w:color w:val="000000"/>
+              </w:rPr>
+            </w:pPr>
+            <w:r>
+              <w:rPr>
+                <w:rFonts w:ascii="Times New Roman" w:hAnsi="Times New Roman" w:eastAsia="Times New Roman" w:cs="Times New Roman"/>
+                <w:i w:val="false"/>
+                <w:b w:val="false"/>
+                <w:u w:val="none"/>
+                <w:strike w:val="false"/>
+                <w:sz w:val="18"/>
+                <w:szCs w:val="18"/>
+                <w:color w:val="000000"/>
+              </w:rPr>
+              <w:t xml:space="preserve">191</w:t>
+            </w:r>
+          </w:p>
+        </w:tc>
+        <w:tc>
+          <w:tcPr>
+            <w:tcBorders>
+              <w:bottom w:val="none" w:sz="0" w:space="0" w:color="000000"/>
+              <w:top w:val="none" w:sz="0" w:space="0" w:color="000000"/>
+              <w:left w:val="none" w:sz="0" w:space="0" w:color="000000"/>
+              <w:right w:val="none" w:sz="0" w:space="0" w:color="000000"/>
+            </w:tcBorders>
+            <w:shd w:val="clear" w:color="auto" w:fill="FFFFFF"/>
+            <w:tcMar>
+              <w:top w:w="0" w:type="dxa"/>
+              <w:bottom w:w="0" w:type="dxa"/>
+              <w:left w:w="0" w:type="dxa"/>
+              <w:right w:w="0" w:type="dxa"/>
+            </w:tcMar>
+            <w:vAlign w:val="center"/>
+          </w:tcPr>
+          <w:p>
+            <w:pPr>
+              <w:pStyle w:val="Normal"/>
+              <w:jc w:val="right"/>
+              <w:pBdr>
+                <w:bottom w:val="none" w:sz="0" w:space="0" w:color="000000"/>
+                <w:top w:val="none" w:sz="0" w:space="0" w:color="000000"/>
+                <w:left w:val="none" w:sz="0" w:space="0" w:color="000000"/>
+                <w:right w:val="none" w:sz="0" w:space="0" w:color="000000"/>
+              </w:pBdr>
+              <w:spacing w:after="100" w:before="100" w:line="240"/>
+              <w:ind w:left="100" w:right="100" w:firstLine="0" w:firstLineChars="0"/>
+              <w:rPr>
+                <w:rFonts w:ascii="Times New Roman" w:hAnsi="Times New Roman" w:eastAsia="Times New Roman" w:cs="Times New Roman"/>
+                <w:i w:val="false"/>
+                <w:b w:val="false"/>
+                <w:u w:val="none"/>
+                <w:strike w:val="false"/>
+                <w:sz w:val="18"/>
+                <w:szCs w:val="18"/>
+                <w:color w:val="000000"/>
+              </w:rPr>
+            </w:pPr>
+            <w:r>
+              <w:rPr>
+                <w:rFonts w:ascii="Times New Roman" w:hAnsi="Times New Roman" w:eastAsia="Times New Roman" w:cs="Times New Roman"/>
+                <w:i w:val="false"/>
+                <w:b w:val="false"/>
+                <w:u w:val="none"/>
+                <w:strike w:val="false"/>
+                <w:sz w:val="18"/>
+                <w:szCs w:val="18"/>
+                <w:color w:val="000000"/>
+              </w:rPr>
+              <w:t xml:space="preserve">65</w:t>
+            </w:r>
+          </w:p>
+        </w:tc>
+        <w:tc>
+          <w:tcPr>
+            <w:tcBorders>
+              <w:bottom w:val="none" w:sz="0" w:space="0" w:color="000000"/>
+              <w:top w:val="none" w:sz="0" w:space="0" w:color="000000"/>
+              <w:left w:val="none" w:sz="0" w:space="0" w:color="000000"/>
+              <w:right w:val="none" w:sz="0" w:space="0" w:color="000000"/>
+            </w:tcBorders>
+            <w:shd w:val="clear" w:color="auto" w:fill="FFFFFF"/>
+            <w:tcMar>
+              <w:top w:w="0" w:type="dxa"/>
+              <w:bottom w:w="0" w:type="dxa"/>
+              <w:left w:w="0" w:type="dxa"/>
+              <w:right w:w="0" w:type="dxa"/>
+            </w:tcMar>
+            <w:vAlign w:val="center"/>
+          </w:tcPr>
+          <w:p>
+            <w:pPr>
+              <w:pStyle w:val="Normal"/>
+              <w:jc w:val="left"/>
+              <w:pBdr>
+                <w:bottom w:val="none" w:sz="0" w:space="0" w:color="000000"/>
+                <w:top w:val="none" w:sz="0" w:space="0" w:color="000000"/>
+                <w:left w:val="none" w:sz="0" w:space="0" w:color="000000"/>
+                <w:right w:val="none" w:sz="0" w:space="0" w:color="000000"/>
+              </w:pBdr>
+              <w:spacing w:after="100" w:before="100" w:line="240"/>
+              <w:ind w:left="100" w:right="100" w:firstLine="0" w:firstLineChars="0"/>
+              <w:rPr>
+                <w:rFonts w:ascii="Times New Roman" w:hAnsi="Times New Roman" w:eastAsia="Times New Roman" w:cs="Times New Roman"/>
+                <w:i w:val="false"/>
+                <w:b w:val="false"/>
+                <w:u w:val="none"/>
+                <w:strike w:val="false"/>
+                <w:sz w:val="18"/>
+                <w:szCs w:val="18"/>
+                <w:color w:val="000000"/>
+              </w:rPr>
+            </w:pPr>
+            <w:r>
+              <w:rPr>
+                <w:rFonts w:ascii="Times New Roman" w:hAnsi="Times New Roman" w:eastAsia="Times New Roman" w:cs="Times New Roman"/>
+                <w:i w:val="false"/>
+                <w:b w:val="false"/>
+                <w:u w:val="none"/>
+                <w:strike w:val="false"/>
+                <w:sz w:val="18"/>
+                <w:szCs w:val="18"/>
+                <w:color w:val="000000"/>
+              </w:rPr>
+              <w:t xml:space="preserve">0.93 (0.68–1.27)</w:t>
+            </w:r>
+          </w:p>
+        </w:tc>
+        <w:tc>
+          <w:tcPr>
+            <w:tcBorders>
+              <w:bottom w:val="none" w:sz="0" w:space="0" w:color="000000"/>
+              <w:top w:val="none" w:sz="0" w:space="0" w:color="000000"/>
+              <w:left w:val="none" w:sz="0" w:space="0" w:color="000000"/>
+              <w:right w:val="none" w:sz="0" w:space="0" w:color="000000"/>
+            </w:tcBorders>
+            <w:shd w:val="clear" w:color="auto" w:fill="FFFFFF"/>
+            <w:tcMar>
+              <w:top w:w="0" w:type="dxa"/>
+              <w:bottom w:w="0" w:type="dxa"/>
+              <w:left w:w="0" w:type="dxa"/>
+              <w:right w:w="0" w:type="dxa"/>
+            </w:tcMar>
+            <w:vAlign w:val="center"/>
+          </w:tcPr>
+          <w:p>
+            <w:pPr>
+              <w:pStyle w:val="Normal"/>
+              <w:jc w:val="left"/>
+              <w:pBdr>
+                <w:bottom w:val="none" w:sz="0" w:space="0" w:color="000000"/>
+                <w:top w:val="none" w:sz="0" w:space="0" w:color="000000"/>
+                <w:left w:val="none" w:sz="0" w:space="0" w:color="000000"/>
+                <w:right w:val="none" w:sz="0" w:space="0" w:color="000000"/>
+              </w:pBdr>
+              <w:spacing w:after="100" w:before="100" w:line="240"/>
+              <w:ind w:left="100" w:right="100" w:firstLine="0" w:firstLineChars="0"/>
+              <w:rPr>
+                <w:rFonts w:ascii="Times New Roman" w:hAnsi="Times New Roman" w:eastAsia="Times New Roman" w:cs="Times New Roman"/>
+                <w:i w:val="false"/>
+                <w:b w:val="false"/>
+                <w:u w:val="none"/>
+                <w:strike w:val="false"/>
+                <w:sz w:val="18"/>
+                <w:szCs w:val="18"/>
+                <w:color w:val="000000"/>
+              </w:rPr>
+            </w:pPr>
+            <w:r>
+              <w:rPr>
+                <w:rFonts w:ascii="Times New Roman" w:hAnsi="Times New Roman" w:eastAsia="Times New Roman" w:cs="Times New Roman"/>
+                <w:i w:val="false"/>
+                <w:b w:val="false"/>
+                <w:u w:val="none"/>
+                <w:strike w:val="false"/>
+                <w:sz w:val="18"/>
+                <w:szCs w:val="18"/>
+                <w:color w:val="000000"/>
+              </w:rPr>
+              <w:t xml:space="preserve">0.643</w:t>
+            </w:r>
+          </w:p>
+        </w:tc>
+        <w:tc>
+          <w:tcPr>
+            <w:tcBorders>
+              <w:bottom w:val="none" w:sz="0" w:space="0" w:color="000000"/>
+              <w:top w:val="none" w:sz="0" w:space="0" w:color="000000"/>
+              <w:left w:val="none" w:sz="0" w:space="0" w:color="000000"/>
+              <w:right w:val="none" w:sz="0" w:space="0" w:color="000000"/>
+            </w:tcBorders>
+            <w:shd w:val="clear" w:color="auto" w:fill="FFFFFF"/>
+            <w:tcMar>
+              <w:top w:w="0" w:type="dxa"/>
+              <w:bottom w:w="0" w:type="dxa"/>
+              <w:left w:w="0" w:type="dxa"/>
+              <w:right w:w="0" w:type="dxa"/>
+            </w:tcMar>
+            <w:vAlign w:val="center"/>
+          </w:tcPr>
+          <w:p>
+            <w:pPr>
+              <w:pStyle w:val="Normal"/>
+              <w:jc w:val="left"/>
+              <w:pBdr>
+                <w:bottom w:val="none" w:sz="0" w:space="0" w:color="000000"/>
+                <w:top w:val="none" w:sz="0" w:space="0" w:color="000000"/>
+                <w:left w:val="none" w:sz="0" w:space="0" w:color="000000"/>
+                <w:right w:val="none" w:sz="0" w:space="0" w:color="000000"/>
+              </w:pBdr>
+              <w:spacing w:after="100" w:before="100" w:line="240"/>
+              <w:ind w:left="100" w:right="100" w:firstLine="0" w:firstLineChars="0"/>
+              <w:rPr>
+                <w:rFonts w:ascii="Times New Roman" w:hAnsi="Times New Roman" w:eastAsia="Times New Roman" w:cs="Times New Roman"/>
+                <w:i w:val="false"/>
+                <w:b w:val="false"/>
+                <w:u w:val="none"/>
+                <w:strike w:val="false"/>
+                <w:sz w:val="18"/>
+                <w:szCs w:val="18"/>
+                <w:color w:val="000000"/>
+              </w:rPr>
+            </w:pPr>
+            <w:r>
+              <w:rPr>
+                <w:rFonts w:ascii="Times New Roman" w:hAnsi="Times New Roman" w:eastAsia="Times New Roman" w:cs="Times New Roman"/>
+                <w:i w:val="false"/>
+                <w:b w:val="false"/>
+                <w:u w:val="none"/>
+                <w:strike w:val="false"/>
+                <w:sz w:val="18"/>
+                <w:szCs w:val="18"/>
+                <w:color w:val="000000"/>
+              </w:rPr>
+              <w:t xml:space="preserve"/>
+            </w:r>
+          </w:p>
+        </w:tc>
+      </w:tr>
+      <w:tr>
+        <w:trPr>
+          <w:trHeight w:val="560" w:hRule="auto"/>
+        </w:trPr>
+        <w:tc>
+          <w:tcPr>
+            <w:tcBorders>
+              <w:bottom w:val="none" w:sz="0" w:space="0" w:color="000000"/>
+              <w:top w:val="none" w:sz="0" w:space="0" w:color="000000"/>
+              <w:left w:val="none" w:sz="0" w:space="0" w:color="000000"/>
+              <w:right w:val="none" w:sz="0" w:space="0" w:color="000000"/>
+            </w:tcBorders>
+            <w:shd w:val="clear" w:color="auto" w:fill="FFFFFF"/>
+            <w:tcMar>
+              <w:top w:w="0" w:type="dxa"/>
+              <w:bottom w:w="0" w:type="dxa"/>
+              <w:left w:w="0" w:type="dxa"/>
+              <w:right w:w="0" w:type="dxa"/>
+            </w:tcMar>
+            <w:vAlign w:val="center"/>
+          </w:tcPr>
+          <w:p>
+            <w:pPr>
+              <w:pStyle w:val="Normal"/>
+              <w:jc w:val="left"/>
+              <w:pBdr>
+                <w:bottom w:val="none" w:sz="0" w:space="0" w:color="000000"/>
+                <w:top w:val="none" w:sz="0" w:space="0" w:color="000000"/>
+                <w:left w:val="none" w:sz="0" w:space="0" w:color="000000"/>
+                <w:right w:val="none" w:sz="0" w:space="0" w:color="000000"/>
+              </w:pBdr>
+              <w:spacing w:after="100" w:before="100" w:line="240"/>
+              <w:ind w:left="100" w:right="100" w:firstLine="0" w:firstLineChars="0"/>
+              <w:rPr>
+                <w:rFonts w:ascii="Times New Roman" w:hAnsi="Times New Roman" w:eastAsia="Times New Roman" w:cs="Times New Roman"/>
+                <w:i w:val="false"/>
+                <w:b w:val="false"/>
+                <w:u w:val="none"/>
+                <w:strike w:val="false"/>
+                <w:sz w:val="18"/>
+                <w:szCs w:val="18"/>
+                <w:color w:val="000000"/>
+              </w:rPr>
+            </w:pPr>
+            <w:r>
+              <w:rPr>
+                <w:rFonts w:ascii="Times New Roman" w:hAnsi="Times New Roman" w:eastAsia="Times New Roman" w:cs="Times New Roman"/>
+                <w:i w:val="false"/>
+                <w:b w:val="false"/>
+                <w:u w:val="none"/>
+                <w:strike w:val="false"/>
+                <w:sz w:val="18"/>
+                <w:szCs w:val="18"/>
+                <w:color w:val="000000"/>
+              </w:rPr>
+              <w:t xml:space="preserve">Univariable</w:t>
+            </w:r>
+          </w:p>
+        </w:tc>
+        <w:tc>
+          <w:tcPr>
+            <w:tcBorders>
+              <w:bottom w:val="none" w:sz="0" w:space="0" w:color="000000"/>
+              <w:top w:val="none" w:sz="0" w:space="0" w:color="000000"/>
+              <w:left w:val="none" w:sz="0" w:space="0" w:color="000000"/>
+              <w:right w:val="none" w:sz="0" w:space="0" w:color="000000"/>
+            </w:tcBorders>
+            <w:shd w:val="clear" w:color="auto" w:fill="FFFFFF"/>
+            <w:tcMar>
+              <w:top w:w="0" w:type="dxa"/>
+              <w:bottom w:w="0" w:type="dxa"/>
+              <w:left w:w="0" w:type="dxa"/>
+              <w:right w:w="0" w:type="dxa"/>
+            </w:tcMar>
+            <w:vAlign w:val="center"/>
+          </w:tcPr>
+          <w:p>
+            <w:pPr>
+              <w:pStyle w:val="Normal"/>
+              <w:jc w:val="left"/>
+              <w:pBdr>
+                <w:bottom w:val="none" w:sz="0" w:space="0" w:color="000000"/>
+                <w:top w:val="none" w:sz="0" w:space="0" w:color="000000"/>
+                <w:left w:val="none" w:sz="0" w:space="0" w:color="000000"/>
+                <w:right w:val="none" w:sz="0" w:space="0" w:color="000000"/>
+              </w:pBdr>
+              <w:spacing w:after="100" w:before="100" w:line="240"/>
+              <w:ind w:left="100" w:right="100" w:firstLine="0" w:firstLineChars="0"/>
+              <w:rPr>
+                <w:rFonts w:ascii="Times New Roman" w:hAnsi="Times New Roman" w:eastAsia="Times New Roman" w:cs="Times New Roman"/>
+                <w:i w:val="false"/>
+                <w:b w:val="false"/>
+                <w:u w:val="none"/>
+                <w:strike w:val="false"/>
+                <w:sz w:val="18"/>
+                <w:szCs w:val="18"/>
+                <w:color w:val="000000"/>
+              </w:rPr>
+            </w:pPr>
+            <w:r>
+              <w:rPr>
+                <w:rFonts w:ascii="Times New Roman" w:hAnsi="Times New Roman" w:eastAsia="Times New Roman" w:cs="Times New Roman"/>
+                <w:i w:val="false"/>
+                <w:b w:val="false"/>
+                <w:u w:val="none"/>
+                <w:strike w:val="false"/>
+                <w:sz w:val="18"/>
+                <w:szCs w:val="18"/>
+                <w:color w:val="000000"/>
+              </w:rPr>
+              <w:t xml:space="preserve">Pathologic stage group</w:t>
+            </w:r>
+          </w:p>
+        </w:tc>
+        <w:tc>
+          <w:tcPr>
+            <w:tcBorders>
+              <w:bottom w:val="none" w:sz="0" w:space="0" w:color="000000"/>
+              <w:top w:val="none" w:sz="0" w:space="0" w:color="000000"/>
+              <w:left w:val="none" w:sz="0" w:space="0" w:color="000000"/>
+              <w:right w:val="none" w:sz="0" w:space="0" w:color="000000"/>
+            </w:tcBorders>
+            <w:shd w:val="clear" w:color="auto" w:fill="FFFFFF"/>
+            <w:tcMar>
+              <w:top w:w="0" w:type="dxa"/>
+              <w:bottom w:w="0" w:type="dxa"/>
+              <w:left w:w="0" w:type="dxa"/>
+              <w:right w:w="0" w:type="dxa"/>
+            </w:tcMar>
+            <w:vAlign w:val="center"/>
+          </w:tcPr>
+          <w:p>
+            <w:pPr>
+              <w:pStyle w:val="Normal"/>
+              <w:jc w:val="left"/>
+              <w:pBdr>
+                <w:bottom w:val="none" w:sz="0" w:space="0" w:color="000000"/>
+                <w:top w:val="none" w:sz="0" w:space="0" w:color="000000"/>
+                <w:left w:val="none" w:sz="0" w:space="0" w:color="000000"/>
+                <w:right w:val="none" w:sz="0" w:space="0" w:color="000000"/>
+              </w:pBdr>
+              <w:spacing w:after="100" w:before="100" w:line="240"/>
+              <w:ind w:left="100" w:right="100" w:firstLine="0" w:firstLineChars="0"/>
+              <w:rPr>
+                <w:rFonts w:ascii="Times New Roman" w:hAnsi="Times New Roman" w:eastAsia="Times New Roman" w:cs="Times New Roman"/>
+                <w:i w:val="false"/>
+                <w:b w:val="false"/>
+                <w:u w:val="none"/>
+                <w:strike w:val="false"/>
+                <w:sz w:val="18"/>
+                <w:szCs w:val="18"/>
+                <w:color w:val="000000"/>
+              </w:rPr>
+            </w:pPr>
+            <w:r>
+              <w:rPr>
+                <w:rFonts w:ascii="Times New Roman" w:hAnsi="Times New Roman" w:eastAsia="Times New Roman" w:cs="Times New Roman"/>
+                <w:i w:val="false"/>
+                <w:b w:val="false"/>
+                <w:u w:val="none"/>
+                <w:strike w:val="false"/>
+                <w:sz w:val="18"/>
+                <w:szCs w:val="18"/>
+                <w:color w:val="000000"/>
+              </w:rPr>
+              <w:t xml:space="preserve">I–II (ref)</w:t>
+            </w:r>
+          </w:p>
+        </w:tc>
+        <w:tc>
+          <w:tcPr>
+            <w:tcBorders>
+              <w:bottom w:val="none" w:sz="0" w:space="0" w:color="000000"/>
+              <w:top w:val="none" w:sz="0" w:space="0" w:color="000000"/>
+              <w:left w:val="none" w:sz="0" w:space="0" w:color="000000"/>
+              <w:right w:val="none" w:sz="0" w:space="0" w:color="000000"/>
+            </w:tcBorders>
+            <w:shd w:val="clear" w:color="auto" w:fill="FFFFFF"/>
+            <w:tcMar>
+              <w:top w:w="0" w:type="dxa"/>
+              <w:bottom w:w="0" w:type="dxa"/>
+              <w:left w:w="0" w:type="dxa"/>
+              <w:right w:w="0" w:type="dxa"/>
+            </w:tcMar>
+            <w:vAlign w:val="center"/>
+          </w:tcPr>
+          <w:p>
+            <w:pPr>
+              <w:pStyle w:val="Normal"/>
+              <w:jc w:val="right"/>
+              <w:pBdr>
+                <w:bottom w:val="none" w:sz="0" w:space="0" w:color="000000"/>
+                <w:top w:val="none" w:sz="0" w:space="0" w:color="000000"/>
+                <w:left w:val="none" w:sz="0" w:space="0" w:color="000000"/>
+                <w:right w:val="none" w:sz="0" w:space="0" w:color="000000"/>
+              </w:pBdr>
+              <w:spacing w:after="100" w:before="100" w:line="240"/>
+              <w:ind w:left="100" w:right="100" w:firstLine="0" w:firstLineChars="0"/>
+              <w:rPr>
+                <w:rFonts w:ascii="Times New Roman" w:hAnsi="Times New Roman" w:eastAsia="Times New Roman" w:cs="Times New Roman"/>
+                <w:i w:val="false"/>
+                <w:b w:val="false"/>
+                <w:u w:val="none"/>
+                <w:strike w:val="false"/>
+                <w:sz w:val="18"/>
+                <w:szCs w:val="18"/>
+                <w:color w:val="000000"/>
+              </w:rPr>
+            </w:pPr>
+            <w:r>
+              <w:rPr>
+                <w:rFonts w:ascii="Times New Roman" w:hAnsi="Times New Roman" w:eastAsia="Times New Roman" w:cs="Times New Roman"/>
+                <w:i w:val="false"/>
+                <w:b w:val="false"/>
+                <w:u w:val="none"/>
+                <w:strike w:val="false"/>
+                <w:sz w:val="18"/>
+                <w:szCs w:val="18"/>
+                <w:color w:val="000000"/>
+              </w:rPr>
+              <w:t xml:space="preserve">208</w:t>
+            </w:r>
+          </w:p>
+        </w:tc>
+        <w:tc>
+          <w:tcPr>
+            <w:tcBorders>
+              <w:bottom w:val="none" w:sz="0" w:space="0" w:color="000000"/>
+              <w:top w:val="none" w:sz="0" w:space="0" w:color="000000"/>
+              <w:left w:val="none" w:sz="0" w:space="0" w:color="000000"/>
+              <w:right w:val="none" w:sz="0" w:space="0" w:color="000000"/>
+            </w:tcBorders>
+            <w:shd w:val="clear" w:color="auto" w:fill="FFFFFF"/>
+            <w:tcMar>
+              <w:top w:w="0" w:type="dxa"/>
+              <w:bottom w:w="0" w:type="dxa"/>
+              <w:left w:w="0" w:type="dxa"/>
+              <w:right w:w="0" w:type="dxa"/>
+            </w:tcMar>
+            <w:vAlign w:val="center"/>
+          </w:tcPr>
+          <w:p>
+            <w:pPr>
+              <w:pStyle w:val="Normal"/>
+              <w:jc w:val="right"/>
+              <w:pBdr>
+                <w:bottom w:val="none" w:sz="0" w:space="0" w:color="000000"/>
+                <w:top w:val="none" w:sz="0" w:space="0" w:color="000000"/>
+                <w:left w:val="none" w:sz="0" w:space="0" w:color="000000"/>
+                <w:right w:val="none" w:sz="0" w:space="0" w:color="000000"/>
+              </w:pBdr>
+              <w:spacing w:after="100" w:before="100" w:line="240"/>
+              <w:ind w:left="100" w:right="100" w:firstLine="0" w:firstLineChars="0"/>
+              <w:rPr>
+                <w:rFonts w:ascii="Times New Roman" w:hAnsi="Times New Roman" w:eastAsia="Times New Roman" w:cs="Times New Roman"/>
+                <w:i w:val="false"/>
+                <w:b w:val="false"/>
+                <w:u w:val="none"/>
+                <w:strike w:val="false"/>
+                <w:sz w:val="18"/>
+                <w:szCs w:val="18"/>
+                <w:color w:val="000000"/>
+              </w:rPr>
+            </w:pPr>
+            <w:r>
+              <w:rPr>
+                <w:rFonts w:ascii="Times New Roman" w:hAnsi="Times New Roman" w:eastAsia="Times New Roman" w:cs="Times New Roman"/>
+                <w:i w:val="false"/>
+                <w:b w:val="false"/>
+                <w:u w:val="none"/>
+                <w:strike w:val="false"/>
+                <w:sz w:val="18"/>
+                <w:szCs w:val="18"/>
+                <w:color w:val="000000"/>
+              </w:rPr>
+              <w:t xml:space="preserve">59</w:t>
+            </w:r>
+          </w:p>
+        </w:tc>
+        <w:tc>
+          <w:tcPr>
+            <w:tcBorders>
+              <w:bottom w:val="none" w:sz="0" w:space="0" w:color="000000"/>
+              <w:top w:val="none" w:sz="0" w:space="0" w:color="000000"/>
+              <w:left w:val="none" w:sz="0" w:space="0" w:color="000000"/>
+              <w:right w:val="none" w:sz="0" w:space="0" w:color="000000"/>
+            </w:tcBorders>
+            <w:shd w:val="clear" w:color="auto" w:fill="FFFFFF"/>
+            <w:tcMar>
+              <w:top w:w="0" w:type="dxa"/>
+              <w:bottom w:w="0" w:type="dxa"/>
+              <w:left w:w="0" w:type="dxa"/>
+              <w:right w:w="0" w:type="dxa"/>
+            </w:tcMar>
+            <w:vAlign w:val="center"/>
+          </w:tcPr>
+          <w:p>
+            <w:pPr>
+              <w:pStyle w:val="Normal"/>
+              <w:jc w:val="left"/>
+              <w:pBdr>
+                <w:bottom w:val="none" w:sz="0" w:space="0" w:color="000000"/>
+                <w:top w:val="none" w:sz="0" w:space="0" w:color="000000"/>
+                <w:left w:val="none" w:sz="0" w:space="0" w:color="000000"/>
+                <w:right w:val="none" w:sz="0" w:space="0" w:color="000000"/>
+              </w:pBdr>
+              <w:spacing w:after="100" w:before="100" w:line="240"/>
+              <w:ind w:left="100" w:right="100" w:firstLine="0" w:firstLineChars="0"/>
+              <w:rPr>
+                <w:rFonts w:ascii="Times New Roman" w:hAnsi="Times New Roman" w:eastAsia="Times New Roman" w:cs="Times New Roman"/>
+                <w:i w:val="false"/>
+                <w:b w:val="false"/>
+                <w:u w:val="none"/>
+                <w:strike w:val="false"/>
+                <w:sz w:val="18"/>
+                <w:szCs w:val="18"/>
+                <w:color w:val="000000"/>
+              </w:rPr>
+            </w:pPr>
+            <w:r>
+              <w:rPr>
+                <w:rFonts w:ascii="Times New Roman" w:hAnsi="Times New Roman" w:eastAsia="Times New Roman" w:cs="Times New Roman"/>
+                <w:i w:val="false"/>
+                <w:b w:val="false"/>
+                <w:u w:val="none"/>
+                <w:strike w:val="false"/>
+                <w:sz w:val="18"/>
+                <w:szCs w:val="18"/>
+                <w:color w:val="000000"/>
+              </w:rPr>
+              <w:t xml:space="preserve">Reference</w:t>
+            </w:r>
+          </w:p>
+        </w:tc>
+        <w:tc>
+          <w:tcPr>
+            <w:tcBorders>
+              <w:bottom w:val="none" w:sz="0" w:space="0" w:color="000000"/>
+              <w:top w:val="none" w:sz="0" w:space="0" w:color="000000"/>
+              <w:left w:val="none" w:sz="0" w:space="0" w:color="000000"/>
+              <w:right w:val="none" w:sz="0" w:space="0" w:color="000000"/>
+            </w:tcBorders>
+            <w:shd w:val="clear" w:color="auto" w:fill="FFFFFF"/>
+            <w:tcMar>
+              <w:top w:w="0" w:type="dxa"/>
+              <w:bottom w:w="0" w:type="dxa"/>
+              <w:left w:w="0" w:type="dxa"/>
+              <w:right w:w="0" w:type="dxa"/>
+            </w:tcMar>
+            <w:vAlign w:val="center"/>
+          </w:tcPr>
+          <w:p>
+            <w:pPr>
+              <w:pStyle w:val="Normal"/>
+              <w:jc w:val="left"/>
+              <w:pBdr>
+                <w:bottom w:val="none" w:sz="0" w:space="0" w:color="000000"/>
+                <w:top w:val="none" w:sz="0" w:space="0" w:color="000000"/>
+                <w:left w:val="none" w:sz="0" w:space="0" w:color="000000"/>
+                <w:right w:val="none" w:sz="0" w:space="0" w:color="000000"/>
+              </w:pBdr>
+              <w:spacing w:after="100" w:before="100" w:line="240"/>
+              <w:ind w:left="100" w:right="100" w:firstLine="0" w:firstLineChars="0"/>
+              <w:rPr>
+                <w:rFonts w:ascii="Times New Roman" w:hAnsi="Times New Roman" w:eastAsia="Times New Roman" w:cs="Times New Roman"/>
+                <w:i w:val="false"/>
+                <w:b w:val="false"/>
+                <w:u w:val="none"/>
+                <w:strike w:val="false"/>
+                <w:sz w:val="18"/>
+                <w:szCs w:val="18"/>
+                <w:color w:val="000000"/>
+              </w:rPr>
+            </w:pPr>
+            <w:r>
+              <w:rPr>
+                <w:rFonts w:ascii="Times New Roman" w:hAnsi="Times New Roman" w:eastAsia="Times New Roman" w:cs="Times New Roman"/>
+                <w:i w:val="false"/>
+                <w:b w:val="false"/>
+                <w:u w:val="none"/>
+                <w:strike w:val="false"/>
+                <w:sz w:val="18"/>
+                <w:szCs w:val="18"/>
+                <w:color w:val="000000"/>
+              </w:rPr>
+              <w:t xml:space="preserve"/>
+            </w:r>
+          </w:p>
+        </w:tc>
+        <w:tc>
+          <w:tcPr>
+            <w:tcBorders>
+              <w:bottom w:val="none" w:sz="0" w:space="0" w:color="000000"/>
+              <w:top w:val="none" w:sz="0" w:space="0" w:color="000000"/>
+              <w:left w:val="none" w:sz="0" w:space="0" w:color="000000"/>
+              <w:right w:val="none" w:sz="0" w:space="0" w:color="000000"/>
+            </w:tcBorders>
+            <w:shd w:val="clear" w:color="auto" w:fill="FFFFFF"/>
+            <w:tcMar>
+              <w:top w:w="0" w:type="dxa"/>
+              <w:bottom w:w="0" w:type="dxa"/>
+              <w:left w:w="0" w:type="dxa"/>
+              <w:right w:w="0" w:type="dxa"/>
+            </w:tcMar>
+            <w:vAlign w:val="center"/>
+          </w:tcPr>
+          <w:p>
+            <w:pPr>
+              <w:pStyle w:val="Normal"/>
+              <w:jc w:val="left"/>
+              <w:pBdr>
+                <w:bottom w:val="none" w:sz="0" w:space="0" w:color="000000"/>
+                <w:top w:val="none" w:sz="0" w:space="0" w:color="000000"/>
+                <w:left w:val="none" w:sz="0" w:space="0" w:color="000000"/>
+                <w:right w:val="none" w:sz="0" w:space="0" w:color="000000"/>
+              </w:pBdr>
+              <w:spacing w:after="100" w:before="100" w:line="240"/>
+              <w:ind w:left="100" w:right="100" w:firstLine="0" w:firstLineChars="0"/>
+              <w:rPr>
+                <w:rFonts w:ascii="Times New Roman" w:hAnsi="Times New Roman" w:eastAsia="Times New Roman" w:cs="Times New Roman"/>
+                <w:i w:val="false"/>
+                <w:b w:val="false"/>
+                <w:u w:val="none"/>
+                <w:strike w:val="false"/>
+                <w:sz w:val="18"/>
+                <w:szCs w:val="18"/>
+                <w:color w:val="000000"/>
+              </w:rPr>
+            </w:pPr>
+            <w:r>
+              <w:rPr>
+                <w:rFonts w:ascii="Times New Roman" w:hAnsi="Times New Roman" w:eastAsia="Times New Roman" w:cs="Times New Roman"/>
+                <w:i w:val="false"/>
+                <w:b w:val="false"/>
+                <w:u w:val="none"/>
+                <w:strike w:val="false"/>
+                <w:sz w:val="18"/>
+                <w:szCs w:val="18"/>
+                <w:color w:val="000000"/>
+              </w:rPr>
+              <w:t xml:space="preserve"/>
+            </w:r>
+          </w:p>
+        </w:tc>
+      </w:tr>
+      <w:tr>
+        <w:trPr>
+          <w:trHeight w:val="560" w:hRule="auto"/>
+        </w:trPr>
+        <w:tc>
+          <w:tcPr>
+            <w:tcBorders>
+              <w:bottom w:val="none" w:sz="0" w:space="0" w:color="000000"/>
+              <w:top w:val="none" w:sz="0" w:space="0" w:color="000000"/>
+              <w:left w:val="none" w:sz="0" w:space="0" w:color="000000"/>
+              <w:right w:val="none" w:sz="0" w:space="0" w:color="000000"/>
+            </w:tcBorders>
+            <w:shd w:val="clear" w:color="auto" w:fill="FFFFFF"/>
+            <w:tcMar>
+              <w:top w:w="0" w:type="dxa"/>
+              <w:bottom w:w="0" w:type="dxa"/>
+              <w:left w:w="0" w:type="dxa"/>
+              <w:right w:w="0" w:type="dxa"/>
+            </w:tcMar>
+            <w:vAlign w:val="center"/>
+          </w:tcPr>
+          <w:p>
+            <w:pPr>
+              <w:pStyle w:val="Normal"/>
+              <w:jc w:val="left"/>
+              <w:pBdr>
+                <w:bottom w:val="none" w:sz="0" w:space="0" w:color="000000"/>
+                <w:top w:val="none" w:sz="0" w:space="0" w:color="000000"/>
+                <w:left w:val="none" w:sz="0" w:space="0" w:color="000000"/>
+                <w:right w:val="none" w:sz="0" w:space="0" w:color="000000"/>
+              </w:pBdr>
+              <w:spacing w:after="100" w:before="100" w:line="240"/>
+              <w:ind w:left="100" w:right="100" w:firstLine="0" w:firstLineChars="0"/>
+              <w:rPr>
+                <w:rFonts w:ascii="Times New Roman" w:hAnsi="Times New Roman" w:eastAsia="Times New Roman" w:cs="Times New Roman"/>
+                <w:i w:val="false"/>
+                <w:b w:val="false"/>
+                <w:u w:val="none"/>
+                <w:strike w:val="false"/>
+                <w:sz w:val="18"/>
+                <w:szCs w:val="18"/>
+                <w:color w:val="000000"/>
+              </w:rPr>
+            </w:pPr>
+            <w:r>
+              <w:rPr>
+                <w:rFonts w:ascii="Times New Roman" w:hAnsi="Times New Roman" w:eastAsia="Times New Roman" w:cs="Times New Roman"/>
+                <w:i w:val="false"/>
+                <w:b w:val="false"/>
+                <w:u w:val="none"/>
+                <w:strike w:val="false"/>
+                <w:sz w:val="18"/>
+                <w:szCs w:val="18"/>
+                <w:color w:val="000000"/>
+              </w:rPr>
+              <w:t xml:space="preserve">Univariable</w:t>
+            </w:r>
+          </w:p>
+        </w:tc>
+        <w:tc>
+          <w:tcPr>
+            <w:tcBorders>
+              <w:bottom w:val="none" w:sz="0" w:space="0" w:color="000000"/>
+              <w:top w:val="none" w:sz="0" w:space="0" w:color="000000"/>
+              <w:left w:val="none" w:sz="0" w:space="0" w:color="000000"/>
+              <w:right w:val="none" w:sz="0" w:space="0" w:color="000000"/>
+            </w:tcBorders>
+            <w:shd w:val="clear" w:color="auto" w:fill="FFFFFF"/>
+            <w:tcMar>
+              <w:top w:w="0" w:type="dxa"/>
+              <w:bottom w:w="0" w:type="dxa"/>
+              <w:left w:w="0" w:type="dxa"/>
+              <w:right w:w="0" w:type="dxa"/>
+            </w:tcMar>
+            <w:vAlign w:val="center"/>
+          </w:tcPr>
+          <w:p>
+            <w:pPr>
+              <w:pStyle w:val="Normal"/>
+              <w:jc w:val="left"/>
+              <w:pBdr>
+                <w:bottom w:val="none" w:sz="0" w:space="0" w:color="000000"/>
+                <w:top w:val="none" w:sz="0" w:space="0" w:color="000000"/>
+                <w:left w:val="none" w:sz="0" w:space="0" w:color="000000"/>
+                <w:right w:val="none" w:sz="0" w:space="0" w:color="000000"/>
+              </w:pBdr>
+              <w:spacing w:after="100" w:before="100" w:line="240"/>
+              <w:ind w:left="100" w:right="100" w:firstLine="0" w:firstLineChars="0"/>
+              <w:rPr>
+                <w:rFonts w:ascii="Times New Roman" w:hAnsi="Times New Roman" w:eastAsia="Times New Roman" w:cs="Times New Roman"/>
+                <w:i w:val="false"/>
+                <w:b w:val="false"/>
+                <w:u w:val="none"/>
+                <w:strike w:val="false"/>
+                <w:sz w:val="18"/>
+                <w:szCs w:val="18"/>
+                <w:color w:val="000000"/>
+              </w:rPr>
+            </w:pPr>
+            <w:r>
+              <w:rPr>
+                <w:rFonts w:ascii="Times New Roman" w:hAnsi="Times New Roman" w:eastAsia="Times New Roman" w:cs="Times New Roman"/>
+                <w:i w:val="false"/>
+                <w:b w:val="false"/>
+                <w:u w:val="none"/>
+                <w:strike w:val="false"/>
+                <w:sz w:val="18"/>
+                <w:szCs w:val="18"/>
+                <w:color w:val="000000"/>
+              </w:rPr>
+              <w:t xml:space="preserve"/>
+            </w:r>
+          </w:p>
+        </w:tc>
+        <w:tc>
+          <w:tcPr>
+            <w:tcBorders>
+              <w:bottom w:val="none" w:sz="0" w:space="0" w:color="000000"/>
+              <w:top w:val="none" w:sz="0" w:space="0" w:color="000000"/>
+              <w:left w:val="none" w:sz="0" w:space="0" w:color="000000"/>
+              <w:right w:val="none" w:sz="0" w:space="0" w:color="000000"/>
+            </w:tcBorders>
+            <w:shd w:val="clear" w:color="auto" w:fill="FFFFFF"/>
+            <w:tcMar>
+              <w:top w:w="0" w:type="dxa"/>
+              <w:bottom w:w="0" w:type="dxa"/>
+              <w:left w:w="0" w:type="dxa"/>
+              <w:right w:w="0" w:type="dxa"/>
+            </w:tcMar>
+            <w:vAlign w:val="center"/>
+          </w:tcPr>
+          <w:p>
+            <w:pPr>
+              <w:pStyle w:val="Normal"/>
+              <w:jc w:val="left"/>
+              <w:pBdr>
+                <w:bottom w:val="none" w:sz="0" w:space="0" w:color="000000"/>
+                <w:top w:val="none" w:sz="0" w:space="0" w:color="000000"/>
+                <w:left w:val="none" w:sz="0" w:space="0" w:color="000000"/>
+                <w:right w:val="none" w:sz="0" w:space="0" w:color="000000"/>
+              </w:pBdr>
+              <w:spacing w:after="100" w:before="100" w:line="240"/>
+              <w:ind w:left="100" w:right="100" w:firstLine="0" w:firstLineChars="0"/>
+              <w:rPr>
+                <w:rFonts w:ascii="Times New Roman" w:hAnsi="Times New Roman" w:eastAsia="Times New Roman" w:cs="Times New Roman"/>
+                <w:i w:val="false"/>
+                <w:b w:val="false"/>
+                <w:u w:val="none"/>
+                <w:strike w:val="false"/>
+                <w:sz w:val="18"/>
+                <w:szCs w:val="18"/>
+                <w:color w:val="000000"/>
+              </w:rPr>
+            </w:pPr>
+            <w:r>
+              <w:rPr>
+                <w:rFonts w:ascii="Times New Roman" w:hAnsi="Times New Roman" w:eastAsia="Times New Roman" w:cs="Times New Roman"/>
+                <w:i w:val="false"/>
+                <w:b w:val="false"/>
+                <w:u w:val="none"/>
+                <w:strike w:val="false"/>
+                <w:sz w:val="18"/>
+                <w:szCs w:val="18"/>
+                <w:color w:val="000000"/>
+              </w:rPr>
+              <w:t xml:space="preserve">III–IV</w:t>
+            </w:r>
+          </w:p>
+        </w:tc>
+        <w:tc>
+          <w:tcPr>
+            <w:tcBorders>
+              <w:bottom w:val="none" w:sz="0" w:space="0" w:color="000000"/>
+              <w:top w:val="none" w:sz="0" w:space="0" w:color="000000"/>
+              <w:left w:val="none" w:sz="0" w:space="0" w:color="000000"/>
+              <w:right w:val="none" w:sz="0" w:space="0" w:color="000000"/>
+            </w:tcBorders>
+            <w:shd w:val="clear" w:color="auto" w:fill="FFFFFF"/>
+            <w:tcMar>
+              <w:top w:w="0" w:type="dxa"/>
+              <w:bottom w:w="0" w:type="dxa"/>
+              <w:left w:w="0" w:type="dxa"/>
+              <w:right w:w="0" w:type="dxa"/>
+            </w:tcMar>
+            <w:vAlign w:val="center"/>
+          </w:tcPr>
+          <w:p>
+            <w:pPr>
+              <w:pStyle w:val="Normal"/>
+              <w:jc w:val="right"/>
+              <w:pBdr>
+                <w:bottom w:val="none" w:sz="0" w:space="0" w:color="000000"/>
+                <w:top w:val="none" w:sz="0" w:space="0" w:color="000000"/>
+                <w:left w:val="none" w:sz="0" w:space="0" w:color="000000"/>
+                <w:right w:val="none" w:sz="0" w:space="0" w:color="000000"/>
+              </w:pBdr>
+              <w:spacing w:after="100" w:before="100" w:line="240"/>
+              <w:ind w:left="100" w:right="100" w:firstLine="0" w:firstLineChars="0"/>
+              <w:rPr>
+                <w:rFonts w:ascii="Times New Roman" w:hAnsi="Times New Roman" w:eastAsia="Times New Roman" w:cs="Times New Roman"/>
+                <w:i w:val="false"/>
+                <w:b w:val="false"/>
+                <w:u w:val="none"/>
+                <w:strike w:val="false"/>
+                <w:sz w:val="18"/>
+                <w:szCs w:val="18"/>
+                <w:color w:val="000000"/>
+              </w:rPr>
+            </w:pPr>
+            <w:r>
+              <w:rPr>
+                <w:rFonts w:ascii="Times New Roman" w:hAnsi="Times New Roman" w:eastAsia="Times New Roman" w:cs="Times New Roman"/>
+                <w:i w:val="false"/>
+                <w:b w:val="false"/>
+                <w:u w:val="none"/>
+                <w:strike w:val="false"/>
+                <w:sz w:val="18"/>
+                <w:szCs w:val="18"/>
+                <w:color w:val="000000"/>
+              </w:rPr>
+              <w:t xml:space="preserve">233</w:t>
+            </w:r>
+          </w:p>
+        </w:tc>
+        <w:tc>
+          <w:tcPr>
+            <w:tcBorders>
+              <w:bottom w:val="none" w:sz="0" w:space="0" w:color="000000"/>
+              <w:top w:val="none" w:sz="0" w:space="0" w:color="000000"/>
+              <w:left w:val="none" w:sz="0" w:space="0" w:color="000000"/>
+              <w:right w:val="none" w:sz="0" w:space="0" w:color="000000"/>
+            </w:tcBorders>
+            <w:shd w:val="clear" w:color="auto" w:fill="FFFFFF"/>
+            <w:tcMar>
+              <w:top w:w="0" w:type="dxa"/>
+              <w:bottom w:w="0" w:type="dxa"/>
+              <w:left w:w="0" w:type="dxa"/>
+              <w:right w:w="0" w:type="dxa"/>
+            </w:tcMar>
+            <w:vAlign w:val="center"/>
+          </w:tcPr>
+          <w:p>
+            <w:pPr>
+              <w:pStyle w:val="Normal"/>
+              <w:jc w:val="right"/>
+              <w:pBdr>
+                <w:bottom w:val="none" w:sz="0" w:space="0" w:color="000000"/>
+                <w:top w:val="none" w:sz="0" w:space="0" w:color="000000"/>
+                <w:left w:val="none" w:sz="0" w:space="0" w:color="000000"/>
+                <w:right w:val="none" w:sz="0" w:space="0" w:color="000000"/>
+              </w:pBdr>
+              <w:spacing w:after="100" w:before="100" w:line="240"/>
+              <w:ind w:left="100" w:right="100" w:firstLine="0" w:firstLineChars="0"/>
+              <w:rPr>
+                <w:rFonts w:ascii="Times New Roman" w:hAnsi="Times New Roman" w:eastAsia="Times New Roman" w:cs="Times New Roman"/>
+                <w:i w:val="false"/>
+                <w:b w:val="false"/>
+                <w:u w:val="none"/>
+                <w:strike w:val="false"/>
+                <w:sz w:val="18"/>
+                <w:szCs w:val="18"/>
+                <w:color w:val="000000"/>
+              </w:rPr>
+            </w:pPr>
+            <w:r>
+              <w:rPr>
+                <w:rFonts w:ascii="Times New Roman" w:hAnsi="Times New Roman" w:eastAsia="Times New Roman" w:cs="Times New Roman"/>
+                <w:i w:val="false"/>
+                <w:b w:val="false"/>
+                <w:u w:val="none"/>
+                <w:strike w:val="false"/>
+                <w:sz w:val="18"/>
+                <w:szCs w:val="18"/>
+                <w:color w:val="000000"/>
+              </w:rPr>
+              <w:t xml:space="preserve">98</w:t>
+            </w:r>
+          </w:p>
+        </w:tc>
+        <w:tc>
+          <w:tcPr>
+            <w:tcBorders>
+              <w:bottom w:val="none" w:sz="0" w:space="0" w:color="000000"/>
+              <w:top w:val="none" w:sz="0" w:space="0" w:color="000000"/>
+              <w:left w:val="none" w:sz="0" w:space="0" w:color="000000"/>
+              <w:right w:val="none" w:sz="0" w:space="0" w:color="000000"/>
+            </w:tcBorders>
+            <w:shd w:val="clear" w:color="auto" w:fill="FFFFFF"/>
+            <w:tcMar>
+              <w:top w:w="0" w:type="dxa"/>
+              <w:bottom w:w="0" w:type="dxa"/>
+              <w:left w:w="0" w:type="dxa"/>
+              <w:right w:w="0" w:type="dxa"/>
+            </w:tcMar>
+            <w:vAlign w:val="center"/>
+          </w:tcPr>
+          <w:p>
+            <w:pPr>
+              <w:pStyle w:val="Normal"/>
+              <w:jc w:val="left"/>
+              <w:pBdr>
+                <w:bottom w:val="none" w:sz="0" w:space="0" w:color="000000"/>
+                <w:top w:val="none" w:sz="0" w:space="0" w:color="000000"/>
+                <w:left w:val="none" w:sz="0" w:space="0" w:color="000000"/>
+                <w:right w:val="none" w:sz="0" w:space="0" w:color="000000"/>
+              </w:pBdr>
+              <w:spacing w:after="100" w:before="100" w:line="240"/>
+              <w:ind w:left="100" w:right="100" w:firstLine="0" w:firstLineChars="0"/>
+              <w:rPr>
+                <w:rFonts w:ascii="Times New Roman" w:hAnsi="Times New Roman" w:eastAsia="Times New Roman" w:cs="Times New Roman"/>
+                <w:i w:val="false"/>
+                <w:b w:val="false"/>
+                <w:u w:val="none"/>
+                <w:strike w:val="false"/>
+                <w:sz w:val="18"/>
+                <w:szCs w:val="18"/>
+                <w:color w:val="000000"/>
+              </w:rPr>
+            </w:pPr>
+            <w:r>
+              <w:rPr>
+                <w:rFonts w:ascii="Times New Roman" w:hAnsi="Times New Roman" w:eastAsia="Times New Roman" w:cs="Times New Roman"/>
+                <w:i w:val="false"/>
+                <w:b w:val="false"/>
+                <w:u w:val="none"/>
+                <w:strike w:val="false"/>
+                <w:sz w:val="18"/>
+                <w:szCs w:val="18"/>
+                <w:color w:val="000000"/>
+              </w:rPr>
+              <w:t xml:space="preserve">1.79 (1.29–2.47)</w:t>
+            </w:r>
+          </w:p>
+        </w:tc>
+        <w:tc>
+          <w:tcPr>
+            <w:tcBorders>
+              <w:bottom w:val="none" w:sz="0" w:space="0" w:color="000000"/>
+              <w:top w:val="none" w:sz="0" w:space="0" w:color="000000"/>
+              <w:left w:val="none" w:sz="0" w:space="0" w:color="000000"/>
+              <w:right w:val="none" w:sz="0" w:space="0" w:color="000000"/>
+            </w:tcBorders>
+            <w:shd w:val="clear" w:color="auto" w:fill="FFFFFF"/>
+            <w:tcMar>
+              <w:top w:w="0" w:type="dxa"/>
+              <w:bottom w:w="0" w:type="dxa"/>
+              <w:left w:w="0" w:type="dxa"/>
+              <w:right w:w="0" w:type="dxa"/>
+            </w:tcMar>
+            <w:vAlign w:val="center"/>
+          </w:tcPr>
+          <w:p>
+            <w:pPr>
+              <w:pStyle w:val="Normal"/>
+              <w:jc w:val="left"/>
+              <w:pBdr>
+                <w:bottom w:val="none" w:sz="0" w:space="0" w:color="000000"/>
+                <w:top w:val="none" w:sz="0" w:space="0" w:color="000000"/>
+                <w:left w:val="none" w:sz="0" w:space="0" w:color="000000"/>
+                <w:right w:val="none" w:sz="0" w:space="0" w:color="000000"/>
+              </w:pBdr>
+              <w:spacing w:after="100" w:before="100" w:line="240"/>
+              <w:ind w:left="100" w:right="100" w:firstLine="0" w:firstLineChars="0"/>
+              <w:rPr>
+                <w:rFonts w:ascii="Times New Roman" w:hAnsi="Times New Roman" w:eastAsia="Times New Roman" w:cs="Times New Roman"/>
+                <w:i w:val="false"/>
+                <w:b w:val="false"/>
+                <w:u w:val="none"/>
+                <w:strike w:val="false"/>
+                <w:sz w:val="18"/>
+                <w:szCs w:val="18"/>
+                <w:color w:val="000000"/>
+              </w:rPr>
+            </w:pPr>
+            <w:r>
+              <w:rPr>
+                <w:rFonts w:ascii="Times New Roman" w:hAnsi="Times New Roman" w:eastAsia="Times New Roman" w:cs="Times New Roman"/>
+                <w:i w:val="false"/>
+                <w:b w:val="false"/>
+                <w:u w:val="none"/>
+                <w:strike w:val="false"/>
+                <w:sz w:val="18"/>
+                <w:szCs w:val="18"/>
+                <w:color w:val="000000"/>
+              </w:rPr>
+              <w:t xml:space="preserve">&lt;0.001</w:t>
             </w:r>
           </w:p>
         </w:tc>

--- a/output/tables/GEO/GSE39582/GSE39582_cox_OS_pMMR.docx
+++ b/output/tables/GEO/GSE39582/GSE39582_cox_OS_pMMR.docx
@@ -25,7 +25,7 @@
         <w:ind w:left="60" w:right="60" w:firstLine="0" w:firstLineChars="0"/>
       </w:pPr>
       <w:r>
-        <w:t xml:space="preserve">Cox regression for overall survival: MAD2L1 expression, GSE39582 (CIT, colon), pMMR only</w:t>
+        <w:t xml:space="preserve">Cox regression for overall survival: HIST1H2AC expression, GSE39582 (CIT, colon), pMMR only</w:t>
       </w:r>
     </w:p>
     <w:tbl xmlns:a="http://schemas.openxmlformats.org/drawingml/2006/main" xmlns:pic="http://schemas.openxmlformats.org/drawingml/2006/picture">
@@ -36,7 +36,7 @@
       </w:tblPr>
       <w:tblGrid>
         <w:gridCol w:w="3360"/>
-        <w:gridCol w:w="3200"/>
+        <w:gridCol w:w="3450"/>
         <w:gridCol w:w="1145"/>
         <w:gridCol w:w="681"/>
         <w:gridCol w:w="931"/>
@@ -600,7 +600,7 @@
                 <w:szCs w:val="18"/>
                 <w:color w:val="000000"/>
               </w:rPr>
-              <w:t xml:space="preserve">MAD2L1 expression</w:t>
+              <w:t xml:space="preserve">HIST1H2AC expression</w:t>
             </w:r>
           </w:p>
         </w:tc>
@@ -710,7 +710,7 @@
                 <w:szCs w:val="18"/>
                 <w:color w:val="000000"/>
               </w:rPr>
-              <w:t xml:space="preserve">231</w:t>
+              <w:t xml:space="preserve">204</w:t>
             </w:r>
           </w:p>
         </w:tc>
@@ -765,7 +765,7 @@
                 <w:szCs w:val="18"/>
                 <w:color w:val="000000"/>
               </w:rPr>
-              <w:t xml:space="preserve">82</w:t>
+              <w:t xml:space="preserve">73</w:t>
             </w:r>
           </w:p>
         </w:tc>
@@ -1155,7 +1155,7 @@
                 <w:szCs w:val="18"/>
                 <w:color w:val="000000"/>
               </w:rPr>
-              <w:t xml:space="preserve">213</w:t>
+              <w:t xml:space="preserve">240</w:t>
             </w:r>
           </w:p>
         </w:tc>
@@ -1210,117 +1210,117 @@
                 <w:szCs w:val="18"/>
                 <w:color w:val="000000"/>
               </w:rPr>
-              <w:t xml:space="preserve">76</w:t>
-            </w:r>
-          </w:p>
-        </w:tc>
-        <w:tc>
-          <w:tcPr>
-            <w:tcBorders>
-              <w:bottom w:val="none" w:sz="0" w:space="0" w:color="000000"/>
-              <w:top w:val="none" w:sz="0" w:space="0" w:color="000000"/>
-              <w:left w:val="none" w:sz="0" w:space="0" w:color="000000"/>
-              <w:right w:val="none" w:sz="0" w:space="0" w:color="000000"/>
-            </w:tcBorders>
-            <w:shd w:val="clear" w:color="auto" w:fill="FFFFFF"/>
-            <w:tcMar>
-              <w:top w:w="0" w:type="dxa"/>
-              <w:bottom w:w="0" w:type="dxa"/>
-              <w:left w:w="0" w:type="dxa"/>
-              <w:right w:w="0" w:type="dxa"/>
-            </w:tcMar>
-            <w:vAlign w:val="center"/>
-          </w:tcPr>
-          <w:p>
-            <w:pPr>
-              <w:pStyle w:val="Normal"/>
-              <w:jc w:val="left"/>
-              <w:pBdr>
-                <w:bottom w:val="none" w:sz="0" w:space="0" w:color="000000"/>
-                <w:top w:val="none" w:sz="0" w:space="0" w:color="000000"/>
-                <w:left w:val="none" w:sz="0" w:space="0" w:color="000000"/>
-                <w:right w:val="none" w:sz="0" w:space="0" w:color="000000"/>
-              </w:pBdr>
-              <w:spacing w:after="100" w:before="100" w:line="240"/>
-              <w:ind w:left="100" w:right="100" w:firstLine="0" w:firstLineChars="0"/>
-              <w:rPr>
-                <w:rFonts w:ascii="Times New Roman" w:hAnsi="Times New Roman" w:eastAsia="Times New Roman" w:cs="Times New Roman"/>
-                <w:i w:val="false"/>
-                <w:b w:val="false"/>
-                <w:u w:val="none"/>
-                <w:strike w:val="false"/>
-                <w:sz w:val="18"/>
-                <w:szCs w:val="18"/>
-                <w:color w:val="000000"/>
-              </w:rPr>
-            </w:pPr>
-            <w:r>
-              <w:rPr>
-                <w:rFonts w:ascii="Times New Roman" w:hAnsi="Times New Roman" w:eastAsia="Times New Roman" w:cs="Times New Roman"/>
-                <w:i w:val="false"/>
-                <w:b w:val="false"/>
-                <w:u w:val="none"/>
-                <w:strike w:val="false"/>
-                <w:sz w:val="18"/>
-                <w:szCs w:val="18"/>
-                <w:color w:val="000000"/>
-              </w:rPr>
-              <w:t xml:space="preserve">0.97 (0.71–1.33)</w:t>
-            </w:r>
-          </w:p>
-        </w:tc>
-        <w:tc>
-          <w:tcPr>
-            <w:tcBorders>
-              <w:bottom w:val="none" w:sz="0" w:space="0" w:color="000000"/>
-              <w:top w:val="none" w:sz="0" w:space="0" w:color="000000"/>
-              <w:left w:val="none" w:sz="0" w:space="0" w:color="000000"/>
-              <w:right w:val="none" w:sz="0" w:space="0" w:color="000000"/>
-            </w:tcBorders>
-            <w:shd w:val="clear" w:color="auto" w:fill="FFFFFF"/>
-            <w:tcMar>
-              <w:top w:w="0" w:type="dxa"/>
-              <w:bottom w:w="0" w:type="dxa"/>
-              <w:left w:w="0" w:type="dxa"/>
-              <w:right w:w="0" w:type="dxa"/>
-            </w:tcMar>
-            <w:vAlign w:val="center"/>
-          </w:tcPr>
-          <w:p>
-            <w:pPr>
-              <w:pStyle w:val="Normal"/>
-              <w:jc w:val="left"/>
-              <w:pBdr>
-                <w:bottom w:val="none" w:sz="0" w:space="0" w:color="000000"/>
-                <w:top w:val="none" w:sz="0" w:space="0" w:color="000000"/>
-                <w:left w:val="none" w:sz="0" w:space="0" w:color="000000"/>
-                <w:right w:val="none" w:sz="0" w:space="0" w:color="000000"/>
-              </w:pBdr>
-              <w:spacing w:after="100" w:before="100" w:line="240"/>
-              <w:ind w:left="100" w:right="100" w:firstLine="0" w:firstLineChars="0"/>
-              <w:rPr>
-                <w:rFonts w:ascii="Times New Roman" w:hAnsi="Times New Roman" w:eastAsia="Times New Roman" w:cs="Times New Roman"/>
-                <w:i w:val="false"/>
-                <w:b w:val="false"/>
-                <w:u w:val="none"/>
-                <w:strike w:val="false"/>
-                <w:sz w:val="18"/>
-                <w:szCs w:val="18"/>
-                <w:color w:val="000000"/>
-              </w:rPr>
-            </w:pPr>
-            <w:r>
-              <w:rPr>
-                <w:rFonts w:ascii="Times New Roman" w:hAnsi="Times New Roman" w:eastAsia="Times New Roman" w:cs="Times New Roman"/>
-                <w:i w:val="false"/>
-                <w:b w:val="false"/>
-                <w:u w:val="none"/>
-                <w:strike w:val="false"/>
-                <w:sz w:val="18"/>
-                <w:szCs w:val="18"/>
-                <w:color w:val="000000"/>
-              </w:rPr>
-              <w:t xml:space="preserve">0.865</w:t>
+              <w:t xml:space="preserve">85</w:t>
+            </w:r>
+          </w:p>
+        </w:tc>
+        <w:tc>
+          <w:tcPr>
+            <w:tcBorders>
+              <w:bottom w:val="none" w:sz="0" w:space="0" w:color="000000"/>
+              <w:top w:val="none" w:sz="0" w:space="0" w:color="000000"/>
+              <w:left w:val="none" w:sz="0" w:space="0" w:color="000000"/>
+              <w:right w:val="none" w:sz="0" w:space="0" w:color="000000"/>
+            </w:tcBorders>
+            <w:shd w:val="clear" w:color="auto" w:fill="FFFFFF"/>
+            <w:tcMar>
+              <w:top w:w="0" w:type="dxa"/>
+              <w:bottom w:w="0" w:type="dxa"/>
+              <w:left w:w="0" w:type="dxa"/>
+              <w:right w:w="0" w:type="dxa"/>
+            </w:tcMar>
+            <w:vAlign w:val="center"/>
+          </w:tcPr>
+          <w:p>
+            <w:pPr>
+              <w:pStyle w:val="Normal"/>
+              <w:jc w:val="left"/>
+              <w:pBdr>
+                <w:bottom w:val="none" w:sz="0" w:space="0" w:color="000000"/>
+                <w:top w:val="none" w:sz="0" w:space="0" w:color="000000"/>
+                <w:left w:val="none" w:sz="0" w:space="0" w:color="000000"/>
+                <w:right w:val="none" w:sz="0" w:space="0" w:color="000000"/>
+              </w:pBdr>
+              <w:spacing w:after="100" w:before="100" w:line="240"/>
+              <w:ind w:left="100" w:right="100" w:firstLine="0" w:firstLineChars="0"/>
+              <w:rPr>
+                <w:rFonts w:ascii="Times New Roman" w:hAnsi="Times New Roman" w:eastAsia="Times New Roman" w:cs="Times New Roman"/>
+                <w:i w:val="false"/>
+                <w:b w:val="false"/>
+                <w:u w:val="none"/>
+                <w:strike w:val="false"/>
+                <w:sz w:val="18"/>
+                <w:szCs w:val="18"/>
+                <w:color w:val="000000"/>
+              </w:rPr>
+            </w:pPr>
+            <w:r>
+              <w:rPr>
+                <w:rFonts w:ascii="Times New Roman" w:hAnsi="Times New Roman" w:eastAsia="Times New Roman" w:cs="Times New Roman"/>
+                <w:i w:val="false"/>
+                <w:b w:val="false"/>
+                <w:u w:val="none"/>
+                <w:strike w:val="false"/>
+                <w:sz w:val="18"/>
+                <w:szCs w:val="18"/>
+                <w:color w:val="000000"/>
+              </w:rPr>
+              <w:t xml:space="preserve">0.98 (0.72–1.34)</w:t>
+            </w:r>
+          </w:p>
+        </w:tc>
+        <w:tc>
+          <w:tcPr>
+            <w:tcBorders>
+              <w:bottom w:val="none" w:sz="0" w:space="0" w:color="000000"/>
+              <w:top w:val="none" w:sz="0" w:space="0" w:color="000000"/>
+              <w:left w:val="none" w:sz="0" w:space="0" w:color="000000"/>
+              <w:right w:val="none" w:sz="0" w:space="0" w:color="000000"/>
+            </w:tcBorders>
+            <w:shd w:val="clear" w:color="auto" w:fill="FFFFFF"/>
+            <w:tcMar>
+              <w:top w:w="0" w:type="dxa"/>
+              <w:bottom w:w="0" w:type="dxa"/>
+              <w:left w:w="0" w:type="dxa"/>
+              <w:right w:w="0" w:type="dxa"/>
+            </w:tcMar>
+            <w:vAlign w:val="center"/>
+          </w:tcPr>
+          <w:p>
+            <w:pPr>
+              <w:pStyle w:val="Normal"/>
+              <w:jc w:val="left"/>
+              <w:pBdr>
+                <w:bottom w:val="none" w:sz="0" w:space="0" w:color="000000"/>
+                <w:top w:val="none" w:sz="0" w:space="0" w:color="000000"/>
+                <w:left w:val="none" w:sz="0" w:space="0" w:color="000000"/>
+                <w:right w:val="none" w:sz="0" w:space="0" w:color="000000"/>
+              </w:pBdr>
+              <w:spacing w:after="100" w:before="100" w:line="240"/>
+              <w:ind w:left="100" w:right="100" w:firstLine="0" w:firstLineChars="0"/>
+              <w:rPr>
+                <w:rFonts w:ascii="Times New Roman" w:hAnsi="Times New Roman" w:eastAsia="Times New Roman" w:cs="Times New Roman"/>
+                <w:i w:val="false"/>
+                <w:b w:val="false"/>
+                <w:u w:val="none"/>
+                <w:strike w:val="false"/>
+                <w:sz w:val="18"/>
+                <w:szCs w:val="18"/>
+                <w:color w:val="000000"/>
+              </w:rPr>
+            </w:pPr>
+            <w:r>
+              <w:rPr>
+                <w:rFonts w:ascii="Times New Roman" w:hAnsi="Times New Roman" w:eastAsia="Times New Roman" w:cs="Times New Roman"/>
+                <w:i w:val="false"/>
+                <w:b w:val="false"/>
+                <w:u w:val="none"/>
+                <w:strike w:val="false"/>
+                <w:sz w:val="18"/>
+                <w:szCs w:val="18"/>
+                <w:color w:val="000000"/>
+              </w:rPr>
+              <w:t xml:space="preserve">0.913</w:t>
             </w:r>
           </w:p>
         </w:tc>
@@ -1490,7 +1490,7 @@
                 <w:szCs w:val="18"/>
                 <w:color w:val="000000"/>
               </w:rPr>
-              <w:t xml:space="preserve">MAD2L1 expression, log2 (per 1 unit)</w:t>
+              <w:t xml:space="preserve">HIST1H2AC expression, log2 (per 1 unit)</w:t>
             </w:r>
           </w:p>
         </w:tc>
@@ -1710,62 +1710,62 @@
                 <w:szCs w:val="18"/>
                 <w:color w:val="000000"/>
               </w:rPr>
-              <w:t xml:space="preserve">0.88 (0.74–1.05)</w:t>
-            </w:r>
-          </w:p>
-        </w:tc>
-        <w:tc>
-          <w:tcPr>
-            <w:tcBorders>
-              <w:bottom w:val="none" w:sz="0" w:space="0" w:color="000000"/>
-              <w:top w:val="none" w:sz="0" w:space="0" w:color="000000"/>
-              <w:left w:val="none" w:sz="0" w:space="0" w:color="000000"/>
-              <w:right w:val="none" w:sz="0" w:space="0" w:color="000000"/>
-            </w:tcBorders>
-            <w:shd w:val="clear" w:color="auto" w:fill="FFFFFF"/>
-            <w:tcMar>
-              <w:top w:w="0" w:type="dxa"/>
-              <w:bottom w:w="0" w:type="dxa"/>
-              <w:left w:w="0" w:type="dxa"/>
-              <w:right w:w="0" w:type="dxa"/>
-            </w:tcMar>
-            <w:vAlign w:val="center"/>
-          </w:tcPr>
-          <w:p>
-            <w:pPr>
-              <w:pStyle w:val="Normal"/>
-              <w:jc w:val="left"/>
-              <w:pBdr>
-                <w:bottom w:val="none" w:sz="0" w:space="0" w:color="000000"/>
-                <w:top w:val="none" w:sz="0" w:space="0" w:color="000000"/>
-                <w:left w:val="none" w:sz="0" w:space="0" w:color="000000"/>
-                <w:right w:val="none" w:sz="0" w:space="0" w:color="000000"/>
-              </w:pBdr>
-              <w:spacing w:after="100" w:before="100" w:line="240"/>
-              <w:ind w:left="100" w:right="100" w:firstLine="0" w:firstLineChars="0"/>
-              <w:rPr>
-                <w:rFonts w:ascii="Times New Roman" w:hAnsi="Times New Roman" w:eastAsia="Times New Roman" w:cs="Times New Roman"/>
-                <w:i w:val="false"/>
-                <w:b w:val="false"/>
-                <w:u w:val="none"/>
-                <w:strike w:val="false"/>
-                <w:sz w:val="18"/>
-                <w:szCs w:val="18"/>
-                <w:color w:val="000000"/>
-              </w:rPr>
-            </w:pPr>
-            <w:r>
-              <w:rPr>
-                <w:rFonts w:ascii="Times New Roman" w:hAnsi="Times New Roman" w:eastAsia="Times New Roman" w:cs="Times New Roman"/>
-                <w:i w:val="false"/>
-                <w:b w:val="false"/>
-                <w:u w:val="none"/>
-                <w:strike w:val="false"/>
-                <w:sz w:val="18"/>
-                <w:szCs w:val="18"/>
-                <w:color w:val="000000"/>
-              </w:rPr>
-              <w:t xml:space="preserve">0.160</w:t>
+              <w:t xml:space="preserve">1.08 (0.93–1.27)</w:t>
+            </w:r>
+          </w:p>
+        </w:tc>
+        <w:tc>
+          <w:tcPr>
+            <w:tcBorders>
+              <w:bottom w:val="none" w:sz="0" w:space="0" w:color="000000"/>
+              <w:top w:val="none" w:sz="0" w:space="0" w:color="000000"/>
+              <w:left w:val="none" w:sz="0" w:space="0" w:color="000000"/>
+              <w:right w:val="none" w:sz="0" w:space="0" w:color="000000"/>
+            </w:tcBorders>
+            <w:shd w:val="clear" w:color="auto" w:fill="FFFFFF"/>
+            <w:tcMar>
+              <w:top w:w="0" w:type="dxa"/>
+              <w:bottom w:w="0" w:type="dxa"/>
+              <w:left w:w="0" w:type="dxa"/>
+              <w:right w:w="0" w:type="dxa"/>
+            </w:tcMar>
+            <w:vAlign w:val="center"/>
+          </w:tcPr>
+          <w:p>
+            <w:pPr>
+              <w:pStyle w:val="Normal"/>
+              <w:jc w:val="left"/>
+              <w:pBdr>
+                <w:bottom w:val="none" w:sz="0" w:space="0" w:color="000000"/>
+                <w:top w:val="none" w:sz="0" w:space="0" w:color="000000"/>
+                <w:left w:val="none" w:sz="0" w:space="0" w:color="000000"/>
+                <w:right w:val="none" w:sz="0" w:space="0" w:color="000000"/>
+              </w:pBdr>
+              <w:spacing w:after="100" w:before="100" w:line="240"/>
+              <w:ind w:left="100" w:right="100" w:firstLine="0" w:firstLineChars="0"/>
+              <w:rPr>
+                <w:rFonts w:ascii="Times New Roman" w:hAnsi="Times New Roman" w:eastAsia="Times New Roman" w:cs="Times New Roman"/>
+                <w:i w:val="false"/>
+                <w:b w:val="false"/>
+                <w:u w:val="none"/>
+                <w:strike w:val="false"/>
+                <w:sz w:val="18"/>
+                <w:szCs w:val="18"/>
+                <w:color w:val="000000"/>
+              </w:rPr>
+            </w:pPr>
+            <w:r>
+              <w:rPr>
+                <w:rFonts w:ascii="Times New Roman" w:hAnsi="Times New Roman" w:eastAsia="Times New Roman" w:cs="Times New Roman"/>
+                <w:i w:val="false"/>
+                <w:b w:val="false"/>
+                <w:u w:val="none"/>
+                <w:strike w:val="false"/>
+                <w:sz w:val="18"/>
+                <w:szCs w:val="18"/>
+                <w:color w:val="000000"/>
+              </w:rPr>
+              <w:t xml:space="preserve">0.315</w:t>
             </w:r>
           </w:p>
         </w:tc>
@@ -4605,7 +4605,7 @@
                 <w:szCs w:val="18"/>
                 <w:color w:val="000000"/>
               </w:rPr>
-              <w:t xml:space="preserve">MAD2L1 expression, log2 (per 1 unit)</w:t>
+              <w:t xml:space="preserve">HIST1H2AC expression, log2 (per 1 unit)</w:t>
             </w:r>
           </w:p>
         </w:tc>
@@ -4825,62 +4825,62 @@
                 <w:szCs w:val="18"/>
                 <w:color w:val="000000"/>
               </w:rPr>
-              <w:t xml:space="preserve">0.89 (0.74–1.07)</w:t>
-            </w:r>
-          </w:p>
-        </w:tc>
-        <w:tc>
-          <w:tcPr>
-            <w:tcBorders>
-              <w:bottom w:val="none" w:sz="0" w:space="0" w:color="000000"/>
-              <w:top w:val="none" w:sz="0" w:space="0" w:color="000000"/>
-              <w:left w:val="none" w:sz="0" w:space="0" w:color="000000"/>
-              <w:right w:val="none" w:sz="0" w:space="0" w:color="000000"/>
-            </w:tcBorders>
-            <w:shd w:val="clear" w:color="auto" w:fill="FFFFFF"/>
-            <w:tcMar>
-              <w:top w:w="0" w:type="dxa"/>
-              <w:bottom w:w="0" w:type="dxa"/>
-              <w:left w:w="0" w:type="dxa"/>
-              <w:right w:w="0" w:type="dxa"/>
-            </w:tcMar>
-            <w:vAlign w:val="center"/>
-          </w:tcPr>
-          <w:p>
-            <w:pPr>
-              <w:pStyle w:val="Normal"/>
-              <w:jc w:val="left"/>
-              <w:pBdr>
-                <w:bottom w:val="none" w:sz="0" w:space="0" w:color="000000"/>
-                <w:top w:val="none" w:sz="0" w:space="0" w:color="000000"/>
-                <w:left w:val="none" w:sz="0" w:space="0" w:color="000000"/>
-                <w:right w:val="none" w:sz="0" w:space="0" w:color="000000"/>
-              </w:pBdr>
-              <w:spacing w:after="100" w:before="100" w:line="240"/>
-              <w:ind w:left="100" w:right="100" w:firstLine="0" w:firstLineChars="0"/>
-              <w:rPr>
-                <w:rFonts w:ascii="Times New Roman" w:hAnsi="Times New Roman" w:eastAsia="Times New Roman" w:cs="Times New Roman"/>
-                <w:i w:val="false"/>
-                <w:b w:val="false"/>
-                <w:u w:val="none"/>
-                <w:strike w:val="false"/>
-                <w:sz w:val="18"/>
-                <w:szCs w:val="18"/>
-                <w:color w:val="000000"/>
-              </w:rPr>
-            </w:pPr>
-            <w:r>
-              <w:rPr>
-                <w:rFonts w:ascii="Times New Roman" w:hAnsi="Times New Roman" w:eastAsia="Times New Roman" w:cs="Times New Roman"/>
-                <w:i w:val="false"/>
-                <w:b w:val="false"/>
-                <w:u w:val="none"/>
-                <w:strike w:val="false"/>
-                <w:sz w:val="18"/>
-                <w:szCs w:val="18"/>
-                <w:color w:val="000000"/>
-              </w:rPr>
-              <w:t xml:space="preserve">0.218</w:t>
+              <w:t xml:space="preserve">1.07 (0.91–1.25)</w:t>
+            </w:r>
+          </w:p>
+        </w:tc>
+        <w:tc>
+          <w:tcPr>
+            <w:tcBorders>
+              <w:bottom w:val="none" w:sz="0" w:space="0" w:color="000000"/>
+              <w:top w:val="none" w:sz="0" w:space="0" w:color="000000"/>
+              <w:left w:val="none" w:sz="0" w:space="0" w:color="000000"/>
+              <w:right w:val="none" w:sz="0" w:space="0" w:color="000000"/>
+            </w:tcBorders>
+            <w:shd w:val="clear" w:color="auto" w:fill="FFFFFF"/>
+            <w:tcMar>
+              <w:top w:w="0" w:type="dxa"/>
+              <w:bottom w:w="0" w:type="dxa"/>
+              <w:left w:w="0" w:type="dxa"/>
+              <w:right w:w="0" w:type="dxa"/>
+            </w:tcMar>
+            <w:vAlign w:val="center"/>
+          </w:tcPr>
+          <w:p>
+            <w:pPr>
+              <w:pStyle w:val="Normal"/>
+              <w:jc w:val="left"/>
+              <w:pBdr>
+                <w:bottom w:val="none" w:sz="0" w:space="0" w:color="000000"/>
+                <w:top w:val="none" w:sz="0" w:space="0" w:color="000000"/>
+                <w:left w:val="none" w:sz="0" w:space="0" w:color="000000"/>
+                <w:right w:val="none" w:sz="0" w:space="0" w:color="000000"/>
+              </w:pBdr>
+              <w:spacing w:after="100" w:before="100" w:line="240"/>
+              <w:ind w:left="100" w:right="100" w:firstLine="0" w:firstLineChars="0"/>
+              <w:rPr>
+                <w:rFonts w:ascii="Times New Roman" w:hAnsi="Times New Roman" w:eastAsia="Times New Roman" w:cs="Times New Roman"/>
+                <w:i w:val="false"/>
+                <w:b w:val="false"/>
+                <w:u w:val="none"/>
+                <w:strike w:val="false"/>
+                <w:sz w:val="18"/>
+                <w:szCs w:val="18"/>
+                <w:color w:val="000000"/>
+              </w:rPr>
+            </w:pPr>
+            <w:r>
+              <w:rPr>
+                <w:rFonts w:ascii="Times New Roman" w:hAnsi="Times New Roman" w:eastAsia="Times New Roman" w:cs="Times New Roman"/>
+                <w:i w:val="false"/>
+                <w:b w:val="false"/>
+                <w:u w:val="none"/>
+                <w:strike w:val="false"/>
+                <w:sz w:val="18"/>
+                <w:szCs w:val="18"/>
+                <w:color w:val="000000"/>
+              </w:rPr>
+              <w:t xml:space="preserve">0.436</w:t>
             </w:r>
           </w:p>
         </w:tc>
@@ -5715,7 +5715,7 @@
                 <w:szCs w:val="18"/>
                 <w:color w:val="000000"/>
               </w:rPr>
-              <w:t xml:space="preserve">1.62 (1.16–2.25)</w:t>
+              <w:t xml:space="preserve">1.61 (1.16–2.25)</w:t>
             </w:r>
           </w:p>
         </w:tc>
@@ -6605,62 +6605,62 @@
                 <w:szCs w:val="18"/>
                 <w:color w:val="000000"/>
               </w:rPr>
-              <w:t xml:space="preserve">0.85 (0.62–1.18)</w:t>
-            </w:r>
-          </w:p>
-        </w:tc>
-        <w:tc>
-          <w:tcPr>
-            <w:tcBorders>
-              <w:bottom w:val="none" w:sz="0" w:space="0" w:color="000000"/>
-              <w:top w:val="none" w:sz="0" w:space="0" w:color="000000"/>
-              <w:left w:val="none" w:sz="0" w:space="0" w:color="000000"/>
-              <w:right w:val="none" w:sz="0" w:space="0" w:color="000000"/>
-            </w:tcBorders>
-            <w:shd w:val="clear" w:color="auto" w:fill="FFFFFF"/>
-            <w:tcMar>
-              <w:top w:w="0" w:type="dxa"/>
-              <w:bottom w:w="0" w:type="dxa"/>
-              <w:left w:w="0" w:type="dxa"/>
-              <w:right w:w="0" w:type="dxa"/>
-            </w:tcMar>
-            <w:vAlign w:val="center"/>
-          </w:tcPr>
-          <w:p>
-            <w:pPr>
-              <w:pStyle w:val="Normal"/>
-              <w:jc w:val="left"/>
-              <w:pBdr>
-                <w:bottom w:val="none" w:sz="0" w:space="0" w:color="000000"/>
-                <w:top w:val="none" w:sz="0" w:space="0" w:color="000000"/>
-                <w:left w:val="none" w:sz="0" w:space="0" w:color="000000"/>
-                <w:right w:val="none" w:sz="0" w:space="0" w:color="000000"/>
-              </w:pBdr>
-              <w:spacing w:after="100" w:before="100" w:line="240"/>
-              <w:ind w:left="100" w:right="100" w:firstLine="0" w:firstLineChars="0"/>
-              <w:rPr>
-                <w:rFonts w:ascii="Times New Roman" w:hAnsi="Times New Roman" w:eastAsia="Times New Roman" w:cs="Times New Roman"/>
-                <w:i w:val="false"/>
-                <w:b w:val="false"/>
-                <w:u w:val="none"/>
-                <w:strike w:val="false"/>
-                <w:sz w:val="18"/>
-                <w:szCs w:val="18"/>
-                <w:color w:val="000000"/>
-              </w:rPr>
-            </w:pPr>
-            <w:r>
-              <w:rPr>
-                <w:rFonts w:ascii="Times New Roman" w:hAnsi="Times New Roman" w:eastAsia="Times New Roman" w:cs="Times New Roman"/>
-                <w:i w:val="false"/>
-                <w:b w:val="false"/>
-                <w:u w:val="none"/>
-                <w:strike w:val="false"/>
-                <w:sz w:val="18"/>
-                <w:szCs w:val="18"/>
-                <w:color w:val="000000"/>
-              </w:rPr>
-              <w:t xml:space="preserve">0.335</w:t>
+              <w:t xml:space="preserve">0.87 (0.63–1.19)</w:t>
+            </w:r>
+          </w:p>
+        </w:tc>
+        <w:tc>
+          <w:tcPr>
+            <w:tcBorders>
+              <w:bottom w:val="none" w:sz="0" w:space="0" w:color="000000"/>
+              <w:top w:val="none" w:sz="0" w:space="0" w:color="000000"/>
+              <w:left w:val="none" w:sz="0" w:space="0" w:color="000000"/>
+              <w:right w:val="none" w:sz="0" w:space="0" w:color="000000"/>
+            </w:tcBorders>
+            <w:shd w:val="clear" w:color="auto" w:fill="FFFFFF"/>
+            <w:tcMar>
+              <w:top w:w="0" w:type="dxa"/>
+              <w:bottom w:w="0" w:type="dxa"/>
+              <w:left w:w="0" w:type="dxa"/>
+              <w:right w:w="0" w:type="dxa"/>
+            </w:tcMar>
+            <w:vAlign w:val="center"/>
+          </w:tcPr>
+          <w:p>
+            <w:pPr>
+              <w:pStyle w:val="Normal"/>
+              <w:jc w:val="left"/>
+              <w:pBdr>
+                <w:bottom w:val="none" w:sz="0" w:space="0" w:color="000000"/>
+                <w:top w:val="none" w:sz="0" w:space="0" w:color="000000"/>
+                <w:left w:val="none" w:sz="0" w:space="0" w:color="000000"/>
+                <w:right w:val="none" w:sz="0" w:space="0" w:color="000000"/>
+              </w:pBdr>
+              <w:spacing w:after="100" w:before="100" w:line="240"/>
+              <w:ind w:left="100" w:right="100" w:firstLine="0" w:firstLineChars="0"/>
+              <w:rPr>
+                <w:rFonts w:ascii="Times New Roman" w:hAnsi="Times New Roman" w:eastAsia="Times New Roman" w:cs="Times New Roman"/>
+                <w:i w:val="false"/>
+                <w:b w:val="false"/>
+                <w:u w:val="none"/>
+                <w:strike w:val="false"/>
+                <w:sz w:val="18"/>
+                <w:szCs w:val="18"/>
+                <w:color w:val="000000"/>
+              </w:rPr>
+            </w:pPr>
+            <w:r>
+              <w:rPr>
+                <w:rFonts w:ascii="Times New Roman" w:hAnsi="Times New Roman" w:eastAsia="Times New Roman" w:cs="Times New Roman"/>
+                <w:i w:val="false"/>
+                <w:b w:val="false"/>
+                <w:u w:val="none"/>
+                <w:strike w:val="false"/>
+                <w:sz w:val="18"/>
+                <w:szCs w:val="18"/>
+                <w:color w:val="000000"/>
+              </w:rPr>
+              <w:t xml:space="preserve">0.377</w:t>
             </w:r>
           </w:p>
         </w:tc>

--- a/output/tables/GEO/GSE39582/GSE39582_cox_OS_pMMR.docx
+++ b/output/tables/GEO/GSE39582/GSE39582_cox_OS_pMMR.docx
@@ -25,7 +25,7 @@
         <w:ind w:left="60" w:right="60" w:firstLine="0" w:firstLineChars="0"/>
       </w:pPr>
       <w:r>
-        <w:t xml:space="preserve">Cox regression for overall survival: HIST1H2AC expression, GSE39582 (CIT, colon), pMMR only</w:t>
+        <w:t xml:space="preserve">Cox regression for overall survival: MS4A1 expression, GSE39582 (CIT, colon), pMMR only</w:t>
       </w:r>
     </w:p>
     <w:tbl xmlns:a="http://schemas.openxmlformats.org/drawingml/2006/main" xmlns:pic="http://schemas.openxmlformats.org/drawingml/2006/picture">
@@ -36,7 +36,7 @@
       </w:tblPr>
       <w:tblGrid>
         <w:gridCol w:w="3360"/>
-        <w:gridCol w:w="3450"/>
+        <w:gridCol w:w="3060"/>
         <w:gridCol w:w="1145"/>
         <w:gridCol w:w="681"/>
         <w:gridCol w:w="931"/>
@@ -600,7 +600,7 @@
                 <w:szCs w:val="18"/>
                 <w:color w:val="000000"/>
               </w:rPr>
-              <w:t xml:space="preserve">HIST1H2AC expression</w:t>
+              <w:t xml:space="preserve">MS4A1 expression</w:t>
             </w:r>
           </w:p>
         </w:tc>
@@ -710,7 +710,7 @@
                 <w:szCs w:val="18"/>
                 <w:color w:val="000000"/>
               </w:rPr>
-              <w:t xml:space="preserve">204</w:t>
+              <w:t xml:space="preserve">226</w:t>
             </w:r>
           </w:p>
         </w:tc>
@@ -765,7 +765,7 @@
                 <w:szCs w:val="18"/>
                 <w:color w:val="000000"/>
               </w:rPr>
-              <w:t xml:space="preserve">73</w:t>
+              <w:t xml:space="preserve">80</w:t>
             </w:r>
           </w:p>
         </w:tc>
@@ -1155,7 +1155,7 @@
                 <w:szCs w:val="18"/>
                 <w:color w:val="000000"/>
               </w:rPr>
-              <w:t xml:space="preserve">240</w:t>
+              <w:t xml:space="preserve">218</w:t>
             </w:r>
           </w:p>
         </w:tc>
@@ -1210,117 +1210,117 @@
                 <w:szCs w:val="18"/>
                 <w:color w:val="000000"/>
               </w:rPr>
-              <w:t xml:space="preserve">85</w:t>
-            </w:r>
-          </w:p>
-        </w:tc>
-        <w:tc>
-          <w:tcPr>
-            <w:tcBorders>
-              <w:bottom w:val="none" w:sz="0" w:space="0" w:color="000000"/>
-              <w:top w:val="none" w:sz="0" w:space="0" w:color="000000"/>
-              <w:left w:val="none" w:sz="0" w:space="0" w:color="000000"/>
-              <w:right w:val="none" w:sz="0" w:space="0" w:color="000000"/>
-            </w:tcBorders>
-            <w:shd w:val="clear" w:color="auto" w:fill="FFFFFF"/>
-            <w:tcMar>
-              <w:top w:w="0" w:type="dxa"/>
-              <w:bottom w:w="0" w:type="dxa"/>
-              <w:left w:w="0" w:type="dxa"/>
-              <w:right w:w="0" w:type="dxa"/>
-            </w:tcMar>
-            <w:vAlign w:val="center"/>
-          </w:tcPr>
-          <w:p>
-            <w:pPr>
-              <w:pStyle w:val="Normal"/>
-              <w:jc w:val="left"/>
-              <w:pBdr>
-                <w:bottom w:val="none" w:sz="0" w:space="0" w:color="000000"/>
-                <w:top w:val="none" w:sz="0" w:space="0" w:color="000000"/>
-                <w:left w:val="none" w:sz="0" w:space="0" w:color="000000"/>
-                <w:right w:val="none" w:sz="0" w:space="0" w:color="000000"/>
-              </w:pBdr>
-              <w:spacing w:after="100" w:before="100" w:line="240"/>
-              <w:ind w:left="100" w:right="100" w:firstLine="0" w:firstLineChars="0"/>
-              <w:rPr>
-                <w:rFonts w:ascii="Times New Roman" w:hAnsi="Times New Roman" w:eastAsia="Times New Roman" w:cs="Times New Roman"/>
-                <w:i w:val="false"/>
-                <w:b w:val="false"/>
-                <w:u w:val="none"/>
-                <w:strike w:val="false"/>
-                <w:sz w:val="18"/>
-                <w:szCs w:val="18"/>
-                <w:color w:val="000000"/>
-              </w:rPr>
-            </w:pPr>
-            <w:r>
-              <w:rPr>
-                <w:rFonts w:ascii="Times New Roman" w:hAnsi="Times New Roman" w:eastAsia="Times New Roman" w:cs="Times New Roman"/>
-                <w:i w:val="false"/>
-                <w:b w:val="false"/>
-                <w:u w:val="none"/>
-                <w:strike w:val="false"/>
-                <w:sz w:val="18"/>
-                <w:szCs w:val="18"/>
-                <w:color w:val="000000"/>
-              </w:rPr>
-              <w:t xml:space="preserve">0.98 (0.72–1.34)</w:t>
-            </w:r>
-          </w:p>
-        </w:tc>
-        <w:tc>
-          <w:tcPr>
-            <w:tcBorders>
-              <w:bottom w:val="none" w:sz="0" w:space="0" w:color="000000"/>
-              <w:top w:val="none" w:sz="0" w:space="0" w:color="000000"/>
-              <w:left w:val="none" w:sz="0" w:space="0" w:color="000000"/>
-              <w:right w:val="none" w:sz="0" w:space="0" w:color="000000"/>
-            </w:tcBorders>
-            <w:shd w:val="clear" w:color="auto" w:fill="FFFFFF"/>
-            <w:tcMar>
-              <w:top w:w="0" w:type="dxa"/>
-              <w:bottom w:w="0" w:type="dxa"/>
-              <w:left w:w="0" w:type="dxa"/>
-              <w:right w:w="0" w:type="dxa"/>
-            </w:tcMar>
-            <w:vAlign w:val="center"/>
-          </w:tcPr>
-          <w:p>
-            <w:pPr>
-              <w:pStyle w:val="Normal"/>
-              <w:jc w:val="left"/>
-              <w:pBdr>
-                <w:bottom w:val="none" w:sz="0" w:space="0" w:color="000000"/>
-                <w:top w:val="none" w:sz="0" w:space="0" w:color="000000"/>
-                <w:left w:val="none" w:sz="0" w:space="0" w:color="000000"/>
-                <w:right w:val="none" w:sz="0" w:space="0" w:color="000000"/>
-              </w:pBdr>
-              <w:spacing w:after="100" w:before="100" w:line="240"/>
-              <w:ind w:left="100" w:right="100" w:firstLine="0" w:firstLineChars="0"/>
-              <w:rPr>
-                <w:rFonts w:ascii="Times New Roman" w:hAnsi="Times New Roman" w:eastAsia="Times New Roman" w:cs="Times New Roman"/>
-                <w:i w:val="false"/>
-                <w:b w:val="false"/>
-                <w:u w:val="none"/>
-                <w:strike w:val="false"/>
-                <w:sz w:val="18"/>
-                <w:szCs w:val="18"/>
-                <w:color w:val="000000"/>
-              </w:rPr>
-            </w:pPr>
-            <w:r>
-              <w:rPr>
-                <w:rFonts w:ascii="Times New Roman" w:hAnsi="Times New Roman" w:eastAsia="Times New Roman" w:cs="Times New Roman"/>
-                <w:i w:val="false"/>
-                <w:b w:val="false"/>
-                <w:u w:val="none"/>
-                <w:strike w:val="false"/>
-                <w:sz w:val="18"/>
-                <w:szCs w:val="18"/>
-                <w:color w:val="000000"/>
-              </w:rPr>
-              <w:t xml:space="preserve">0.913</w:t>
+              <w:t xml:space="preserve">78</w:t>
+            </w:r>
+          </w:p>
+        </w:tc>
+        <w:tc>
+          <w:tcPr>
+            <w:tcBorders>
+              <w:bottom w:val="none" w:sz="0" w:space="0" w:color="000000"/>
+              <w:top w:val="none" w:sz="0" w:space="0" w:color="000000"/>
+              <w:left w:val="none" w:sz="0" w:space="0" w:color="000000"/>
+              <w:right w:val="none" w:sz="0" w:space="0" w:color="000000"/>
+            </w:tcBorders>
+            <w:shd w:val="clear" w:color="auto" w:fill="FFFFFF"/>
+            <w:tcMar>
+              <w:top w:w="0" w:type="dxa"/>
+              <w:bottom w:w="0" w:type="dxa"/>
+              <w:left w:w="0" w:type="dxa"/>
+              <w:right w:w="0" w:type="dxa"/>
+            </w:tcMar>
+            <w:vAlign w:val="center"/>
+          </w:tcPr>
+          <w:p>
+            <w:pPr>
+              <w:pStyle w:val="Normal"/>
+              <w:jc w:val="left"/>
+              <w:pBdr>
+                <w:bottom w:val="none" w:sz="0" w:space="0" w:color="000000"/>
+                <w:top w:val="none" w:sz="0" w:space="0" w:color="000000"/>
+                <w:left w:val="none" w:sz="0" w:space="0" w:color="000000"/>
+                <w:right w:val="none" w:sz="0" w:space="0" w:color="000000"/>
+              </w:pBdr>
+              <w:spacing w:after="100" w:before="100" w:line="240"/>
+              <w:ind w:left="100" w:right="100" w:firstLine="0" w:firstLineChars="0"/>
+              <w:rPr>
+                <w:rFonts w:ascii="Times New Roman" w:hAnsi="Times New Roman" w:eastAsia="Times New Roman" w:cs="Times New Roman"/>
+                <w:i w:val="false"/>
+                <w:b w:val="false"/>
+                <w:u w:val="none"/>
+                <w:strike w:val="false"/>
+                <w:sz w:val="18"/>
+                <w:szCs w:val="18"/>
+                <w:color w:val="000000"/>
+              </w:rPr>
+            </w:pPr>
+            <w:r>
+              <w:rPr>
+                <w:rFonts w:ascii="Times New Roman" w:hAnsi="Times New Roman" w:eastAsia="Times New Roman" w:cs="Times New Roman"/>
+                <w:i w:val="false"/>
+                <w:b w:val="false"/>
+                <w:u w:val="none"/>
+                <w:strike w:val="false"/>
+                <w:sz w:val="18"/>
+                <w:szCs w:val="18"/>
+                <w:color w:val="000000"/>
+              </w:rPr>
+              <w:t xml:space="preserve">1.06 (0.78–1.45)</w:t>
+            </w:r>
+          </w:p>
+        </w:tc>
+        <w:tc>
+          <w:tcPr>
+            <w:tcBorders>
+              <w:bottom w:val="none" w:sz="0" w:space="0" w:color="000000"/>
+              <w:top w:val="none" w:sz="0" w:space="0" w:color="000000"/>
+              <w:left w:val="none" w:sz="0" w:space="0" w:color="000000"/>
+              <w:right w:val="none" w:sz="0" w:space="0" w:color="000000"/>
+            </w:tcBorders>
+            <w:shd w:val="clear" w:color="auto" w:fill="FFFFFF"/>
+            <w:tcMar>
+              <w:top w:w="0" w:type="dxa"/>
+              <w:bottom w:w="0" w:type="dxa"/>
+              <w:left w:w="0" w:type="dxa"/>
+              <w:right w:w="0" w:type="dxa"/>
+            </w:tcMar>
+            <w:vAlign w:val="center"/>
+          </w:tcPr>
+          <w:p>
+            <w:pPr>
+              <w:pStyle w:val="Normal"/>
+              <w:jc w:val="left"/>
+              <w:pBdr>
+                <w:bottom w:val="none" w:sz="0" w:space="0" w:color="000000"/>
+                <w:top w:val="none" w:sz="0" w:space="0" w:color="000000"/>
+                <w:left w:val="none" w:sz="0" w:space="0" w:color="000000"/>
+                <w:right w:val="none" w:sz="0" w:space="0" w:color="000000"/>
+              </w:pBdr>
+              <w:spacing w:after="100" w:before="100" w:line="240"/>
+              <w:ind w:left="100" w:right="100" w:firstLine="0" w:firstLineChars="0"/>
+              <w:rPr>
+                <w:rFonts w:ascii="Times New Roman" w:hAnsi="Times New Roman" w:eastAsia="Times New Roman" w:cs="Times New Roman"/>
+                <w:i w:val="false"/>
+                <w:b w:val="false"/>
+                <w:u w:val="none"/>
+                <w:strike w:val="false"/>
+                <w:sz w:val="18"/>
+                <w:szCs w:val="18"/>
+                <w:color w:val="000000"/>
+              </w:rPr>
+            </w:pPr>
+            <w:r>
+              <w:rPr>
+                <w:rFonts w:ascii="Times New Roman" w:hAnsi="Times New Roman" w:eastAsia="Times New Roman" w:cs="Times New Roman"/>
+                <w:i w:val="false"/>
+                <w:b w:val="false"/>
+                <w:u w:val="none"/>
+                <w:strike w:val="false"/>
+                <w:sz w:val="18"/>
+                <w:szCs w:val="18"/>
+                <w:color w:val="000000"/>
+              </w:rPr>
+              <w:t xml:space="preserve">0.700</w:t>
             </w:r>
           </w:p>
         </w:tc>
@@ -1490,7 +1490,7 @@
                 <w:szCs w:val="18"/>
                 <w:color w:val="000000"/>
               </w:rPr>
-              <w:t xml:space="preserve">HIST1H2AC expression, log2 (per 1 unit)</w:t>
+              <w:t xml:space="preserve">MS4A1 expression, log2 (per 1 unit)</w:t>
             </w:r>
           </w:p>
         </w:tc>
@@ -1710,62 +1710,62 @@
                 <w:szCs w:val="18"/>
                 <w:color w:val="000000"/>
               </w:rPr>
-              <w:t xml:space="preserve">1.08 (0.93–1.27)</w:t>
-            </w:r>
-          </w:p>
-        </w:tc>
-        <w:tc>
-          <w:tcPr>
-            <w:tcBorders>
-              <w:bottom w:val="none" w:sz="0" w:space="0" w:color="000000"/>
-              <w:top w:val="none" w:sz="0" w:space="0" w:color="000000"/>
-              <w:left w:val="none" w:sz="0" w:space="0" w:color="000000"/>
-              <w:right w:val="none" w:sz="0" w:space="0" w:color="000000"/>
-            </w:tcBorders>
-            <w:shd w:val="clear" w:color="auto" w:fill="FFFFFF"/>
-            <w:tcMar>
-              <w:top w:w="0" w:type="dxa"/>
-              <w:bottom w:w="0" w:type="dxa"/>
-              <w:left w:w="0" w:type="dxa"/>
-              <w:right w:w="0" w:type="dxa"/>
-            </w:tcMar>
-            <w:vAlign w:val="center"/>
-          </w:tcPr>
-          <w:p>
-            <w:pPr>
-              <w:pStyle w:val="Normal"/>
-              <w:jc w:val="left"/>
-              <w:pBdr>
-                <w:bottom w:val="none" w:sz="0" w:space="0" w:color="000000"/>
-                <w:top w:val="none" w:sz="0" w:space="0" w:color="000000"/>
-                <w:left w:val="none" w:sz="0" w:space="0" w:color="000000"/>
-                <w:right w:val="none" w:sz="0" w:space="0" w:color="000000"/>
-              </w:pBdr>
-              <w:spacing w:after="100" w:before="100" w:line="240"/>
-              <w:ind w:left="100" w:right="100" w:firstLine="0" w:firstLineChars="0"/>
-              <w:rPr>
-                <w:rFonts w:ascii="Times New Roman" w:hAnsi="Times New Roman" w:eastAsia="Times New Roman" w:cs="Times New Roman"/>
-                <w:i w:val="false"/>
-                <w:b w:val="false"/>
-                <w:u w:val="none"/>
-                <w:strike w:val="false"/>
-                <w:sz w:val="18"/>
-                <w:szCs w:val="18"/>
-                <w:color w:val="000000"/>
-              </w:rPr>
-            </w:pPr>
-            <w:r>
-              <w:rPr>
-                <w:rFonts w:ascii="Times New Roman" w:hAnsi="Times New Roman" w:eastAsia="Times New Roman" w:cs="Times New Roman"/>
-                <w:i w:val="false"/>
-                <w:b w:val="false"/>
-                <w:u w:val="none"/>
-                <w:strike w:val="false"/>
-                <w:sz w:val="18"/>
-                <w:szCs w:val="18"/>
-                <w:color w:val="000000"/>
-              </w:rPr>
-              <w:t xml:space="preserve">0.315</w:t>
+              <w:t xml:space="preserve">0.97 (0.85–1.09)</w:t>
+            </w:r>
+          </w:p>
+        </w:tc>
+        <w:tc>
+          <w:tcPr>
+            <w:tcBorders>
+              <w:bottom w:val="none" w:sz="0" w:space="0" w:color="000000"/>
+              <w:top w:val="none" w:sz="0" w:space="0" w:color="000000"/>
+              <w:left w:val="none" w:sz="0" w:space="0" w:color="000000"/>
+              <w:right w:val="none" w:sz="0" w:space="0" w:color="000000"/>
+            </w:tcBorders>
+            <w:shd w:val="clear" w:color="auto" w:fill="FFFFFF"/>
+            <w:tcMar>
+              <w:top w:w="0" w:type="dxa"/>
+              <w:bottom w:w="0" w:type="dxa"/>
+              <w:left w:w="0" w:type="dxa"/>
+              <w:right w:w="0" w:type="dxa"/>
+            </w:tcMar>
+            <w:vAlign w:val="center"/>
+          </w:tcPr>
+          <w:p>
+            <w:pPr>
+              <w:pStyle w:val="Normal"/>
+              <w:jc w:val="left"/>
+              <w:pBdr>
+                <w:bottom w:val="none" w:sz="0" w:space="0" w:color="000000"/>
+                <w:top w:val="none" w:sz="0" w:space="0" w:color="000000"/>
+                <w:left w:val="none" w:sz="0" w:space="0" w:color="000000"/>
+                <w:right w:val="none" w:sz="0" w:space="0" w:color="000000"/>
+              </w:pBdr>
+              <w:spacing w:after="100" w:before="100" w:line="240"/>
+              <w:ind w:left="100" w:right="100" w:firstLine="0" w:firstLineChars="0"/>
+              <w:rPr>
+                <w:rFonts w:ascii="Times New Roman" w:hAnsi="Times New Roman" w:eastAsia="Times New Roman" w:cs="Times New Roman"/>
+                <w:i w:val="false"/>
+                <w:b w:val="false"/>
+                <w:u w:val="none"/>
+                <w:strike w:val="false"/>
+                <w:sz w:val="18"/>
+                <w:szCs w:val="18"/>
+                <w:color w:val="000000"/>
+              </w:rPr>
+            </w:pPr>
+            <w:r>
+              <w:rPr>
+                <w:rFonts w:ascii="Times New Roman" w:hAnsi="Times New Roman" w:eastAsia="Times New Roman" w:cs="Times New Roman"/>
+                <w:i w:val="false"/>
+                <w:b w:val="false"/>
+                <w:u w:val="none"/>
+                <w:strike w:val="false"/>
+                <w:sz w:val="18"/>
+                <w:szCs w:val="18"/>
+                <w:color w:val="000000"/>
+              </w:rPr>
+              <w:t xml:space="preserve">0.573</w:t>
             </w:r>
           </w:p>
         </w:tc>
@@ -4605,7 +4605,7 @@
                 <w:szCs w:val="18"/>
                 <w:color w:val="000000"/>
               </w:rPr>
-              <w:t xml:space="preserve">HIST1H2AC expression, log2 (per 1 unit)</w:t>
+              <w:t xml:space="preserve">MS4A1 expression, log2 (per 1 unit)</w:t>
             </w:r>
           </w:p>
         </w:tc>
@@ -4825,62 +4825,62 @@
                 <w:szCs w:val="18"/>
                 <w:color w:val="000000"/>
               </w:rPr>
-              <w:t xml:space="preserve">1.07 (0.91–1.25)</w:t>
-            </w:r>
-          </w:p>
-        </w:tc>
-        <w:tc>
-          <w:tcPr>
-            <w:tcBorders>
-              <w:bottom w:val="none" w:sz="0" w:space="0" w:color="000000"/>
-              <w:top w:val="none" w:sz="0" w:space="0" w:color="000000"/>
-              <w:left w:val="none" w:sz="0" w:space="0" w:color="000000"/>
-              <w:right w:val="none" w:sz="0" w:space="0" w:color="000000"/>
-            </w:tcBorders>
-            <w:shd w:val="clear" w:color="auto" w:fill="FFFFFF"/>
-            <w:tcMar>
-              <w:top w:w="0" w:type="dxa"/>
-              <w:bottom w:w="0" w:type="dxa"/>
-              <w:left w:w="0" w:type="dxa"/>
-              <w:right w:w="0" w:type="dxa"/>
-            </w:tcMar>
-            <w:vAlign w:val="center"/>
-          </w:tcPr>
-          <w:p>
-            <w:pPr>
-              <w:pStyle w:val="Normal"/>
-              <w:jc w:val="left"/>
-              <w:pBdr>
-                <w:bottom w:val="none" w:sz="0" w:space="0" w:color="000000"/>
-                <w:top w:val="none" w:sz="0" w:space="0" w:color="000000"/>
-                <w:left w:val="none" w:sz="0" w:space="0" w:color="000000"/>
-                <w:right w:val="none" w:sz="0" w:space="0" w:color="000000"/>
-              </w:pBdr>
-              <w:spacing w:after="100" w:before="100" w:line="240"/>
-              <w:ind w:left="100" w:right="100" w:firstLine="0" w:firstLineChars="0"/>
-              <w:rPr>
-                <w:rFonts w:ascii="Times New Roman" w:hAnsi="Times New Roman" w:eastAsia="Times New Roman" w:cs="Times New Roman"/>
-                <w:i w:val="false"/>
-                <w:b w:val="false"/>
-                <w:u w:val="none"/>
-                <w:strike w:val="false"/>
-                <w:sz w:val="18"/>
-                <w:szCs w:val="18"/>
-                <w:color w:val="000000"/>
-              </w:rPr>
-            </w:pPr>
-            <w:r>
-              <w:rPr>
-                <w:rFonts w:ascii="Times New Roman" w:hAnsi="Times New Roman" w:eastAsia="Times New Roman" w:cs="Times New Roman"/>
-                <w:i w:val="false"/>
-                <w:b w:val="false"/>
-                <w:u w:val="none"/>
-                <w:strike w:val="false"/>
-                <w:sz w:val="18"/>
-                <w:szCs w:val="18"/>
-                <w:color w:val="000000"/>
-              </w:rPr>
-              <w:t xml:space="preserve">0.436</w:t>
+              <w:t xml:space="preserve">1.00 (0.89–1.14)</w:t>
+            </w:r>
+          </w:p>
+        </w:tc>
+        <w:tc>
+          <w:tcPr>
+            <w:tcBorders>
+              <w:bottom w:val="none" w:sz="0" w:space="0" w:color="000000"/>
+              <w:top w:val="none" w:sz="0" w:space="0" w:color="000000"/>
+              <w:left w:val="none" w:sz="0" w:space="0" w:color="000000"/>
+              <w:right w:val="none" w:sz="0" w:space="0" w:color="000000"/>
+            </w:tcBorders>
+            <w:shd w:val="clear" w:color="auto" w:fill="FFFFFF"/>
+            <w:tcMar>
+              <w:top w:w="0" w:type="dxa"/>
+              <w:bottom w:w="0" w:type="dxa"/>
+              <w:left w:w="0" w:type="dxa"/>
+              <w:right w:w="0" w:type="dxa"/>
+            </w:tcMar>
+            <w:vAlign w:val="center"/>
+          </w:tcPr>
+          <w:p>
+            <w:pPr>
+              <w:pStyle w:val="Normal"/>
+              <w:jc w:val="left"/>
+              <w:pBdr>
+                <w:bottom w:val="none" w:sz="0" w:space="0" w:color="000000"/>
+                <w:top w:val="none" w:sz="0" w:space="0" w:color="000000"/>
+                <w:left w:val="none" w:sz="0" w:space="0" w:color="000000"/>
+                <w:right w:val="none" w:sz="0" w:space="0" w:color="000000"/>
+              </w:pBdr>
+              <w:spacing w:after="100" w:before="100" w:line="240"/>
+              <w:ind w:left="100" w:right="100" w:firstLine="0" w:firstLineChars="0"/>
+              <w:rPr>
+                <w:rFonts w:ascii="Times New Roman" w:hAnsi="Times New Roman" w:eastAsia="Times New Roman" w:cs="Times New Roman"/>
+                <w:i w:val="false"/>
+                <w:b w:val="false"/>
+                <w:u w:val="none"/>
+                <w:strike w:val="false"/>
+                <w:sz w:val="18"/>
+                <w:szCs w:val="18"/>
+                <w:color w:val="000000"/>
+              </w:rPr>
+            </w:pPr>
+            <w:r>
+              <w:rPr>
+                <w:rFonts w:ascii="Times New Roman" w:hAnsi="Times New Roman" w:eastAsia="Times New Roman" w:cs="Times New Roman"/>
+                <w:i w:val="false"/>
+                <w:b w:val="false"/>
+                <w:u w:val="none"/>
+                <w:strike w:val="false"/>
+                <w:sz w:val="18"/>
+                <w:szCs w:val="18"/>
+                <w:color w:val="000000"/>
+              </w:rPr>
+              <w:t xml:space="preserve">0.938</w:t>
             </w:r>
           </w:p>
         </w:tc>
@@ -5715,7 +5715,7 @@
                 <w:szCs w:val="18"/>
                 <w:color w:val="000000"/>
               </w:rPr>
-              <w:t xml:space="preserve">1.61 (1.16–2.25)</w:t>
+              <w:t xml:space="preserve">1.61 (1.15–2.26)</w:t>
             </w:r>
           </w:p>
         </w:tc>
@@ -6605,62 +6605,62 @@
                 <w:szCs w:val="18"/>
                 <w:color w:val="000000"/>
               </w:rPr>
-              <w:t xml:space="preserve">0.87 (0.63–1.19)</w:t>
-            </w:r>
-          </w:p>
-        </w:tc>
-        <w:tc>
-          <w:tcPr>
-            <w:tcBorders>
-              <w:bottom w:val="none" w:sz="0" w:space="0" w:color="000000"/>
-              <w:top w:val="none" w:sz="0" w:space="0" w:color="000000"/>
-              <w:left w:val="none" w:sz="0" w:space="0" w:color="000000"/>
-              <w:right w:val="none" w:sz="0" w:space="0" w:color="000000"/>
-            </w:tcBorders>
-            <w:shd w:val="clear" w:color="auto" w:fill="FFFFFF"/>
-            <w:tcMar>
-              <w:top w:w="0" w:type="dxa"/>
-              <w:bottom w:w="0" w:type="dxa"/>
-              <w:left w:w="0" w:type="dxa"/>
-              <w:right w:w="0" w:type="dxa"/>
-            </w:tcMar>
-            <w:vAlign w:val="center"/>
-          </w:tcPr>
-          <w:p>
-            <w:pPr>
-              <w:pStyle w:val="Normal"/>
-              <w:jc w:val="left"/>
-              <w:pBdr>
-                <w:bottom w:val="none" w:sz="0" w:space="0" w:color="000000"/>
-                <w:top w:val="none" w:sz="0" w:space="0" w:color="000000"/>
-                <w:left w:val="none" w:sz="0" w:space="0" w:color="000000"/>
-                <w:right w:val="none" w:sz="0" w:space="0" w:color="000000"/>
-              </w:pBdr>
-              <w:spacing w:after="100" w:before="100" w:line="240"/>
-              <w:ind w:left="100" w:right="100" w:firstLine="0" w:firstLineChars="0"/>
-              <w:rPr>
-                <w:rFonts w:ascii="Times New Roman" w:hAnsi="Times New Roman" w:eastAsia="Times New Roman" w:cs="Times New Roman"/>
-                <w:i w:val="false"/>
-                <w:b w:val="false"/>
-                <w:u w:val="none"/>
-                <w:strike w:val="false"/>
-                <w:sz w:val="18"/>
-                <w:szCs w:val="18"/>
-                <w:color w:val="000000"/>
-              </w:rPr>
-            </w:pPr>
-            <w:r>
-              <w:rPr>
-                <w:rFonts w:ascii="Times New Roman" w:hAnsi="Times New Roman" w:eastAsia="Times New Roman" w:cs="Times New Roman"/>
-                <w:i w:val="false"/>
-                <w:b w:val="false"/>
-                <w:u w:val="none"/>
-                <w:strike w:val="false"/>
-                <w:sz w:val="18"/>
-                <w:szCs w:val="18"/>
-                <w:color w:val="000000"/>
-              </w:rPr>
-              <w:t xml:space="preserve">0.377</w:t>
+              <w:t xml:space="preserve">0.85 (0.62–1.18)</w:t>
+            </w:r>
+          </w:p>
+        </w:tc>
+        <w:tc>
+          <w:tcPr>
+            <w:tcBorders>
+              <w:bottom w:val="none" w:sz="0" w:space="0" w:color="000000"/>
+              <w:top w:val="none" w:sz="0" w:space="0" w:color="000000"/>
+              <w:left w:val="none" w:sz="0" w:space="0" w:color="000000"/>
+              <w:right w:val="none" w:sz="0" w:space="0" w:color="000000"/>
+            </w:tcBorders>
+            <w:shd w:val="clear" w:color="auto" w:fill="FFFFFF"/>
+            <w:tcMar>
+              <w:top w:w="0" w:type="dxa"/>
+              <w:bottom w:w="0" w:type="dxa"/>
+              <w:left w:w="0" w:type="dxa"/>
+              <w:right w:w="0" w:type="dxa"/>
+            </w:tcMar>
+            <w:vAlign w:val="center"/>
+          </w:tcPr>
+          <w:p>
+            <w:pPr>
+              <w:pStyle w:val="Normal"/>
+              <w:jc w:val="left"/>
+              <w:pBdr>
+                <w:bottom w:val="none" w:sz="0" w:space="0" w:color="000000"/>
+                <w:top w:val="none" w:sz="0" w:space="0" w:color="000000"/>
+                <w:left w:val="none" w:sz="0" w:space="0" w:color="000000"/>
+                <w:right w:val="none" w:sz="0" w:space="0" w:color="000000"/>
+              </w:pBdr>
+              <w:spacing w:after="100" w:before="100" w:line="240"/>
+              <w:ind w:left="100" w:right="100" w:firstLine="0" w:firstLineChars="0"/>
+              <w:rPr>
+                <w:rFonts w:ascii="Times New Roman" w:hAnsi="Times New Roman" w:eastAsia="Times New Roman" w:cs="Times New Roman"/>
+                <w:i w:val="false"/>
+                <w:b w:val="false"/>
+                <w:u w:val="none"/>
+                <w:strike w:val="false"/>
+                <w:sz w:val="18"/>
+                <w:szCs w:val="18"/>
+                <w:color w:val="000000"/>
+              </w:rPr>
+            </w:pPr>
+            <w:r>
+              <w:rPr>
+                <w:rFonts w:ascii="Times New Roman" w:hAnsi="Times New Roman" w:eastAsia="Times New Roman" w:cs="Times New Roman"/>
+                <w:i w:val="false"/>
+                <w:b w:val="false"/>
+                <w:u w:val="none"/>
+                <w:strike w:val="false"/>
+                <w:sz w:val="18"/>
+                <w:szCs w:val="18"/>
+                <w:color w:val="000000"/>
+              </w:rPr>
+              <w:t xml:space="preserve">0.332</w:t>
             </w:r>
           </w:p>
         </w:tc>
@@ -7495,7 +7495,7 @@
                 <w:szCs w:val="18"/>
                 <w:color w:val="000000"/>
               </w:rPr>
-              <w:t xml:space="preserve">1.89 (1.36–2.62)</w:t>
+              <w:t xml:space="preserve">1.91 (1.38–2.66)</w:t>
             </w:r>
           </w:p>
         </w:tc>
